--- a/Intervalu dokumentacija.docx
+++ b/Intervalu dokumentacija.docx
@@ -89,7 +89,25 @@
           <w:szCs w:val="24"/>
           <w:lang w:val="lv-LV" w:eastAsia="lv-LV"/>
         </w:rPr>
-        <w:t xml:space="preserve">sadzirdēt un atpazīt attālumus starp skaņam, jeb Tā sauktos </w:t>
+        <w:t>sadzirdēt un atpaz</w:t>
+      </w:r>
+      <w:r>
+        <w:rPr>
+          <w:rFonts w:ascii="Times New Roman" w:eastAsia="Times New Roman" w:hAnsi="Times New Roman" w:cs="Times New Roman"/>
+          <w:sz w:val="24"/>
+          <w:szCs w:val="24"/>
+          <w:lang w:val="lv-LV" w:eastAsia="lv-LV"/>
+        </w:rPr>
+        <w:t>īt attālumus starp skaņam, jeb t</w:t>
+      </w:r>
+      <w:r>
+        <w:rPr>
+          <w:rFonts w:ascii="Times New Roman" w:eastAsia="Times New Roman" w:hAnsi="Times New Roman" w:cs="Times New Roman"/>
+          <w:sz w:val="24"/>
+          <w:szCs w:val="24"/>
+          <w:lang w:val="lv-LV" w:eastAsia="lv-LV"/>
+        </w:rPr>
+        <w:t xml:space="preserve">ā sauktos </w:t>
       </w:r>
       <w:r>
         <w:rPr>
@@ -741,25 +759,7 @@
           <w:szCs w:val="24"/>
           <w:lang w:val="lv-LV" w:eastAsia="lv-LV"/>
         </w:rPr>
-        <w:t xml:space="preserve">ājam būs jāatpazīst dzirdētais  un atbilde jāiesniedz ar ekrānā redzamām atbilžu pogām. Lietotājs var sev palīdzēt </w:t>
-      </w:r>
-      <w:r>
-        <w:rPr>
-          <w:rFonts w:ascii="Times New Roman" w:eastAsia="Times New Roman" w:hAnsi="Times New Roman" w:cs="Times New Roman"/>
-          <w:sz w:val="24"/>
-          <w:szCs w:val="24"/>
-          <w:lang w:val="lv-LV" w:eastAsia="lv-LV"/>
-        </w:rPr>
-        <w:t>izmantojot loga apakšā izvietoto virtuālo klavieru klaviatūru</w:t>
-      </w:r>
-      <w:r>
-        <w:rPr>
-          <w:rFonts w:ascii="Times New Roman" w:eastAsia="Times New Roman" w:hAnsi="Times New Roman" w:cs="Times New Roman"/>
-          <w:sz w:val="24"/>
-          <w:szCs w:val="24"/>
-          <w:lang w:val="lv-LV" w:eastAsia="lv-LV"/>
-        </w:rPr>
-        <w:t>.</w:t>
+        <w:t>ājam būs jāatpazīst dzirdētais  un atbilde jāiesniedz ar ekrānā redzamām atbilžu pogām. Lietotājs var sev palīdzēt izmantojot loga apakšā izvietoto virtuālo klavieru klaviatūru.</w:t>
       </w:r>
     </w:p>
     <w:p>
@@ -780,7 +780,25 @@
           <w:szCs w:val="24"/>
           <w:lang w:val="lv-LV" w:eastAsia="lv-LV"/>
         </w:rPr>
-        <w:t xml:space="preserve">Lietotājam būs iespēja personalizēt treniņu, izvēloties minējamo intervālu skaitu un atskaņošanas veidu (melodiski — pa skaņām vai harmoniski — vienlaicīgi), kā arī nepieciešamības gadījumā atkārtot atskaņošanu. Programma veiks automātisku atbilžu pārbaudi, piešķirot punktus par precīziem minējumiem, un sesijas noslēgumā </w:t>
+        <w:t>Lietotājam būs iespēja personalizēt treniņu, izvēloties minējamo intervālu skaitu un</w:t>
+      </w:r>
+      <w:r>
+        <w:rPr>
+          <w:rFonts w:ascii="Times New Roman" w:eastAsia="Times New Roman" w:hAnsi="Times New Roman" w:cs="Times New Roman"/>
+          <w:sz w:val="24"/>
+          <w:szCs w:val="24"/>
+          <w:lang w:val="lv-LV" w:eastAsia="lv-LV"/>
+        </w:rPr>
+        <w:t xml:space="preserve"> atskaņošanas veidu (melodiski - pa skaņām vai harmoniski - </w:t>
+      </w:r>
+      <w:r>
+        <w:rPr>
+          <w:rFonts w:ascii="Times New Roman" w:eastAsia="Times New Roman" w:hAnsi="Times New Roman" w:cs="Times New Roman"/>
+          <w:sz w:val="24"/>
+          <w:szCs w:val="24"/>
+          <w:lang w:val="lv-LV" w:eastAsia="lv-LV"/>
+        </w:rPr>
+        <w:t xml:space="preserve">vienlaicīgi), kā arī nepieciešamības gadījumā atkārtot atskaņošanu. Programma veiks automātisku atbilžu pārbaudi, piešķirot punktus par precīziem minējumiem, un sesijas noslēgumā </w:t>
       </w:r>
       <w:r>
         <w:rPr>
@@ -837,6 +855,1011 @@
           <w:lang w:val="lv-LV" w:eastAsia="lv-LV"/>
         </w:rPr>
         <w:t>2. Programmatūras prasību specifikācija</w:t>
+      </w:r>
+    </w:p>
+    <w:p>
+      <w:pPr>
+        <w:pStyle w:val="ListParagraph"/>
+        <w:spacing w:after="0" w:line="240" w:lineRule="auto"/>
+        <w:rPr>
+          <w:rFonts w:ascii="Times New Roman" w:eastAsia="Times New Roman" w:hAnsi="Times New Roman" w:cs="Times New Roman"/>
+          <w:b/>
+          <w:sz w:val="28"/>
+          <w:szCs w:val="24"/>
+          <w:lang w:val="lv-LV" w:eastAsia="lv-LV"/>
+        </w:rPr>
+      </w:pPr>
+      <w:r>
+        <w:rPr>
+          <w:rFonts w:ascii="Times New Roman" w:eastAsia="Times New Roman" w:hAnsi="Times New Roman" w:cs="Times New Roman"/>
+          <w:b/>
+          <w:sz w:val="28"/>
+          <w:szCs w:val="24"/>
+          <w:lang w:val="lv-LV" w:eastAsia="lv-LV"/>
+        </w:rPr>
+        <w:t>2.1 Funkcionālās prasības</w:t>
+      </w:r>
+    </w:p>
+    <w:p>
+      <w:pPr>
+        <w:pStyle w:val="ListParagraph"/>
+        <w:spacing w:after="0" w:line="240" w:lineRule="auto"/>
+        <w:rPr>
+          <w:rFonts w:ascii="Times New Roman" w:eastAsia="Times New Roman" w:hAnsi="Times New Roman" w:cs="Times New Roman"/>
+          <w:i/>
+          <w:sz w:val="24"/>
+          <w:szCs w:val="24"/>
+          <w:u w:val="single"/>
+          <w:lang w:val="lv-LV" w:eastAsia="lv-LV"/>
+        </w:rPr>
+      </w:pPr>
+      <w:r>
+        <w:rPr>
+          <w:rFonts w:ascii="Times New Roman" w:eastAsia="Times New Roman" w:hAnsi="Times New Roman" w:cs="Times New Roman"/>
+          <w:i/>
+          <w:sz w:val="24"/>
+          <w:szCs w:val="24"/>
+          <w:u w:val="single"/>
+          <w:lang w:val="lv-LV" w:eastAsia="lv-LV"/>
+        </w:rPr>
+        <w:t>Programmas nosaukuma ielāde:</w:t>
+      </w:r>
+    </w:p>
+    <w:p>
+      <w:pPr>
+        <w:pStyle w:val="ListParagraph"/>
+        <w:numPr>
+          <w:ilvl w:val="0"/>
+          <w:numId w:val="10"/>
+        </w:numPr>
+        <w:spacing w:after="0" w:line="240" w:lineRule="auto"/>
+        <w:rPr>
+          <w:rFonts w:ascii="Times New Roman" w:eastAsia="Times New Roman" w:hAnsi="Times New Roman" w:cs="Times New Roman"/>
+          <w:sz w:val="24"/>
+          <w:szCs w:val="24"/>
+          <w:lang w:val="lv-LV" w:eastAsia="lv-LV"/>
+        </w:rPr>
+      </w:pPr>
+      <w:r>
+        <w:rPr>
+          <w:rFonts w:ascii="Times New Roman" w:eastAsia="Times New Roman" w:hAnsi="Times New Roman" w:cs="Times New Roman"/>
+          <w:sz w:val="24"/>
+          <w:szCs w:val="24"/>
+          <w:lang w:val="lv-LV" w:eastAsia="lv-LV"/>
+        </w:rPr>
+        <w:t>Programmas nosaukums tiek ielādēts sāk</w:t>
+      </w:r>
+      <w:r>
+        <w:rPr>
+          <w:rFonts w:ascii="Times New Roman" w:eastAsia="Times New Roman" w:hAnsi="Times New Roman" w:cs="Times New Roman"/>
+          <w:sz w:val="24"/>
+          <w:szCs w:val="24"/>
+          <w:lang w:val="lv-LV" w:eastAsia="lv-LV"/>
+        </w:rPr>
+        <w:t>uma skatā un ir attiecīgi</w:t>
+      </w:r>
+      <w:r>
+        <w:rPr>
+          <w:rFonts w:ascii="Times New Roman" w:eastAsia="Times New Roman" w:hAnsi="Times New Roman" w:cs="Times New Roman"/>
+          <w:sz w:val="24"/>
+          <w:szCs w:val="24"/>
+          <w:lang w:val="lv-LV" w:eastAsia="lv-LV"/>
+        </w:rPr>
+        <w:t xml:space="preserve"> redzams arī rezultātu skatā.</w:t>
+      </w:r>
+    </w:p>
+    <w:p>
+      <w:pPr>
+        <w:pStyle w:val="ListParagraph"/>
+        <w:spacing w:after="0" w:line="240" w:lineRule="auto"/>
+        <w:rPr>
+          <w:rFonts w:ascii="Times New Roman" w:eastAsia="Times New Roman" w:hAnsi="Times New Roman" w:cs="Times New Roman"/>
+          <w:i/>
+          <w:sz w:val="24"/>
+          <w:szCs w:val="24"/>
+          <w:u w:val="single"/>
+          <w:lang w:val="lv-LV" w:eastAsia="lv-LV"/>
+        </w:rPr>
+      </w:pPr>
+      <w:r>
+        <w:rPr>
+          <w:rFonts w:ascii="Times New Roman" w:eastAsia="Times New Roman" w:hAnsi="Times New Roman" w:cs="Times New Roman"/>
+          <w:i/>
+          <w:sz w:val="24"/>
+          <w:szCs w:val="24"/>
+          <w:u w:val="single"/>
+          <w:lang w:val="lv-LV" w:eastAsia="lv-LV"/>
+        </w:rPr>
+        <w:t xml:space="preserve">Sesijas </w:t>
+      </w:r>
+      <w:r>
+        <w:rPr>
+          <w:rFonts w:ascii="Times New Roman" w:eastAsia="Times New Roman" w:hAnsi="Times New Roman" w:cs="Times New Roman"/>
+          <w:i/>
+          <w:sz w:val="24"/>
+          <w:szCs w:val="24"/>
+          <w:u w:val="single"/>
+          <w:lang w:val="lv-LV" w:eastAsia="lv-LV"/>
+        </w:rPr>
+        <w:t>iestatīšana:</w:t>
+      </w:r>
+    </w:p>
+    <w:p>
+      <w:pPr>
+        <w:pStyle w:val="ListParagraph"/>
+        <w:numPr>
+          <w:ilvl w:val="0"/>
+          <w:numId w:val="10"/>
+        </w:numPr>
+        <w:spacing w:after="0" w:line="240" w:lineRule="auto"/>
+        <w:rPr>
+          <w:rFonts w:ascii="Times New Roman" w:eastAsia="Times New Roman" w:hAnsi="Times New Roman" w:cs="Times New Roman"/>
+          <w:sz w:val="24"/>
+          <w:szCs w:val="24"/>
+          <w:lang w:val="lv-LV" w:eastAsia="lv-LV"/>
+        </w:rPr>
+      </w:pPr>
+      <w:r>
+        <w:rPr>
+          <w:rFonts w:ascii="Times New Roman" w:eastAsia="Times New Roman" w:hAnsi="Times New Roman" w:cs="Times New Roman"/>
+          <w:sz w:val="24"/>
+          <w:szCs w:val="24"/>
+          <w:lang w:val="lv-LV" w:eastAsia="lv-LV"/>
+        </w:rPr>
+        <w:t>Pirms treniņa uzsākšanas lietotājam ir jāsniedz ievaddati par vēlamo intervālu skaitu sesijā.</w:t>
+      </w:r>
+    </w:p>
+    <w:p>
+      <w:pPr>
+        <w:pStyle w:val="ListParagraph"/>
+        <w:numPr>
+          <w:ilvl w:val="0"/>
+          <w:numId w:val="10"/>
+        </w:numPr>
+        <w:spacing w:after="0" w:line="240" w:lineRule="auto"/>
+        <w:rPr>
+          <w:rFonts w:ascii="Times New Roman" w:eastAsia="Times New Roman" w:hAnsi="Times New Roman" w:cs="Times New Roman"/>
+          <w:sz w:val="24"/>
+          <w:szCs w:val="24"/>
+          <w:lang w:val="lv-LV" w:eastAsia="lv-LV"/>
+        </w:rPr>
+      </w:pPr>
+      <w:r>
+        <w:rPr>
+          <w:rFonts w:ascii="Times New Roman" w:eastAsia="Times New Roman" w:hAnsi="Times New Roman" w:cs="Times New Roman"/>
+          <w:sz w:val="24"/>
+          <w:szCs w:val="24"/>
+          <w:lang w:val="lv-LV" w:eastAsia="lv-LV"/>
+        </w:rPr>
+        <w:t>Programmai jānodrošina iespēja ievadīt vai izvēlēties skaitli.</w:t>
+      </w:r>
+    </w:p>
+    <w:p>
+      <w:pPr>
+        <w:pStyle w:val="ListParagraph"/>
+        <w:numPr>
+          <w:ilvl w:val="0"/>
+          <w:numId w:val="10"/>
+        </w:numPr>
+        <w:spacing w:after="0" w:line="240" w:lineRule="auto"/>
+        <w:rPr>
+          <w:rFonts w:ascii="Times New Roman" w:eastAsia="Times New Roman" w:hAnsi="Times New Roman" w:cs="Times New Roman"/>
+          <w:sz w:val="24"/>
+          <w:szCs w:val="24"/>
+          <w:lang w:val="lv-LV" w:eastAsia="lv-LV"/>
+        </w:rPr>
+      </w:pPr>
+      <w:r>
+        <w:rPr>
+          <w:rFonts w:ascii="Times New Roman" w:eastAsia="Times New Roman" w:hAnsi="Times New Roman" w:cs="Times New Roman"/>
+          <w:sz w:val="24"/>
+          <w:szCs w:val="24"/>
+          <w:lang w:val="lv-LV" w:eastAsia="lv-LV"/>
+        </w:rPr>
+        <w:t xml:space="preserve">Pirms treniņa uzsākšanas lietotājam ir jāsniedz ievaddati par </w:t>
+      </w:r>
+      <w:r>
+        <w:rPr>
+          <w:rFonts w:ascii="Times New Roman" w:eastAsia="Times New Roman" w:hAnsi="Times New Roman" w:cs="Times New Roman"/>
+          <w:sz w:val="24"/>
+          <w:szCs w:val="24"/>
+          <w:lang w:val="lv-LV" w:eastAsia="lv-LV"/>
+        </w:rPr>
+        <w:t xml:space="preserve">intervālu atskaņošanas veidu </w:t>
+      </w:r>
+      <w:r>
+        <w:rPr>
+          <w:rFonts w:ascii="Times New Roman" w:eastAsia="Times New Roman" w:hAnsi="Times New Roman" w:cs="Times New Roman"/>
+          <w:sz w:val="24"/>
+          <w:szCs w:val="24"/>
+          <w:lang w:val="lv-LV" w:eastAsia="lv-LV"/>
+        </w:rPr>
+        <w:t>-</w:t>
+      </w:r>
+      <w:r>
+        <w:rPr>
+          <w:rFonts w:ascii="Times New Roman" w:eastAsia="Times New Roman" w:hAnsi="Times New Roman" w:cs="Times New Roman"/>
+          <w:sz w:val="24"/>
+          <w:szCs w:val="24"/>
+          <w:lang w:val="lv-LV" w:eastAsia="lv-LV"/>
+        </w:rPr>
+        <w:t xml:space="preserve"> melodiski vai harmoniski</w:t>
+      </w:r>
+      <w:r>
+        <w:rPr>
+          <w:rFonts w:ascii="Times New Roman" w:eastAsia="Times New Roman" w:hAnsi="Times New Roman" w:cs="Times New Roman"/>
+          <w:sz w:val="24"/>
+          <w:szCs w:val="24"/>
+          <w:lang w:val="lv-LV" w:eastAsia="lv-LV"/>
+        </w:rPr>
+        <w:t>.</w:t>
+      </w:r>
+    </w:p>
+    <w:p>
+      <w:pPr>
+        <w:pStyle w:val="ListParagraph"/>
+        <w:numPr>
+          <w:ilvl w:val="0"/>
+          <w:numId w:val="10"/>
+        </w:numPr>
+        <w:spacing w:after="0" w:line="240" w:lineRule="auto"/>
+        <w:rPr>
+          <w:rFonts w:ascii="Times New Roman" w:eastAsia="Times New Roman" w:hAnsi="Times New Roman" w:cs="Times New Roman"/>
+          <w:sz w:val="24"/>
+          <w:szCs w:val="24"/>
+          <w:lang w:val="lv-LV" w:eastAsia="lv-LV"/>
+        </w:rPr>
+      </w:pPr>
+      <w:r>
+        <w:rPr>
+          <w:rFonts w:ascii="Times New Roman" w:eastAsia="Times New Roman" w:hAnsi="Times New Roman" w:cs="Times New Roman"/>
+          <w:sz w:val="24"/>
+          <w:szCs w:val="24"/>
+          <w:lang w:val="lv-LV" w:eastAsia="lv-LV"/>
+        </w:rPr>
+        <w:t xml:space="preserve">Programmai jānodrošina iespēja </w:t>
+      </w:r>
+      <w:r>
+        <w:rPr>
+          <w:rFonts w:ascii="Times New Roman" w:eastAsia="Times New Roman" w:hAnsi="Times New Roman" w:cs="Times New Roman"/>
+          <w:sz w:val="24"/>
+          <w:szCs w:val="24"/>
+          <w:lang w:val="lv-LV" w:eastAsia="lv-LV"/>
+        </w:rPr>
+        <w:t>izvēlēties vēlemo metodi</w:t>
+      </w:r>
+    </w:p>
+    <w:p>
+      <w:pPr>
+        <w:pStyle w:val="ListParagraph"/>
+        <w:spacing w:after="0" w:line="240" w:lineRule="auto"/>
+        <w:rPr>
+          <w:rFonts w:ascii="Times New Roman" w:eastAsia="Times New Roman" w:hAnsi="Times New Roman" w:cs="Times New Roman"/>
+          <w:i/>
+          <w:sz w:val="24"/>
+          <w:szCs w:val="24"/>
+          <w:u w:val="single"/>
+          <w:lang w:val="lv-LV" w:eastAsia="lv-LV"/>
+        </w:rPr>
+      </w:pPr>
+      <w:r>
+        <w:rPr>
+          <w:rFonts w:ascii="Times New Roman" w:eastAsia="Times New Roman" w:hAnsi="Times New Roman" w:cs="Times New Roman"/>
+          <w:i/>
+          <w:sz w:val="24"/>
+          <w:szCs w:val="24"/>
+          <w:u w:val="single"/>
+          <w:lang w:val="lv-LV" w:eastAsia="lv-LV"/>
+        </w:rPr>
+        <w:t>Intervālu izvēle un atskaņošana:</w:t>
+      </w:r>
+    </w:p>
+    <w:p>
+      <w:pPr>
+        <w:pStyle w:val="ListParagraph"/>
+        <w:numPr>
+          <w:ilvl w:val="0"/>
+          <w:numId w:val="10"/>
+        </w:numPr>
+        <w:spacing w:after="0" w:line="240" w:lineRule="auto"/>
+        <w:rPr>
+          <w:rFonts w:ascii="Times New Roman" w:eastAsia="Times New Roman" w:hAnsi="Times New Roman" w:cs="Times New Roman"/>
+          <w:sz w:val="24"/>
+          <w:szCs w:val="24"/>
+          <w:lang w:val="lv-LV" w:eastAsia="lv-LV"/>
+        </w:rPr>
+      </w:pPr>
+      <w:r>
+        <w:rPr>
+          <w:rFonts w:ascii="Times New Roman" w:eastAsia="Times New Roman" w:hAnsi="Times New Roman" w:cs="Times New Roman"/>
+          <w:sz w:val="24"/>
+          <w:szCs w:val="24"/>
+          <w:lang w:val="lv-LV" w:eastAsia="lv-LV"/>
+        </w:rPr>
+        <w:t>Programma no skaņu bankas nejaušā secībā izvēlas lietotāja norādīto intervālu skaitu.</w:t>
+      </w:r>
+    </w:p>
+    <w:p>
+      <w:pPr>
+        <w:pStyle w:val="ListParagraph"/>
+        <w:numPr>
+          <w:ilvl w:val="0"/>
+          <w:numId w:val="10"/>
+        </w:numPr>
+        <w:spacing w:after="0" w:line="240" w:lineRule="auto"/>
+        <w:rPr>
+          <w:rFonts w:ascii="Times New Roman" w:eastAsia="Times New Roman" w:hAnsi="Times New Roman" w:cs="Times New Roman"/>
+          <w:sz w:val="24"/>
+          <w:szCs w:val="24"/>
+          <w:lang w:val="lv-LV" w:eastAsia="lv-LV"/>
+        </w:rPr>
+      </w:pPr>
+      <w:r>
+        <w:rPr>
+          <w:rFonts w:ascii="Times New Roman" w:eastAsia="Times New Roman" w:hAnsi="Times New Roman" w:cs="Times New Roman"/>
+          <w:sz w:val="24"/>
+          <w:szCs w:val="24"/>
+          <w:lang w:val="lv-LV" w:eastAsia="lv-LV"/>
+        </w:rPr>
+        <w:t>Intervāls tiek atskaņots melodiski (secīgi) vai harmoniski (vienlaicīgi), atkarībā no lietotāja izvēles projekta aprakstā.</w:t>
+      </w:r>
+    </w:p>
+    <w:p>
+      <w:pPr>
+        <w:pStyle w:val="ListParagraph"/>
+        <w:numPr>
+          <w:ilvl w:val="0"/>
+          <w:numId w:val="10"/>
+        </w:numPr>
+        <w:spacing w:after="0" w:line="240" w:lineRule="auto"/>
+        <w:rPr>
+          <w:rFonts w:ascii="Times New Roman" w:eastAsia="Times New Roman" w:hAnsi="Times New Roman" w:cs="Times New Roman"/>
+          <w:sz w:val="24"/>
+          <w:szCs w:val="24"/>
+          <w:lang w:val="lv-LV" w:eastAsia="lv-LV"/>
+        </w:rPr>
+      </w:pPr>
+      <w:r>
+        <w:rPr>
+          <w:rFonts w:ascii="Times New Roman" w:eastAsia="Times New Roman" w:hAnsi="Times New Roman" w:cs="Times New Roman"/>
+          <w:sz w:val="24"/>
+          <w:szCs w:val="24"/>
+          <w:lang w:val="lv-LV" w:eastAsia="lv-LV"/>
+        </w:rPr>
+        <w:t>Lietotājam ir iespēja atkārtoti noklausīties aktuālo intervālu neierobežotu skaitu reižu.</w:t>
+      </w:r>
+    </w:p>
+    <w:p>
+      <w:pPr>
+        <w:pStyle w:val="ListParagraph"/>
+        <w:spacing w:after="0" w:line="240" w:lineRule="auto"/>
+        <w:rPr>
+          <w:rFonts w:ascii="Times New Roman" w:eastAsia="Times New Roman" w:hAnsi="Times New Roman" w:cs="Times New Roman"/>
+          <w:sz w:val="24"/>
+          <w:szCs w:val="24"/>
+          <w:lang w:val="lv-LV" w:eastAsia="lv-LV"/>
+        </w:rPr>
+      </w:pPr>
+      <w:r>
+        <w:rPr>
+          <w:rFonts w:ascii="Times New Roman" w:eastAsia="Times New Roman" w:hAnsi="Times New Roman" w:cs="Times New Roman"/>
+          <w:i/>
+          <w:sz w:val="24"/>
+          <w:szCs w:val="24"/>
+          <w:u w:val="single"/>
+          <w:lang w:val="lv-LV" w:eastAsia="lv-LV"/>
+        </w:rPr>
+        <w:t>Atbilžu ievade un pārbaude</w:t>
+      </w:r>
+      <w:r>
+        <w:rPr>
+          <w:rFonts w:ascii="Times New Roman" w:eastAsia="Times New Roman" w:hAnsi="Times New Roman" w:cs="Times New Roman"/>
+          <w:sz w:val="24"/>
+          <w:szCs w:val="24"/>
+          <w:lang w:val="lv-LV" w:eastAsia="lv-LV"/>
+        </w:rPr>
+        <w:t>:</w:t>
+      </w:r>
+    </w:p>
+    <w:p>
+      <w:pPr>
+        <w:pStyle w:val="ListParagraph"/>
+        <w:numPr>
+          <w:ilvl w:val="0"/>
+          <w:numId w:val="10"/>
+        </w:numPr>
+        <w:spacing w:after="0" w:line="240" w:lineRule="auto"/>
+        <w:rPr>
+          <w:rFonts w:ascii="Times New Roman" w:eastAsia="Times New Roman" w:hAnsi="Times New Roman" w:cs="Times New Roman"/>
+          <w:sz w:val="24"/>
+          <w:szCs w:val="24"/>
+          <w:lang w:val="lv-LV" w:eastAsia="lv-LV"/>
+        </w:rPr>
+      </w:pPr>
+      <w:r>
+        <w:rPr>
+          <w:rFonts w:ascii="Times New Roman" w:eastAsia="Times New Roman" w:hAnsi="Times New Roman" w:cs="Times New Roman"/>
+          <w:sz w:val="24"/>
+          <w:szCs w:val="24"/>
+          <w:lang w:val="lv-LV" w:eastAsia="lv-LV"/>
+        </w:rPr>
+        <w:t xml:space="preserve">Ekrānā ir izvietotas </w:t>
+      </w:r>
+      <w:r>
+        <w:rPr>
+          <w:rFonts w:ascii="Times New Roman" w:eastAsia="Times New Roman" w:hAnsi="Times New Roman" w:cs="Times New Roman"/>
+          <w:sz w:val="24"/>
+          <w:szCs w:val="24"/>
+          <w:lang w:val="lv-LV" w:eastAsia="lv-LV"/>
+        </w:rPr>
+        <w:t>12 atbilžu pogas</w:t>
+      </w:r>
+      <w:r>
+        <w:rPr>
+          <w:rFonts w:ascii="Times New Roman" w:eastAsia="Times New Roman" w:hAnsi="Times New Roman" w:cs="Times New Roman"/>
+          <w:sz w:val="24"/>
+          <w:szCs w:val="24"/>
+          <w:lang w:val="lv-LV" w:eastAsia="lv-LV"/>
+        </w:rPr>
+        <w:t>, kas apzīmētas ar Latvijas mūzikas sistēmā pieņemt</w:t>
+      </w:r>
+      <w:r>
+        <w:rPr>
+          <w:rFonts w:ascii="Times New Roman" w:eastAsia="Times New Roman" w:hAnsi="Times New Roman" w:cs="Times New Roman"/>
+          <w:sz w:val="24"/>
+          <w:szCs w:val="24"/>
+          <w:lang w:val="lv-LV" w:eastAsia="lv-LV"/>
+        </w:rPr>
+        <w:t>ajiem intervālu nosaukumiem</w:t>
+      </w:r>
+      <w:r>
+        <w:rPr>
+          <w:rFonts w:ascii="Times New Roman" w:eastAsia="Times New Roman" w:hAnsi="Times New Roman" w:cs="Times New Roman"/>
+          <w:sz w:val="24"/>
+          <w:szCs w:val="24"/>
+          <w:lang w:val="lv-LV" w:eastAsia="lv-LV"/>
+        </w:rPr>
+        <w:t>.</w:t>
+      </w:r>
+    </w:p>
+    <w:p>
+      <w:pPr>
+        <w:pStyle w:val="ListParagraph"/>
+        <w:numPr>
+          <w:ilvl w:val="0"/>
+          <w:numId w:val="10"/>
+        </w:numPr>
+        <w:spacing w:after="0" w:line="240" w:lineRule="auto"/>
+        <w:rPr>
+          <w:rFonts w:ascii="Times New Roman" w:eastAsia="Times New Roman" w:hAnsi="Times New Roman" w:cs="Times New Roman"/>
+          <w:sz w:val="24"/>
+          <w:szCs w:val="24"/>
+          <w:lang w:val="lv-LV" w:eastAsia="lv-LV"/>
+        </w:rPr>
+      </w:pPr>
+      <w:r>
+        <w:rPr>
+          <w:rFonts w:ascii="Times New Roman" w:eastAsia="Times New Roman" w:hAnsi="Times New Roman" w:cs="Times New Roman"/>
+          <w:sz w:val="24"/>
+          <w:szCs w:val="24"/>
+          <w:lang w:val="lv-LV" w:eastAsia="lv-LV"/>
+        </w:rPr>
+        <w:t>Programma automātiski salīdzina lietotāja izvēli ar atskaņoto intervālu un fiksē atbildi kā "pareizu" vai "nepareizu".</w:t>
+      </w:r>
+    </w:p>
+    <w:p>
+      <w:pPr>
+        <w:pStyle w:val="ListParagraph"/>
+        <w:spacing w:after="0" w:line="240" w:lineRule="auto"/>
+        <w:rPr>
+          <w:rFonts w:ascii="Times New Roman" w:eastAsia="Times New Roman" w:hAnsi="Times New Roman" w:cs="Times New Roman"/>
+          <w:sz w:val="24"/>
+          <w:szCs w:val="24"/>
+          <w:lang w:val="lv-LV" w:eastAsia="lv-LV"/>
+        </w:rPr>
+      </w:pPr>
+      <w:r>
+        <w:rPr>
+          <w:rFonts w:ascii="Times New Roman" w:eastAsia="Times New Roman" w:hAnsi="Times New Roman" w:cs="Times New Roman"/>
+          <w:i/>
+          <w:sz w:val="24"/>
+          <w:szCs w:val="24"/>
+          <w:u w:val="single"/>
+          <w:lang w:val="lv-LV" w:eastAsia="lv-LV"/>
+        </w:rPr>
+        <w:t>Rezultātu fiksēšana un attēlošana:</w:t>
+      </w:r>
+    </w:p>
+    <w:p>
+      <w:pPr>
+        <w:pStyle w:val="ListParagraph"/>
+        <w:numPr>
+          <w:ilvl w:val="0"/>
+          <w:numId w:val="10"/>
+        </w:numPr>
+        <w:spacing w:after="0" w:line="240" w:lineRule="auto"/>
+        <w:rPr>
+          <w:rFonts w:ascii="Times New Roman" w:eastAsia="Times New Roman" w:hAnsi="Times New Roman" w:cs="Times New Roman"/>
+          <w:sz w:val="24"/>
+          <w:szCs w:val="24"/>
+          <w:lang w:val="lv-LV" w:eastAsia="lv-LV"/>
+        </w:rPr>
+      </w:pPr>
+      <w:r>
+        <w:rPr>
+          <w:rFonts w:ascii="Times New Roman" w:eastAsia="Times New Roman" w:hAnsi="Times New Roman" w:cs="Times New Roman"/>
+          <w:sz w:val="24"/>
+          <w:szCs w:val="24"/>
+          <w:lang w:val="lv-LV" w:eastAsia="lv-LV"/>
+        </w:rPr>
+        <w:t>Programma veic pareizo un nepareizo atbilžu uzskaiti visas sesijas laikā.</w:t>
+      </w:r>
+    </w:p>
+    <w:p>
+      <w:pPr>
+        <w:pStyle w:val="ListParagraph"/>
+        <w:numPr>
+          <w:ilvl w:val="0"/>
+          <w:numId w:val="10"/>
+        </w:numPr>
+        <w:spacing w:after="0" w:line="240" w:lineRule="auto"/>
+        <w:rPr>
+          <w:rFonts w:ascii="Times New Roman" w:eastAsia="Times New Roman" w:hAnsi="Times New Roman" w:cs="Times New Roman"/>
+          <w:sz w:val="24"/>
+          <w:szCs w:val="24"/>
+          <w:lang w:val="lv-LV" w:eastAsia="lv-LV"/>
+        </w:rPr>
+      </w:pPr>
+      <w:r>
+        <w:rPr>
+          <w:rFonts w:ascii="Times New Roman" w:eastAsia="Times New Roman" w:hAnsi="Times New Roman" w:cs="Times New Roman"/>
+          <w:sz w:val="24"/>
+          <w:szCs w:val="24"/>
+          <w:lang w:val="lv-LV" w:eastAsia="lv-LV"/>
+        </w:rPr>
+        <w:t>Pēc sesijas beigām lietotājam tiek parādīts rezultātu s</w:t>
+      </w:r>
+      <w:r>
+        <w:rPr>
+          <w:rFonts w:ascii="Times New Roman" w:eastAsia="Times New Roman" w:hAnsi="Times New Roman" w:cs="Times New Roman"/>
+          <w:sz w:val="24"/>
+          <w:szCs w:val="24"/>
+          <w:lang w:val="lv-LV" w:eastAsia="lv-LV"/>
+        </w:rPr>
+        <w:t>kats ar sasniegto punktu skaitu.</w:t>
+      </w:r>
+    </w:p>
+    <w:p>
+      <w:pPr>
+        <w:pStyle w:val="ListParagraph"/>
+        <w:spacing w:after="0" w:line="240" w:lineRule="auto"/>
+        <w:rPr>
+          <w:rFonts w:ascii="Times New Roman" w:eastAsia="Times New Roman" w:hAnsi="Times New Roman" w:cs="Times New Roman"/>
+          <w:i/>
+          <w:sz w:val="24"/>
+          <w:szCs w:val="24"/>
+          <w:u w:val="single"/>
+          <w:lang w:val="lv-LV" w:eastAsia="lv-LV"/>
+        </w:rPr>
+      </w:pPr>
+      <w:r>
+        <w:rPr>
+          <w:rFonts w:ascii="Times New Roman" w:eastAsia="Times New Roman" w:hAnsi="Times New Roman" w:cs="Times New Roman"/>
+          <w:i/>
+          <w:sz w:val="24"/>
+          <w:szCs w:val="24"/>
+          <w:u w:val="single"/>
+          <w:lang w:val="lv-LV" w:eastAsia="lv-LV"/>
+        </w:rPr>
+        <w:t>Sesijas restartēšana:</w:t>
+      </w:r>
+    </w:p>
+    <w:p>
+      <w:pPr>
+        <w:pStyle w:val="ListParagraph"/>
+        <w:numPr>
+          <w:ilvl w:val="0"/>
+          <w:numId w:val="10"/>
+        </w:numPr>
+        <w:spacing w:after="0" w:line="240" w:lineRule="auto"/>
+        <w:rPr>
+          <w:rFonts w:ascii="Times New Roman" w:eastAsia="Times New Roman" w:hAnsi="Times New Roman" w:cs="Times New Roman"/>
+          <w:sz w:val="24"/>
+          <w:szCs w:val="24"/>
+          <w:lang w:val="lv-LV" w:eastAsia="lv-LV"/>
+        </w:rPr>
+      </w:pPr>
+      <w:r>
+        <w:rPr>
+          <w:rFonts w:ascii="Times New Roman" w:eastAsia="Times New Roman" w:hAnsi="Times New Roman" w:cs="Times New Roman"/>
+          <w:sz w:val="24"/>
+          <w:szCs w:val="24"/>
+          <w:lang w:val="lv-LV" w:eastAsia="lv-LV"/>
+        </w:rPr>
+        <w:t>Rezultātu skatā ir poga "Spēlēt vēlreiz", kas atgriež lietotāju sākuma skatā, ļaujot mainīt iestatījumus un sākt jaunu sesiju.</w:t>
+      </w:r>
+    </w:p>
+    <w:p>
+      <w:pPr>
+        <w:pStyle w:val="ListParagraph"/>
+        <w:spacing w:after="0" w:line="240" w:lineRule="auto"/>
+        <w:rPr>
+          <w:rFonts w:ascii="Times New Roman" w:eastAsia="Times New Roman" w:hAnsi="Times New Roman" w:cs="Times New Roman"/>
+          <w:sz w:val="24"/>
+          <w:szCs w:val="24"/>
+          <w:lang w:val="lv-LV" w:eastAsia="lv-LV"/>
+        </w:rPr>
+      </w:pPr>
+      <w:r>
+        <w:rPr>
+          <w:rFonts w:ascii="Times New Roman" w:eastAsia="Times New Roman" w:hAnsi="Times New Roman" w:cs="Times New Roman"/>
+          <w:i/>
+          <w:sz w:val="24"/>
+          <w:szCs w:val="24"/>
+          <w:u w:val="single"/>
+          <w:lang w:val="lv-LV" w:eastAsia="lv-LV"/>
+        </w:rPr>
+        <w:t>P</w:t>
+      </w:r>
+      <w:r>
+        <w:rPr>
+          <w:rFonts w:ascii="Times New Roman" w:eastAsia="Times New Roman" w:hAnsi="Times New Roman" w:cs="Times New Roman"/>
+          <w:i/>
+          <w:sz w:val="24"/>
+          <w:szCs w:val="24"/>
+          <w:u w:val="single"/>
+          <w:lang w:val="lv-LV" w:eastAsia="lv-LV"/>
+        </w:rPr>
+        <w:t>alīgrīks (Klavieru tastatūra):</w:t>
+      </w:r>
+    </w:p>
+    <w:p>
+      <w:pPr>
+        <w:pStyle w:val="ListParagraph"/>
+        <w:numPr>
+          <w:ilvl w:val="0"/>
+          <w:numId w:val="10"/>
+        </w:numPr>
+        <w:spacing w:after="0" w:line="240" w:lineRule="auto"/>
+        <w:rPr>
+          <w:rFonts w:ascii="Times New Roman" w:eastAsia="Times New Roman" w:hAnsi="Times New Roman" w:cs="Times New Roman"/>
+          <w:sz w:val="24"/>
+          <w:szCs w:val="24"/>
+          <w:lang w:val="lv-LV" w:eastAsia="lv-LV"/>
+        </w:rPr>
+      </w:pPr>
+      <w:r>
+        <w:rPr>
+          <w:rFonts w:ascii="Times New Roman" w:eastAsia="Times New Roman" w:hAnsi="Times New Roman" w:cs="Times New Roman"/>
+          <w:sz w:val="24"/>
+          <w:szCs w:val="24"/>
+          <w:lang w:val="lv-LV" w:eastAsia="lv-LV"/>
+        </w:rPr>
+        <w:t>Programmas ekrāna</w:t>
+      </w:r>
+      <w:r>
+        <w:rPr>
+          <w:rFonts w:ascii="Times New Roman" w:eastAsia="Times New Roman" w:hAnsi="Times New Roman" w:cs="Times New Roman"/>
+          <w:sz w:val="24"/>
+          <w:szCs w:val="24"/>
+          <w:lang w:val="lv-LV" w:eastAsia="lv-LV"/>
+        </w:rPr>
+        <w:t xml:space="preserve"> apakšā ir interaktīva klavieru tastatūra, kas reaģē uz peles klikšķiem, atskaņojot attiecīgās notis, lai palīdzētu lietotājam vizualizēt un salīdzināt skaņas.</w:t>
+      </w:r>
+    </w:p>
+    <w:p>
+      <w:pPr>
+        <w:pStyle w:val="ListParagraph"/>
+        <w:spacing w:after="0" w:line="240" w:lineRule="auto"/>
+        <w:rPr>
+          <w:rFonts w:ascii="Times New Roman" w:eastAsia="Times New Roman" w:hAnsi="Times New Roman" w:cs="Times New Roman"/>
+          <w:sz w:val="24"/>
+          <w:szCs w:val="24"/>
+          <w:lang w:val="lv-LV" w:eastAsia="lv-LV"/>
+        </w:rPr>
+      </w:pPr>
+    </w:p>
+    <w:p>
+      <w:pPr>
+        <w:pStyle w:val="ListParagraph"/>
+        <w:spacing w:after="0" w:line="240" w:lineRule="auto"/>
+        <w:rPr>
+          <w:rFonts w:ascii="Times New Roman" w:eastAsia="Times New Roman" w:hAnsi="Times New Roman" w:cs="Times New Roman"/>
+          <w:b/>
+          <w:sz w:val="28"/>
+          <w:szCs w:val="24"/>
+          <w:lang w:val="lv-LV" w:eastAsia="lv-LV"/>
+        </w:rPr>
+      </w:pPr>
+      <w:r>
+        <w:rPr>
+          <w:rFonts w:ascii="Times New Roman" w:eastAsia="Times New Roman" w:hAnsi="Times New Roman" w:cs="Times New Roman"/>
+          <w:b/>
+          <w:sz w:val="28"/>
+          <w:szCs w:val="24"/>
+          <w:lang w:val="lv-LV" w:eastAsia="lv-LV"/>
+        </w:rPr>
+        <w:t>2.2 Nefunkcionālās prasības</w:t>
+      </w:r>
+    </w:p>
+    <w:p>
+      <w:pPr>
+        <w:pStyle w:val="ListParagraph"/>
+        <w:spacing w:after="0" w:line="240" w:lineRule="auto"/>
+        <w:rPr>
+          <w:rFonts w:ascii="Times New Roman" w:eastAsia="Times New Roman" w:hAnsi="Times New Roman" w:cs="Times New Roman"/>
+          <w:i/>
+          <w:sz w:val="24"/>
+          <w:szCs w:val="24"/>
+          <w:u w:val="single"/>
+          <w:lang w:val="lv-LV" w:eastAsia="lv-LV"/>
+        </w:rPr>
+      </w:pPr>
+    </w:p>
+    <w:p>
+      <w:pPr>
+        <w:pStyle w:val="ListParagraph"/>
+        <w:numPr>
+          <w:ilvl w:val="0"/>
+          <w:numId w:val="10"/>
+        </w:numPr>
+        <w:spacing w:after="0" w:line="240" w:lineRule="auto"/>
+        <w:rPr>
+          <w:rFonts w:ascii="Times New Roman" w:eastAsia="Times New Roman" w:hAnsi="Times New Roman" w:cs="Times New Roman"/>
+          <w:sz w:val="24"/>
+          <w:szCs w:val="24"/>
+          <w:lang w:val="lv-LV" w:eastAsia="lv-LV"/>
+        </w:rPr>
+      </w:pPr>
+      <w:r>
+        <w:rPr>
+          <w:rFonts w:ascii="Times New Roman" w:eastAsia="Times New Roman" w:hAnsi="Times New Roman" w:cs="Times New Roman"/>
+          <w:sz w:val="24"/>
+          <w:szCs w:val="24"/>
+          <w:lang w:val="lv-LV" w:eastAsia="lv-LV"/>
+        </w:rPr>
+        <w:t>Programmas d</w:t>
+      </w:r>
+      <w:r>
+        <w:rPr>
+          <w:rFonts w:ascii="Times New Roman" w:eastAsia="Times New Roman" w:hAnsi="Times New Roman" w:cs="Times New Roman"/>
+          <w:sz w:val="24"/>
+          <w:szCs w:val="24"/>
+          <w:lang w:val="lv-LV" w:eastAsia="lv-LV"/>
+        </w:rPr>
+        <w:t xml:space="preserve">izains ir vienkāršs, </w:t>
+      </w:r>
+      <w:r>
+        <w:rPr>
+          <w:rFonts w:ascii="Times New Roman" w:eastAsia="Times New Roman" w:hAnsi="Times New Roman" w:cs="Times New Roman"/>
+          <w:sz w:val="24"/>
+          <w:szCs w:val="24"/>
+          <w:lang w:val="lv-LV" w:eastAsia="lv-LV"/>
+        </w:rPr>
+        <w:t>lai netiktu novērsta uzmanība no galvenā uzdevuma.</w:t>
+      </w:r>
+    </w:p>
+    <w:p>
+      <w:pPr>
+        <w:pStyle w:val="ListParagraph"/>
+        <w:numPr>
+          <w:ilvl w:val="0"/>
+          <w:numId w:val="10"/>
+        </w:numPr>
+        <w:spacing w:after="0" w:line="240" w:lineRule="auto"/>
+        <w:rPr>
+          <w:rFonts w:ascii="Times New Roman" w:eastAsia="Times New Roman" w:hAnsi="Times New Roman" w:cs="Times New Roman"/>
+          <w:sz w:val="24"/>
+          <w:szCs w:val="24"/>
+          <w:lang w:val="lv-LV" w:eastAsia="lv-LV"/>
+        </w:rPr>
+      </w:pPr>
+      <w:r>
+        <w:rPr>
+          <w:rFonts w:ascii="Times New Roman" w:eastAsia="Times New Roman" w:hAnsi="Times New Roman" w:cs="Times New Roman"/>
+          <w:sz w:val="24"/>
+          <w:szCs w:val="24"/>
+          <w:lang w:val="lv-LV" w:eastAsia="lv-LV"/>
+        </w:rPr>
+        <w:t xml:space="preserve">Programma tiek izstrādāta, izmantojot </w:t>
+      </w:r>
+      <w:r>
+        <w:rPr>
+          <w:rFonts w:ascii="Times New Roman" w:eastAsia="Times New Roman" w:hAnsi="Times New Roman" w:cs="Times New Roman"/>
+          <w:sz w:val="24"/>
+          <w:szCs w:val="24"/>
+          <w:lang w:val="lv-LV" w:eastAsia="lv-LV"/>
+        </w:rPr>
+        <w:t>Python</w:t>
+      </w:r>
+      <w:r>
+        <w:rPr>
+          <w:rFonts w:ascii="Times New Roman" w:eastAsia="Times New Roman" w:hAnsi="Times New Roman" w:cs="Times New Roman"/>
+          <w:sz w:val="24"/>
+          <w:szCs w:val="24"/>
+          <w:lang w:val="lv-LV" w:eastAsia="lv-LV"/>
+        </w:rPr>
+        <w:t xml:space="preserve"> programmēšanas valodu un </w:t>
+      </w:r>
+      <w:r>
+        <w:rPr>
+          <w:rFonts w:ascii="Times New Roman" w:eastAsia="Times New Roman" w:hAnsi="Times New Roman" w:cs="Times New Roman"/>
+          <w:sz w:val="24"/>
+          <w:szCs w:val="24"/>
+          <w:lang w:val="lv-LV" w:eastAsia="lv-LV"/>
+        </w:rPr>
+        <w:t>Tkinter</w:t>
+      </w:r>
+      <w:r>
+        <w:rPr>
+          <w:rFonts w:ascii="Times New Roman" w:eastAsia="Times New Roman" w:hAnsi="Times New Roman" w:cs="Times New Roman"/>
+          <w:sz w:val="24"/>
+          <w:szCs w:val="24"/>
+          <w:lang w:val="lv-LV" w:eastAsia="lv-LV"/>
+        </w:rPr>
+        <w:t xml:space="preserve"> grafisko bibliotēku.</w:t>
+      </w:r>
+    </w:p>
+    <w:p>
+      <w:pPr>
+        <w:pStyle w:val="ListParagraph"/>
+        <w:numPr>
+          <w:ilvl w:val="0"/>
+          <w:numId w:val="10"/>
+        </w:numPr>
+        <w:spacing w:after="0" w:line="240" w:lineRule="auto"/>
+        <w:rPr>
+          <w:rFonts w:ascii="Times New Roman" w:eastAsia="Times New Roman" w:hAnsi="Times New Roman" w:cs="Times New Roman"/>
+          <w:sz w:val="24"/>
+          <w:szCs w:val="24"/>
+          <w:lang w:val="lv-LV" w:eastAsia="lv-LV"/>
+        </w:rPr>
+      </w:pPr>
+      <w:r>
+        <w:rPr>
+          <w:rFonts w:ascii="Times New Roman" w:eastAsia="Times New Roman" w:hAnsi="Times New Roman" w:cs="Times New Roman"/>
+          <w:sz w:val="24"/>
+          <w:szCs w:val="24"/>
+          <w:lang w:val="lv-LV" w:eastAsia="lv-LV"/>
+        </w:rPr>
+        <w:t>Lietotājam ir jānodrošina iespēja pārtraukt programmas darbību (aizvērt logu) jebkurā brīdī.</w:t>
+      </w:r>
+    </w:p>
+    <w:p>
+      <w:pPr>
+        <w:pStyle w:val="ListParagraph"/>
+        <w:numPr>
+          <w:ilvl w:val="0"/>
+          <w:numId w:val="10"/>
+        </w:numPr>
+        <w:spacing w:after="0" w:line="240" w:lineRule="auto"/>
+        <w:rPr>
+          <w:rFonts w:ascii="Times New Roman" w:eastAsia="Times New Roman" w:hAnsi="Times New Roman" w:cs="Times New Roman"/>
+          <w:sz w:val="24"/>
+          <w:szCs w:val="24"/>
+          <w:lang w:val="lv-LV" w:eastAsia="lv-LV"/>
+        </w:rPr>
+      </w:pPr>
+      <w:r>
+        <w:rPr>
+          <w:rFonts w:ascii="Times New Roman" w:eastAsia="Times New Roman" w:hAnsi="Times New Roman" w:cs="Times New Roman"/>
+          <w:sz w:val="24"/>
+          <w:szCs w:val="24"/>
+          <w:lang w:val="lv-LV" w:eastAsia="lv-LV"/>
+        </w:rPr>
+        <w:t xml:space="preserve">Programmai jānodrošina stabila darbība, strādājot ar audio failiem bez </w:t>
+      </w:r>
+      <w:r>
+        <w:rPr>
+          <w:rFonts w:ascii="Times New Roman" w:eastAsia="Times New Roman" w:hAnsi="Times New Roman" w:cs="Times New Roman"/>
+          <w:sz w:val="24"/>
+          <w:szCs w:val="24"/>
+          <w:lang w:val="lv-LV" w:eastAsia="lv-LV"/>
+        </w:rPr>
+        <w:t xml:space="preserve">manāmas </w:t>
+      </w:r>
+      <w:r>
+        <w:rPr>
+          <w:rFonts w:ascii="Times New Roman" w:eastAsia="Times New Roman" w:hAnsi="Times New Roman" w:cs="Times New Roman"/>
+          <w:sz w:val="24"/>
+          <w:szCs w:val="24"/>
+          <w:lang w:val="lv-LV" w:eastAsia="lv-LV"/>
+        </w:rPr>
+        <w:t>aiztures.</w:t>
+      </w:r>
+    </w:p>
+    <w:p>
+      <w:pPr>
+        <w:pStyle w:val="ListParagraph"/>
+        <w:numPr>
+          <w:ilvl w:val="0"/>
+          <w:numId w:val="10"/>
+        </w:numPr>
+        <w:spacing w:after="0" w:line="240" w:lineRule="auto"/>
+        <w:rPr>
+          <w:rFonts w:ascii="Times New Roman" w:eastAsia="Times New Roman" w:hAnsi="Times New Roman" w:cs="Times New Roman"/>
+          <w:sz w:val="24"/>
+          <w:szCs w:val="24"/>
+          <w:lang w:val="lv-LV" w:eastAsia="lv-LV"/>
+        </w:rPr>
+      </w:pPr>
+      <w:r>
+        <w:rPr>
+          <w:rFonts w:ascii="Times New Roman" w:eastAsia="Times New Roman" w:hAnsi="Times New Roman" w:cs="Times New Roman"/>
+          <w:sz w:val="24"/>
+          <w:szCs w:val="24"/>
+          <w:lang w:val="lv-LV" w:eastAsia="lv-LV"/>
+        </w:rPr>
+        <w:t>Visiem tekstiem un mūzikas terminoloģijai jābūt latviešu valodā, atbilstoši Latvijas mūzikas skolu standartiem.</w:t>
+      </w:r>
+    </w:p>
+    <w:p>
+      <w:pPr>
+        <w:spacing w:before="100" w:beforeAutospacing="1" w:after="100" w:afterAutospacing="1" w:line="240" w:lineRule="auto"/>
+        <w:rPr>
+          <w:rFonts w:ascii="Times New Roman" w:eastAsia="Times New Roman" w:hAnsi="Times New Roman" w:cs="Times New Roman"/>
+          <w:b/>
+          <w:sz w:val="28"/>
+          <w:szCs w:val="24"/>
+          <w:lang w:val="lv-LV" w:eastAsia="lv-LV"/>
+        </w:rPr>
+      </w:pPr>
+    </w:p>
+    <w:p>
+      <w:pPr>
+        <w:spacing w:before="100" w:beforeAutospacing="1" w:after="100" w:afterAutospacing="1" w:line="240" w:lineRule="auto"/>
+        <w:rPr>
+          <w:rFonts w:ascii="Times New Roman" w:eastAsia="Times New Roman" w:hAnsi="Times New Roman" w:cs="Times New Roman"/>
+          <w:b/>
+          <w:sz w:val="28"/>
+          <w:szCs w:val="24"/>
+          <w:lang w:val="lv-LV" w:eastAsia="lv-LV"/>
+        </w:rPr>
+      </w:pPr>
+    </w:p>
+    <w:p>
+      <w:pPr>
+        <w:spacing w:before="100" w:beforeAutospacing="1" w:after="100" w:afterAutospacing="1" w:line="240" w:lineRule="auto"/>
+        <w:rPr>
+          <w:rFonts w:ascii="Times New Roman" w:eastAsia="Times New Roman" w:hAnsi="Times New Roman" w:cs="Times New Roman"/>
+          <w:b/>
+          <w:sz w:val="28"/>
+          <w:szCs w:val="24"/>
+          <w:lang w:val="lv-LV" w:eastAsia="lv-LV"/>
+        </w:rPr>
+      </w:pPr>
+    </w:p>
+    <w:p>
+      <w:pPr>
+        <w:spacing w:before="100" w:beforeAutospacing="1" w:after="100" w:afterAutospacing="1" w:line="240" w:lineRule="auto"/>
+        <w:rPr>
+          <w:rFonts w:ascii="Times New Roman" w:eastAsia="Times New Roman" w:hAnsi="Times New Roman" w:cs="Times New Roman"/>
+          <w:b/>
+          <w:sz w:val="28"/>
+          <w:szCs w:val="24"/>
+          <w:lang w:val="lv-LV" w:eastAsia="lv-LV"/>
+        </w:rPr>
+      </w:pPr>
+      <w:r>
+        <w:rPr>
+          <w:rFonts w:ascii="Times New Roman" w:eastAsia="Times New Roman" w:hAnsi="Times New Roman" w:cs="Times New Roman"/>
+          <w:b/>
+          <w:sz w:val="28"/>
+          <w:szCs w:val="24"/>
+          <w:lang w:val="lv-LV" w:eastAsia="lv-LV"/>
+        </w:rPr>
+        <w:lastRenderedPageBreak/>
+        <w:t xml:space="preserve">3. </w:t>
+      </w:r>
+      <w:r>
+        <w:rPr>
+          <w:rFonts w:ascii="Times New Roman" w:eastAsia="Times New Roman" w:hAnsi="Times New Roman" w:cs="Times New Roman"/>
+          <w:b/>
+          <w:sz w:val="36"/>
+          <w:szCs w:val="24"/>
+          <w:lang w:val="lv-LV" w:eastAsia="lv-LV"/>
+        </w:rPr>
+        <w:t>Programmatūras projekta izstrādes plāns</w:t>
       </w:r>
     </w:p>
     <w:p>
@@ -844,7 +1867,7 @@
         <w:pStyle w:val="ListParagraph"/>
         <w:numPr>
           <w:ilvl w:val="1"/>
-          <w:numId w:val="7"/>
+          <w:numId w:val="12"/>
         </w:numPr>
         <w:spacing w:before="100" w:beforeAutospacing="1" w:after="100" w:afterAutospacing="1" w:line="240" w:lineRule="auto"/>
         <w:rPr>
@@ -863,9 +1886,133 @@
           <w:szCs w:val="24"/>
           <w:lang w:val="lv-LV" w:eastAsia="lv-LV"/>
         </w:rPr>
+        <w:t>Izvēlētā izstrādes modeļa pamatojums</w:t>
+      </w:r>
+    </w:p>
+    <w:p>
+      <w:pPr>
+        <w:pStyle w:val="ListParagraph"/>
+        <w:spacing w:after="0" w:line="240" w:lineRule="auto"/>
+        <w:rPr>
+          <w:rFonts w:ascii="Times New Roman" w:eastAsia="Times New Roman" w:hAnsi="Times New Roman" w:cs="Times New Roman"/>
+          <w:sz w:val="24"/>
+          <w:szCs w:val="24"/>
+          <w:lang w:val="lv-LV" w:eastAsia="lv-LV"/>
+        </w:rPr>
+      </w:pPr>
+      <w:r>
+        <w:rPr>
+          <w:rFonts w:ascii="Times New Roman" w:eastAsia="Times New Roman" w:hAnsi="Times New Roman" w:cs="Times New Roman"/>
+          <w:sz w:val="24"/>
+          <w:szCs w:val="24"/>
+          <w:lang w:val="lv-LV" w:eastAsia="lv-LV"/>
+        </w:rPr>
+        <w:t xml:space="preserve">Projekta realizācijai tiek izvēlēts </w:t>
+      </w:r>
+      <w:r>
+        <w:rPr>
+          <w:rFonts w:ascii="Times New Roman" w:eastAsia="Times New Roman" w:hAnsi="Times New Roman" w:cs="Times New Roman"/>
+          <w:sz w:val="24"/>
+          <w:szCs w:val="24"/>
+          <w:lang w:val="lv-LV" w:eastAsia="lv-LV"/>
+        </w:rPr>
+        <w:t>Agile (elastīgais/iteratīvais) modelis</w:t>
+      </w:r>
+      <w:r>
+        <w:rPr>
+          <w:rFonts w:ascii="Times New Roman" w:eastAsia="Times New Roman" w:hAnsi="Times New Roman" w:cs="Times New Roman"/>
+          <w:sz w:val="24"/>
+          <w:szCs w:val="24"/>
+          <w:lang w:val="lv-LV" w:eastAsia="lv-LV"/>
+        </w:rPr>
+        <w:t>, jo š</w:t>
+      </w:r>
+      <w:r>
+        <w:rPr>
+          <w:rFonts w:ascii="Times New Roman" w:eastAsia="Times New Roman" w:hAnsi="Times New Roman" w:cs="Times New Roman"/>
+          <w:sz w:val="24"/>
+          <w:szCs w:val="24"/>
+          <w:lang w:val="lv-LV" w:eastAsia="lv-LV"/>
+        </w:rPr>
+        <w:t>is modelis ļauj s</w:t>
+      </w:r>
+      <w:r>
+        <w:rPr>
+          <w:rFonts w:ascii="Times New Roman" w:eastAsia="Times New Roman" w:hAnsi="Times New Roman" w:cs="Times New Roman"/>
+          <w:sz w:val="24"/>
+          <w:szCs w:val="24"/>
+          <w:lang w:val="lv-LV" w:eastAsia="lv-LV"/>
+        </w:rPr>
+        <w:t xml:space="preserve">adalīt izstrādi vairākos posmos, programmu </w:t>
+      </w:r>
+      <w:r>
+        <w:rPr>
+          <w:rFonts w:ascii="Times New Roman" w:eastAsia="Times New Roman" w:hAnsi="Times New Roman" w:cs="Times New Roman"/>
+          <w:sz w:val="24"/>
+          <w:szCs w:val="24"/>
+          <w:lang w:val="lv-LV" w:eastAsia="lv-LV"/>
+        </w:rPr>
+        <w:t xml:space="preserve">izveidojot </w:t>
+      </w:r>
+      <w:r>
+        <w:rPr>
+          <w:rFonts w:ascii="Times New Roman" w:eastAsia="Times New Roman" w:hAnsi="Times New Roman" w:cs="Times New Roman"/>
+          <w:sz w:val="24"/>
+          <w:szCs w:val="24"/>
+          <w:lang w:val="lv-LV" w:eastAsia="lv-LV"/>
+        </w:rPr>
+        <w:t xml:space="preserve"> pa mazām, strādājošām daļām</w:t>
+      </w:r>
+      <w:r>
+        <w:rPr>
+          <w:rFonts w:ascii="Times New Roman" w:eastAsia="Times New Roman" w:hAnsi="Times New Roman" w:cs="Times New Roman"/>
+          <w:sz w:val="24"/>
+          <w:szCs w:val="24"/>
+          <w:lang w:val="lv-LV" w:eastAsia="lv-LV"/>
+        </w:rPr>
+        <w:t>. Tā kā šis ir individuāls mācību projekts, Agile pieeja ļauj vieglāk veikt labojumus un papildinājumus, ja izstrādes gaitā rodas jaunas idejas vai tiek atklātas kļūdas.</w:t>
+      </w:r>
+      <w:r>
+        <w:rPr>
+          <w:rFonts w:ascii="Times New Roman" w:eastAsia="Times New Roman" w:hAnsi="Times New Roman" w:cs="Times New Roman"/>
+          <w:sz w:val="24"/>
+          <w:szCs w:val="24"/>
+          <w:lang w:val="lv-LV" w:eastAsia="lv-LV"/>
+        </w:rPr>
         <w:t xml:space="preserve"> </w:t>
       </w:r>
       <w:r>
+        <w:rPr>
+          <w:rFonts w:ascii="Times New Roman" w:eastAsia="Times New Roman" w:hAnsi="Times New Roman" w:cs="Times New Roman"/>
+          <w:sz w:val="24"/>
+          <w:szCs w:val="24"/>
+          <w:lang w:val="lv-LV" w:eastAsia="lv-LV"/>
+        </w:rPr>
+        <w:t>Mazāki izstrādes cikli ļauj veikt regulāru atkļūdošanu un testēšanu, samazinot risku, ka vēlākā pos</w:t>
+      </w:r>
+      <w:r>
+        <w:rPr>
+          <w:rFonts w:ascii="Times New Roman" w:eastAsia="Times New Roman" w:hAnsi="Times New Roman" w:cs="Times New Roman"/>
+          <w:sz w:val="24"/>
+          <w:szCs w:val="24"/>
+          <w:lang w:val="lv-LV" w:eastAsia="lv-LV"/>
+        </w:rPr>
+        <w:t xml:space="preserve">mā atklātas kļūdas būs </w:t>
+      </w:r>
+      <w:r>
+        <w:rPr>
+          <w:rFonts w:ascii="Times New Roman" w:eastAsia="Times New Roman" w:hAnsi="Times New Roman" w:cs="Times New Roman"/>
+          <w:sz w:val="24"/>
+          <w:szCs w:val="24"/>
+          <w:lang w:val="lv-LV" w:eastAsia="lv-LV"/>
+        </w:rPr>
+        <w:t>laikietilpīgi labot.</w:t>
+      </w:r>
+    </w:p>
+    <w:p>
+      <w:pPr>
+        <w:spacing w:before="100" w:beforeAutospacing="1" w:after="100" w:afterAutospacing="1" w:line="240" w:lineRule="auto"/>
+        <w:ind w:firstLine="720"/>
         <w:rPr>
           <w:rFonts w:ascii="Times New Roman" w:eastAsia="Times New Roman" w:hAnsi="Times New Roman" w:cs="Times New Roman"/>
           <w:b/>
@@ -873,13 +2020,8 @@
           <w:szCs w:val="24"/>
           <w:lang w:val="lv-LV" w:eastAsia="lv-LV"/>
         </w:rPr>
-        <w:t>Funkcionālās prasības</w:t>
-      </w:r>
-    </w:p>
-    <w:p>
-      <w:pPr>
-        <w:spacing w:before="100" w:beforeAutospacing="1" w:after="100" w:afterAutospacing="1" w:line="240" w:lineRule="auto"/>
-        <w:ind w:left="720"/>
+      </w:pPr>
+      <w:r>
         <w:rPr>
           <w:rFonts w:ascii="Times New Roman" w:eastAsia="Times New Roman" w:hAnsi="Times New Roman" w:cs="Times New Roman"/>
           <w:b/>
@@ -887,18 +2029,9 @@
           <w:szCs w:val="24"/>
           <w:lang w:val="lv-LV" w:eastAsia="lv-LV"/>
         </w:rPr>
-      </w:pPr>
-      <w:bookmarkStart w:id="0" w:name="_GoBack"/>
-      <w:bookmarkEnd w:id="0"/>
-    </w:p>
-    <w:p>
-      <w:pPr>
-        <w:pStyle w:val="ListParagraph"/>
-        <w:numPr>
-          <w:ilvl w:val="1"/>
-          <w:numId w:val="7"/>
-        </w:numPr>
-        <w:spacing w:before="100" w:beforeAutospacing="1" w:after="100" w:afterAutospacing="1" w:line="240" w:lineRule="auto"/>
+        <w:t xml:space="preserve">3.2 </w:t>
+      </w:r>
+      <w:r>
         <w:rPr>
           <w:rFonts w:ascii="Times New Roman" w:eastAsia="Times New Roman" w:hAnsi="Times New Roman" w:cs="Times New Roman"/>
           <w:b/>
@@ -906,8 +2039,704 @@
           <w:szCs w:val="24"/>
           <w:lang w:val="lv-LV" w:eastAsia="lv-LV"/>
         </w:rPr>
-      </w:pPr>
-      <w:r>
+        <w:t>Izstrādes plāns</w:t>
+      </w:r>
+    </w:p>
+    <w:tbl>
+      <w:tblPr>
+        <w:tblStyle w:val="TableGrid"/>
+        <w:tblW w:w="0" w:type="auto"/>
+        <w:tblInd w:w="360" w:type="dxa"/>
+        <w:tblLook w:val="04A0" w:firstRow="1" w:lastRow="0" w:firstColumn="1" w:lastColumn="0" w:noHBand="0" w:noVBand="1"/>
+      </w:tblPr>
+      <w:tblGrid>
+        <w:gridCol w:w="7432"/>
+        <w:gridCol w:w="2664"/>
+      </w:tblGrid>
+      <w:tr>
+        <w:trPr>
+          <w:trHeight w:val="496"/>
+        </w:trPr>
+        <w:tc>
+          <w:tcPr>
+            <w:tcW w:w="7432" w:type="dxa"/>
+            <w:shd w:val="clear" w:color="auto" w:fill="D5DCE4" w:themeFill="text2" w:themeFillTint="33"/>
+          </w:tcPr>
+          <w:p>
+            <w:pPr>
+              <w:spacing w:before="100" w:beforeAutospacing="1" w:after="100" w:afterAutospacing="1"/>
+              <w:jc w:val="center"/>
+              <w:rPr>
+                <w:rFonts w:ascii="Times New Roman" w:eastAsia="Times New Roman" w:hAnsi="Times New Roman" w:cs="Times New Roman"/>
+                <w:i/>
+                <w:sz w:val="28"/>
+                <w:szCs w:val="24"/>
+                <w:lang w:val="lv-LV" w:eastAsia="lv-LV"/>
+              </w:rPr>
+            </w:pPr>
+            <w:r>
+              <w:rPr>
+                <w:rFonts w:ascii="Times New Roman" w:eastAsia="Times New Roman" w:hAnsi="Times New Roman" w:cs="Times New Roman"/>
+                <w:i/>
+                <w:sz w:val="28"/>
+                <w:szCs w:val="24"/>
+                <w:lang w:val="lv-LV" w:eastAsia="lv-LV"/>
+              </w:rPr>
+              <w:t>Programmatūras proje</w:t>
+            </w:r>
+            <w:r>
+              <w:rPr>
+                <w:rFonts w:ascii="Times New Roman" w:eastAsia="Times New Roman" w:hAnsi="Times New Roman" w:cs="Times New Roman"/>
+                <w:i/>
+                <w:sz w:val="28"/>
+                <w:szCs w:val="24"/>
+                <w:lang w:val="lv-LV" w:eastAsia="lv-LV"/>
+              </w:rPr>
+              <w:t>kta izstrādes posmi un uzdevumi</w:t>
+            </w:r>
+          </w:p>
+        </w:tc>
+        <w:tc>
+          <w:tcPr>
+            <w:tcW w:w="2664" w:type="dxa"/>
+            <w:shd w:val="clear" w:color="auto" w:fill="D5DCE4" w:themeFill="text2" w:themeFillTint="33"/>
+          </w:tcPr>
+          <w:p>
+            <w:pPr>
+              <w:spacing w:before="100" w:beforeAutospacing="1" w:after="100" w:afterAutospacing="1"/>
+              <w:jc w:val="center"/>
+              <w:rPr>
+                <w:rFonts w:ascii="Times New Roman" w:eastAsia="Times New Roman" w:hAnsi="Times New Roman" w:cs="Times New Roman"/>
+                <w:i/>
+                <w:sz w:val="28"/>
+                <w:szCs w:val="24"/>
+                <w:lang w:val="lv-LV" w:eastAsia="lv-LV"/>
+              </w:rPr>
+            </w:pPr>
+            <w:r>
+              <w:rPr>
+                <w:rFonts w:ascii="Times New Roman" w:eastAsia="Times New Roman" w:hAnsi="Times New Roman" w:cs="Times New Roman"/>
+                <w:i/>
+                <w:sz w:val="28"/>
+                <w:szCs w:val="24"/>
+                <w:lang w:val="lv-LV" w:eastAsia="lv-LV"/>
+              </w:rPr>
+              <w:t>Plānotās stundas (h)</w:t>
+            </w:r>
+          </w:p>
+        </w:tc>
+      </w:tr>
+      <w:tr>
+        <w:trPr>
+          <w:trHeight w:val="704"/>
+        </w:trPr>
+        <w:tc>
+          <w:tcPr>
+            <w:tcW w:w="7432" w:type="dxa"/>
+          </w:tcPr>
+          <w:p>
+            <w:pPr>
+              <w:pStyle w:val="ListParagraph"/>
+              <w:numPr>
+                <w:ilvl w:val="0"/>
+                <w:numId w:val="14"/>
+              </w:numPr>
+              <w:rPr>
+                <w:rFonts w:ascii="Times New Roman" w:eastAsia="Times New Roman" w:hAnsi="Times New Roman" w:cs="Times New Roman"/>
+                <w:sz w:val="24"/>
+                <w:szCs w:val="24"/>
+                <w:lang w:val="lv-LV" w:eastAsia="lv-LV"/>
+              </w:rPr>
+            </w:pPr>
+            <w:r>
+              <w:rPr>
+                <w:rFonts w:ascii="Times New Roman" w:eastAsia="Times New Roman" w:hAnsi="Times New Roman" w:cs="Times New Roman"/>
+                <w:sz w:val="24"/>
+                <w:szCs w:val="24"/>
+                <w:lang w:val="lv-LV" w:eastAsia="lv-LV"/>
+              </w:rPr>
+              <w:t>Problēmas izpēte un analīze -</w:t>
+            </w:r>
+            <w:r>
+              <w:rPr>
+                <w:rFonts w:ascii="Times New Roman" w:eastAsia="Times New Roman" w:hAnsi="Times New Roman" w:cs="Times New Roman"/>
+                <w:sz w:val="24"/>
+                <w:szCs w:val="24"/>
+                <w:lang w:val="lv-LV" w:eastAsia="lv-LV"/>
+              </w:rPr>
+              <w:t>Intervijas, novērošana, mērķauditorijas no</w:t>
+            </w:r>
+            <w:r>
+              <w:rPr>
+                <w:rFonts w:ascii="Times New Roman" w:eastAsia="Times New Roman" w:hAnsi="Times New Roman" w:cs="Times New Roman"/>
+                <w:sz w:val="24"/>
+                <w:szCs w:val="24"/>
+                <w:lang w:val="lv-LV" w:eastAsia="lv-LV"/>
+              </w:rPr>
+              <w:t>teikšana un risinājuma apraksts</w:t>
+            </w:r>
+          </w:p>
+        </w:tc>
+        <w:tc>
+          <w:tcPr>
+            <w:tcW w:w="2664" w:type="dxa"/>
+          </w:tcPr>
+          <w:p>
+            <w:pPr>
+              <w:spacing w:before="100" w:beforeAutospacing="1" w:after="100" w:afterAutospacing="1"/>
+              <w:rPr>
+                <w:rFonts w:ascii="Times New Roman" w:eastAsia="Times New Roman" w:hAnsi="Times New Roman" w:cs="Times New Roman"/>
+                <w:sz w:val="24"/>
+                <w:szCs w:val="24"/>
+                <w:lang w:val="lv-LV" w:eastAsia="lv-LV"/>
+              </w:rPr>
+            </w:pPr>
+            <w:r>
+              <w:rPr>
+                <w:rFonts w:ascii="Times New Roman" w:eastAsia="Times New Roman" w:hAnsi="Times New Roman" w:cs="Times New Roman"/>
+                <w:sz w:val="24"/>
+                <w:szCs w:val="24"/>
+                <w:lang w:val="lv-LV" w:eastAsia="lv-LV"/>
+              </w:rPr>
+              <w:t>3</w:t>
+            </w:r>
+          </w:p>
+        </w:tc>
+      </w:tr>
+      <w:tr>
+        <w:trPr>
+          <w:trHeight w:val="699"/>
+        </w:trPr>
+        <w:tc>
+          <w:tcPr>
+            <w:tcW w:w="7432" w:type="dxa"/>
+          </w:tcPr>
+          <w:p>
+            <w:pPr>
+              <w:pStyle w:val="ListParagraph"/>
+              <w:numPr>
+                <w:ilvl w:val="0"/>
+                <w:numId w:val="14"/>
+              </w:numPr>
+              <w:rPr>
+                <w:rFonts w:ascii="Times New Roman" w:eastAsia="Times New Roman" w:hAnsi="Times New Roman" w:cs="Times New Roman"/>
+                <w:sz w:val="24"/>
+                <w:szCs w:val="24"/>
+                <w:lang w:val="lv-LV" w:eastAsia="lv-LV"/>
+              </w:rPr>
+            </w:pPr>
+            <w:r>
+              <w:rPr>
+                <w:rFonts w:ascii="Times New Roman" w:eastAsia="Times New Roman" w:hAnsi="Times New Roman" w:cs="Times New Roman"/>
+                <w:sz w:val="24"/>
+                <w:szCs w:val="24"/>
+                <w:lang w:val="lv-LV" w:eastAsia="lv-LV"/>
+              </w:rPr>
+              <w:t>Progra</w:t>
+            </w:r>
+            <w:r>
+              <w:rPr>
+                <w:rFonts w:ascii="Times New Roman" w:eastAsia="Times New Roman" w:hAnsi="Times New Roman" w:cs="Times New Roman"/>
+                <w:sz w:val="24"/>
+                <w:szCs w:val="24"/>
+                <w:lang w:val="lv-LV" w:eastAsia="lv-LV"/>
+              </w:rPr>
+              <w:t xml:space="preserve">mmatūras prasību specifikācija - </w:t>
+            </w:r>
+            <w:r>
+              <w:rPr>
+                <w:rFonts w:ascii="Times New Roman" w:eastAsia="Times New Roman" w:hAnsi="Times New Roman" w:cs="Times New Roman"/>
+                <w:sz w:val="24"/>
+                <w:szCs w:val="24"/>
+                <w:lang w:val="lv-LV" w:eastAsia="lv-LV"/>
+              </w:rPr>
+              <w:t xml:space="preserve">Funkcionālo un nefunkcionālo prasību </w:t>
+            </w:r>
+            <w:r>
+              <w:rPr>
+                <w:rFonts w:ascii="Times New Roman" w:eastAsia="Times New Roman" w:hAnsi="Times New Roman" w:cs="Times New Roman"/>
+                <w:sz w:val="24"/>
+                <w:szCs w:val="24"/>
+                <w:lang w:val="lv-LV" w:eastAsia="lv-LV"/>
+              </w:rPr>
+              <w:t>formulēšana</w:t>
+            </w:r>
+          </w:p>
+        </w:tc>
+        <w:tc>
+          <w:tcPr>
+            <w:tcW w:w="2664" w:type="dxa"/>
+          </w:tcPr>
+          <w:p>
+            <w:pPr>
+              <w:spacing w:before="100" w:beforeAutospacing="1" w:after="100" w:afterAutospacing="1"/>
+              <w:rPr>
+                <w:rFonts w:ascii="Times New Roman" w:eastAsia="Times New Roman" w:hAnsi="Times New Roman" w:cs="Times New Roman"/>
+                <w:sz w:val="24"/>
+                <w:szCs w:val="24"/>
+                <w:lang w:val="lv-LV" w:eastAsia="lv-LV"/>
+              </w:rPr>
+            </w:pPr>
+            <w:r>
+              <w:rPr>
+                <w:rFonts w:ascii="Times New Roman" w:eastAsia="Times New Roman" w:hAnsi="Times New Roman" w:cs="Times New Roman"/>
+                <w:sz w:val="24"/>
+                <w:szCs w:val="24"/>
+                <w:lang w:val="lv-LV" w:eastAsia="lv-LV"/>
+              </w:rPr>
+              <w:t>2</w:t>
+            </w:r>
+          </w:p>
+        </w:tc>
+      </w:tr>
+      <w:tr>
+        <w:trPr>
+          <w:trHeight w:val="682"/>
+        </w:trPr>
+        <w:tc>
+          <w:tcPr>
+            <w:tcW w:w="7432" w:type="dxa"/>
+          </w:tcPr>
+          <w:p>
+            <w:pPr>
+              <w:pStyle w:val="ListParagraph"/>
+              <w:numPr>
+                <w:ilvl w:val="0"/>
+                <w:numId w:val="14"/>
+              </w:numPr>
+              <w:rPr>
+                <w:rFonts w:ascii="Times New Roman" w:eastAsia="Times New Roman" w:hAnsi="Times New Roman" w:cs="Times New Roman"/>
+                <w:sz w:val="24"/>
+                <w:szCs w:val="24"/>
+                <w:lang w:val="lv-LV" w:eastAsia="lv-LV"/>
+              </w:rPr>
+            </w:pPr>
+            <w:r>
+              <w:rPr>
+                <w:rFonts w:ascii="Times New Roman" w:eastAsia="Times New Roman" w:hAnsi="Times New Roman" w:cs="Times New Roman"/>
+                <w:sz w:val="24"/>
+                <w:szCs w:val="24"/>
+                <w:lang w:val="lv-LV" w:eastAsia="lv-LV"/>
+              </w:rPr>
+              <w:t>Programmat</w:t>
+            </w:r>
+            <w:r>
+              <w:rPr>
+                <w:rFonts w:ascii="Times New Roman" w:eastAsia="Times New Roman" w:hAnsi="Times New Roman" w:cs="Times New Roman"/>
+                <w:sz w:val="24"/>
+                <w:szCs w:val="24"/>
+                <w:lang w:val="lv-LV" w:eastAsia="lv-LV"/>
+              </w:rPr>
+              <w:t xml:space="preserve">ūras projekta izstrādes plāns - </w:t>
+            </w:r>
+            <w:r>
+              <w:rPr>
+                <w:rFonts w:ascii="Times New Roman" w:eastAsia="Times New Roman" w:hAnsi="Times New Roman" w:cs="Times New Roman"/>
+                <w:sz w:val="24"/>
+                <w:szCs w:val="24"/>
+                <w:lang w:val="lv-LV" w:eastAsia="lv-LV"/>
+              </w:rPr>
+              <w:t xml:space="preserve">projekta izstrāde atbilstoši </w:t>
+            </w:r>
+            <w:r>
+              <w:rPr>
+                <w:rFonts w:ascii="Times New Roman" w:eastAsia="Times New Roman" w:hAnsi="Times New Roman" w:cs="Times New Roman"/>
+                <w:sz w:val="24"/>
+                <w:szCs w:val="24"/>
+                <w:lang w:val="lv-LV" w:eastAsia="lv-LV"/>
+              </w:rPr>
+              <w:t>izstrādes modeļa izvēle</w:t>
+            </w:r>
+            <w:r>
+              <w:rPr>
+                <w:rFonts w:ascii="Times New Roman" w:eastAsia="Times New Roman" w:hAnsi="Times New Roman" w:cs="Times New Roman"/>
+                <w:sz w:val="24"/>
+                <w:szCs w:val="24"/>
+                <w:lang w:val="lv-LV" w:eastAsia="lv-LV"/>
+              </w:rPr>
+              <w:t>i,</w:t>
+            </w:r>
+            <w:r>
+              <w:rPr>
+                <w:rFonts w:ascii="Times New Roman" w:eastAsia="Times New Roman" w:hAnsi="Times New Roman" w:cs="Times New Roman"/>
+                <w:sz w:val="24"/>
+                <w:szCs w:val="24"/>
+                <w:lang w:val="lv-LV" w:eastAsia="lv-LV"/>
+              </w:rPr>
+              <w:t xml:space="preserve"> plāna izstrāde</w:t>
+            </w:r>
+          </w:p>
+        </w:tc>
+        <w:tc>
+          <w:tcPr>
+            <w:tcW w:w="2664" w:type="dxa"/>
+          </w:tcPr>
+          <w:p>
+            <w:pPr>
+              <w:spacing w:before="100" w:beforeAutospacing="1" w:after="100" w:afterAutospacing="1"/>
+              <w:rPr>
+                <w:rFonts w:ascii="Times New Roman" w:eastAsia="Times New Roman" w:hAnsi="Times New Roman" w:cs="Times New Roman"/>
+                <w:sz w:val="24"/>
+                <w:szCs w:val="24"/>
+                <w:lang w:val="lv-LV" w:eastAsia="lv-LV"/>
+              </w:rPr>
+            </w:pPr>
+            <w:r>
+              <w:rPr>
+                <w:rFonts w:ascii="Times New Roman" w:eastAsia="Times New Roman" w:hAnsi="Times New Roman" w:cs="Times New Roman"/>
+                <w:sz w:val="24"/>
+                <w:szCs w:val="24"/>
+                <w:lang w:val="lv-LV" w:eastAsia="lv-LV"/>
+              </w:rPr>
+              <w:t>1</w:t>
+            </w:r>
+          </w:p>
+        </w:tc>
+      </w:tr>
+      <w:tr>
+        <w:trPr>
+          <w:trHeight w:val="706"/>
+        </w:trPr>
+        <w:tc>
+          <w:tcPr>
+            <w:tcW w:w="7432" w:type="dxa"/>
+          </w:tcPr>
+          <w:p>
+            <w:pPr>
+              <w:pStyle w:val="ListParagraph"/>
+              <w:numPr>
+                <w:ilvl w:val="0"/>
+                <w:numId w:val="14"/>
+              </w:numPr>
+              <w:rPr>
+                <w:rFonts w:ascii="Times New Roman" w:eastAsia="Times New Roman" w:hAnsi="Times New Roman" w:cs="Times New Roman"/>
+                <w:sz w:val="24"/>
+                <w:szCs w:val="24"/>
+                <w:lang w:val="lv-LV" w:eastAsia="lv-LV"/>
+              </w:rPr>
+            </w:pPr>
+            <w:r>
+              <w:rPr>
+                <w:rFonts w:ascii="Times New Roman" w:eastAsia="Times New Roman" w:hAnsi="Times New Roman" w:cs="Times New Roman"/>
+                <w:sz w:val="24"/>
+                <w:szCs w:val="24"/>
+                <w:lang w:val="lv-LV" w:eastAsia="lv-LV"/>
+              </w:rPr>
+              <w:t xml:space="preserve">Pamata saskarne - </w:t>
+            </w:r>
+            <w:r>
+              <w:rPr>
+                <w:rFonts w:ascii="Times New Roman" w:eastAsia="Times New Roman" w:hAnsi="Times New Roman" w:cs="Times New Roman"/>
+                <w:sz w:val="24"/>
+                <w:szCs w:val="24"/>
+                <w:lang w:val="lv-LV" w:eastAsia="lv-LV"/>
+              </w:rPr>
+              <w:t>Tkinter loga, pog</w:t>
+            </w:r>
+            <w:r>
+              <w:rPr>
+                <w:rFonts w:ascii="Times New Roman" w:eastAsia="Times New Roman" w:hAnsi="Times New Roman" w:cs="Times New Roman"/>
+                <w:sz w:val="24"/>
+                <w:szCs w:val="24"/>
+                <w:lang w:val="lv-LV" w:eastAsia="lv-LV"/>
+              </w:rPr>
+              <w:t>u un nosaukuma ielādes izstrāde</w:t>
+            </w:r>
+          </w:p>
+        </w:tc>
+        <w:tc>
+          <w:tcPr>
+            <w:tcW w:w="2664" w:type="dxa"/>
+          </w:tcPr>
+          <w:p>
+            <w:pPr>
+              <w:spacing w:before="100" w:beforeAutospacing="1" w:after="100" w:afterAutospacing="1"/>
+              <w:rPr>
+                <w:rFonts w:ascii="Times New Roman" w:eastAsia="Times New Roman" w:hAnsi="Times New Roman" w:cs="Times New Roman"/>
+                <w:sz w:val="24"/>
+                <w:szCs w:val="24"/>
+                <w:lang w:val="lv-LV" w:eastAsia="lv-LV"/>
+              </w:rPr>
+            </w:pPr>
+          </w:p>
+        </w:tc>
+      </w:tr>
+      <w:tr>
+        <w:trPr>
+          <w:trHeight w:val="702"/>
+        </w:trPr>
+        <w:tc>
+          <w:tcPr>
+            <w:tcW w:w="7432" w:type="dxa"/>
+          </w:tcPr>
+          <w:p>
+            <w:pPr>
+              <w:pStyle w:val="ListParagraph"/>
+              <w:numPr>
+                <w:ilvl w:val="0"/>
+                <w:numId w:val="14"/>
+              </w:numPr>
+              <w:rPr>
+                <w:rFonts w:ascii="Times New Roman" w:eastAsia="Times New Roman" w:hAnsi="Times New Roman" w:cs="Times New Roman"/>
+                <w:sz w:val="24"/>
+                <w:szCs w:val="24"/>
+                <w:lang w:val="lv-LV" w:eastAsia="lv-LV"/>
+              </w:rPr>
+            </w:pPr>
+            <w:r>
+              <w:rPr>
+                <w:rFonts w:ascii="Times New Roman" w:eastAsia="Times New Roman" w:hAnsi="Times New Roman" w:cs="Times New Roman"/>
+                <w:sz w:val="24"/>
+                <w:szCs w:val="24"/>
+                <w:lang w:val="lv-LV" w:eastAsia="lv-LV"/>
+              </w:rPr>
+              <w:t xml:space="preserve">Audio funkcionalitāte - </w:t>
+            </w:r>
+            <w:r>
+              <w:rPr>
+                <w:rFonts w:ascii="Times New Roman" w:eastAsia="Times New Roman" w:hAnsi="Times New Roman" w:cs="Times New Roman"/>
+                <w:sz w:val="24"/>
+                <w:szCs w:val="24"/>
+                <w:lang w:val="lv-LV" w:eastAsia="lv-LV"/>
+              </w:rPr>
+              <w:t xml:space="preserve">Intervālu nejauša izvēle no </w:t>
+            </w:r>
+            <w:r>
+              <w:rPr>
+                <w:rFonts w:ascii="Times New Roman" w:eastAsia="Times New Roman" w:hAnsi="Times New Roman" w:cs="Times New Roman"/>
+                <w:sz w:val="24"/>
+                <w:szCs w:val="24"/>
+                <w:lang w:val="lv-LV" w:eastAsia="lv-LV"/>
+              </w:rPr>
+              <w:t>bankas un to atskaņošanas</w:t>
+            </w:r>
+          </w:p>
+        </w:tc>
+        <w:tc>
+          <w:tcPr>
+            <w:tcW w:w="2664" w:type="dxa"/>
+          </w:tcPr>
+          <w:p>
+            <w:pPr>
+              <w:spacing w:before="100" w:beforeAutospacing="1" w:after="100" w:afterAutospacing="1"/>
+              <w:rPr>
+                <w:rFonts w:ascii="Times New Roman" w:eastAsia="Times New Roman" w:hAnsi="Times New Roman" w:cs="Times New Roman"/>
+                <w:sz w:val="24"/>
+                <w:szCs w:val="24"/>
+                <w:lang w:val="lv-LV" w:eastAsia="lv-LV"/>
+              </w:rPr>
+            </w:pPr>
+          </w:p>
+        </w:tc>
+      </w:tr>
+      <w:tr>
+        <w:trPr>
+          <w:trHeight w:val="697"/>
+        </w:trPr>
+        <w:tc>
+          <w:tcPr>
+            <w:tcW w:w="7432" w:type="dxa"/>
+          </w:tcPr>
+          <w:p>
+            <w:pPr>
+              <w:pStyle w:val="ListParagraph"/>
+              <w:numPr>
+                <w:ilvl w:val="0"/>
+                <w:numId w:val="14"/>
+              </w:numPr>
+              <w:rPr>
+                <w:rFonts w:ascii="Times New Roman" w:eastAsia="Times New Roman" w:hAnsi="Times New Roman" w:cs="Times New Roman"/>
+                <w:sz w:val="24"/>
+                <w:szCs w:val="24"/>
+                <w:lang w:val="lv-LV" w:eastAsia="lv-LV"/>
+              </w:rPr>
+            </w:pPr>
+            <w:r>
+              <w:rPr>
+                <w:rFonts w:ascii="Times New Roman" w:eastAsia="Times New Roman" w:hAnsi="Times New Roman" w:cs="Times New Roman"/>
+                <w:sz w:val="24"/>
+                <w:szCs w:val="24"/>
+                <w:lang w:val="lv-LV" w:eastAsia="lv-LV"/>
+              </w:rPr>
+              <w:t xml:space="preserve">Interaktivitāte un rezultāti - </w:t>
+            </w:r>
+            <w:r>
+              <w:rPr>
+                <w:rFonts w:ascii="Times New Roman" w:eastAsia="Times New Roman" w:hAnsi="Times New Roman" w:cs="Times New Roman"/>
+                <w:sz w:val="24"/>
+                <w:szCs w:val="24"/>
+                <w:lang w:val="lv-LV" w:eastAsia="lv-LV"/>
+              </w:rPr>
+              <w:t xml:space="preserve">Atbilžu pārbaude, klavieru tastatūra un </w:t>
+            </w:r>
+            <w:r>
+              <w:rPr>
+                <w:rFonts w:ascii="Times New Roman" w:eastAsia="Times New Roman" w:hAnsi="Times New Roman" w:cs="Times New Roman"/>
+                <w:sz w:val="24"/>
+                <w:szCs w:val="24"/>
+                <w:lang w:val="lv-LV" w:eastAsia="lv-LV"/>
+              </w:rPr>
+              <w:t>sesijas noslēguma skata izveide</w:t>
+            </w:r>
+          </w:p>
+        </w:tc>
+        <w:tc>
+          <w:tcPr>
+            <w:tcW w:w="2664" w:type="dxa"/>
+          </w:tcPr>
+          <w:p>
+            <w:pPr>
+              <w:spacing w:before="100" w:beforeAutospacing="1" w:after="100" w:afterAutospacing="1"/>
+              <w:rPr>
+                <w:rFonts w:ascii="Times New Roman" w:eastAsia="Times New Roman" w:hAnsi="Times New Roman" w:cs="Times New Roman"/>
+                <w:sz w:val="24"/>
+                <w:szCs w:val="24"/>
+                <w:lang w:val="lv-LV" w:eastAsia="lv-LV"/>
+              </w:rPr>
+            </w:pPr>
+          </w:p>
+        </w:tc>
+      </w:tr>
+      <w:tr>
+        <w:trPr>
+          <w:trHeight w:val="565"/>
+        </w:trPr>
+        <w:tc>
+          <w:tcPr>
+            <w:tcW w:w="7432" w:type="dxa"/>
+          </w:tcPr>
+          <w:p>
+            <w:pPr>
+              <w:pStyle w:val="ListParagraph"/>
+              <w:numPr>
+                <w:ilvl w:val="0"/>
+                <w:numId w:val="14"/>
+              </w:numPr>
+              <w:rPr>
+                <w:rFonts w:ascii="Times New Roman" w:eastAsia="Times New Roman" w:hAnsi="Times New Roman" w:cs="Times New Roman"/>
+                <w:sz w:val="24"/>
+                <w:szCs w:val="24"/>
+                <w:lang w:val="lv-LV" w:eastAsia="lv-LV"/>
+              </w:rPr>
+            </w:pPr>
+            <w:r>
+              <w:rPr>
+                <w:rFonts w:ascii="Times New Roman" w:eastAsia="Times New Roman" w:hAnsi="Times New Roman" w:cs="Times New Roman"/>
+                <w:sz w:val="24"/>
+                <w:szCs w:val="24"/>
+                <w:lang w:val="lv-LV" w:eastAsia="lv-LV"/>
+              </w:rPr>
+              <w:t xml:space="preserve">Atkļūdošana un akcepttestēšana </w:t>
+            </w:r>
+          </w:p>
+        </w:tc>
+        <w:tc>
+          <w:tcPr>
+            <w:tcW w:w="2664" w:type="dxa"/>
+          </w:tcPr>
+          <w:p>
+            <w:pPr>
+              <w:spacing w:before="100" w:beforeAutospacing="1" w:after="100" w:afterAutospacing="1"/>
+              <w:rPr>
+                <w:rFonts w:ascii="Times New Roman" w:eastAsia="Times New Roman" w:hAnsi="Times New Roman" w:cs="Times New Roman"/>
+                <w:sz w:val="24"/>
+                <w:szCs w:val="24"/>
+                <w:lang w:val="lv-LV" w:eastAsia="lv-LV"/>
+              </w:rPr>
+            </w:pPr>
+          </w:p>
+        </w:tc>
+      </w:tr>
+      <w:tr>
+        <w:trPr>
+          <w:trHeight w:val="687"/>
+        </w:trPr>
+        <w:tc>
+          <w:tcPr>
+            <w:tcW w:w="7432" w:type="dxa"/>
+          </w:tcPr>
+          <w:p>
+            <w:pPr>
+              <w:pStyle w:val="ListParagraph"/>
+              <w:numPr>
+                <w:ilvl w:val="0"/>
+                <w:numId w:val="14"/>
+              </w:numPr>
+              <w:rPr>
+                <w:rFonts w:ascii="Times New Roman" w:eastAsia="Times New Roman" w:hAnsi="Times New Roman" w:cs="Times New Roman"/>
+                <w:sz w:val="24"/>
+                <w:szCs w:val="24"/>
+                <w:lang w:val="lv-LV" w:eastAsia="lv-LV"/>
+              </w:rPr>
+            </w:pPr>
+            <w:r>
+              <w:rPr>
+                <w:rFonts w:ascii="Times New Roman" w:eastAsia="Times New Roman" w:hAnsi="Times New Roman" w:cs="Times New Roman"/>
+                <w:sz w:val="24"/>
+                <w:szCs w:val="24"/>
+                <w:lang w:val="lv-LV" w:eastAsia="lv-LV"/>
+              </w:rPr>
+              <w:t>Dokumentēšana un prezentācija - Lietotāja ceļveža izstrāde, prezentācijas sagatavošana</w:t>
+            </w:r>
+          </w:p>
+        </w:tc>
+        <w:tc>
+          <w:tcPr>
+            <w:tcW w:w="2664" w:type="dxa"/>
+          </w:tcPr>
+          <w:p>
+            <w:pPr>
+              <w:spacing w:before="100" w:beforeAutospacing="1" w:after="100" w:afterAutospacing="1"/>
+              <w:rPr>
+                <w:rFonts w:ascii="Times New Roman" w:eastAsia="Times New Roman" w:hAnsi="Times New Roman" w:cs="Times New Roman"/>
+                <w:sz w:val="24"/>
+                <w:szCs w:val="24"/>
+                <w:lang w:val="lv-LV" w:eastAsia="lv-LV"/>
+              </w:rPr>
+            </w:pPr>
+          </w:p>
+        </w:tc>
+      </w:tr>
+    </w:tbl>
+    <w:p>
+      <w:pPr>
+        <w:spacing w:before="100" w:beforeAutospacing="1" w:after="100" w:afterAutospacing="1" w:line="240" w:lineRule="auto"/>
+        <w:ind w:left="360"/>
+        <w:rPr>
+          <w:rFonts w:ascii="Times New Roman" w:eastAsia="Times New Roman" w:hAnsi="Times New Roman" w:cs="Times New Roman"/>
+          <w:sz w:val="24"/>
+          <w:szCs w:val="24"/>
+          <w:lang w:val="lv-LV" w:eastAsia="lv-LV"/>
+        </w:rPr>
+      </w:pPr>
+    </w:p>
+    <w:p>
+      <w:pPr>
+        <w:spacing w:before="100" w:beforeAutospacing="1" w:after="100" w:afterAutospacing="1" w:line="240" w:lineRule="auto"/>
+        <w:ind w:left="360"/>
+        <w:rPr>
+          <w:rFonts w:ascii="Times New Roman" w:eastAsia="Times New Roman" w:hAnsi="Times New Roman" w:cs="Times New Roman"/>
+          <w:b/>
+          <w:sz w:val="36"/>
+          <w:szCs w:val="24"/>
+          <w:lang w:val="lv-LV" w:eastAsia="lv-LV"/>
+        </w:rPr>
+      </w:pPr>
+      <w:r>
+        <w:rPr>
+          <w:rFonts w:ascii="Times New Roman" w:eastAsia="Times New Roman" w:hAnsi="Times New Roman" w:cs="Times New Roman"/>
+          <w:b/>
+          <w:sz w:val="36"/>
+          <w:szCs w:val="24"/>
+          <w:lang w:val="lv-LV" w:eastAsia="lv-LV"/>
+        </w:rPr>
+        <w:t>4. Programmatūras projektējums</w:t>
+      </w:r>
+    </w:p>
+    <w:p>
+      <w:pPr>
+        <w:spacing w:before="100" w:beforeAutospacing="1" w:after="100" w:afterAutospacing="1" w:line="240" w:lineRule="auto"/>
+        <w:ind w:firstLine="720"/>
         <w:rPr>
           <w:rFonts w:ascii="Times New Roman" w:eastAsia="Times New Roman" w:hAnsi="Times New Roman" w:cs="Times New Roman"/>
           <w:b/>
@@ -915,8 +2744,7 @@
           <w:szCs w:val="24"/>
           <w:lang w:val="lv-LV" w:eastAsia="lv-LV"/>
         </w:rPr>
-        <w:t xml:space="preserve"> </w:t>
-      </w:r>
+      </w:pPr>
       <w:r>
         <w:rPr>
           <w:rFonts w:ascii="Times New Roman" w:eastAsia="Times New Roman" w:hAnsi="Times New Roman" w:cs="Times New Roman"/>
@@ -925,8 +2753,214 @@
           <w:szCs w:val="24"/>
           <w:lang w:val="lv-LV" w:eastAsia="lv-LV"/>
         </w:rPr>
-        <w:t>Nefunkcionālās prasības</w:t>
-      </w:r>
+        <w:t xml:space="preserve">4.1 </w:t>
+      </w:r>
+      <w:r>
+        <w:rPr>
+          <w:rFonts w:ascii="Times New Roman" w:eastAsia="Times New Roman" w:hAnsi="Times New Roman" w:cs="Times New Roman"/>
+          <w:b/>
+          <w:sz w:val="28"/>
+          <w:szCs w:val="24"/>
+          <w:lang w:val="lv-LV" w:eastAsia="lv-LV"/>
+        </w:rPr>
+        <w:t>Tehnoloģiju apraksts</w:t>
+      </w:r>
+    </w:p>
+    <w:p>
+      <w:pPr>
+        <w:spacing w:before="100" w:beforeAutospacing="1" w:after="100" w:afterAutospacing="1" w:line="240" w:lineRule="auto"/>
+        <w:ind w:firstLine="720"/>
+        <w:rPr>
+          <w:rFonts w:ascii="Times New Roman" w:eastAsia="Times New Roman" w:hAnsi="Times New Roman" w:cs="Times New Roman"/>
+          <w:sz w:val="24"/>
+          <w:szCs w:val="24"/>
+          <w:lang w:val="lv-LV" w:eastAsia="lv-LV"/>
+        </w:rPr>
+      </w:pPr>
+      <w:r>
+        <w:rPr>
+          <w:rFonts w:ascii="Times New Roman" w:eastAsia="Times New Roman" w:hAnsi="Times New Roman" w:cs="Times New Roman"/>
+          <w:sz w:val="24"/>
+          <w:szCs w:val="24"/>
+          <w:lang w:val="lv-LV" w:eastAsia="lv-LV"/>
+        </w:rPr>
+        <w:t>P</w:t>
+      </w:r>
+      <w:r>
+        <w:rPr>
+          <w:rFonts w:ascii="Times New Roman" w:eastAsia="Times New Roman" w:hAnsi="Times New Roman" w:cs="Times New Roman"/>
+          <w:sz w:val="24"/>
+          <w:szCs w:val="24"/>
+          <w:lang w:val="lv-LV" w:eastAsia="lv-LV"/>
+        </w:rPr>
+        <w:t xml:space="preserve">rogramma tiks rakstīta programmēšanas valodā Python </w:t>
+      </w:r>
+      <w:r>
+        <w:rPr>
+          <w:rFonts w:ascii="Times New Roman" w:eastAsia="Times New Roman" w:hAnsi="Times New Roman" w:cs="Times New Roman"/>
+          <w:sz w:val="24"/>
+          <w:szCs w:val="24"/>
+          <w:lang w:val="lv-LV" w:eastAsia="lv-LV"/>
+        </w:rPr>
+        <w:t>izmantojjot Tkinter bibliotēku.</w:t>
+      </w:r>
+    </w:p>
+    <w:p>
+      <w:pPr>
+        <w:spacing w:before="100" w:beforeAutospacing="1" w:after="100" w:afterAutospacing="1" w:line="240" w:lineRule="auto"/>
+        <w:ind w:firstLine="720"/>
+        <w:rPr>
+          <w:rFonts w:ascii="Times New Roman" w:eastAsia="Times New Roman" w:hAnsi="Times New Roman" w:cs="Times New Roman"/>
+          <w:sz w:val="24"/>
+          <w:szCs w:val="24"/>
+          <w:lang w:val="lv-LV" w:eastAsia="lv-LV"/>
+        </w:rPr>
+      </w:pPr>
+      <w:r>
+        <w:rPr>
+          <w:rFonts w:ascii="Times New Roman" w:eastAsia="Times New Roman" w:hAnsi="Times New Roman" w:cs="Times New Roman"/>
+          <w:sz w:val="24"/>
+          <w:szCs w:val="24"/>
+          <w:lang w:val="lv-LV" w:eastAsia="lv-LV"/>
+        </w:rPr>
+        <w:t>P</w:t>
+      </w:r>
+      <w:r>
+        <w:rPr>
+          <w:rFonts w:ascii="Times New Roman" w:eastAsia="Times New Roman" w:hAnsi="Times New Roman" w:cs="Times New Roman"/>
+          <w:sz w:val="24"/>
+          <w:szCs w:val="24"/>
+          <w:lang w:val="lv-LV" w:eastAsia="lv-LV"/>
+        </w:rPr>
+        <w:t>rogramma izstrādei tiks izmantota izs</w:t>
+      </w:r>
+      <w:r>
+        <w:rPr>
+          <w:rFonts w:ascii="Times New Roman" w:eastAsia="Times New Roman" w:hAnsi="Times New Roman" w:cs="Times New Roman"/>
+          <w:sz w:val="24"/>
+          <w:szCs w:val="24"/>
+          <w:lang w:val="lv-LV" w:eastAsia="lv-LV"/>
+        </w:rPr>
+        <w:t>trādes vide Visual Studio Code.</w:t>
+      </w:r>
+    </w:p>
+    <w:p>
+      <w:pPr>
+        <w:spacing w:before="100" w:beforeAutospacing="1" w:after="100" w:afterAutospacing="1" w:line="240" w:lineRule="auto"/>
+        <w:ind w:firstLine="720"/>
+        <w:rPr>
+          <w:rFonts w:ascii="Times New Roman" w:eastAsia="Times New Roman" w:hAnsi="Times New Roman" w:cs="Times New Roman"/>
+          <w:sz w:val="24"/>
+          <w:szCs w:val="24"/>
+          <w:lang w:val="lv-LV" w:eastAsia="lv-LV"/>
+        </w:rPr>
+      </w:pPr>
+      <w:r>
+        <w:rPr>
+          <w:rFonts w:ascii="Times New Roman" w:eastAsia="Times New Roman" w:hAnsi="Times New Roman" w:cs="Times New Roman"/>
+          <w:sz w:val="24"/>
+          <w:szCs w:val="24"/>
+          <w:lang w:val="lv-LV" w:eastAsia="lv-LV"/>
+        </w:rPr>
+        <w:t>Audio failu</w:t>
+      </w:r>
+      <w:r>
+        <w:rPr>
+          <w:rFonts w:ascii="Times New Roman" w:eastAsia="Times New Roman" w:hAnsi="Times New Roman" w:cs="Times New Roman"/>
+          <w:sz w:val="24"/>
+          <w:szCs w:val="24"/>
+          <w:lang w:val="lv-LV" w:eastAsia="lv-LV"/>
+        </w:rPr>
+        <w:t xml:space="preserve"> banka tiks realizēta kā </w:t>
+      </w:r>
+      <w:r>
+        <w:rPr>
+          <w:rFonts w:ascii="Times New Roman" w:eastAsia="Times New Roman" w:hAnsi="Times New Roman" w:cs="Times New Roman"/>
+          <w:sz w:val="24"/>
+          <w:szCs w:val="24"/>
+          <w:lang w:val="lv-LV" w:eastAsia="lv-LV"/>
+        </w:rPr>
+        <w:t>mapes ar vairākiem atsevišķiem audio failiem.</w:t>
+      </w:r>
+    </w:p>
+    <w:p>
+      <w:pPr>
+        <w:spacing w:before="100" w:beforeAutospacing="1" w:after="100" w:afterAutospacing="1" w:line="240" w:lineRule="auto"/>
+        <w:ind w:firstLine="720"/>
+        <w:rPr>
+          <w:rFonts w:ascii="Times New Roman" w:eastAsia="Times New Roman" w:hAnsi="Times New Roman" w:cs="Times New Roman"/>
+          <w:b/>
+          <w:sz w:val="28"/>
+          <w:szCs w:val="24"/>
+          <w:lang w:val="lv-LV" w:eastAsia="lv-LV"/>
+        </w:rPr>
+      </w:pPr>
+      <w:r>
+        <w:rPr>
+          <w:rFonts w:ascii="Times New Roman" w:eastAsia="Times New Roman" w:hAnsi="Times New Roman" w:cs="Times New Roman"/>
+          <w:b/>
+          <w:sz w:val="28"/>
+          <w:szCs w:val="24"/>
+          <w:lang w:val="lv-LV" w:eastAsia="lv-LV"/>
+        </w:rPr>
+        <w:t xml:space="preserve">4.2 </w:t>
+      </w:r>
+      <w:r>
+        <w:rPr>
+          <w:rFonts w:ascii="Times New Roman" w:eastAsia="Times New Roman" w:hAnsi="Times New Roman" w:cs="Times New Roman"/>
+          <w:b/>
+          <w:sz w:val="28"/>
+          <w:szCs w:val="24"/>
+          <w:lang w:val="lv-LV" w:eastAsia="lv-LV"/>
+        </w:rPr>
+        <w:t>Struktūrskice</w:t>
+      </w:r>
+    </w:p>
+    <w:p>
+      <w:pPr>
+        <w:spacing w:before="100" w:beforeAutospacing="1" w:after="100" w:afterAutospacing="1" w:line="240" w:lineRule="auto"/>
+        <w:ind w:firstLine="720"/>
+        <w:rPr>
+          <w:rFonts w:ascii="Times New Roman" w:eastAsia="Times New Roman" w:hAnsi="Times New Roman" w:cs="Times New Roman"/>
+          <w:b/>
+          <w:sz w:val="28"/>
+          <w:szCs w:val="24"/>
+          <w:lang w:val="lv-LV" w:eastAsia="lv-LV"/>
+        </w:rPr>
+      </w:pPr>
+      <w:r>
+        <w:rPr>
+          <w:rFonts w:ascii="Times New Roman" w:eastAsia="Times New Roman" w:hAnsi="Times New Roman" w:cs="Times New Roman"/>
+          <w:b/>
+          <w:sz w:val="28"/>
+          <w:szCs w:val="24"/>
+          <w:lang w:val="lv-LV" w:eastAsia="lv-LV"/>
+        </w:rPr>
+        <w:t xml:space="preserve">4.3 </w:t>
+      </w:r>
+      <w:r>
+        <w:rPr>
+          <w:rFonts w:ascii="Times New Roman" w:eastAsia="Times New Roman" w:hAnsi="Times New Roman" w:cs="Times New Roman"/>
+          <w:b/>
+          <w:sz w:val="28"/>
+          <w:szCs w:val="24"/>
+          <w:lang w:val="lv-LV" w:eastAsia="lv-LV"/>
+        </w:rPr>
+        <w:t>Funkcionalitātes apraksts</w:t>
+      </w:r>
+    </w:p>
+    <w:p>
+      <w:pPr>
+        <w:spacing w:before="100" w:beforeAutospacing="1" w:after="100" w:afterAutospacing="1" w:line="240" w:lineRule="auto"/>
+        <w:ind w:firstLine="720"/>
+        <w:rPr>
+          <w:rFonts w:ascii="Times New Roman" w:eastAsia="Times New Roman" w:hAnsi="Times New Roman" w:cs="Times New Roman"/>
+          <w:b/>
+          <w:sz w:val="28"/>
+          <w:szCs w:val="24"/>
+          <w:lang w:val="lv-LV" w:eastAsia="lv-LV"/>
+        </w:rPr>
+      </w:pPr>
     </w:p>
     <w:p>
       <w:pPr>
@@ -934,7 +2968,1931 @@
         <w:ind w:left="360"/>
         <w:rPr>
           <w:rFonts w:ascii="Times New Roman" w:eastAsia="Times New Roman" w:hAnsi="Times New Roman" w:cs="Times New Roman"/>
-          <w:sz w:val="24"/>
+          <w:b/>
+          <w:sz w:val="36"/>
+          <w:szCs w:val="24"/>
+          <w:lang w:val="lv-LV" w:eastAsia="lv-LV"/>
+        </w:rPr>
+      </w:pPr>
+      <w:r>
+        <w:rPr>
+          <w:rFonts w:ascii="Times New Roman" w:eastAsia="Times New Roman" w:hAnsi="Times New Roman" w:cs="Times New Roman"/>
+          <w:b/>
+          <w:sz w:val="36"/>
+          <w:szCs w:val="24"/>
+          <w:lang w:val="lv-LV" w:eastAsia="lv-LV"/>
+        </w:rPr>
+        <w:t>5. Atkļūdošana un akcepttestēšana</w:t>
+      </w:r>
+    </w:p>
+    <w:p>
+      <w:pPr>
+        <w:spacing w:before="100" w:beforeAutospacing="1" w:after="100" w:afterAutospacing="1" w:line="240" w:lineRule="auto"/>
+        <w:rPr>
+          <w:rFonts w:ascii="Times New Roman" w:eastAsia="Times New Roman" w:hAnsi="Times New Roman" w:cs="Times New Roman"/>
+          <w:sz w:val="24"/>
+          <w:szCs w:val="24"/>
+          <w:lang w:val="lv-LV" w:eastAsia="lv-LV"/>
+        </w:rPr>
+      </w:pPr>
+    </w:p>
+    <w:p>
+      <w:pPr>
+        <w:spacing w:before="100" w:beforeAutospacing="1" w:after="100" w:afterAutospacing="1" w:line="240" w:lineRule="auto"/>
+        <w:ind w:firstLine="720"/>
+        <w:rPr>
+          <w:rFonts w:ascii="Times New Roman" w:eastAsia="Times New Roman" w:hAnsi="Times New Roman" w:cs="Times New Roman"/>
+          <w:b/>
+          <w:sz w:val="28"/>
+          <w:szCs w:val="24"/>
+          <w:lang w:val="lv-LV" w:eastAsia="lv-LV"/>
+        </w:rPr>
+      </w:pPr>
+      <w:r>
+        <w:rPr>
+          <w:rFonts w:ascii="Times New Roman" w:eastAsia="Times New Roman" w:hAnsi="Times New Roman" w:cs="Times New Roman"/>
+          <w:b/>
+          <w:sz w:val="28"/>
+          <w:szCs w:val="24"/>
+          <w:lang w:val="lv-LV" w:eastAsia="lv-LV"/>
+        </w:rPr>
+        <w:t xml:space="preserve">5.1 </w:t>
+      </w:r>
+      <w:r>
+        <w:rPr>
+          <w:rFonts w:ascii="Times New Roman" w:eastAsia="Times New Roman" w:hAnsi="Times New Roman" w:cs="Times New Roman"/>
+          <w:b/>
+          <w:sz w:val="28"/>
+          <w:szCs w:val="24"/>
+          <w:lang w:val="lv-LV" w:eastAsia="lv-LV"/>
+        </w:rPr>
+        <w:t>Apraksts</w:t>
+      </w:r>
+    </w:p>
+    <w:p>
+      <w:pPr>
+        <w:spacing w:before="100" w:beforeAutospacing="1" w:after="100" w:afterAutospacing="1" w:line="240" w:lineRule="auto"/>
+        <w:ind w:firstLine="720"/>
+        <w:rPr>
+          <w:rFonts w:ascii="Times New Roman" w:eastAsia="Times New Roman" w:hAnsi="Times New Roman" w:cs="Times New Roman"/>
+          <w:sz w:val="24"/>
+          <w:szCs w:val="24"/>
+          <w:lang w:val="lv-LV" w:eastAsia="lv-LV"/>
+        </w:rPr>
+      </w:pPr>
+      <w:r>
+        <w:rPr>
+          <w:rFonts w:ascii="Times New Roman" w:eastAsia="Times New Roman" w:hAnsi="Times New Roman" w:cs="Times New Roman"/>
+          <w:sz w:val="24"/>
+          <w:szCs w:val="24"/>
+          <w:lang w:val="lv-LV" w:eastAsia="lv-LV"/>
+        </w:rPr>
+        <w:t>Programmatūras izstrādes procesā tika veikta regulāra atkļ</w:t>
+      </w:r>
+      <w:r>
+        <w:rPr>
+          <w:rFonts w:ascii="Times New Roman" w:eastAsia="Times New Roman" w:hAnsi="Times New Roman" w:cs="Times New Roman"/>
+          <w:sz w:val="24"/>
+          <w:szCs w:val="24"/>
+          <w:lang w:val="lv-LV" w:eastAsia="lv-LV"/>
+        </w:rPr>
+        <w:t>ūdošana</w:t>
+      </w:r>
+      <w:r>
+        <w:rPr>
+          <w:rFonts w:ascii="Times New Roman" w:eastAsia="Times New Roman" w:hAnsi="Times New Roman" w:cs="Times New Roman"/>
+          <w:sz w:val="24"/>
+          <w:szCs w:val="24"/>
+          <w:lang w:val="lv-LV" w:eastAsia="lv-LV"/>
+        </w:rPr>
+        <w:t>, manuāli pārbaudot katras atsev</w:t>
+      </w:r>
+      <w:r>
+        <w:rPr>
+          <w:rFonts w:ascii="Times New Roman" w:eastAsia="Times New Roman" w:hAnsi="Times New Roman" w:cs="Times New Roman"/>
+          <w:sz w:val="24"/>
+          <w:szCs w:val="24"/>
+          <w:lang w:val="lv-LV" w:eastAsia="lv-LV"/>
+        </w:rPr>
+        <w:t>išķas funkcijas</w:t>
+      </w:r>
+      <w:r>
+        <w:rPr>
+          <w:rFonts w:ascii="Times New Roman" w:eastAsia="Times New Roman" w:hAnsi="Times New Roman" w:cs="Times New Roman"/>
+          <w:sz w:val="24"/>
+          <w:szCs w:val="24"/>
+          <w:lang w:val="lv-LV" w:eastAsia="lv-LV"/>
+        </w:rPr>
+        <w:t xml:space="preserve"> pareizību tūlīt pēc to uzrakstīšanas</w:t>
+      </w:r>
+      <w:r>
+        <w:rPr>
+          <w:rFonts w:ascii="Times New Roman" w:eastAsia="Times New Roman" w:hAnsi="Times New Roman" w:cs="Times New Roman"/>
+          <w:sz w:val="24"/>
+          <w:szCs w:val="24"/>
+          <w:lang w:val="lv-LV" w:eastAsia="lv-LV"/>
+        </w:rPr>
+        <w:t>. Šis ļāva novērst kļūdas pirms to izveides.</w:t>
+      </w:r>
+    </w:p>
+    <w:p>
+      <w:pPr>
+        <w:spacing w:before="100" w:beforeAutospacing="1" w:after="100" w:afterAutospacing="1" w:line="240" w:lineRule="auto"/>
+        <w:ind w:firstLine="720"/>
+        <w:rPr>
+          <w:rFonts w:ascii="Times New Roman" w:eastAsia="Times New Roman" w:hAnsi="Times New Roman" w:cs="Times New Roman"/>
+          <w:sz w:val="24"/>
+          <w:szCs w:val="24"/>
+          <w:lang w:val="lv-LV" w:eastAsia="lv-LV"/>
+        </w:rPr>
+      </w:pPr>
+      <w:r>
+        <w:rPr>
+          <w:rFonts w:ascii="Times New Roman" w:eastAsia="Times New Roman" w:hAnsi="Times New Roman" w:cs="Times New Roman"/>
+          <w:sz w:val="24"/>
+          <w:szCs w:val="24"/>
+          <w:lang w:val="lv-LV" w:eastAsia="lv-LV"/>
+        </w:rPr>
+        <w:t>Pēc izstrādes pabeigšanas programma tika nodota akcepttestēšanai mērķauditorijas pārstāvim (</w:t>
+      </w:r>
+      <w:r>
+        <w:rPr>
+          <w:rFonts w:ascii="Times New Roman" w:eastAsia="Times New Roman" w:hAnsi="Times New Roman" w:cs="Times New Roman"/>
+          <w:sz w:val="24"/>
+          <w:szCs w:val="24"/>
+          <w:lang w:val="lv-LV" w:eastAsia="lv-LV"/>
+        </w:rPr>
+        <w:t xml:space="preserve">man, jo es esmu mērķauditorija). </w:t>
+      </w:r>
+      <w:r>
+        <w:rPr>
+          <w:rFonts w:ascii="Times New Roman" w:eastAsia="Times New Roman" w:hAnsi="Times New Roman" w:cs="Times New Roman"/>
+          <w:sz w:val="24"/>
+          <w:szCs w:val="24"/>
+          <w:lang w:val="lv-LV" w:eastAsia="lv-LV"/>
+        </w:rPr>
+        <w:t>Testēšanas mērķis bija pārliecināties, vai lietotne pilnībā atbilst visām specifikācijā izvirzītajām funkcionālajām prasībām</w:t>
+      </w:r>
+      <w:r>
+        <w:rPr>
+          <w:rFonts w:ascii="Times New Roman" w:eastAsia="Times New Roman" w:hAnsi="Times New Roman" w:cs="Times New Roman"/>
+          <w:sz w:val="24"/>
+          <w:szCs w:val="24"/>
+          <w:lang w:val="lv-LV" w:eastAsia="lv-LV"/>
+        </w:rPr>
+        <w:t>.</w:t>
+      </w:r>
+    </w:p>
+    <w:p>
+      <w:pPr>
+        <w:spacing w:before="100" w:beforeAutospacing="1" w:after="100" w:afterAutospacing="1" w:line="240" w:lineRule="auto"/>
+        <w:ind w:firstLine="720"/>
+        <w:rPr>
+          <w:rFonts w:ascii="Times New Roman" w:eastAsia="Times New Roman" w:hAnsi="Times New Roman" w:cs="Times New Roman"/>
+          <w:b/>
+          <w:sz w:val="28"/>
+          <w:szCs w:val="24"/>
+          <w:lang w:val="lv-LV" w:eastAsia="lv-LV"/>
+        </w:rPr>
+      </w:pPr>
+      <w:r>
+        <w:rPr>
+          <w:rFonts w:ascii="Times New Roman" w:eastAsia="Times New Roman" w:hAnsi="Times New Roman" w:cs="Times New Roman"/>
+          <w:b/>
+          <w:sz w:val="28"/>
+          <w:szCs w:val="24"/>
+          <w:lang w:val="lv-LV" w:eastAsia="lv-LV"/>
+        </w:rPr>
+        <w:t xml:space="preserve">5.2 </w:t>
+      </w:r>
+      <w:r>
+        <w:rPr>
+          <w:rFonts w:ascii="Times New Roman" w:eastAsia="Times New Roman" w:hAnsi="Times New Roman" w:cs="Times New Roman"/>
+          <w:b/>
+          <w:sz w:val="28"/>
+          <w:szCs w:val="24"/>
+          <w:lang w:val="lv-LV" w:eastAsia="lv-LV"/>
+        </w:rPr>
+        <w:t>Testpiemēru kopa</w:t>
+      </w:r>
+    </w:p>
+    <w:tbl>
+      <w:tblPr>
+        <w:tblStyle w:val="TableGrid"/>
+        <w:tblW w:w="0" w:type="auto"/>
+        <w:tblLook w:val="04A0" w:firstRow="1" w:lastRow="0" w:firstColumn="1" w:lastColumn="0" w:noHBand="0" w:noVBand="1"/>
+      </w:tblPr>
+      <w:tblGrid>
+        <w:gridCol w:w="1413"/>
+        <w:gridCol w:w="5557"/>
+        <w:gridCol w:w="3486"/>
+      </w:tblGrid>
+      <w:tr>
+        <w:trPr>
+          <w:trHeight w:val="546"/>
+        </w:trPr>
+        <w:tc>
+          <w:tcPr>
+            <w:tcW w:w="1413" w:type="dxa"/>
+            <w:shd w:val="clear" w:color="auto" w:fill="D5DCE4" w:themeFill="text2" w:themeFillTint="33"/>
+          </w:tcPr>
+          <w:p>
+            <w:pPr>
+              <w:spacing w:before="100" w:beforeAutospacing="1" w:after="100" w:afterAutospacing="1"/>
+              <w:jc w:val="center"/>
+              <w:rPr>
+                <w:rFonts w:ascii="Times New Roman" w:eastAsia="Times New Roman" w:hAnsi="Times New Roman" w:cs="Times New Roman"/>
+                <w:i/>
+                <w:sz w:val="28"/>
+                <w:szCs w:val="24"/>
+                <w:lang w:val="lv-LV" w:eastAsia="lv-LV"/>
+              </w:rPr>
+            </w:pPr>
+            <w:r>
+              <w:rPr>
+                <w:rFonts w:ascii="Times New Roman" w:eastAsia="Times New Roman" w:hAnsi="Times New Roman" w:cs="Times New Roman"/>
+                <w:i/>
+                <w:sz w:val="28"/>
+                <w:szCs w:val="24"/>
+                <w:lang w:val="lv-LV" w:eastAsia="lv-LV"/>
+              </w:rPr>
+              <w:t>Testa Nr.</w:t>
+            </w:r>
+          </w:p>
+        </w:tc>
+        <w:tc>
+          <w:tcPr>
+            <w:tcW w:w="5557" w:type="dxa"/>
+            <w:shd w:val="clear" w:color="auto" w:fill="D5DCE4" w:themeFill="text2" w:themeFillTint="33"/>
+          </w:tcPr>
+          <w:p>
+            <w:pPr>
+              <w:spacing w:before="100" w:beforeAutospacing="1" w:after="100" w:afterAutospacing="1"/>
+              <w:jc w:val="center"/>
+              <w:rPr>
+                <w:rFonts w:ascii="Times New Roman" w:eastAsia="Times New Roman" w:hAnsi="Times New Roman" w:cs="Times New Roman"/>
+                <w:i/>
+                <w:sz w:val="28"/>
+                <w:szCs w:val="24"/>
+                <w:lang w:val="lv-LV" w:eastAsia="lv-LV"/>
+              </w:rPr>
+            </w:pPr>
+            <w:r>
+              <w:rPr>
+                <w:rFonts w:ascii="Times New Roman" w:eastAsia="Times New Roman" w:hAnsi="Times New Roman" w:cs="Times New Roman"/>
+                <w:i/>
+                <w:sz w:val="28"/>
+                <w:szCs w:val="24"/>
+                <w:lang w:val="lv-LV" w:eastAsia="lv-LV"/>
+              </w:rPr>
+              <w:t>Test</w:t>
+            </w:r>
+            <w:r>
+              <w:rPr>
+                <w:rFonts w:ascii="Times New Roman" w:eastAsia="Times New Roman" w:hAnsi="Times New Roman" w:cs="Times New Roman"/>
+                <w:i/>
+                <w:sz w:val="28"/>
+                <w:szCs w:val="24"/>
+                <w:lang w:val="lv-LV" w:eastAsia="lv-LV"/>
+              </w:rPr>
+              <w:t>a apraksts</w:t>
+            </w:r>
+          </w:p>
+        </w:tc>
+        <w:tc>
+          <w:tcPr>
+            <w:tcW w:w="3486" w:type="dxa"/>
+            <w:shd w:val="clear" w:color="auto" w:fill="D5DCE4" w:themeFill="text2" w:themeFillTint="33"/>
+          </w:tcPr>
+          <w:p>
+            <w:pPr>
+              <w:spacing w:before="100" w:beforeAutospacing="1" w:after="100" w:afterAutospacing="1"/>
+              <w:ind w:firstLine="720"/>
+              <w:rPr>
+                <w:rFonts w:ascii="Times New Roman" w:eastAsia="Times New Roman" w:hAnsi="Times New Roman" w:cs="Times New Roman"/>
+                <w:i/>
+                <w:sz w:val="28"/>
+                <w:szCs w:val="24"/>
+                <w:lang w:val="lv-LV" w:eastAsia="lv-LV"/>
+              </w:rPr>
+            </w:pPr>
+            <w:r>
+              <w:rPr>
+                <w:rFonts w:ascii="Times New Roman" w:eastAsia="Times New Roman" w:hAnsi="Times New Roman" w:cs="Times New Roman"/>
+                <w:i/>
+                <w:sz w:val="28"/>
+                <w:szCs w:val="24"/>
+                <w:lang w:val="lv-LV" w:eastAsia="lv-LV"/>
+              </w:rPr>
+              <w:t>Komentārs</w:t>
+            </w:r>
+          </w:p>
+        </w:tc>
+      </w:tr>
+      <w:tr>
+        <w:tc>
+          <w:tcPr>
+            <w:tcW w:w="1413" w:type="dxa"/>
+          </w:tcPr>
+          <w:p>
+            <w:pPr>
+              <w:spacing w:before="100" w:beforeAutospacing="1" w:after="100" w:afterAutospacing="1"/>
+              <w:jc w:val="center"/>
+              <w:rPr>
+                <w:rFonts w:ascii="Times New Roman" w:eastAsia="Times New Roman" w:hAnsi="Times New Roman" w:cs="Times New Roman"/>
+                <w:sz w:val="28"/>
+                <w:szCs w:val="24"/>
+                <w:lang w:val="lv-LV" w:eastAsia="lv-LV"/>
+              </w:rPr>
+            </w:pPr>
+            <w:r>
+              <w:rPr>
+                <w:rFonts w:ascii="Times New Roman" w:eastAsia="Times New Roman" w:hAnsi="Times New Roman" w:cs="Times New Roman"/>
+                <w:sz w:val="28"/>
+                <w:szCs w:val="24"/>
+                <w:lang w:val="lv-LV" w:eastAsia="lv-LV"/>
+              </w:rPr>
+              <w:t>T1</w:t>
+            </w:r>
+          </w:p>
+        </w:tc>
+        <w:tc>
+          <w:tcPr>
+            <w:tcW w:w="5557" w:type="dxa"/>
+          </w:tcPr>
+          <w:p>
+            <w:pPr>
+              <w:spacing w:before="100" w:beforeAutospacing="1" w:after="100" w:afterAutospacing="1"/>
+              <w:rPr>
+                <w:rFonts w:ascii="Times New Roman" w:eastAsia="Times New Roman" w:hAnsi="Times New Roman" w:cs="Times New Roman"/>
+                <w:sz w:val="28"/>
+                <w:szCs w:val="24"/>
+                <w:lang w:val="lv-LV" w:eastAsia="lv-LV"/>
+              </w:rPr>
+            </w:pPr>
+            <w:r>
+              <w:rPr>
+                <w:rFonts w:ascii="Times New Roman" w:eastAsia="Times New Roman" w:hAnsi="Times New Roman" w:cs="Times New Roman"/>
+                <w:i/>
+                <w:sz w:val="28"/>
+                <w:szCs w:val="24"/>
+                <w:u w:val="single"/>
+                <w:lang w:val="lv-LV" w:eastAsia="lv-LV"/>
+              </w:rPr>
+              <w:t>Programmas palaišana</w:t>
+            </w:r>
+            <w:r>
+              <w:rPr>
+                <w:rFonts w:ascii="Times New Roman" w:eastAsia="Times New Roman" w:hAnsi="Times New Roman" w:cs="Times New Roman"/>
+                <w:sz w:val="28"/>
+                <w:szCs w:val="24"/>
+                <w:lang w:val="lv-LV" w:eastAsia="lv-LV"/>
+              </w:rPr>
+              <w:t>:</w:t>
+            </w:r>
+          </w:p>
+          <w:p>
+            <w:pPr>
+              <w:pStyle w:val="ListParagraph"/>
+              <w:numPr>
+                <w:ilvl w:val="0"/>
+                <w:numId w:val="16"/>
+              </w:numPr>
+              <w:spacing w:before="100" w:beforeAutospacing="1" w:after="100" w:afterAutospacing="1"/>
+              <w:rPr>
+                <w:rFonts w:ascii="Times New Roman" w:eastAsia="Times New Roman" w:hAnsi="Times New Roman" w:cs="Times New Roman"/>
+                <w:sz w:val="24"/>
+                <w:szCs w:val="24"/>
+                <w:lang w:val="lv-LV" w:eastAsia="lv-LV"/>
+              </w:rPr>
+            </w:pPr>
+            <w:r>
+              <w:rPr>
+                <w:rFonts w:ascii="Times New Roman" w:eastAsia="Times New Roman" w:hAnsi="Times New Roman" w:cs="Times New Roman"/>
+                <w:sz w:val="24"/>
+                <w:szCs w:val="24"/>
+                <w:lang w:val="lv-LV" w:eastAsia="lv-LV"/>
+              </w:rPr>
+              <w:t>Atveras sākuma skats</w:t>
+            </w:r>
+          </w:p>
+          <w:p>
+            <w:pPr>
+              <w:pStyle w:val="ListParagraph"/>
+              <w:numPr>
+                <w:ilvl w:val="0"/>
+                <w:numId w:val="16"/>
+              </w:numPr>
+              <w:spacing w:before="100" w:beforeAutospacing="1" w:after="100" w:afterAutospacing="1"/>
+              <w:rPr>
+                <w:rFonts w:ascii="Times New Roman" w:eastAsia="Times New Roman" w:hAnsi="Times New Roman" w:cs="Times New Roman"/>
+                <w:sz w:val="24"/>
+                <w:szCs w:val="24"/>
+                <w:lang w:val="lv-LV" w:eastAsia="lv-LV"/>
+              </w:rPr>
+            </w:pPr>
+            <w:r>
+              <w:rPr>
+                <w:rFonts w:ascii="Times New Roman" w:eastAsia="Times New Roman" w:hAnsi="Times New Roman" w:cs="Times New Roman"/>
+                <w:sz w:val="24"/>
+                <w:szCs w:val="24"/>
+                <w:lang w:val="lv-LV" w:eastAsia="lv-LV"/>
+              </w:rPr>
+              <w:t>R</w:t>
+            </w:r>
+            <w:r>
+              <w:rPr>
+                <w:rFonts w:ascii="Times New Roman" w:eastAsia="Times New Roman" w:hAnsi="Times New Roman" w:cs="Times New Roman"/>
+                <w:sz w:val="24"/>
+                <w:szCs w:val="24"/>
+                <w:lang w:val="lv-LV" w:eastAsia="lv-LV"/>
+              </w:rPr>
+              <w:t xml:space="preserve">edzams programmas nosaukums un poga </w:t>
+            </w:r>
+            <w:r>
+              <w:rPr>
+                <w:rFonts w:ascii="Times New Roman" w:eastAsia="Times New Roman" w:hAnsi="Times New Roman" w:cs="Times New Roman"/>
+                <w:sz w:val="24"/>
+                <w:szCs w:val="24"/>
+                <w:lang w:val="lv-LV" w:eastAsia="lv-LV"/>
+              </w:rPr>
+              <w:t>"</w:t>
+            </w:r>
+            <w:r>
+              <w:rPr>
+                <w:rFonts w:ascii="Times New Roman" w:eastAsia="Times New Roman" w:hAnsi="Times New Roman" w:cs="Times New Roman"/>
+                <w:sz w:val="24"/>
+                <w:szCs w:val="24"/>
+                <w:lang w:val="lv-LV" w:eastAsia="lv-LV"/>
+              </w:rPr>
+              <w:t>sākt sesiju</w:t>
+            </w:r>
+            <w:r>
+              <w:rPr>
+                <w:rFonts w:ascii="Times New Roman" w:eastAsia="Times New Roman" w:hAnsi="Times New Roman" w:cs="Times New Roman"/>
+                <w:sz w:val="24"/>
+                <w:szCs w:val="24"/>
+                <w:lang w:val="lv-LV" w:eastAsia="lv-LV"/>
+              </w:rPr>
+              <w:t>"</w:t>
+            </w:r>
+            <w:r>
+              <w:rPr>
+                <w:rFonts w:ascii="Times New Roman" w:eastAsia="Times New Roman" w:hAnsi="Times New Roman" w:cs="Times New Roman"/>
+                <w:sz w:val="24"/>
+                <w:szCs w:val="24"/>
+                <w:lang w:val="lv-LV" w:eastAsia="lv-LV"/>
+              </w:rPr>
+              <w:t xml:space="preserve">, </w:t>
+            </w:r>
+            <w:r>
+              <w:rPr>
+                <w:rFonts w:ascii="Times New Roman" w:eastAsia="Times New Roman" w:hAnsi="Times New Roman" w:cs="Times New Roman"/>
+                <w:sz w:val="24"/>
+                <w:szCs w:val="24"/>
+                <w:lang w:val="lv-LV" w:eastAsia="lv-LV"/>
+              </w:rPr>
+              <w:t xml:space="preserve">sesijas </w:t>
+            </w:r>
+            <w:r>
+              <w:rPr>
+                <w:rFonts w:ascii="Times New Roman" w:eastAsia="Times New Roman" w:hAnsi="Times New Roman" w:cs="Times New Roman"/>
+                <w:sz w:val="24"/>
+                <w:szCs w:val="24"/>
+                <w:lang w:val="lv-LV" w:eastAsia="lv-LV"/>
+              </w:rPr>
+              <w:t xml:space="preserve">uzstādījumu </w:t>
+            </w:r>
+            <w:r>
+              <w:rPr>
+                <w:rFonts w:ascii="Times New Roman" w:eastAsia="Times New Roman" w:hAnsi="Times New Roman" w:cs="Times New Roman"/>
+                <w:sz w:val="24"/>
+                <w:szCs w:val="24"/>
+                <w:lang w:val="lv-LV" w:eastAsia="lv-LV"/>
+              </w:rPr>
+              <w:t>uzsākšanai</w:t>
+            </w:r>
+          </w:p>
+        </w:tc>
+        <w:tc>
+          <w:tcPr>
+            <w:tcW w:w="3486" w:type="dxa"/>
+          </w:tcPr>
+          <w:p>
+            <w:pPr>
+              <w:spacing w:before="100" w:beforeAutospacing="1" w:after="100" w:afterAutospacing="1"/>
+              <w:rPr>
+                <w:rFonts w:ascii="Times New Roman" w:eastAsia="Times New Roman" w:hAnsi="Times New Roman" w:cs="Times New Roman"/>
+                <w:b/>
+                <w:sz w:val="28"/>
+                <w:szCs w:val="24"/>
+                <w:lang w:val="lv-LV" w:eastAsia="lv-LV"/>
+              </w:rPr>
+            </w:pPr>
+          </w:p>
+        </w:tc>
+      </w:tr>
+      <w:tr>
+        <w:tc>
+          <w:tcPr>
+            <w:tcW w:w="1413" w:type="dxa"/>
+          </w:tcPr>
+          <w:p>
+            <w:pPr>
+              <w:spacing w:before="100" w:beforeAutospacing="1" w:after="100" w:afterAutospacing="1"/>
+              <w:jc w:val="center"/>
+              <w:rPr>
+                <w:rFonts w:ascii="Times New Roman" w:eastAsia="Times New Roman" w:hAnsi="Times New Roman" w:cs="Times New Roman"/>
+                <w:sz w:val="28"/>
+                <w:szCs w:val="24"/>
+                <w:lang w:val="lv-LV" w:eastAsia="lv-LV"/>
+              </w:rPr>
+            </w:pPr>
+            <w:r>
+              <w:rPr>
+                <w:rFonts w:ascii="Times New Roman" w:eastAsia="Times New Roman" w:hAnsi="Times New Roman" w:cs="Times New Roman"/>
+                <w:sz w:val="28"/>
+                <w:szCs w:val="24"/>
+                <w:lang w:val="lv-LV" w:eastAsia="lv-LV"/>
+              </w:rPr>
+              <w:t>T2</w:t>
+            </w:r>
+          </w:p>
+        </w:tc>
+        <w:tc>
+          <w:tcPr>
+            <w:tcW w:w="5557" w:type="dxa"/>
+          </w:tcPr>
+          <w:p>
+            <w:pPr>
+              <w:spacing w:before="100" w:beforeAutospacing="1" w:after="100" w:afterAutospacing="1"/>
+              <w:rPr>
+                <w:rFonts w:ascii="Times New Roman" w:eastAsia="Times New Roman" w:hAnsi="Times New Roman" w:cs="Times New Roman"/>
+                <w:i/>
+                <w:sz w:val="28"/>
+                <w:szCs w:val="24"/>
+                <w:u w:val="single"/>
+                <w:lang w:val="lv-LV" w:eastAsia="lv-LV"/>
+              </w:rPr>
+            </w:pPr>
+            <w:r>
+              <w:rPr>
+                <w:rFonts w:ascii="Times New Roman" w:eastAsia="Times New Roman" w:hAnsi="Times New Roman" w:cs="Times New Roman"/>
+                <w:i/>
+                <w:sz w:val="28"/>
+                <w:szCs w:val="24"/>
+                <w:u w:val="single"/>
+                <w:lang w:val="lv-LV" w:eastAsia="lv-LV"/>
+              </w:rPr>
+              <w:t>Sesijas uzstādījumu skats:</w:t>
+            </w:r>
+          </w:p>
+          <w:p>
+            <w:pPr>
+              <w:pStyle w:val="ListParagraph"/>
+              <w:numPr>
+                <w:ilvl w:val="0"/>
+                <w:numId w:val="16"/>
+              </w:numPr>
+              <w:spacing w:before="100" w:beforeAutospacing="1" w:after="100" w:afterAutospacing="1"/>
+              <w:rPr>
+                <w:rFonts w:ascii="Times New Roman" w:eastAsia="Times New Roman" w:hAnsi="Times New Roman" w:cs="Times New Roman"/>
+                <w:sz w:val="24"/>
+                <w:szCs w:val="24"/>
+                <w:lang w:val="lv-LV" w:eastAsia="lv-LV"/>
+              </w:rPr>
+            </w:pPr>
+            <w:r>
+              <w:rPr>
+                <w:rFonts w:ascii="Times New Roman" w:eastAsia="Times New Roman" w:hAnsi="Times New Roman" w:cs="Times New Roman"/>
+                <w:sz w:val="24"/>
+                <w:szCs w:val="24"/>
+                <w:lang w:val="lv-LV" w:eastAsia="lv-LV"/>
+              </w:rPr>
+              <w:t>Intervālu skaita izvēle ievadot skaitli</w:t>
+            </w:r>
+          </w:p>
+          <w:p>
+            <w:pPr>
+              <w:pStyle w:val="ListParagraph"/>
+              <w:numPr>
+                <w:ilvl w:val="0"/>
+                <w:numId w:val="16"/>
+              </w:numPr>
+              <w:spacing w:before="100" w:beforeAutospacing="1" w:after="100" w:afterAutospacing="1"/>
+              <w:rPr>
+                <w:rFonts w:ascii="Times New Roman" w:eastAsia="Times New Roman" w:hAnsi="Times New Roman" w:cs="Times New Roman"/>
+                <w:sz w:val="24"/>
+                <w:szCs w:val="24"/>
+                <w:lang w:val="lv-LV" w:eastAsia="lv-LV"/>
+              </w:rPr>
+            </w:pPr>
+            <w:r>
+              <w:rPr>
+                <w:rFonts w:ascii="Times New Roman" w:eastAsia="Times New Roman" w:hAnsi="Times New Roman" w:cs="Times New Roman"/>
+                <w:sz w:val="24"/>
+                <w:szCs w:val="24"/>
+                <w:lang w:val="lv-LV" w:eastAsia="lv-LV"/>
+              </w:rPr>
+              <w:t>Intervālu atskaņošanas veida izvēle</w:t>
+            </w:r>
+          </w:p>
+          <w:p>
+            <w:pPr>
+              <w:pStyle w:val="ListParagraph"/>
+              <w:numPr>
+                <w:ilvl w:val="0"/>
+                <w:numId w:val="16"/>
+              </w:numPr>
+              <w:spacing w:before="100" w:beforeAutospacing="1" w:after="100" w:afterAutospacing="1"/>
+              <w:rPr>
+                <w:rFonts w:ascii="Times New Roman" w:eastAsia="Times New Roman" w:hAnsi="Times New Roman" w:cs="Times New Roman"/>
+                <w:sz w:val="24"/>
+                <w:szCs w:val="24"/>
+                <w:lang w:val="lv-LV" w:eastAsia="lv-LV"/>
+              </w:rPr>
+            </w:pPr>
+            <w:r>
+              <w:rPr>
+                <w:rFonts w:ascii="Times New Roman" w:eastAsia="Times New Roman" w:hAnsi="Times New Roman" w:cs="Times New Roman"/>
+                <w:sz w:val="24"/>
+                <w:szCs w:val="24"/>
+                <w:lang w:val="lv-LV" w:eastAsia="lv-LV"/>
+              </w:rPr>
+              <w:t>Poga sesijas uzsākšanai</w:t>
+            </w:r>
+          </w:p>
+          <w:p>
+            <w:pPr>
+              <w:spacing w:before="100" w:beforeAutospacing="1" w:after="100" w:afterAutospacing="1"/>
+              <w:rPr>
+                <w:rFonts w:ascii="Times New Roman" w:eastAsia="Times New Roman" w:hAnsi="Times New Roman" w:cs="Times New Roman"/>
+                <w:b/>
+                <w:sz w:val="28"/>
+                <w:szCs w:val="24"/>
+                <w:lang w:val="lv-LV" w:eastAsia="lv-LV"/>
+              </w:rPr>
+            </w:pPr>
+          </w:p>
+        </w:tc>
+        <w:tc>
+          <w:tcPr>
+            <w:tcW w:w="3486" w:type="dxa"/>
+          </w:tcPr>
+          <w:p>
+            <w:pPr>
+              <w:spacing w:before="100" w:beforeAutospacing="1" w:after="100" w:afterAutospacing="1"/>
+              <w:rPr>
+                <w:rFonts w:ascii="Times New Roman" w:eastAsia="Times New Roman" w:hAnsi="Times New Roman" w:cs="Times New Roman"/>
+                <w:b/>
+                <w:sz w:val="28"/>
+                <w:szCs w:val="24"/>
+                <w:lang w:val="lv-LV" w:eastAsia="lv-LV"/>
+              </w:rPr>
+            </w:pPr>
+          </w:p>
+        </w:tc>
+      </w:tr>
+      <w:tr>
+        <w:tc>
+          <w:tcPr>
+            <w:tcW w:w="1413" w:type="dxa"/>
+          </w:tcPr>
+          <w:p>
+            <w:pPr>
+              <w:spacing w:before="100" w:beforeAutospacing="1" w:after="100" w:afterAutospacing="1"/>
+              <w:jc w:val="center"/>
+              <w:rPr>
+                <w:rFonts w:ascii="Times New Roman" w:eastAsia="Times New Roman" w:hAnsi="Times New Roman" w:cs="Times New Roman"/>
+                <w:sz w:val="28"/>
+                <w:szCs w:val="24"/>
+                <w:lang w:val="lv-LV" w:eastAsia="lv-LV"/>
+              </w:rPr>
+            </w:pPr>
+            <w:r>
+              <w:rPr>
+                <w:rFonts w:ascii="Times New Roman" w:eastAsia="Times New Roman" w:hAnsi="Times New Roman" w:cs="Times New Roman"/>
+                <w:sz w:val="28"/>
+                <w:szCs w:val="24"/>
+                <w:lang w:val="lv-LV" w:eastAsia="lv-LV"/>
+              </w:rPr>
+              <w:t>T3</w:t>
+            </w:r>
+          </w:p>
+        </w:tc>
+        <w:tc>
+          <w:tcPr>
+            <w:tcW w:w="5557" w:type="dxa"/>
+          </w:tcPr>
+          <w:p>
+            <w:pPr>
+              <w:spacing w:before="100" w:beforeAutospacing="1" w:after="100" w:afterAutospacing="1"/>
+              <w:rPr>
+                <w:rFonts w:ascii="Times New Roman" w:eastAsia="Times New Roman" w:hAnsi="Times New Roman" w:cs="Times New Roman"/>
+                <w:i/>
+                <w:sz w:val="28"/>
+                <w:szCs w:val="24"/>
+                <w:u w:val="single"/>
+                <w:lang w:val="lv-LV" w:eastAsia="lv-LV"/>
+              </w:rPr>
+            </w:pPr>
+            <w:r>
+              <w:rPr>
+                <w:rFonts w:ascii="Times New Roman" w:eastAsia="Times New Roman" w:hAnsi="Times New Roman" w:cs="Times New Roman"/>
+                <w:i/>
+                <w:sz w:val="28"/>
+                <w:szCs w:val="24"/>
+                <w:u w:val="single"/>
+                <w:lang w:val="lv-LV" w:eastAsia="lv-LV"/>
+              </w:rPr>
+              <w:t>Pogas "atskaņot intervālu" nospiešana:</w:t>
+            </w:r>
+          </w:p>
+          <w:p>
+            <w:pPr>
+              <w:pStyle w:val="ListParagraph"/>
+              <w:numPr>
+                <w:ilvl w:val="0"/>
+                <w:numId w:val="16"/>
+              </w:numPr>
+              <w:spacing w:before="100" w:beforeAutospacing="1" w:after="100" w:afterAutospacing="1"/>
+              <w:rPr>
+                <w:rFonts w:ascii="Times New Roman" w:eastAsia="Times New Roman" w:hAnsi="Times New Roman" w:cs="Times New Roman"/>
+                <w:sz w:val="24"/>
+                <w:szCs w:val="24"/>
+                <w:lang w:val="lv-LV" w:eastAsia="lv-LV"/>
+              </w:rPr>
+            </w:pPr>
+            <w:r>
+              <w:rPr>
+                <w:rFonts w:ascii="Times New Roman" w:eastAsia="Times New Roman" w:hAnsi="Times New Roman" w:cs="Times New Roman"/>
+                <w:sz w:val="24"/>
+                <w:szCs w:val="24"/>
+                <w:lang w:val="lv-LV" w:eastAsia="lv-LV"/>
+              </w:rPr>
+              <w:t>Atskan nejauši izvēlēts intervāls.</w:t>
+            </w:r>
+          </w:p>
+          <w:p>
+            <w:pPr>
+              <w:pStyle w:val="ListParagraph"/>
+              <w:numPr>
+                <w:ilvl w:val="0"/>
+                <w:numId w:val="16"/>
+              </w:numPr>
+              <w:spacing w:before="100" w:beforeAutospacing="1" w:after="100" w:afterAutospacing="1"/>
+              <w:rPr>
+                <w:rFonts w:ascii="Times New Roman" w:eastAsia="Times New Roman" w:hAnsi="Times New Roman" w:cs="Times New Roman"/>
+                <w:sz w:val="24"/>
+                <w:szCs w:val="24"/>
+                <w:lang w:val="lv-LV" w:eastAsia="lv-LV"/>
+              </w:rPr>
+            </w:pPr>
+            <w:r>
+              <w:rPr>
+                <w:rFonts w:ascii="Times New Roman" w:eastAsia="Times New Roman" w:hAnsi="Times New Roman" w:cs="Times New Roman"/>
+                <w:sz w:val="24"/>
+                <w:szCs w:val="24"/>
+                <w:lang w:val="lv-LV" w:eastAsia="lv-LV"/>
+              </w:rPr>
+              <w:t>Pogu var spiest atkārtoti</w:t>
+            </w:r>
+          </w:p>
+          <w:p>
+            <w:pPr>
+              <w:pStyle w:val="ListParagraph"/>
+              <w:numPr>
+                <w:ilvl w:val="0"/>
+                <w:numId w:val="16"/>
+              </w:numPr>
+              <w:spacing w:before="100" w:beforeAutospacing="1" w:after="100" w:afterAutospacing="1"/>
+              <w:rPr>
+                <w:rFonts w:ascii="Times New Roman" w:eastAsia="Times New Roman" w:hAnsi="Times New Roman" w:cs="Times New Roman"/>
+                <w:i/>
+                <w:sz w:val="28"/>
+                <w:szCs w:val="24"/>
+                <w:u w:val="single"/>
+                <w:lang w:val="lv-LV" w:eastAsia="lv-LV"/>
+              </w:rPr>
+            </w:pPr>
+            <w:r>
+              <w:rPr>
+                <w:rFonts w:ascii="Times New Roman" w:eastAsia="Times New Roman" w:hAnsi="Times New Roman" w:cs="Times New Roman"/>
+                <w:sz w:val="24"/>
+                <w:szCs w:val="24"/>
+                <w:lang w:val="lv-LV" w:eastAsia="lv-LV"/>
+              </w:rPr>
+              <w:t>Kamēr atbilde nav sniegta, turpina skanēt viens un tas pats intervāls</w:t>
+            </w:r>
+          </w:p>
+        </w:tc>
+        <w:tc>
+          <w:tcPr>
+            <w:tcW w:w="3486" w:type="dxa"/>
+          </w:tcPr>
+          <w:p>
+            <w:pPr>
+              <w:spacing w:before="100" w:beforeAutospacing="1" w:after="100" w:afterAutospacing="1"/>
+              <w:rPr>
+                <w:rFonts w:ascii="Times New Roman" w:eastAsia="Times New Roman" w:hAnsi="Times New Roman" w:cs="Times New Roman"/>
+                <w:b/>
+                <w:sz w:val="28"/>
+                <w:szCs w:val="24"/>
+                <w:lang w:val="lv-LV" w:eastAsia="lv-LV"/>
+              </w:rPr>
+            </w:pPr>
+          </w:p>
+        </w:tc>
+      </w:tr>
+      <w:tr>
+        <w:tc>
+          <w:tcPr>
+            <w:tcW w:w="1413" w:type="dxa"/>
+          </w:tcPr>
+          <w:p>
+            <w:pPr>
+              <w:spacing w:before="100" w:beforeAutospacing="1" w:after="100" w:afterAutospacing="1"/>
+              <w:jc w:val="center"/>
+              <w:rPr>
+                <w:rFonts w:ascii="Times New Roman" w:eastAsia="Times New Roman" w:hAnsi="Times New Roman" w:cs="Times New Roman"/>
+                <w:sz w:val="28"/>
+                <w:szCs w:val="24"/>
+                <w:lang w:val="lv-LV" w:eastAsia="lv-LV"/>
+              </w:rPr>
+            </w:pPr>
+            <w:r>
+              <w:rPr>
+                <w:rFonts w:ascii="Times New Roman" w:eastAsia="Times New Roman" w:hAnsi="Times New Roman" w:cs="Times New Roman"/>
+                <w:sz w:val="28"/>
+                <w:szCs w:val="24"/>
+                <w:lang w:val="lv-LV" w:eastAsia="lv-LV"/>
+              </w:rPr>
+              <w:t>T4</w:t>
+            </w:r>
+          </w:p>
+        </w:tc>
+        <w:tc>
+          <w:tcPr>
+            <w:tcW w:w="5557" w:type="dxa"/>
+          </w:tcPr>
+          <w:p>
+            <w:pPr>
+              <w:spacing w:before="100" w:beforeAutospacing="1" w:after="100" w:afterAutospacing="1"/>
+              <w:rPr>
+                <w:rFonts w:ascii="Times New Roman" w:eastAsia="Times New Roman" w:hAnsi="Times New Roman" w:cs="Times New Roman"/>
+                <w:i/>
+                <w:sz w:val="28"/>
+                <w:szCs w:val="24"/>
+                <w:u w:val="single"/>
+                <w:lang w:val="lv-LV" w:eastAsia="lv-LV"/>
+              </w:rPr>
+            </w:pPr>
+            <w:r>
+              <w:rPr>
+                <w:rFonts w:ascii="Times New Roman" w:eastAsia="Times New Roman" w:hAnsi="Times New Roman" w:cs="Times New Roman"/>
+                <w:i/>
+                <w:sz w:val="28"/>
+                <w:szCs w:val="24"/>
+                <w:u w:val="single"/>
+                <w:lang w:val="lv-LV" w:eastAsia="lv-LV"/>
+              </w:rPr>
+              <w:t>Atbildes sniegšana (nospiež pareizo intervālu):</w:t>
+            </w:r>
+          </w:p>
+          <w:p>
+            <w:pPr>
+              <w:pStyle w:val="ListParagraph"/>
+              <w:numPr>
+                <w:ilvl w:val="0"/>
+                <w:numId w:val="16"/>
+              </w:numPr>
+              <w:spacing w:before="100" w:beforeAutospacing="1" w:after="100" w:afterAutospacing="1"/>
+              <w:rPr>
+                <w:rFonts w:ascii="Times New Roman" w:eastAsia="Times New Roman" w:hAnsi="Times New Roman" w:cs="Times New Roman"/>
+                <w:sz w:val="24"/>
+                <w:szCs w:val="24"/>
+                <w:lang w:val="lv-LV" w:eastAsia="lv-LV"/>
+              </w:rPr>
+            </w:pPr>
+            <w:r>
+              <w:rPr>
+                <w:rFonts w:ascii="Times New Roman" w:eastAsia="Times New Roman" w:hAnsi="Times New Roman" w:cs="Times New Roman"/>
+                <w:sz w:val="24"/>
+                <w:szCs w:val="24"/>
+                <w:lang w:val="lv-LV" w:eastAsia="lv-LV"/>
+              </w:rPr>
+              <w:t>Punktu skaitītājs palielinās par 1</w:t>
+            </w:r>
+          </w:p>
+          <w:p>
+            <w:pPr>
+              <w:pStyle w:val="ListParagraph"/>
+              <w:numPr>
+                <w:ilvl w:val="0"/>
+                <w:numId w:val="16"/>
+              </w:numPr>
+              <w:spacing w:before="100" w:beforeAutospacing="1" w:after="100" w:afterAutospacing="1"/>
+              <w:rPr>
+                <w:rFonts w:ascii="Times New Roman" w:eastAsia="Times New Roman" w:hAnsi="Times New Roman" w:cs="Times New Roman"/>
+                <w:sz w:val="24"/>
+                <w:szCs w:val="24"/>
+                <w:lang w:val="lv-LV" w:eastAsia="lv-LV"/>
+              </w:rPr>
+            </w:pPr>
+            <w:r>
+              <w:rPr>
+                <w:rFonts w:ascii="Times New Roman" w:eastAsia="Times New Roman" w:hAnsi="Times New Roman" w:cs="Times New Roman"/>
+                <w:sz w:val="24"/>
+                <w:szCs w:val="24"/>
+                <w:lang w:val="lv-LV" w:eastAsia="lv-LV"/>
+              </w:rPr>
+              <w:t>Lietotājs tiek informēts par pareizu atbildi</w:t>
+            </w:r>
+          </w:p>
+          <w:p>
+            <w:pPr>
+              <w:pStyle w:val="ListParagraph"/>
+              <w:numPr>
+                <w:ilvl w:val="0"/>
+                <w:numId w:val="16"/>
+              </w:numPr>
+              <w:spacing w:before="100" w:beforeAutospacing="1" w:after="100" w:afterAutospacing="1"/>
+              <w:rPr>
+                <w:rFonts w:ascii="Times New Roman" w:eastAsia="Times New Roman" w:hAnsi="Times New Roman" w:cs="Times New Roman"/>
+                <w:b/>
+                <w:sz w:val="28"/>
+                <w:szCs w:val="24"/>
+                <w:lang w:val="lv-LV" w:eastAsia="lv-LV"/>
+              </w:rPr>
+            </w:pPr>
+            <w:r>
+              <w:rPr>
+                <w:rFonts w:ascii="Times New Roman" w:eastAsia="Times New Roman" w:hAnsi="Times New Roman" w:cs="Times New Roman"/>
+                <w:sz w:val="24"/>
+                <w:szCs w:val="24"/>
+                <w:lang w:val="lv-LV" w:eastAsia="lv-LV"/>
+              </w:rPr>
+              <w:t xml:space="preserve">Parādās poga </w:t>
+            </w:r>
+            <w:r>
+              <w:rPr>
+                <w:rFonts w:ascii="Times New Roman" w:eastAsia="Times New Roman" w:hAnsi="Times New Roman" w:cs="Times New Roman"/>
+                <w:sz w:val="24"/>
+                <w:szCs w:val="24"/>
+                <w:lang w:val="lv-LV" w:eastAsia="lv-LV"/>
+              </w:rPr>
+              <w:t>"</w:t>
+            </w:r>
+            <w:r>
+              <w:rPr>
+                <w:rFonts w:ascii="Times New Roman" w:eastAsia="Times New Roman" w:hAnsi="Times New Roman" w:cs="Times New Roman"/>
+                <w:sz w:val="24"/>
+                <w:szCs w:val="24"/>
+                <w:lang w:val="lv-LV" w:eastAsia="lv-LV"/>
+              </w:rPr>
+              <w:t>nākamais intervāls</w:t>
+            </w:r>
+            <w:r>
+              <w:rPr>
+                <w:rFonts w:ascii="Times New Roman" w:eastAsia="Times New Roman" w:hAnsi="Times New Roman" w:cs="Times New Roman"/>
+                <w:sz w:val="24"/>
+                <w:szCs w:val="24"/>
+                <w:lang w:val="lv-LV" w:eastAsia="lv-LV"/>
+              </w:rPr>
+              <w:t>"</w:t>
+            </w:r>
+          </w:p>
+        </w:tc>
+        <w:tc>
+          <w:tcPr>
+            <w:tcW w:w="3486" w:type="dxa"/>
+          </w:tcPr>
+          <w:p>
+            <w:pPr>
+              <w:spacing w:before="100" w:beforeAutospacing="1" w:after="100" w:afterAutospacing="1"/>
+              <w:rPr>
+                <w:rFonts w:ascii="Times New Roman" w:eastAsia="Times New Roman" w:hAnsi="Times New Roman" w:cs="Times New Roman"/>
+                <w:b/>
+                <w:sz w:val="28"/>
+                <w:szCs w:val="24"/>
+                <w:lang w:val="lv-LV" w:eastAsia="lv-LV"/>
+              </w:rPr>
+            </w:pPr>
+          </w:p>
+        </w:tc>
+      </w:tr>
+      <w:tr>
+        <w:tc>
+          <w:tcPr>
+            <w:tcW w:w="1413" w:type="dxa"/>
+          </w:tcPr>
+          <w:p>
+            <w:pPr>
+              <w:spacing w:before="100" w:beforeAutospacing="1" w:after="100" w:afterAutospacing="1"/>
+              <w:jc w:val="center"/>
+              <w:rPr>
+                <w:rFonts w:ascii="Times New Roman" w:eastAsia="Times New Roman" w:hAnsi="Times New Roman" w:cs="Times New Roman"/>
+                <w:sz w:val="28"/>
+                <w:szCs w:val="24"/>
+                <w:lang w:val="lv-LV" w:eastAsia="lv-LV"/>
+              </w:rPr>
+            </w:pPr>
+            <w:r>
+              <w:rPr>
+                <w:rFonts w:ascii="Times New Roman" w:eastAsia="Times New Roman" w:hAnsi="Times New Roman" w:cs="Times New Roman"/>
+                <w:sz w:val="28"/>
+                <w:szCs w:val="24"/>
+                <w:lang w:val="lv-LV" w:eastAsia="lv-LV"/>
+              </w:rPr>
+              <w:t>T5</w:t>
+            </w:r>
+          </w:p>
+        </w:tc>
+        <w:tc>
+          <w:tcPr>
+            <w:tcW w:w="5557" w:type="dxa"/>
+          </w:tcPr>
+          <w:p>
+            <w:pPr>
+              <w:spacing w:before="100" w:beforeAutospacing="1" w:after="100" w:afterAutospacing="1"/>
+              <w:rPr>
+                <w:rFonts w:ascii="Times New Roman" w:eastAsia="Times New Roman" w:hAnsi="Times New Roman" w:cs="Times New Roman"/>
+                <w:i/>
+                <w:sz w:val="28"/>
+                <w:szCs w:val="24"/>
+                <w:u w:val="single"/>
+                <w:lang w:val="lv-LV" w:eastAsia="lv-LV"/>
+              </w:rPr>
+            </w:pPr>
+            <w:r>
+              <w:rPr>
+                <w:rFonts w:ascii="Times New Roman" w:eastAsia="Times New Roman" w:hAnsi="Times New Roman" w:cs="Times New Roman"/>
+                <w:i/>
+                <w:sz w:val="28"/>
+                <w:szCs w:val="24"/>
+                <w:u w:val="single"/>
+                <w:lang w:val="lv-LV" w:eastAsia="lv-LV"/>
+              </w:rPr>
+              <w:t>Atbildes sniegšan</w:t>
+            </w:r>
+            <w:r>
+              <w:rPr>
+                <w:rFonts w:ascii="Times New Roman" w:eastAsia="Times New Roman" w:hAnsi="Times New Roman" w:cs="Times New Roman"/>
+                <w:i/>
+                <w:sz w:val="28"/>
+                <w:szCs w:val="24"/>
+                <w:u w:val="single"/>
+                <w:lang w:val="lv-LV" w:eastAsia="lv-LV"/>
+              </w:rPr>
+              <w:t>a (nospiež nepareizu intervālu):</w:t>
+            </w:r>
+          </w:p>
+          <w:p>
+            <w:pPr>
+              <w:pStyle w:val="ListParagraph"/>
+              <w:numPr>
+                <w:ilvl w:val="0"/>
+                <w:numId w:val="16"/>
+              </w:numPr>
+              <w:spacing w:before="100" w:beforeAutospacing="1" w:after="100" w:afterAutospacing="1"/>
+              <w:rPr>
+                <w:rFonts w:ascii="Times New Roman" w:eastAsia="Times New Roman" w:hAnsi="Times New Roman" w:cs="Times New Roman"/>
+                <w:sz w:val="24"/>
+                <w:szCs w:val="24"/>
+                <w:lang w:val="lv-LV" w:eastAsia="lv-LV"/>
+              </w:rPr>
+            </w:pPr>
+            <w:r>
+              <w:rPr>
+                <w:rFonts w:ascii="Times New Roman" w:eastAsia="Times New Roman" w:hAnsi="Times New Roman" w:cs="Times New Roman"/>
+                <w:sz w:val="24"/>
+                <w:szCs w:val="24"/>
+                <w:lang w:val="lv-LV" w:eastAsia="lv-LV"/>
+              </w:rPr>
+              <w:t>Punktu skaits nemainās</w:t>
+            </w:r>
+          </w:p>
+          <w:p>
+            <w:pPr>
+              <w:pStyle w:val="ListParagraph"/>
+              <w:numPr>
+                <w:ilvl w:val="0"/>
+                <w:numId w:val="16"/>
+              </w:numPr>
+              <w:spacing w:before="100" w:beforeAutospacing="1" w:after="100" w:afterAutospacing="1"/>
+              <w:rPr>
+                <w:rFonts w:ascii="Times New Roman" w:eastAsia="Times New Roman" w:hAnsi="Times New Roman" w:cs="Times New Roman"/>
+                <w:sz w:val="24"/>
+                <w:szCs w:val="24"/>
+                <w:lang w:val="lv-LV" w:eastAsia="lv-LV"/>
+              </w:rPr>
+            </w:pPr>
+            <w:bookmarkStart w:id="0" w:name="_GoBack"/>
+            <w:bookmarkEnd w:id="0"/>
+            <w:r>
+              <w:rPr>
+                <w:rFonts w:ascii="Times New Roman" w:eastAsia="Times New Roman" w:hAnsi="Times New Roman" w:cs="Times New Roman"/>
+                <w:sz w:val="24"/>
+                <w:szCs w:val="24"/>
+                <w:lang w:val="lv-LV" w:eastAsia="lv-LV"/>
+              </w:rPr>
+              <w:t>Tiek parādīta pareizā atbilde</w:t>
+            </w:r>
+          </w:p>
+          <w:p>
+            <w:pPr>
+              <w:pStyle w:val="ListParagraph"/>
+              <w:numPr>
+                <w:ilvl w:val="0"/>
+                <w:numId w:val="16"/>
+              </w:numPr>
+              <w:spacing w:before="100" w:beforeAutospacing="1" w:after="100" w:afterAutospacing="1"/>
+              <w:rPr>
+                <w:rFonts w:ascii="Times New Roman" w:eastAsia="Times New Roman" w:hAnsi="Times New Roman" w:cs="Times New Roman"/>
+                <w:b/>
+                <w:sz w:val="28"/>
+                <w:szCs w:val="24"/>
+                <w:lang w:val="lv-LV" w:eastAsia="lv-LV"/>
+              </w:rPr>
+            </w:pPr>
+            <w:r>
+              <w:rPr>
+                <w:rFonts w:ascii="Times New Roman" w:eastAsia="Times New Roman" w:hAnsi="Times New Roman" w:cs="Times New Roman"/>
+                <w:sz w:val="24"/>
+                <w:szCs w:val="24"/>
+                <w:lang w:val="lv-LV" w:eastAsia="lv-LV"/>
+              </w:rPr>
+              <w:t>Parādās p</w:t>
+            </w:r>
+            <w:r>
+              <w:rPr>
+                <w:rFonts w:ascii="Times New Roman" w:eastAsia="Times New Roman" w:hAnsi="Times New Roman" w:cs="Times New Roman"/>
+                <w:sz w:val="24"/>
+                <w:szCs w:val="24"/>
+                <w:lang w:val="lv-LV" w:eastAsia="lv-LV"/>
+              </w:rPr>
+              <w:t>oga "nākamais intervāls"</w:t>
+            </w:r>
+          </w:p>
+        </w:tc>
+        <w:tc>
+          <w:tcPr>
+            <w:tcW w:w="3486" w:type="dxa"/>
+          </w:tcPr>
+          <w:p>
+            <w:pPr>
+              <w:spacing w:before="100" w:beforeAutospacing="1" w:after="100" w:afterAutospacing="1"/>
+              <w:rPr>
+                <w:rFonts w:ascii="Times New Roman" w:eastAsia="Times New Roman" w:hAnsi="Times New Roman" w:cs="Times New Roman"/>
+                <w:b/>
+                <w:sz w:val="28"/>
+                <w:szCs w:val="24"/>
+                <w:lang w:val="lv-LV" w:eastAsia="lv-LV"/>
+              </w:rPr>
+            </w:pPr>
+          </w:p>
+        </w:tc>
+      </w:tr>
+      <w:tr>
+        <w:tc>
+          <w:tcPr>
+            <w:tcW w:w="1413" w:type="dxa"/>
+          </w:tcPr>
+          <w:p>
+            <w:pPr>
+              <w:spacing w:before="100" w:beforeAutospacing="1" w:after="100" w:afterAutospacing="1"/>
+              <w:jc w:val="center"/>
+              <w:rPr>
+                <w:rFonts w:ascii="Times New Roman" w:eastAsia="Times New Roman" w:hAnsi="Times New Roman" w:cs="Times New Roman"/>
+                <w:sz w:val="28"/>
+                <w:szCs w:val="24"/>
+                <w:lang w:val="lv-LV" w:eastAsia="lv-LV"/>
+              </w:rPr>
+            </w:pPr>
+            <w:r>
+              <w:rPr>
+                <w:rFonts w:ascii="Times New Roman" w:eastAsia="Times New Roman" w:hAnsi="Times New Roman" w:cs="Times New Roman"/>
+                <w:sz w:val="28"/>
+                <w:szCs w:val="24"/>
+                <w:lang w:val="lv-LV" w:eastAsia="lv-LV"/>
+              </w:rPr>
+              <w:t>T6</w:t>
+            </w:r>
+          </w:p>
+        </w:tc>
+        <w:tc>
+          <w:tcPr>
+            <w:tcW w:w="5557" w:type="dxa"/>
+          </w:tcPr>
+          <w:p>
+            <w:pPr>
+              <w:spacing w:before="100" w:beforeAutospacing="1" w:after="100" w:afterAutospacing="1"/>
+              <w:rPr>
+                <w:rFonts w:ascii="Times New Roman" w:eastAsia="Times New Roman" w:hAnsi="Times New Roman" w:cs="Times New Roman"/>
+                <w:i/>
+                <w:sz w:val="28"/>
+                <w:szCs w:val="24"/>
+                <w:u w:val="single"/>
+                <w:lang w:val="lv-LV" w:eastAsia="lv-LV"/>
+              </w:rPr>
+            </w:pPr>
+            <w:r>
+              <w:rPr>
+                <w:rFonts w:ascii="Times New Roman" w:eastAsia="Times New Roman" w:hAnsi="Times New Roman" w:cs="Times New Roman"/>
+                <w:i/>
+                <w:sz w:val="28"/>
+                <w:szCs w:val="24"/>
+                <w:u w:val="single"/>
+                <w:lang w:val="lv-LV" w:eastAsia="lv-LV"/>
+              </w:rPr>
+              <w:t xml:space="preserve">Pogas </w:t>
+            </w:r>
+            <w:r>
+              <w:rPr>
+                <w:rFonts w:ascii="Times New Roman" w:eastAsia="Times New Roman" w:hAnsi="Times New Roman" w:cs="Times New Roman"/>
+                <w:i/>
+                <w:sz w:val="28"/>
+                <w:szCs w:val="24"/>
+                <w:u w:val="single"/>
+                <w:lang w:val="lv-LV" w:eastAsia="lv-LV"/>
+              </w:rPr>
+              <w:t>"nākamais intervāls"</w:t>
+            </w:r>
+            <w:r>
+              <w:rPr>
+                <w:rFonts w:ascii="Times New Roman" w:eastAsia="Times New Roman" w:hAnsi="Times New Roman" w:cs="Times New Roman"/>
+                <w:i/>
+                <w:sz w:val="28"/>
+                <w:szCs w:val="24"/>
+                <w:u w:val="single"/>
+                <w:lang w:val="lv-LV" w:eastAsia="lv-LV"/>
+              </w:rPr>
+              <w:t xml:space="preserve"> nospiešana:</w:t>
+            </w:r>
+          </w:p>
+          <w:p>
+            <w:pPr>
+              <w:pStyle w:val="ListParagraph"/>
+              <w:numPr>
+                <w:ilvl w:val="0"/>
+                <w:numId w:val="16"/>
+              </w:numPr>
+              <w:spacing w:before="100" w:beforeAutospacing="1" w:after="100" w:afterAutospacing="1"/>
+              <w:rPr>
+                <w:rFonts w:ascii="Times New Roman" w:eastAsia="Times New Roman" w:hAnsi="Times New Roman" w:cs="Times New Roman"/>
+                <w:sz w:val="24"/>
+                <w:szCs w:val="24"/>
+                <w:lang w:val="lv-LV" w:eastAsia="lv-LV"/>
+              </w:rPr>
+            </w:pPr>
+            <w:r>
+              <w:rPr>
+                <w:rFonts w:ascii="Times New Roman" w:eastAsia="Times New Roman" w:hAnsi="Times New Roman" w:cs="Times New Roman"/>
+                <w:sz w:val="24"/>
+                <w:szCs w:val="24"/>
+                <w:lang w:val="lv-LV" w:eastAsia="lv-LV"/>
+              </w:rPr>
+              <w:t>Atjauno intervāla minēšanas logu</w:t>
+            </w:r>
+          </w:p>
+          <w:p>
+            <w:pPr>
+              <w:pStyle w:val="ListParagraph"/>
+              <w:numPr>
+                <w:ilvl w:val="0"/>
+                <w:numId w:val="16"/>
+              </w:numPr>
+              <w:spacing w:before="100" w:beforeAutospacing="1" w:after="100" w:afterAutospacing="1"/>
+              <w:rPr>
+                <w:rFonts w:ascii="Times New Roman" w:eastAsia="Times New Roman" w:hAnsi="Times New Roman" w:cs="Times New Roman"/>
+                <w:i/>
+                <w:sz w:val="28"/>
+                <w:szCs w:val="24"/>
+                <w:u w:val="single"/>
+                <w:lang w:val="lv-LV" w:eastAsia="lv-LV"/>
+              </w:rPr>
+            </w:pPr>
+            <w:r>
+              <w:rPr>
+                <w:rFonts w:ascii="Times New Roman" w:eastAsia="Times New Roman" w:hAnsi="Times New Roman" w:cs="Times New Roman"/>
+                <w:sz w:val="24"/>
+                <w:szCs w:val="24"/>
+                <w:lang w:val="lv-LV" w:eastAsia="lv-LV"/>
+              </w:rPr>
+              <w:lastRenderedPageBreak/>
+              <w:t>Ļauj programai saprast, ka jāmaina atskaņojamais intervāls</w:t>
+            </w:r>
+          </w:p>
+        </w:tc>
+        <w:tc>
+          <w:tcPr>
+            <w:tcW w:w="3486" w:type="dxa"/>
+          </w:tcPr>
+          <w:p>
+            <w:pPr>
+              <w:spacing w:before="100" w:beforeAutospacing="1" w:after="100" w:afterAutospacing="1"/>
+              <w:rPr>
+                <w:rFonts w:ascii="Times New Roman" w:eastAsia="Times New Roman" w:hAnsi="Times New Roman" w:cs="Times New Roman"/>
+                <w:b/>
+                <w:sz w:val="28"/>
+                <w:szCs w:val="24"/>
+                <w:lang w:val="lv-LV" w:eastAsia="lv-LV"/>
+              </w:rPr>
+            </w:pPr>
+          </w:p>
+        </w:tc>
+      </w:tr>
+      <w:tr>
+        <w:tc>
+          <w:tcPr>
+            <w:tcW w:w="1413" w:type="dxa"/>
+          </w:tcPr>
+          <w:p>
+            <w:pPr>
+              <w:spacing w:before="100" w:beforeAutospacing="1" w:after="100" w:afterAutospacing="1"/>
+              <w:jc w:val="center"/>
+              <w:rPr>
+                <w:rFonts w:ascii="Times New Roman" w:eastAsia="Times New Roman" w:hAnsi="Times New Roman" w:cs="Times New Roman"/>
+                <w:sz w:val="28"/>
+                <w:szCs w:val="24"/>
+                <w:lang w:val="lv-LV" w:eastAsia="lv-LV"/>
+              </w:rPr>
+            </w:pPr>
+            <w:r>
+              <w:rPr>
+                <w:rFonts w:ascii="Times New Roman" w:eastAsia="Times New Roman" w:hAnsi="Times New Roman" w:cs="Times New Roman"/>
+                <w:sz w:val="28"/>
+                <w:szCs w:val="24"/>
+                <w:lang w:val="lv-LV" w:eastAsia="lv-LV"/>
+              </w:rPr>
+              <w:t>T7</w:t>
+            </w:r>
+          </w:p>
+        </w:tc>
+        <w:tc>
+          <w:tcPr>
+            <w:tcW w:w="5557" w:type="dxa"/>
+          </w:tcPr>
+          <w:p>
+            <w:pPr>
+              <w:spacing w:before="100" w:beforeAutospacing="1" w:after="100" w:afterAutospacing="1"/>
+              <w:rPr>
+                <w:rFonts w:ascii="Times New Roman" w:eastAsia="Times New Roman" w:hAnsi="Times New Roman" w:cs="Times New Roman"/>
+                <w:i/>
+                <w:sz w:val="28"/>
+                <w:szCs w:val="24"/>
+                <w:u w:val="single"/>
+                <w:lang w:val="lv-LV" w:eastAsia="lv-LV"/>
+              </w:rPr>
+            </w:pPr>
+            <w:r>
+              <w:rPr>
+                <w:rFonts w:ascii="Times New Roman" w:eastAsia="Times New Roman" w:hAnsi="Times New Roman" w:cs="Times New Roman"/>
+                <w:i/>
+                <w:sz w:val="28"/>
+                <w:szCs w:val="24"/>
+                <w:u w:val="single"/>
+                <w:lang w:val="lv-LV" w:eastAsia="lv-LV"/>
+              </w:rPr>
+              <w:t>Klavieru tastatūras lietošana loga apakšā:</w:t>
+            </w:r>
+          </w:p>
+          <w:p>
+            <w:pPr>
+              <w:pStyle w:val="ListParagraph"/>
+              <w:numPr>
+                <w:ilvl w:val="0"/>
+                <w:numId w:val="16"/>
+              </w:numPr>
+              <w:spacing w:before="100" w:beforeAutospacing="1" w:after="100" w:afterAutospacing="1"/>
+              <w:rPr>
+                <w:rFonts w:ascii="Times New Roman" w:eastAsia="Times New Roman" w:hAnsi="Times New Roman" w:cs="Times New Roman"/>
+                <w:sz w:val="24"/>
+                <w:szCs w:val="24"/>
+                <w:lang w:val="lv-LV" w:eastAsia="lv-LV"/>
+              </w:rPr>
+            </w:pPr>
+            <w:r>
+              <w:rPr>
+                <w:rFonts w:ascii="Times New Roman" w:eastAsia="Times New Roman" w:hAnsi="Times New Roman" w:cs="Times New Roman"/>
+                <w:sz w:val="24"/>
+                <w:szCs w:val="24"/>
+                <w:lang w:val="lv-LV" w:eastAsia="lv-LV"/>
+              </w:rPr>
+              <w:t>Klavieru tastitūra vienmēr ir aktīva un redzema</w:t>
+            </w:r>
+          </w:p>
+          <w:p>
+            <w:pPr>
+              <w:pStyle w:val="ListParagraph"/>
+              <w:numPr>
+                <w:ilvl w:val="0"/>
+                <w:numId w:val="16"/>
+              </w:numPr>
+              <w:spacing w:before="100" w:beforeAutospacing="1" w:after="100" w:afterAutospacing="1"/>
+              <w:rPr>
+                <w:rFonts w:ascii="Times New Roman" w:eastAsia="Times New Roman" w:hAnsi="Times New Roman" w:cs="Times New Roman"/>
+                <w:sz w:val="24"/>
+                <w:szCs w:val="24"/>
+                <w:lang w:val="lv-LV" w:eastAsia="lv-LV"/>
+              </w:rPr>
+            </w:pPr>
+            <w:r>
+              <w:rPr>
+                <w:rFonts w:ascii="Times New Roman" w:eastAsia="Times New Roman" w:hAnsi="Times New Roman" w:cs="Times New Roman"/>
+                <w:sz w:val="24"/>
+                <w:szCs w:val="24"/>
+                <w:lang w:val="lv-LV" w:eastAsia="lv-LV"/>
+              </w:rPr>
+              <w:t>Uzspiežot uz taustiņa, atskan attiecīgā nots</w:t>
+            </w:r>
+          </w:p>
+        </w:tc>
+        <w:tc>
+          <w:tcPr>
+            <w:tcW w:w="3486" w:type="dxa"/>
+          </w:tcPr>
+          <w:p>
+            <w:pPr>
+              <w:spacing w:before="100" w:beforeAutospacing="1" w:after="100" w:afterAutospacing="1"/>
+              <w:rPr>
+                <w:rFonts w:ascii="Times New Roman" w:eastAsia="Times New Roman" w:hAnsi="Times New Roman" w:cs="Times New Roman"/>
+                <w:b/>
+                <w:sz w:val="28"/>
+                <w:szCs w:val="24"/>
+                <w:lang w:val="lv-LV" w:eastAsia="lv-LV"/>
+              </w:rPr>
+            </w:pPr>
+          </w:p>
+        </w:tc>
+      </w:tr>
+      <w:tr>
+        <w:tc>
+          <w:tcPr>
+            <w:tcW w:w="1413" w:type="dxa"/>
+          </w:tcPr>
+          <w:p>
+            <w:pPr>
+              <w:spacing w:before="100" w:beforeAutospacing="1" w:after="100" w:afterAutospacing="1"/>
+              <w:jc w:val="center"/>
+              <w:rPr>
+                <w:rFonts w:ascii="Times New Roman" w:eastAsia="Times New Roman" w:hAnsi="Times New Roman" w:cs="Times New Roman"/>
+                <w:sz w:val="28"/>
+                <w:szCs w:val="24"/>
+                <w:lang w:val="lv-LV" w:eastAsia="lv-LV"/>
+              </w:rPr>
+            </w:pPr>
+            <w:r>
+              <w:rPr>
+                <w:rFonts w:ascii="Times New Roman" w:eastAsia="Times New Roman" w:hAnsi="Times New Roman" w:cs="Times New Roman"/>
+                <w:sz w:val="28"/>
+                <w:szCs w:val="24"/>
+                <w:lang w:val="lv-LV" w:eastAsia="lv-LV"/>
+              </w:rPr>
+              <w:t>T8</w:t>
+            </w:r>
+          </w:p>
+        </w:tc>
+        <w:tc>
+          <w:tcPr>
+            <w:tcW w:w="5557" w:type="dxa"/>
+          </w:tcPr>
+          <w:p>
+            <w:pPr>
+              <w:spacing w:before="100" w:beforeAutospacing="1" w:after="100" w:afterAutospacing="1"/>
+              <w:rPr>
+                <w:rFonts w:ascii="Times New Roman" w:eastAsia="Times New Roman" w:hAnsi="Times New Roman" w:cs="Times New Roman"/>
+                <w:i/>
+                <w:sz w:val="28"/>
+                <w:szCs w:val="24"/>
+                <w:u w:val="single"/>
+                <w:lang w:val="lv-LV" w:eastAsia="lv-LV"/>
+              </w:rPr>
+            </w:pPr>
+            <w:r>
+              <w:rPr>
+                <w:rFonts w:ascii="Times New Roman" w:eastAsia="Times New Roman" w:hAnsi="Times New Roman" w:cs="Times New Roman"/>
+                <w:i/>
+                <w:sz w:val="28"/>
+                <w:szCs w:val="24"/>
+                <w:u w:val="single"/>
+                <w:lang w:val="lv-LV" w:eastAsia="lv-LV"/>
+              </w:rPr>
+              <w:t>Sesijas noslēgums (</w:t>
+            </w:r>
+            <w:r>
+              <w:rPr>
+                <w:rFonts w:ascii="Times New Roman" w:eastAsia="Times New Roman" w:hAnsi="Times New Roman" w:cs="Times New Roman"/>
+                <w:i/>
+                <w:sz w:val="28"/>
+                <w:szCs w:val="24"/>
+                <w:u w:val="single"/>
+                <w:lang w:val="lv-LV" w:eastAsia="lv-LV"/>
+              </w:rPr>
+              <w:t>beigu skats):</w:t>
+            </w:r>
+          </w:p>
+          <w:p>
+            <w:pPr>
+              <w:pStyle w:val="ListParagraph"/>
+              <w:numPr>
+                <w:ilvl w:val="0"/>
+                <w:numId w:val="16"/>
+              </w:numPr>
+              <w:spacing w:before="100" w:beforeAutospacing="1" w:after="100" w:afterAutospacing="1"/>
+              <w:rPr>
+                <w:rFonts w:ascii="Times New Roman" w:eastAsia="Times New Roman" w:hAnsi="Times New Roman" w:cs="Times New Roman"/>
+                <w:sz w:val="24"/>
+                <w:szCs w:val="24"/>
+                <w:lang w:val="lv-LV" w:eastAsia="lv-LV"/>
+              </w:rPr>
+            </w:pPr>
+            <w:r>
+              <w:rPr>
+                <w:rFonts w:ascii="Times New Roman" w:eastAsia="Times New Roman" w:hAnsi="Times New Roman" w:cs="Times New Roman"/>
+                <w:sz w:val="24"/>
+                <w:szCs w:val="24"/>
+                <w:lang w:val="lv-LV" w:eastAsia="lv-LV"/>
+              </w:rPr>
+              <w:t>Atveras beigu skats, kurā redzams kopējais punktu skaits</w:t>
+            </w:r>
+          </w:p>
+          <w:p>
+            <w:pPr>
+              <w:pStyle w:val="ListParagraph"/>
+              <w:numPr>
+                <w:ilvl w:val="0"/>
+                <w:numId w:val="16"/>
+              </w:numPr>
+              <w:spacing w:before="100" w:beforeAutospacing="1" w:after="100" w:afterAutospacing="1"/>
+              <w:rPr>
+                <w:rFonts w:ascii="Times New Roman" w:eastAsia="Times New Roman" w:hAnsi="Times New Roman" w:cs="Times New Roman"/>
+                <w:sz w:val="24"/>
+                <w:szCs w:val="24"/>
+                <w:lang w:val="lv-LV" w:eastAsia="lv-LV"/>
+              </w:rPr>
+            </w:pPr>
+            <w:r>
+              <w:rPr>
+                <w:rFonts w:ascii="Times New Roman" w:eastAsia="Times New Roman" w:hAnsi="Times New Roman" w:cs="Times New Roman"/>
+                <w:sz w:val="24"/>
+                <w:szCs w:val="24"/>
+                <w:lang w:val="lv-LV" w:eastAsia="lv-LV"/>
+              </w:rPr>
+              <w:t xml:space="preserve">Poga </w:t>
+            </w:r>
+            <w:r>
+              <w:rPr>
+                <w:rFonts w:ascii="Times New Roman" w:eastAsia="Times New Roman" w:hAnsi="Times New Roman" w:cs="Times New Roman"/>
+                <w:sz w:val="24"/>
+                <w:szCs w:val="24"/>
+                <w:lang w:val="lv-LV" w:eastAsia="lv-LV"/>
+              </w:rPr>
+              <w:t>"</w:t>
+            </w:r>
+            <w:r>
+              <w:rPr>
+                <w:rFonts w:ascii="Times New Roman" w:eastAsia="Times New Roman" w:hAnsi="Times New Roman" w:cs="Times New Roman"/>
+                <w:sz w:val="24"/>
+                <w:szCs w:val="24"/>
+                <w:lang w:val="lv-LV" w:eastAsia="lv-LV"/>
+              </w:rPr>
+              <w:t>spēlēt vēlreiz</w:t>
+            </w:r>
+            <w:r>
+              <w:rPr>
+                <w:rFonts w:ascii="Times New Roman" w:eastAsia="Times New Roman" w:hAnsi="Times New Roman" w:cs="Times New Roman"/>
+                <w:sz w:val="24"/>
+                <w:szCs w:val="24"/>
+                <w:lang w:val="lv-LV" w:eastAsia="lv-LV"/>
+              </w:rPr>
+              <w:t>"</w:t>
+            </w:r>
+          </w:p>
+        </w:tc>
+        <w:tc>
+          <w:tcPr>
+            <w:tcW w:w="3486" w:type="dxa"/>
+          </w:tcPr>
+          <w:p>
+            <w:pPr>
+              <w:spacing w:before="100" w:beforeAutospacing="1" w:after="100" w:afterAutospacing="1"/>
+              <w:rPr>
+                <w:rFonts w:ascii="Times New Roman" w:eastAsia="Times New Roman" w:hAnsi="Times New Roman" w:cs="Times New Roman"/>
+                <w:b/>
+                <w:sz w:val="28"/>
+                <w:szCs w:val="24"/>
+                <w:lang w:val="lv-LV" w:eastAsia="lv-LV"/>
+              </w:rPr>
+            </w:pPr>
+          </w:p>
+        </w:tc>
+      </w:tr>
+      <w:tr>
+        <w:tc>
+          <w:tcPr>
+            <w:tcW w:w="1413" w:type="dxa"/>
+          </w:tcPr>
+          <w:p>
+            <w:pPr>
+              <w:spacing w:before="100" w:beforeAutospacing="1" w:after="100" w:afterAutospacing="1"/>
+              <w:jc w:val="center"/>
+              <w:rPr>
+                <w:rFonts w:ascii="Times New Roman" w:eastAsia="Times New Roman" w:hAnsi="Times New Roman" w:cs="Times New Roman"/>
+                <w:sz w:val="28"/>
+                <w:szCs w:val="24"/>
+                <w:lang w:val="lv-LV" w:eastAsia="lv-LV"/>
+              </w:rPr>
+            </w:pPr>
+            <w:r>
+              <w:rPr>
+                <w:rFonts w:ascii="Times New Roman" w:eastAsia="Times New Roman" w:hAnsi="Times New Roman" w:cs="Times New Roman"/>
+                <w:sz w:val="28"/>
+                <w:szCs w:val="24"/>
+                <w:lang w:val="lv-LV" w:eastAsia="lv-LV"/>
+              </w:rPr>
+              <w:t>T9</w:t>
+            </w:r>
+          </w:p>
+        </w:tc>
+        <w:tc>
+          <w:tcPr>
+            <w:tcW w:w="5557" w:type="dxa"/>
+          </w:tcPr>
+          <w:p>
+            <w:pPr>
+              <w:spacing w:before="100" w:beforeAutospacing="1" w:after="100" w:afterAutospacing="1"/>
+              <w:rPr>
+                <w:rFonts w:ascii="Times New Roman" w:eastAsia="Times New Roman" w:hAnsi="Times New Roman" w:cs="Times New Roman"/>
+                <w:i/>
+                <w:sz w:val="28"/>
+                <w:szCs w:val="24"/>
+                <w:u w:val="single"/>
+                <w:lang w:val="lv-LV" w:eastAsia="lv-LV"/>
+              </w:rPr>
+            </w:pPr>
+            <w:r>
+              <w:rPr>
+                <w:rFonts w:ascii="Times New Roman" w:eastAsia="Times New Roman" w:hAnsi="Times New Roman" w:cs="Times New Roman"/>
+                <w:i/>
+                <w:sz w:val="28"/>
+                <w:szCs w:val="24"/>
+                <w:u w:val="single"/>
+                <w:lang w:val="lv-LV" w:eastAsia="lv-LV"/>
+              </w:rPr>
+              <w:t xml:space="preserve">Pogas </w:t>
+            </w:r>
+            <w:r>
+              <w:rPr>
+                <w:rFonts w:ascii="Times New Roman" w:eastAsia="Times New Roman" w:hAnsi="Times New Roman" w:cs="Times New Roman"/>
+                <w:i/>
+                <w:sz w:val="28"/>
+                <w:szCs w:val="24"/>
+                <w:u w:val="single"/>
+                <w:lang w:val="lv-LV" w:eastAsia="lv-LV"/>
+              </w:rPr>
+              <w:t>"spēlēt vēlreiz"</w:t>
+            </w:r>
+            <w:r>
+              <w:rPr>
+                <w:rFonts w:ascii="Times New Roman" w:eastAsia="Times New Roman" w:hAnsi="Times New Roman" w:cs="Times New Roman"/>
+                <w:i/>
+                <w:sz w:val="28"/>
+                <w:szCs w:val="24"/>
+                <w:u w:val="single"/>
+                <w:lang w:val="lv-LV" w:eastAsia="lv-LV"/>
+              </w:rPr>
+              <w:t xml:space="preserve"> nospiešana:</w:t>
+            </w:r>
+          </w:p>
+          <w:p>
+            <w:pPr>
+              <w:pStyle w:val="ListParagraph"/>
+              <w:numPr>
+                <w:ilvl w:val="0"/>
+                <w:numId w:val="16"/>
+              </w:numPr>
+              <w:spacing w:before="100" w:beforeAutospacing="1" w:after="100" w:afterAutospacing="1"/>
+              <w:rPr>
+                <w:rFonts w:ascii="Times New Roman" w:eastAsia="Times New Roman" w:hAnsi="Times New Roman" w:cs="Times New Roman"/>
+                <w:sz w:val="24"/>
+                <w:szCs w:val="24"/>
+                <w:lang w:val="lv-LV" w:eastAsia="lv-LV"/>
+              </w:rPr>
+            </w:pPr>
+            <w:r>
+              <w:rPr>
+                <w:rFonts w:ascii="Times New Roman" w:eastAsia="Times New Roman" w:hAnsi="Times New Roman" w:cs="Times New Roman"/>
+                <w:sz w:val="24"/>
+                <w:szCs w:val="24"/>
+                <w:lang w:val="lv-LV" w:eastAsia="lv-LV"/>
+              </w:rPr>
+              <w:t>Rezultātu skats aizveras</w:t>
+            </w:r>
+          </w:p>
+          <w:p>
+            <w:pPr>
+              <w:pStyle w:val="ListParagraph"/>
+              <w:numPr>
+                <w:ilvl w:val="0"/>
+                <w:numId w:val="16"/>
+              </w:numPr>
+              <w:spacing w:before="100" w:beforeAutospacing="1" w:after="100" w:afterAutospacing="1"/>
+              <w:rPr>
+                <w:rFonts w:ascii="Times New Roman" w:eastAsia="Times New Roman" w:hAnsi="Times New Roman" w:cs="Times New Roman"/>
+                <w:b/>
+                <w:sz w:val="28"/>
+                <w:szCs w:val="24"/>
+                <w:lang w:val="lv-LV" w:eastAsia="lv-LV"/>
+              </w:rPr>
+            </w:pPr>
+            <w:r>
+              <w:rPr>
+                <w:rFonts w:ascii="Times New Roman" w:eastAsia="Times New Roman" w:hAnsi="Times New Roman" w:cs="Times New Roman"/>
+                <w:sz w:val="24"/>
+                <w:szCs w:val="24"/>
+                <w:lang w:val="lv-LV" w:eastAsia="lv-LV"/>
+              </w:rPr>
+              <w:t xml:space="preserve">Lietotājs atgriežas sesijas uzstādījumu </w:t>
+            </w:r>
+            <w:r>
+              <w:rPr>
+                <w:rFonts w:ascii="Times New Roman" w:eastAsia="Times New Roman" w:hAnsi="Times New Roman" w:cs="Times New Roman"/>
+                <w:sz w:val="24"/>
+                <w:szCs w:val="24"/>
+                <w:lang w:val="lv-LV" w:eastAsia="lv-LV"/>
+              </w:rPr>
+              <w:t>skatā, lai sāktu jaunu treniņu</w:t>
+            </w:r>
+          </w:p>
+        </w:tc>
+        <w:tc>
+          <w:tcPr>
+            <w:tcW w:w="3486" w:type="dxa"/>
+          </w:tcPr>
+          <w:p>
+            <w:pPr>
+              <w:spacing w:before="100" w:beforeAutospacing="1" w:after="100" w:afterAutospacing="1"/>
+              <w:rPr>
+                <w:rFonts w:ascii="Times New Roman" w:eastAsia="Times New Roman" w:hAnsi="Times New Roman" w:cs="Times New Roman"/>
+                <w:b/>
+                <w:sz w:val="28"/>
+                <w:szCs w:val="24"/>
+                <w:lang w:val="lv-LV" w:eastAsia="lv-LV"/>
+              </w:rPr>
+            </w:pPr>
+          </w:p>
+        </w:tc>
+      </w:tr>
+      <w:tr>
+        <w:tc>
+          <w:tcPr>
+            <w:tcW w:w="1413" w:type="dxa"/>
+          </w:tcPr>
+          <w:p>
+            <w:pPr>
+              <w:spacing w:before="100" w:beforeAutospacing="1" w:after="100" w:afterAutospacing="1"/>
+              <w:jc w:val="center"/>
+              <w:rPr>
+                <w:rFonts w:ascii="Times New Roman" w:eastAsia="Times New Roman" w:hAnsi="Times New Roman" w:cs="Times New Roman"/>
+                <w:sz w:val="28"/>
+                <w:szCs w:val="24"/>
+                <w:lang w:val="lv-LV" w:eastAsia="lv-LV"/>
+              </w:rPr>
+            </w:pPr>
+            <w:r>
+              <w:rPr>
+                <w:rFonts w:ascii="Times New Roman" w:eastAsia="Times New Roman" w:hAnsi="Times New Roman" w:cs="Times New Roman"/>
+                <w:sz w:val="28"/>
+                <w:szCs w:val="24"/>
+                <w:lang w:val="lv-LV" w:eastAsia="lv-LV"/>
+              </w:rPr>
+              <w:t>T10</w:t>
+            </w:r>
+          </w:p>
+        </w:tc>
+        <w:tc>
+          <w:tcPr>
+            <w:tcW w:w="5557" w:type="dxa"/>
+          </w:tcPr>
+          <w:p>
+            <w:pPr>
+              <w:spacing w:before="100" w:beforeAutospacing="1" w:after="100" w:afterAutospacing="1"/>
+              <w:rPr>
+                <w:rFonts w:ascii="Times New Roman" w:eastAsia="Times New Roman" w:hAnsi="Times New Roman" w:cs="Times New Roman"/>
+                <w:i/>
+                <w:sz w:val="28"/>
+                <w:szCs w:val="24"/>
+                <w:u w:val="single"/>
+                <w:lang w:val="lv-LV" w:eastAsia="lv-LV"/>
+              </w:rPr>
+            </w:pPr>
+            <w:r>
+              <w:rPr>
+                <w:rFonts w:ascii="Times New Roman" w:eastAsia="Times New Roman" w:hAnsi="Times New Roman" w:cs="Times New Roman"/>
+                <w:i/>
+                <w:sz w:val="28"/>
+                <w:szCs w:val="24"/>
+                <w:u w:val="single"/>
+                <w:lang w:val="lv-LV" w:eastAsia="lv-LV"/>
+              </w:rPr>
+              <w:t>Aizverot programas logu:</w:t>
+            </w:r>
+          </w:p>
+          <w:p>
+            <w:pPr>
+              <w:pStyle w:val="ListParagraph"/>
+              <w:numPr>
+                <w:ilvl w:val="0"/>
+                <w:numId w:val="16"/>
+              </w:numPr>
+              <w:spacing w:before="100" w:beforeAutospacing="1" w:after="100" w:afterAutospacing="1"/>
+              <w:rPr>
+                <w:rFonts w:ascii="Times New Roman" w:eastAsia="Times New Roman" w:hAnsi="Times New Roman" w:cs="Times New Roman"/>
+                <w:b/>
+                <w:sz w:val="28"/>
+                <w:szCs w:val="24"/>
+                <w:lang w:val="lv-LV" w:eastAsia="lv-LV"/>
+              </w:rPr>
+            </w:pPr>
+            <w:r>
+              <w:rPr>
+                <w:rFonts w:ascii="Times New Roman" w:eastAsia="Times New Roman" w:hAnsi="Times New Roman" w:cs="Times New Roman"/>
+                <w:sz w:val="24"/>
+                <w:szCs w:val="24"/>
+                <w:lang w:val="lv-LV" w:eastAsia="lv-LV"/>
+              </w:rPr>
+              <w:t>Programma pārtrauc d</w:t>
+            </w:r>
+            <w:r>
+              <w:rPr>
+                <w:rFonts w:ascii="Times New Roman" w:eastAsia="Times New Roman" w:hAnsi="Times New Roman" w:cs="Times New Roman"/>
+                <w:sz w:val="24"/>
+                <w:szCs w:val="24"/>
+                <w:lang w:val="lv-LV" w:eastAsia="lv-LV"/>
+              </w:rPr>
+              <w:t xml:space="preserve">arbību un logs aizveras jebkura </w:t>
+            </w:r>
+            <w:r>
+              <w:rPr>
+                <w:rFonts w:ascii="Times New Roman" w:eastAsia="Times New Roman" w:hAnsi="Times New Roman" w:cs="Times New Roman"/>
+                <w:sz w:val="24"/>
+                <w:szCs w:val="24"/>
+                <w:lang w:val="lv-LV" w:eastAsia="lv-LV"/>
+              </w:rPr>
+              <w:t>procesa brīd</w:t>
+            </w:r>
+            <w:r>
+              <w:rPr>
+                <w:rFonts w:ascii="Times New Roman" w:eastAsia="Times New Roman" w:hAnsi="Times New Roman" w:cs="Times New Roman"/>
+                <w:sz w:val="24"/>
+                <w:szCs w:val="24"/>
+                <w:lang w:val="lv-LV" w:eastAsia="lv-LV"/>
+              </w:rPr>
+              <w:t>ī</w:t>
+            </w:r>
+          </w:p>
+        </w:tc>
+        <w:tc>
+          <w:tcPr>
+            <w:tcW w:w="3486" w:type="dxa"/>
+          </w:tcPr>
+          <w:p>
+            <w:pPr>
+              <w:spacing w:before="100" w:beforeAutospacing="1" w:after="100" w:afterAutospacing="1"/>
+              <w:rPr>
+                <w:rFonts w:ascii="Times New Roman" w:eastAsia="Times New Roman" w:hAnsi="Times New Roman" w:cs="Times New Roman"/>
+                <w:b/>
+                <w:sz w:val="28"/>
+                <w:szCs w:val="24"/>
+                <w:lang w:val="lv-LV" w:eastAsia="lv-LV"/>
+              </w:rPr>
+            </w:pPr>
+          </w:p>
+        </w:tc>
+      </w:tr>
+    </w:tbl>
+    <w:p>
+      <w:pPr>
+        <w:spacing w:before="100" w:beforeAutospacing="1" w:after="100" w:afterAutospacing="1" w:line="240" w:lineRule="auto"/>
+        <w:ind w:firstLine="720"/>
+        <w:rPr>
+          <w:rFonts w:ascii="Times New Roman" w:eastAsia="Times New Roman" w:hAnsi="Times New Roman" w:cs="Times New Roman"/>
+          <w:b/>
+          <w:sz w:val="28"/>
+          <w:szCs w:val="24"/>
+          <w:lang w:val="lv-LV" w:eastAsia="lv-LV"/>
+        </w:rPr>
+      </w:pPr>
+    </w:p>
+    <w:p>
+      <w:pPr>
+        <w:spacing w:before="100" w:beforeAutospacing="1" w:after="100" w:afterAutospacing="1" w:line="240" w:lineRule="auto"/>
+        <w:ind w:firstLine="720"/>
+        <w:rPr>
+          <w:rFonts w:ascii="Times New Roman" w:eastAsia="Times New Roman" w:hAnsi="Times New Roman" w:cs="Times New Roman"/>
+          <w:b/>
+          <w:sz w:val="28"/>
           <w:szCs w:val="24"/>
           <w:lang w:val="lv-LV" w:eastAsia="lv-LV"/>
         </w:rPr>
@@ -953,6 +4911,240 @@
 <file path=word/numbering.xml><?xml version="1.0" encoding="utf-8"?>
 <w:numbering xmlns:wpc="http://schemas.microsoft.com/office/word/2010/wordprocessingCanvas" xmlns:cx="http://schemas.microsoft.com/office/drawing/2014/chartex" xmlns:cx1="http://schemas.microsoft.com/office/drawing/2015/9/8/chartex" xmlns:mc="http://schemas.openxmlformats.org/markup-compatibility/2006" xmlns:o="urn:schemas-microsoft-com:office:office" xmlns:r="http://schemas.openxmlformats.org/officeDocument/2006/relationships" xmlns:m="http://schemas.openxmlformats.org/officeDocument/2006/math" xmlns:v="urn:schemas-microsoft-com:vml" xmlns:wp14="http://schemas.microsoft.com/office/word/2010/wordprocessingDrawing" xmlns:wp="http://schemas.openxmlformats.org/drawingml/2006/wordprocessingDrawing" xmlns:w10="urn:schemas-microsoft-com:office:word" xmlns:w="http://schemas.openxmlformats.org/wordprocessingml/2006/main" xmlns:w14="http://schemas.microsoft.com/office/word/2010/wordml" xmlns:w15="http://schemas.microsoft.com/office/word/2012/wordml" xmlns:w16se="http://schemas.microsoft.com/office/word/2015/wordml/symex" xmlns:wpg="http://schemas.microsoft.com/office/word/2010/wordprocessingGroup" xmlns:wpi="http://schemas.microsoft.com/office/word/2010/wordprocessingInk" xmlns:wne="http://schemas.microsoft.com/office/word/2006/wordml" xmlns:wps="http://schemas.microsoft.com/office/word/2010/wordprocessingShape" mc:Ignorable="w14 w15 w16se wp14">
   <w:abstractNum w:abstractNumId="0" w15:restartNumberingAfterBreak="0">
+    <w:nsid w:val="00D92DA9"/>
+    <w:multiLevelType w:val="multilevel"/>
+    <w:tmpl w:val="BF4E9B00"/>
+    <w:lvl w:ilvl="0">
+      <w:start w:val="1"/>
+      <w:numFmt w:val="decimal"/>
+      <w:lvlText w:val="%1."/>
+      <w:lvlJc w:val="left"/>
+      <w:pPr>
+        <w:tabs>
+          <w:tab w:val="num" w:pos="720"/>
+        </w:tabs>
+        <w:ind w:left="720" w:hanging="360"/>
+      </w:pPr>
+    </w:lvl>
+    <w:lvl w:ilvl="1">
+      <w:start w:val="1"/>
+      <w:numFmt w:val="bullet"/>
+      <w:lvlText w:val="o"/>
+      <w:lvlJc w:val="left"/>
+      <w:pPr>
+        <w:tabs>
+          <w:tab w:val="num" w:pos="1440"/>
+        </w:tabs>
+        <w:ind w:left="1440" w:hanging="360"/>
+      </w:pPr>
+      <w:rPr>
+        <w:rFonts w:ascii="Courier New" w:hAnsi="Courier New" w:hint="default"/>
+        <w:sz w:val="20"/>
+      </w:rPr>
+    </w:lvl>
+    <w:lvl w:ilvl="2" w:tentative="1">
+      <w:start w:val="1"/>
+      <w:numFmt w:val="decimal"/>
+      <w:lvlText w:val="%3."/>
+      <w:lvlJc w:val="left"/>
+      <w:pPr>
+        <w:tabs>
+          <w:tab w:val="num" w:pos="2160"/>
+        </w:tabs>
+        <w:ind w:left="2160" w:hanging="360"/>
+      </w:pPr>
+    </w:lvl>
+    <w:lvl w:ilvl="3" w:tentative="1">
+      <w:start w:val="1"/>
+      <w:numFmt w:val="decimal"/>
+      <w:lvlText w:val="%4."/>
+      <w:lvlJc w:val="left"/>
+      <w:pPr>
+        <w:tabs>
+          <w:tab w:val="num" w:pos="2880"/>
+        </w:tabs>
+        <w:ind w:left="2880" w:hanging="360"/>
+      </w:pPr>
+    </w:lvl>
+    <w:lvl w:ilvl="4" w:tentative="1">
+      <w:start w:val="1"/>
+      <w:numFmt w:val="decimal"/>
+      <w:lvlText w:val="%5."/>
+      <w:lvlJc w:val="left"/>
+      <w:pPr>
+        <w:tabs>
+          <w:tab w:val="num" w:pos="3600"/>
+        </w:tabs>
+        <w:ind w:left="3600" w:hanging="360"/>
+      </w:pPr>
+    </w:lvl>
+    <w:lvl w:ilvl="5" w:tentative="1">
+      <w:start w:val="1"/>
+      <w:numFmt w:val="decimal"/>
+      <w:lvlText w:val="%6."/>
+      <w:lvlJc w:val="left"/>
+      <w:pPr>
+        <w:tabs>
+          <w:tab w:val="num" w:pos="4320"/>
+        </w:tabs>
+        <w:ind w:left="4320" w:hanging="360"/>
+      </w:pPr>
+    </w:lvl>
+    <w:lvl w:ilvl="6" w:tentative="1">
+      <w:start w:val="1"/>
+      <w:numFmt w:val="decimal"/>
+      <w:lvlText w:val="%7."/>
+      <w:lvlJc w:val="left"/>
+      <w:pPr>
+        <w:tabs>
+          <w:tab w:val="num" w:pos="5040"/>
+        </w:tabs>
+        <w:ind w:left="5040" w:hanging="360"/>
+      </w:pPr>
+    </w:lvl>
+    <w:lvl w:ilvl="7" w:tentative="1">
+      <w:start w:val="1"/>
+      <w:numFmt w:val="decimal"/>
+      <w:lvlText w:val="%8."/>
+      <w:lvlJc w:val="left"/>
+      <w:pPr>
+        <w:tabs>
+          <w:tab w:val="num" w:pos="5760"/>
+        </w:tabs>
+        <w:ind w:left="5760" w:hanging="360"/>
+      </w:pPr>
+    </w:lvl>
+    <w:lvl w:ilvl="8" w:tentative="1">
+      <w:start w:val="1"/>
+      <w:numFmt w:val="decimal"/>
+      <w:lvlText w:val="%9."/>
+      <w:lvlJc w:val="left"/>
+      <w:pPr>
+        <w:tabs>
+          <w:tab w:val="num" w:pos="6480"/>
+        </w:tabs>
+        <w:ind w:left="6480" w:hanging="360"/>
+      </w:pPr>
+    </w:lvl>
+  </w:abstractNum>
+  <w:abstractNum w:abstractNumId="1" w15:restartNumberingAfterBreak="0">
+    <w:nsid w:val="07DD5B10"/>
+    <w:multiLevelType w:val="multilevel"/>
+    <w:tmpl w:val="99BADCBC"/>
+    <w:lvl w:ilvl="0">
+      <w:start w:val="1"/>
+      <w:numFmt w:val="decimal"/>
+      <w:lvlText w:val="%1."/>
+      <w:lvlJc w:val="left"/>
+      <w:pPr>
+        <w:tabs>
+          <w:tab w:val="num" w:pos="720"/>
+        </w:tabs>
+        <w:ind w:left="720" w:hanging="360"/>
+      </w:pPr>
+    </w:lvl>
+    <w:lvl w:ilvl="1">
+      <w:start w:val="1"/>
+      <w:numFmt w:val="bullet"/>
+      <w:lvlText w:val="o"/>
+      <w:lvlJc w:val="left"/>
+      <w:pPr>
+        <w:tabs>
+          <w:tab w:val="num" w:pos="1440"/>
+        </w:tabs>
+        <w:ind w:left="1440" w:hanging="360"/>
+      </w:pPr>
+      <w:rPr>
+        <w:rFonts w:ascii="Courier New" w:hAnsi="Courier New" w:hint="default"/>
+        <w:sz w:val="20"/>
+      </w:rPr>
+    </w:lvl>
+    <w:lvl w:ilvl="2" w:tentative="1">
+      <w:start w:val="1"/>
+      <w:numFmt w:val="decimal"/>
+      <w:lvlText w:val="%3."/>
+      <w:lvlJc w:val="left"/>
+      <w:pPr>
+        <w:tabs>
+          <w:tab w:val="num" w:pos="2160"/>
+        </w:tabs>
+        <w:ind w:left="2160" w:hanging="360"/>
+      </w:pPr>
+    </w:lvl>
+    <w:lvl w:ilvl="3" w:tentative="1">
+      <w:start w:val="1"/>
+      <w:numFmt w:val="decimal"/>
+      <w:lvlText w:val="%4."/>
+      <w:lvlJc w:val="left"/>
+      <w:pPr>
+        <w:tabs>
+          <w:tab w:val="num" w:pos="2880"/>
+        </w:tabs>
+        <w:ind w:left="2880" w:hanging="360"/>
+      </w:pPr>
+    </w:lvl>
+    <w:lvl w:ilvl="4" w:tentative="1">
+      <w:start w:val="1"/>
+      <w:numFmt w:val="decimal"/>
+      <w:lvlText w:val="%5."/>
+      <w:lvlJc w:val="left"/>
+      <w:pPr>
+        <w:tabs>
+          <w:tab w:val="num" w:pos="3600"/>
+        </w:tabs>
+        <w:ind w:left="3600" w:hanging="360"/>
+      </w:pPr>
+    </w:lvl>
+    <w:lvl w:ilvl="5" w:tentative="1">
+      <w:start w:val="1"/>
+      <w:numFmt w:val="decimal"/>
+      <w:lvlText w:val="%6."/>
+      <w:lvlJc w:val="left"/>
+      <w:pPr>
+        <w:tabs>
+          <w:tab w:val="num" w:pos="4320"/>
+        </w:tabs>
+        <w:ind w:left="4320" w:hanging="360"/>
+      </w:pPr>
+    </w:lvl>
+    <w:lvl w:ilvl="6" w:tentative="1">
+      <w:start w:val="1"/>
+      <w:numFmt w:val="decimal"/>
+      <w:lvlText w:val="%7."/>
+      <w:lvlJc w:val="left"/>
+      <w:pPr>
+        <w:tabs>
+          <w:tab w:val="num" w:pos="5040"/>
+        </w:tabs>
+        <w:ind w:left="5040" w:hanging="360"/>
+      </w:pPr>
+    </w:lvl>
+    <w:lvl w:ilvl="7" w:tentative="1">
+      <w:start w:val="1"/>
+      <w:numFmt w:val="decimal"/>
+      <w:lvlText w:val="%8."/>
+      <w:lvlJc w:val="left"/>
+      <w:pPr>
+        <w:tabs>
+          <w:tab w:val="num" w:pos="5760"/>
+        </w:tabs>
+        <w:ind w:left="5760" w:hanging="360"/>
+      </w:pPr>
+    </w:lvl>
+    <w:lvl w:ilvl="8" w:tentative="1">
+      <w:start w:val="1"/>
+      <w:numFmt w:val="decimal"/>
+      <w:lvlText w:val="%9."/>
+      <w:lvlJc w:val="left"/>
+      <w:pPr>
+        <w:tabs>
+          <w:tab w:val="num" w:pos="6480"/>
+        </w:tabs>
+        <w:ind w:left="6480" w:hanging="360"/>
+      </w:pPr>
+    </w:lvl>
+  </w:abstractNum>
+  <w:abstractNum w:abstractNumId="2" w15:restartNumberingAfterBreak="0">
     <w:nsid w:val="0D256C06"/>
     <w:multiLevelType w:val="hybridMultilevel"/>
     <w:tmpl w:val="F8A6C0A2"/>
@@ -1065,7 +5257,7 @@
       </w:rPr>
     </w:lvl>
   </w:abstractNum>
-  <w:abstractNum w:abstractNumId="1" w15:restartNumberingAfterBreak="0">
+  <w:abstractNum w:abstractNumId="3" w15:restartNumberingAfterBreak="0">
     <w:nsid w:val="0E795AC7"/>
     <w:multiLevelType w:val="hybridMultilevel"/>
     <w:tmpl w:val="9BA4704C"/>
@@ -1178,7 +5370,96 @@
       </w:rPr>
     </w:lvl>
   </w:abstractNum>
-  <w:abstractNum w:abstractNumId="2" w15:restartNumberingAfterBreak="0">
+  <w:abstractNum w:abstractNumId="4" w15:restartNumberingAfterBreak="0">
+    <w:nsid w:val="114F261A"/>
+    <w:multiLevelType w:val="hybridMultilevel"/>
+    <w:tmpl w:val="C3344DC0"/>
+    <w:lvl w:ilvl="0" w:tplc="0426000F">
+      <w:start w:val="1"/>
+      <w:numFmt w:val="decimal"/>
+      <w:lvlText w:val="%1."/>
+      <w:lvlJc w:val="left"/>
+      <w:pPr>
+        <w:ind w:left="720" w:hanging="360"/>
+      </w:pPr>
+      <w:rPr>
+        <w:rFonts w:hint="default"/>
+      </w:rPr>
+    </w:lvl>
+    <w:lvl w:ilvl="1" w:tplc="04260019" w:tentative="1">
+      <w:start w:val="1"/>
+      <w:numFmt w:val="lowerLetter"/>
+      <w:lvlText w:val="%2."/>
+      <w:lvlJc w:val="left"/>
+      <w:pPr>
+        <w:ind w:left="1440" w:hanging="360"/>
+      </w:pPr>
+    </w:lvl>
+    <w:lvl w:ilvl="2" w:tplc="0426001B" w:tentative="1">
+      <w:start w:val="1"/>
+      <w:numFmt w:val="lowerRoman"/>
+      <w:lvlText w:val="%3."/>
+      <w:lvlJc w:val="right"/>
+      <w:pPr>
+        <w:ind w:left="2160" w:hanging="180"/>
+      </w:pPr>
+    </w:lvl>
+    <w:lvl w:ilvl="3" w:tplc="0426000F" w:tentative="1">
+      <w:start w:val="1"/>
+      <w:numFmt w:val="decimal"/>
+      <w:lvlText w:val="%4."/>
+      <w:lvlJc w:val="left"/>
+      <w:pPr>
+        <w:ind w:left="2880" w:hanging="360"/>
+      </w:pPr>
+    </w:lvl>
+    <w:lvl w:ilvl="4" w:tplc="04260019" w:tentative="1">
+      <w:start w:val="1"/>
+      <w:numFmt w:val="lowerLetter"/>
+      <w:lvlText w:val="%5."/>
+      <w:lvlJc w:val="left"/>
+      <w:pPr>
+        <w:ind w:left="3600" w:hanging="360"/>
+      </w:pPr>
+    </w:lvl>
+    <w:lvl w:ilvl="5" w:tplc="0426001B" w:tentative="1">
+      <w:start w:val="1"/>
+      <w:numFmt w:val="lowerRoman"/>
+      <w:lvlText w:val="%6."/>
+      <w:lvlJc w:val="right"/>
+      <w:pPr>
+        <w:ind w:left="4320" w:hanging="180"/>
+      </w:pPr>
+    </w:lvl>
+    <w:lvl w:ilvl="6" w:tplc="0426000F" w:tentative="1">
+      <w:start w:val="1"/>
+      <w:numFmt w:val="decimal"/>
+      <w:lvlText w:val="%7."/>
+      <w:lvlJc w:val="left"/>
+      <w:pPr>
+        <w:ind w:left="5040" w:hanging="360"/>
+      </w:pPr>
+    </w:lvl>
+    <w:lvl w:ilvl="7" w:tplc="04260019" w:tentative="1">
+      <w:start w:val="1"/>
+      <w:numFmt w:val="lowerLetter"/>
+      <w:lvlText w:val="%8."/>
+      <w:lvlJc w:val="left"/>
+      <w:pPr>
+        <w:ind w:left="5760" w:hanging="360"/>
+      </w:pPr>
+    </w:lvl>
+    <w:lvl w:ilvl="8" w:tplc="0426001B" w:tentative="1">
+      <w:start w:val="1"/>
+      <w:numFmt w:val="lowerRoman"/>
+      <w:lvlText w:val="%9."/>
+      <w:lvlJc w:val="right"/>
+      <w:pPr>
+        <w:ind w:left="6480" w:hanging="180"/>
+      </w:pPr>
+    </w:lvl>
+  </w:abstractNum>
+  <w:abstractNum w:abstractNumId="5" w15:restartNumberingAfterBreak="0">
     <w:nsid w:val="1FA41401"/>
     <w:multiLevelType w:val="multilevel"/>
     <w:tmpl w:val="60203310"/>
@@ -1327,7 +5608,7 @@
       </w:rPr>
     </w:lvl>
   </w:abstractNum>
-  <w:abstractNum w:abstractNumId="3" w15:restartNumberingAfterBreak="0">
+  <w:abstractNum w:abstractNumId="6" w15:restartNumberingAfterBreak="0">
     <w:nsid w:val="23CF05A8"/>
     <w:multiLevelType w:val="multilevel"/>
     <w:tmpl w:val="51D0047C"/>
@@ -1440,7 +5721,531 @@
       </w:rPr>
     </w:lvl>
   </w:abstractNum>
-  <w:abstractNum w:abstractNumId="4" w15:restartNumberingAfterBreak="0">
+  <w:abstractNum w:abstractNumId="7" w15:restartNumberingAfterBreak="0">
+    <w:nsid w:val="24A877F1"/>
+    <w:multiLevelType w:val="hybridMultilevel"/>
+    <w:tmpl w:val="69CE86C0"/>
+    <w:lvl w:ilvl="0" w:tplc="0426000F">
+      <w:start w:val="1"/>
+      <w:numFmt w:val="decimal"/>
+      <w:lvlText w:val="%1."/>
+      <w:lvlJc w:val="left"/>
+      <w:pPr>
+        <w:ind w:left="1080" w:hanging="360"/>
+      </w:pPr>
+      <w:rPr>
+        <w:rFonts w:hint="default"/>
+      </w:rPr>
+    </w:lvl>
+    <w:lvl w:ilvl="1" w:tplc="04260003" w:tentative="1">
+      <w:start w:val="1"/>
+      <w:numFmt w:val="bullet"/>
+      <w:lvlText w:val="o"/>
+      <w:lvlJc w:val="left"/>
+      <w:pPr>
+        <w:ind w:left="1800" w:hanging="360"/>
+      </w:pPr>
+      <w:rPr>
+        <w:rFonts w:ascii="Courier New" w:hAnsi="Courier New" w:cs="Courier New" w:hint="default"/>
+      </w:rPr>
+    </w:lvl>
+    <w:lvl w:ilvl="2" w:tplc="04260005" w:tentative="1">
+      <w:start w:val="1"/>
+      <w:numFmt w:val="bullet"/>
+      <w:lvlText w:val=""/>
+      <w:lvlJc w:val="left"/>
+      <w:pPr>
+        <w:ind w:left="2520" w:hanging="360"/>
+      </w:pPr>
+      <w:rPr>
+        <w:rFonts w:ascii="Wingdings" w:hAnsi="Wingdings" w:hint="default"/>
+      </w:rPr>
+    </w:lvl>
+    <w:lvl w:ilvl="3" w:tplc="04260001" w:tentative="1">
+      <w:start w:val="1"/>
+      <w:numFmt w:val="bullet"/>
+      <w:lvlText w:val=""/>
+      <w:lvlJc w:val="left"/>
+      <w:pPr>
+        <w:ind w:left="3240" w:hanging="360"/>
+      </w:pPr>
+      <w:rPr>
+        <w:rFonts w:ascii="Symbol" w:hAnsi="Symbol" w:hint="default"/>
+      </w:rPr>
+    </w:lvl>
+    <w:lvl w:ilvl="4" w:tplc="04260003" w:tentative="1">
+      <w:start w:val="1"/>
+      <w:numFmt w:val="bullet"/>
+      <w:lvlText w:val="o"/>
+      <w:lvlJc w:val="left"/>
+      <w:pPr>
+        <w:ind w:left="3960" w:hanging="360"/>
+      </w:pPr>
+      <w:rPr>
+        <w:rFonts w:ascii="Courier New" w:hAnsi="Courier New" w:cs="Courier New" w:hint="default"/>
+      </w:rPr>
+    </w:lvl>
+    <w:lvl w:ilvl="5" w:tplc="04260005" w:tentative="1">
+      <w:start w:val="1"/>
+      <w:numFmt w:val="bullet"/>
+      <w:lvlText w:val=""/>
+      <w:lvlJc w:val="left"/>
+      <w:pPr>
+        <w:ind w:left="4680" w:hanging="360"/>
+      </w:pPr>
+      <w:rPr>
+        <w:rFonts w:ascii="Wingdings" w:hAnsi="Wingdings" w:hint="default"/>
+      </w:rPr>
+    </w:lvl>
+    <w:lvl w:ilvl="6" w:tplc="04260001" w:tentative="1">
+      <w:start w:val="1"/>
+      <w:numFmt w:val="bullet"/>
+      <w:lvlText w:val=""/>
+      <w:lvlJc w:val="left"/>
+      <w:pPr>
+        <w:ind w:left="5400" w:hanging="360"/>
+      </w:pPr>
+      <w:rPr>
+        <w:rFonts w:ascii="Symbol" w:hAnsi="Symbol" w:hint="default"/>
+      </w:rPr>
+    </w:lvl>
+    <w:lvl w:ilvl="7" w:tplc="04260003" w:tentative="1">
+      <w:start w:val="1"/>
+      <w:numFmt w:val="bullet"/>
+      <w:lvlText w:val="o"/>
+      <w:lvlJc w:val="left"/>
+      <w:pPr>
+        <w:ind w:left="6120" w:hanging="360"/>
+      </w:pPr>
+      <w:rPr>
+        <w:rFonts w:ascii="Courier New" w:hAnsi="Courier New" w:cs="Courier New" w:hint="default"/>
+      </w:rPr>
+    </w:lvl>
+    <w:lvl w:ilvl="8" w:tplc="04260005" w:tentative="1">
+      <w:start w:val="1"/>
+      <w:numFmt w:val="bullet"/>
+      <w:lvlText w:val=""/>
+      <w:lvlJc w:val="left"/>
+      <w:pPr>
+        <w:ind w:left="6840" w:hanging="360"/>
+      </w:pPr>
+      <w:rPr>
+        <w:rFonts w:ascii="Wingdings" w:hAnsi="Wingdings" w:hint="default"/>
+      </w:rPr>
+    </w:lvl>
+  </w:abstractNum>
+  <w:abstractNum w:abstractNumId="8" w15:restartNumberingAfterBreak="0">
+    <w:nsid w:val="28841CE8"/>
+    <w:multiLevelType w:val="multilevel"/>
+    <w:tmpl w:val="586A6A40"/>
+    <w:lvl w:ilvl="0">
+      <w:start w:val="1"/>
+      <w:numFmt w:val="bullet"/>
+      <w:lvlText w:val=""/>
+      <w:lvlJc w:val="left"/>
+      <w:pPr>
+        <w:tabs>
+          <w:tab w:val="num" w:pos="720"/>
+        </w:tabs>
+        <w:ind w:left="720" w:hanging="360"/>
+      </w:pPr>
+      <w:rPr>
+        <w:rFonts w:ascii="Symbol" w:hAnsi="Symbol" w:hint="default"/>
+        <w:sz w:val="20"/>
+      </w:rPr>
+    </w:lvl>
+    <w:lvl w:ilvl="1" w:tentative="1">
+      <w:start w:val="1"/>
+      <w:numFmt w:val="bullet"/>
+      <w:lvlText w:val="o"/>
+      <w:lvlJc w:val="left"/>
+      <w:pPr>
+        <w:tabs>
+          <w:tab w:val="num" w:pos="1440"/>
+        </w:tabs>
+        <w:ind w:left="1440" w:hanging="360"/>
+      </w:pPr>
+      <w:rPr>
+        <w:rFonts w:ascii="Courier New" w:hAnsi="Courier New" w:hint="default"/>
+        <w:sz w:val="20"/>
+      </w:rPr>
+    </w:lvl>
+    <w:lvl w:ilvl="2" w:tentative="1">
+      <w:start w:val="1"/>
+      <w:numFmt w:val="bullet"/>
+      <w:lvlText w:val=""/>
+      <w:lvlJc w:val="left"/>
+      <w:pPr>
+        <w:tabs>
+          <w:tab w:val="num" w:pos="2160"/>
+        </w:tabs>
+        <w:ind w:left="2160" w:hanging="360"/>
+      </w:pPr>
+      <w:rPr>
+        <w:rFonts w:ascii="Wingdings" w:hAnsi="Wingdings" w:hint="default"/>
+        <w:sz w:val="20"/>
+      </w:rPr>
+    </w:lvl>
+    <w:lvl w:ilvl="3" w:tentative="1">
+      <w:start w:val="1"/>
+      <w:numFmt w:val="bullet"/>
+      <w:lvlText w:val=""/>
+      <w:lvlJc w:val="left"/>
+      <w:pPr>
+        <w:tabs>
+          <w:tab w:val="num" w:pos="2880"/>
+        </w:tabs>
+        <w:ind w:left="2880" w:hanging="360"/>
+      </w:pPr>
+      <w:rPr>
+        <w:rFonts w:ascii="Wingdings" w:hAnsi="Wingdings" w:hint="default"/>
+        <w:sz w:val="20"/>
+      </w:rPr>
+    </w:lvl>
+    <w:lvl w:ilvl="4" w:tentative="1">
+      <w:start w:val="1"/>
+      <w:numFmt w:val="bullet"/>
+      <w:lvlText w:val=""/>
+      <w:lvlJc w:val="left"/>
+      <w:pPr>
+        <w:tabs>
+          <w:tab w:val="num" w:pos="3600"/>
+        </w:tabs>
+        <w:ind w:left="3600" w:hanging="360"/>
+      </w:pPr>
+      <w:rPr>
+        <w:rFonts w:ascii="Wingdings" w:hAnsi="Wingdings" w:hint="default"/>
+        <w:sz w:val="20"/>
+      </w:rPr>
+    </w:lvl>
+    <w:lvl w:ilvl="5" w:tentative="1">
+      <w:start w:val="1"/>
+      <w:numFmt w:val="bullet"/>
+      <w:lvlText w:val=""/>
+      <w:lvlJc w:val="left"/>
+      <w:pPr>
+        <w:tabs>
+          <w:tab w:val="num" w:pos="4320"/>
+        </w:tabs>
+        <w:ind w:left="4320" w:hanging="360"/>
+      </w:pPr>
+      <w:rPr>
+        <w:rFonts w:ascii="Wingdings" w:hAnsi="Wingdings" w:hint="default"/>
+        <w:sz w:val="20"/>
+      </w:rPr>
+    </w:lvl>
+    <w:lvl w:ilvl="6" w:tentative="1">
+      <w:start w:val="1"/>
+      <w:numFmt w:val="bullet"/>
+      <w:lvlText w:val=""/>
+      <w:lvlJc w:val="left"/>
+      <w:pPr>
+        <w:tabs>
+          <w:tab w:val="num" w:pos="5040"/>
+        </w:tabs>
+        <w:ind w:left="5040" w:hanging="360"/>
+      </w:pPr>
+      <w:rPr>
+        <w:rFonts w:ascii="Wingdings" w:hAnsi="Wingdings" w:hint="default"/>
+        <w:sz w:val="20"/>
+      </w:rPr>
+    </w:lvl>
+    <w:lvl w:ilvl="7" w:tentative="1">
+      <w:start w:val="1"/>
+      <w:numFmt w:val="bullet"/>
+      <w:lvlText w:val=""/>
+      <w:lvlJc w:val="left"/>
+      <w:pPr>
+        <w:tabs>
+          <w:tab w:val="num" w:pos="5760"/>
+        </w:tabs>
+        <w:ind w:left="5760" w:hanging="360"/>
+      </w:pPr>
+      <w:rPr>
+        <w:rFonts w:ascii="Wingdings" w:hAnsi="Wingdings" w:hint="default"/>
+        <w:sz w:val="20"/>
+      </w:rPr>
+    </w:lvl>
+    <w:lvl w:ilvl="8" w:tentative="1">
+      <w:start w:val="1"/>
+      <w:numFmt w:val="bullet"/>
+      <w:lvlText w:val=""/>
+      <w:lvlJc w:val="left"/>
+      <w:pPr>
+        <w:tabs>
+          <w:tab w:val="num" w:pos="6480"/>
+        </w:tabs>
+        <w:ind w:left="6480" w:hanging="360"/>
+      </w:pPr>
+      <w:rPr>
+        <w:rFonts w:ascii="Wingdings" w:hAnsi="Wingdings" w:hint="default"/>
+        <w:sz w:val="20"/>
+      </w:rPr>
+    </w:lvl>
+  </w:abstractNum>
+  <w:abstractNum w:abstractNumId="9" w15:restartNumberingAfterBreak="0">
+    <w:nsid w:val="2D7A580F"/>
+    <w:multiLevelType w:val="multilevel"/>
+    <w:tmpl w:val="F224D3A2"/>
+    <w:lvl w:ilvl="0">
+      <w:start w:val="1"/>
+      <w:numFmt w:val="bullet"/>
+      <w:lvlText w:val=""/>
+      <w:lvlJc w:val="left"/>
+      <w:pPr>
+        <w:tabs>
+          <w:tab w:val="num" w:pos="720"/>
+        </w:tabs>
+        <w:ind w:left="720" w:hanging="360"/>
+      </w:pPr>
+      <w:rPr>
+        <w:rFonts w:ascii="Symbol" w:hAnsi="Symbol" w:hint="default"/>
+        <w:sz w:val="20"/>
+      </w:rPr>
+    </w:lvl>
+    <w:lvl w:ilvl="1" w:tentative="1">
+      <w:start w:val="1"/>
+      <w:numFmt w:val="bullet"/>
+      <w:lvlText w:val="o"/>
+      <w:lvlJc w:val="left"/>
+      <w:pPr>
+        <w:tabs>
+          <w:tab w:val="num" w:pos="1440"/>
+        </w:tabs>
+        <w:ind w:left="1440" w:hanging="360"/>
+      </w:pPr>
+      <w:rPr>
+        <w:rFonts w:ascii="Courier New" w:hAnsi="Courier New" w:hint="default"/>
+        <w:sz w:val="20"/>
+      </w:rPr>
+    </w:lvl>
+    <w:lvl w:ilvl="2" w:tentative="1">
+      <w:start w:val="1"/>
+      <w:numFmt w:val="bullet"/>
+      <w:lvlText w:val=""/>
+      <w:lvlJc w:val="left"/>
+      <w:pPr>
+        <w:tabs>
+          <w:tab w:val="num" w:pos="2160"/>
+        </w:tabs>
+        <w:ind w:left="2160" w:hanging="360"/>
+      </w:pPr>
+      <w:rPr>
+        <w:rFonts w:ascii="Wingdings" w:hAnsi="Wingdings" w:hint="default"/>
+        <w:sz w:val="20"/>
+      </w:rPr>
+    </w:lvl>
+    <w:lvl w:ilvl="3" w:tentative="1">
+      <w:start w:val="1"/>
+      <w:numFmt w:val="bullet"/>
+      <w:lvlText w:val=""/>
+      <w:lvlJc w:val="left"/>
+      <w:pPr>
+        <w:tabs>
+          <w:tab w:val="num" w:pos="2880"/>
+        </w:tabs>
+        <w:ind w:left="2880" w:hanging="360"/>
+      </w:pPr>
+      <w:rPr>
+        <w:rFonts w:ascii="Wingdings" w:hAnsi="Wingdings" w:hint="default"/>
+        <w:sz w:val="20"/>
+      </w:rPr>
+    </w:lvl>
+    <w:lvl w:ilvl="4" w:tentative="1">
+      <w:start w:val="1"/>
+      <w:numFmt w:val="bullet"/>
+      <w:lvlText w:val=""/>
+      <w:lvlJc w:val="left"/>
+      <w:pPr>
+        <w:tabs>
+          <w:tab w:val="num" w:pos="3600"/>
+        </w:tabs>
+        <w:ind w:left="3600" w:hanging="360"/>
+      </w:pPr>
+      <w:rPr>
+        <w:rFonts w:ascii="Wingdings" w:hAnsi="Wingdings" w:hint="default"/>
+        <w:sz w:val="20"/>
+      </w:rPr>
+    </w:lvl>
+    <w:lvl w:ilvl="5" w:tentative="1">
+      <w:start w:val="1"/>
+      <w:numFmt w:val="bullet"/>
+      <w:lvlText w:val=""/>
+      <w:lvlJc w:val="left"/>
+      <w:pPr>
+        <w:tabs>
+          <w:tab w:val="num" w:pos="4320"/>
+        </w:tabs>
+        <w:ind w:left="4320" w:hanging="360"/>
+      </w:pPr>
+      <w:rPr>
+        <w:rFonts w:ascii="Wingdings" w:hAnsi="Wingdings" w:hint="default"/>
+        <w:sz w:val="20"/>
+      </w:rPr>
+    </w:lvl>
+    <w:lvl w:ilvl="6" w:tentative="1">
+      <w:start w:val="1"/>
+      <w:numFmt w:val="bullet"/>
+      <w:lvlText w:val=""/>
+      <w:lvlJc w:val="left"/>
+      <w:pPr>
+        <w:tabs>
+          <w:tab w:val="num" w:pos="5040"/>
+        </w:tabs>
+        <w:ind w:left="5040" w:hanging="360"/>
+      </w:pPr>
+      <w:rPr>
+        <w:rFonts w:ascii="Wingdings" w:hAnsi="Wingdings" w:hint="default"/>
+        <w:sz w:val="20"/>
+      </w:rPr>
+    </w:lvl>
+    <w:lvl w:ilvl="7" w:tentative="1">
+      <w:start w:val="1"/>
+      <w:numFmt w:val="bullet"/>
+      <w:lvlText w:val=""/>
+      <w:lvlJc w:val="left"/>
+      <w:pPr>
+        <w:tabs>
+          <w:tab w:val="num" w:pos="5760"/>
+        </w:tabs>
+        <w:ind w:left="5760" w:hanging="360"/>
+      </w:pPr>
+      <w:rPr>
+        <w:rFonts w:ascii="Wingdings" w:hAnsi="Wingdings" w:hint="default"/>
+        <w:sz w:val="20"/>
+      </w:rPr>
+    </w:lvl>
+    <w:lvl w:ilvl="8" w:tentative="1">
+      <w:start w:val="1"/>
+      <w:numFmt w:val="bullet"/>
+      <w:lvlText w:val=""/>
+      <w:lvlJc w:val="left"/>
+      <w:pPr>
+        <w:tabs>
+          <w:tab w:val="num" w:pos="6480"/>
+        </w:tabs>
+        <w:ind w:left="6480" w:hanging="360"/>
+      </w:pPr>
+      <w:rPr>
+        <w:rFonts w:ascii="Wingdings" w:hAnsi="Wingdings" w:hint="default"/>
+        <w:sz w:val="20"/>
+      </w:rPr>
+    </w:lvl>
+  </w:abstractNum>
+  <w:abstractNum w:abstractNumId="10" w15:restartNumberingAfterBreak="0">
+    <w:nsid w:val="4CEB232D"/>
+    <w:multiLevelType w:val="hybridMultilevel"/>
+    <w:tmpl w:val="2242A370"/>
+    <w:lvl w:ilvl="0" w:tplc="04260003">
+      <w:start w:val="1"/>
+      <w:numFmt w:val="bullet"/>
+      <w:lvlText w:val="o"/>
+      <w:lvlJc w:val="left"/>
+      <w:pPr>
+        <w:ind w:left="1080" w:hanging="360"/>
+      </w:pPr>
+      <w:rPr>
+        <w:rFonts w:ascii="Courier New" w:hAnsi="Courier New" w:cs="Courier New" w:hint="default"/>
+      </w:rPr>
+    </w:lvl>
+    <w:lvl w:ilvl="1" w:tplc="04260003" w:tentative="1">
+      <w:start w:val="1"/>
+      <w:numFmt w:val="bullet"/>
+      <w:lvlText w:val="o"/>
+      <w:lvlJc w:val="left"/>
+      <w:pPr>
+        <w:ind w:left="1800" w:hanging="360"/>
+      </w:pPr>
+      <w:rPr>
+        <w:rFonts w:ascii="Courier New" w:hAnsi="Courier New" w:cs="Courier New" w:hint="default"/>
+      </w:rPr>
+    </w:lvl>
+    <w:lvl w:ilvl="2" w:tplc="04260005" w:tentative="1">
+      <w:start w:val="1"/>
+      <w:numFmt w:val="bullet"/>
+      <w:lvlText w:val=""/>
+      <w:lvlJc w:val="left"/>
+      <w:pPr>
+        <w:ind w:left="2520" w:hanging="360"/>
+      </w:pPr>
+      <w:rPr>
+        <w:rFonts w:ascii="Wingdings" w:hAnsi="Wingdings" w:hint="default"/>
+      </w:rPr>
+    </w:lvl>
+    <w:lvl w:ilvl="3" w:tplc="04260001" w:tentative="1">
+      <w:start w:val="1"/>
+      <w:numFmt w:val="bullet"/>
+      <w:lvlText w:val=""/>
+      <w:lvlJc w:val="left"/>
+      <w:pPr>
+        <w:ind w:left="3240" w:hanging="360"/>
+      </w:pPr>
+      <w:rPr>
+        <w:rFonts w:ascii="Symbol" w:hAnsi="Symbol" w:hint="default"/>
+      </w:rPr>
+    </w:lvl>
+    <w:lvl w:ilvl="4" w:tplc="04260003" w:tentative="1">
+      <w:start w:val="1"/>
+      <w:numFmt w:val="bullet"/>
+      <w:lvlText w:val="o"/>
+      <w:lvlJc w:val="left"/>
+      <w:pPr>
+        <w:ind w:left="3960" w:hanging="360"/>
+      </w:pPr>
+      <w:rPr>
+        <w:rFonts w:ascii="Courier New" w:hAnsi="Courier New" w:cs="Courier New" w:hint="default"/>
+      </w:rPr>
+    </w:lvl>
+    <w:lvl w:ilvl="5" w:tplc="04260005" w:tentative="1">
+      <w:start w:val="1"/>
+      <w:numFmt w:val="bullet"/>
+      <w:lvlText w:val=""/>
+      <w:lvlJc w:val="left"/>
+      <w:pPr>
+        <w:ind w:left="4680" w:hanging="360"/>
+      </w:pPr>
+      <w:rPr>
+        <w:rFonts w:ascii="Wingdings" w:hAnsi="Wingdings" w:hint="default"/>
+      </w:rPr>
+    </w:lvl>
+    <w:lvl w:ilvl="6" w:tplc="04260001" w:tentative="1">
+      <w:start w:val="1"/>
+      <w:numFmt w:val="bullet"/>
+      <w:lvlText w:val=""/>
+      <w:lvlJc w:val="left"/>
+      <w:pPr>
+        <w:ind w:left="5400" w:hanging="360"/>
+      </w:pPr>
+      <w:rPr>
+        <w:rFonts w:ascii="Symbol" w:hAnsi="Symbol" w:hint="default"/>
+      </w:rPr>
+    </w:lvl>
+    <w:lvl w:ilvl="7" w:tplc="04260003" w:tentative="1">
+      <w:start w:val="1"/>
+      <w:numFmt w:val="bullet"/>
+      <w:lvlText w:val="o"/>
+      <w:lvlJc w:val="left"/>
+      <w:pPr>
+        <w:ind w:left="6120" w:hanging="360"/>
+      </w:pPr>
+      <w:rPr>
+        <w:rFonts w:ascii="Courier New" w:hAnsi="Courier New" w:cs="Courier New" w:hint="default"/>
+      </w:rPr>
+    </w:lvl>
+    <w:lvl w:ilvl="8" w:tplc="04260005" w:tentative="1">
+      <w:start w:val="1"/>
+      <w:numFmt w:val="bullet"/>
+      <w:lvlText w:val=""/>
+      <w:lvlJc w:val="left"/>
+      <w:pPr>
+        <w:ind w:left="6840" w:hanging="360"/>
+      </w:pPr>
+      <w:rPr>
+        <w:rFonts w:ascii="Wingdings" w:hAnsi="Wingdings" w:hint="default"/>
+      </w:rPr>
+    </w:lvl>
+  </w:abstractNum>
+  <w:abstractNum w:abstractNumId="11" w15:restartNumberingAfterBreak="0">
     <w:nsid w:val="50A34C7C"/>
     <w:multiLevelType w:val="hybridMultilevel"/>
     <w:tmpl w:val="CB26E8F8"/>
@@ -1553,7 +6358,120 @@
       </w:rPr>
     </w:lvl>
   </w:abstractNum>
-  <w:abstractNum w:abstractNumId="5" w15:restartNumberingAfterBreak="0">
+  <w:abstractNum w:abstractNumId="12" w15:restartNumberingAfterBreak="0">
+    <w:nsid w:val="558216F5"/>
+    <w:multiLevelType w:val="hybridMultilevel"/>
+    <w:tmpl w:val="CC5698C2"/>
+    <w:lvl w:ilvl="0" w:tplc="04260003">
+      <w:start w:val="1"/>
+      <w:numFmt w:val="bullet"/>
+      <w:lvlText w:val="o"/>
+      <w:lvlJc w:val="left"/>
+      <w:pPr>
+        <w:ind w:left="720" w:hanging="360"/>
+      </w:pPr>
+      <w:rPr>
+        <w:rFonts w:ascii="Courier New" w:hAnsi="Courier New" w:cs="Courier New" w:hint="default"/>
+      </w:rPr>
+    </w:lvl>
+    <w:lvl w:ilvl="1" w:tplc="04260003" w:tentative="1">
+      <w:start w:val="1"/>
+      <w:numFmt w:val="bullet"/>
+      <w:lvlText w:val="o"/>
+      <w:lvlJc w:val="left"/>
+      <w:pPr>
+        <w:ind w:left="1440" w:hanging="360"/>
+      </w:pPr>
+      <w:rPr>
+        <w:rFonts w:ascii="Courier New" w:hAnsi="Courier New" w:cs="Courier New" w:hint="default"/>
+      </w:rPr>
+    </w:lvl>
+    <w:lvl w:ilvl="2" w:tplc="04260005" w:tentative="1">
+      <w:start w:val="1"/>
+      <w:numFmt w:val="bullet"/>
+      <w:lvlText w:val=""/>
+      <w:lvlJc w:val="left"/>
+      <w:pPr>
+        <w:ind w:left="2160" w:hanging="360"/>
+      </w:pPr>
+      <w:rPr>
+        <w:rFonts w:ascii="Wingdings" w:hAnsi="Wingdings" w:hint="default"/>
+      </w:rPr>
+    </w:lvl>
+    <w:lvl w:ilvl="3" w:tplc="04260001" w:tentative="1">
+      <w:start w:val="1"/>
+      <w:numFmt w:val="bullet"/>
+      <w:lvlText w:val=""/>
+      <w:lvlJc w:val="left"/>
+      <w:pPr>
+        <w:ind w:left="2880" w:hanging="360"/>
+      </w:pPr>
+      <w:rPr>
+        <w:rFonts w:ascii="Symbol" w:hAnsi="Symbol" w:hint="default"/>
+      </w:rPr>
+    </w:lvl>
+    <w:lvl w:ilvl="4" w:tplc="04260003" w:tentative="1">
+      <w:start w:val="1"/>
+      <w:numFmt w:val="bullet"/>
+      <w:lvlText w:val="o"/>
+      <w:lvlJc w:val="left"/>
+      <w:pPr>
+        <w:ind w:left="3600" w:hanging="360"/>
+      </w:pPr>
+      <w:rPr>
+        <w:rFonts w:ascii="Courier New" w:hAnsi="Courier New" w:cs="Courier New" w:hint="default"/>
+      </w:rPr>
+    </w:lvl>
+    <w:lvl w:ilvl="5" w:tplc="04260005" w:tentative="1">
+      <w:start w:val="1"/>
+      <w:numFmt w:val="bullet"/>
+      <w:lvlText w:val=""/>
+      <w:lvlJc w:val="left"/>
+      <w:pPr>
+        <w:ind w:left="4320" w:hanging="360"/>
+      </w:pPr>
+      <w:rPr>
+        <w:rFonts w:ascii="Wingdings" w:hAnsi="Wingdings" w:hint="default"/>
+      </w:rPr>
+    </w:lvl>
+    <w:lvl w:ilvl="6" w:tplc="04260001" w:tentative="1">
+      <w:start w:val="1"/>
+      <w:numFmt w:val="bullet"/>
+      <w:lvlText w:val=""/>
+      <w:lvlJc w:val="left"/>
+      <w:pPr>
+        <w:ind w:left="5040" w:hanging="360"/>
+      </w:pPr>
+      <w:rPr>
+        <w:rFonts w:ascii="Symbol" w:hAnsi="Symbol" w:hint="default"/>
+      </w:rPr>
+    </w:lvl>
+    <w:lvl w:ilvl="7" w:tplc="04260003" w:tentative="1">
+      <w:start w:val="1"/>
+      <w:numFmt w:val="bullet"/>
+      <w:lvlText w:val="o"/>
+      <w:lvlJc w:val="left"/>
+      <w:pPr>
+        <w:ind w:left="5760" w:hanging="360"/>
+      </w:pPr>
+      <w:rPr>
+        <w:rFonts w:ascii="Courier New" w:hAnsi="Courier New" w:cs="Courier New" w:hint="default"/>
+      </w:rPr>
+    </w:lvl>
+    <w:lvl w:ilvl="8" w:tplc="04260005" w:tentative="1">
+      <w:start w:val="1"/>
+      <w:numFmt w:val="bullet"/>
+      <w:lvlText w:val=""/>
+      <w:lvlJc w:val="left"/>
+      <w:pPr>
+        <w:ind w:left="6480" w:hanging="360"/>
+      </w:pPr>
+      <w:rPr>
+        <w:rFonts w:ascii="Wingdings" w:hAnsi="Wingdings" w:hint="default"/>
+      </w:rPr>
+    </w:lvl>
+  </w:abstractNum>
+  <w:abstractNum w:abstractNumId="13" w15:restartNumberingAfterBreak="0">
     <w:nsid w:val="5AA77EA8"/>
     <w:multiLevelType w:val="multilevel"/>
     <w:tmpl w:val="6E9605F6"/>
@@ -1666,7 +6584,7 @@
       </w:rPr>
     </w:lvl>
   </w:abstractNum>
-  <w:abstractNum w:abstractNumId="6" w15:restartNumberingAfterBreak="0">
+  <w:abstractNum w:abstractNumId="14" w15:restartNumberingAfterBreak="0">
     <w:nsid w:val="69F05F54"/>
     <w:multiLevelType w:val="multilevel"/>
     <w:tmpl w:val="EB0A9EDC"/>
@@ -1815,26 +6733,166 @@
       </w:rPr>
     </w:lvl>
   </w:abstractNum>
+  <w:abstractNum w:abstractNumId="15" w15:restartNumberingAfterBreak="0">
+    <w:nsid w:val="6A853D25"/>
+    <w:multiLevelType w:val="multilevel"/>
+    <w:tmpl w:val="E4820704"/>
+    <w:lvl w:ilvl="0">
+      <w:start w:val="3"/>
+      <w:numFmt w:val="decimal"/>
+      <w:lvlText w:val="%1"/>
+      <w:lvlJc w:val="left"/>
+      <w:pPr>
+        <w:ind w:left="360" w:hanging="360"/>
+      </w:pPr>
+      <w:rPr>
+        <w:rFonts w:hint="default"/>
+      </w:rPr>
+    </w:lvl>
+    <w:lvl w:ilvl="1">
+      <w:start w:val="1"/>
+      <w:numFmt w:val="decimal"/>
+      <w:lvlText w:val="%1.%2"/>
+      <w:lvlJc w:val="left"/>
+      <w:pPr>
+        <w:ind w:left="1080" w:hanging="360"/>
+      </w:pPr>
+      <w:rPr>
+        <w:rFonts w:hint="default"/>
+      </w:rPr>
+    </w:lvl>
+    <w:lvl w:ilvl="2">
+      <w:start w:val="1"/>
+      <w:numFmt w:val="decimal"/>
+      <w:lvlText w:val="%1.%2.%3"/>
+      <w:lvlJc w:val="left"/>
+      <w:pPr>
+        <w:ind w:left="2160" w:hanging="720"/>
+      </w:pPr>
+      <w:rPr>
+        <w:rFonts w:hint="default"/>
+      </w:rPr>
+    </w:lvl>
+    <w:lvl w:ilvl="3">
+      <w:start w:val="1"/>
+      <w:numFmt w:val="decimal"/>
+      <w:lvlText w:val="%1.%2.%3.%4"/>
+      <w:lvlJc w:val="left"/>
+      <w:pPr>
+        <w:ind w:left="2880" w:hanging="720"/>
+      </w:pPr>
+      <w:rPr>
+        <w:rFonts w:hint="default"/>
+      </w:rPr>
+    </w:lvl>
+    <w:lvl w:ilvl="4">
+      <w:start w:val="1"/>
+      <w:numFmt w:val="decimal"/>
+      <w:lvlText w:val="%1.%2.%3.%4.%5"/>
+      <w:lvlJc w:val="left"/>
+      <w:pPr>
+        <w:ind w:left="3960" w:hanging="1080"/>
+      </w:pPr>
+      <w:rPr>
+        <w:rFonts w:hint="default"/>
+      </w:rPr>
+    </w:lvl>
+    <w:lvl w:ilvl="5">
+      <w:start w:val="1"/>
+      <w:numFmt w:val="decimal"/>
+      <w:lvlText w:val="%1.%2.%3.%4.%5.%6"/>
+      <w:lvlJc w:val="left"/>
+      <w:pPr>
+        <w:ind w:left="4680" w:hanging="1080"/>
+      </w:pPr>
+      <w:rPr>
+        <w:rFonts w:hint="default"/>
+      </w:rPr>
+    </w:lvl>
+    <w:lvl w:ilvl="6">
+      <w:start w:val="1"/>
+      <w:numFmt w:val="decimal"/>
+      <w:lvlText w:val="%1.%2.%3.%4.%5.%6.%7"/>
+      <w:lvlJc w:val="left"/>
+      <w:pPr>
+        <w:ind w:left="5760" w:hanging="1440"/>
+      </w:pPr>
+      <w:rPr>
+        <w:rFonts w:hint="default"/>
+      </w:rPr>
+    </w:lvl>
+    <w:lvl w:ilvl="7">
+      <w:start w:val="1"/>
+      <w:numFmt w:val="decimal"/>
+      <w:lvlText w:val="%1.%2.%3.%4.%5.%6.%7.%8"/>
+      <w:lvlJc w:val="left"/>
+      <w:pPr>
+        <w:ind w:left="6480" w:hanging="1440"/>
+      </w:pPr>
+      <w:rPr>
+        <w:rFonts w:hint="default"/>
+      </w:rPr>
+    </w:lvl>
+    <w:lvl w:ilvl="8">
+      <w:start w:val="1"/>
+      <w:numFmt w:val="decimal"/>
+      <w:lvlText w:val="%1.%2.%3.%4.%5.%6.%7.%8.%9"/>
+      <w:lvlJc w:val="left"/>
+      <w:pPr>
+        <w:ind w:left="7560" w:hanging="1800"/>
+      </w:pPr>
+      <w:rPr>
+        <w:rFonts w:hint="default"/>
+      </w:rPr>
+    </w:lvl>
+  </w:abstractNum>
   <w:num w:numId="1">
+    <w:abstractNumId w:val="5"/>
+  </w:num>
+  <w:num w:numId="2">
     <w:abstractNumId w:val="2"/>
   </w:num>
-  <w:num w:numId="2">
+  <w:num w:numId="3">
+    <w:abstractNumId w:val="3"/>
+  </w:num>
+  <w:num w:numId="4">
+    <w:abstractNumId w:val="13"/>
+  </w:num>
+  <w:num w:numId="5">
+    <w:abstractNumId w:val="11"/>
+  </w:num>
+  <w:num w:numId="6">
+    <w:abstractNumId w:val="14"/>
+  </w:num>
+  <w:num w:numId="7">
+    <w:abstractNumId w:val="6"/>
+  </w:num>
+  <w:num w:numId="8">
     <w:abstractNumId w:val="0"/>
   </w:num>
-  <w:num w:numId="3">
+  <w:num w:numId="9">
     <w:abstractNumId w:val="1"/>
   </w:num>
-  <w:num w:numId="4">
-    <w:abstractNumId w:val="5"/>
+  <w:num w:numId="10">
+    <w:abstractNumId w:val="10"/>
   </w:num>
-  <w:num w:numId="5">
+  <w:num w:numId="11">
+    <w:abstractNumId w:val="8"/>
+  </w:num>
+  <w:num w:numId="12">
+    <w:abstractNumId w:val="15"/>
+  </w:num>
+  <w:num w:numId="13">
     <w:abstractNumId w:val="4"/>
   </w:num>
-  <w:num w:numId="6">
-    <w:abstractNumId w:val="6"/>
+  <w:num w:numId="14">
+    <w:abstractNumId w:val="7"/>
   </w:num>
-  <w:num w:numId="7">
-    <w:abstractNumId w:val="3"/>
+  <w:num w:numId="15">
+    <w:abstractNumId w:val="9"/>
+  </w:num>
+  <w:num w:numId="16">
+    <w:abstractNumId w:val="12"/>
   </w:num>
 </w:numbering>
 </file>
@@ -2303,6 +7361,25 @@
     <w:basedOn w:val="DefaultParagraphFont"/>
     <w:rsid w:val="006815EA"/>
   </w:style>
+  <w:style w:type="table" w:styleId="TableGrid">
+    <w:name w:val="Table Grid"/>
+    <w:basedOn w:val="TableNormal"/>
+    <w:uiPriority w:val="39"/>
+    <w:rsid w:val="00C46892"/>
+    <w:pPr>
+      <w:spacing w:after="0" w:line="240" w:lineRule="auto"/>
+    </w:pPr>
+    <w:tblPr>
+      <w:tblBorders>
+        <w:top w:val="single" w:sz="4" w:space="0" w:color="auto"/>
+        <w:left w:val="single" w:sz="4" w:space="0" w:color="auto"/>
+        <w:bottom w:val="single" w:sz="4" w:space="0" w:color="auto"/>
+        <w:right w:val="single" w:sz="4" w:space="0" w:color="auto"/>
+        <w:insideH w:val="single" w:sz="4" w:space="0" w:color="auto"/>
+        <w:insideV w:val="single" w:sz="4" w:space="0" w:color="auto"/>
+      </w:tblBorders>
+    </w:tblPr>
+  </w:style>
 </w:styles>
 </file>
 

--- a/Intervalu dokumentacija.docx
+++ b/Intervalu dokumentacija.docx
@@ -1056,16 +1056,7 @@
           <w:szCs w:val="24"/>
           <w:lang w:val="lv-LV" w:eastAsia="lv-LV"/>
         </w:rPr>
-        <w:t xml:space="preserve">Pirms treniņa uzsākšanas lietotājam ir jāsniedz ievaddati par </w:t>
-      </w:r>
-      <w:r>
-        <w:rPr>
-          <w:rFonts w:ascii="Times New Roman" w:eastAsia="Times New Roman" w:hAnsi="Times New Roman" w:cs="Times New Roman"/>
-          <w:sz w:val="24"/>
-          <w:szCs w:val="24"/>
-          <w:lang w:val="lv-LV" w:eastAsia="lv-LV"/>
-        </w:rPr>
-        <w:t xml:space="preserve">intervālu atskaņošanas veidu </w:t>
+        <w:t xml:space="preserve">Pirms treniņa uzsākšanas lietotājam ir jāsniedz ievaddati par intervālu atskaņošanas veidu </w:t>
       </w:r>
       <w:r>
         <w:rPr>
@@ -1083,16 +1074,7 @@
           <w:szCs w:val="24"/>
           <w:lang w:val="lv-LV" w:eastAsia="lv-LV"/>
         </w:rPr>
-        <w:t xml:space="preserve"> melodiski vai harmoniski</w:t>
-      </w:r>
-      <w:r>
-        <w:rPr>
-          <w:rFonts w:ascii="Times New Roman" w:eastAsia="Times New Roman" w:hAnsi="Times New Roman" w:cs="Times New Roman"/>
-          <w:sz w:val="24"/>
-          <w:szCs w:val="24"/>
-          <w:lang w:val="lv-LV" w:eastAsia="lv-LV"/>
-        </w:rPr>
-        <w:t>.</w:t>
+        <w:t xml:space="preserve"> melodiski vai harmoniski.</w:t>
       </w:r>
     </w:p>
     <w:p>
@@ -1117,16 +1099,7 @@
           <w:szCs w:val="24"/>
           <w:lang w:val="lv-LV" w:eastAsia="lv-LV"/>
         </w:rPr>
-        <w:t xml:space="preserve">Programmai jānodrošina iespēja </w:t>
-      </w:r>
-      <w:r>
-        <w:rPr>
-          <w:rFonts w:ascii="Times New Roman" w:eastAsia="Times New Roman" w:hAnsi="Times New Roman" w:cs="Times New Roman"/>
-          <w:sz w:val="24"/>
-          <w:szCs w:val="24"/>
-          <w:lang w:val="lv-LV" w:eastAsia="lv-LV"/>
-        </w:rPr>
-        <w:t>izvēlēties vēlemo metodi</w:t>
+        <w:t>Programmai jānodrošina iespēja izvēlēties vēlemo metodi</w:t>
       </w:r>
     </w:p>
     <w:p>
@@ -2029,17 +2002,7 @@
           <w:szCs w:val="24"/>
           <w:lang w:val="lv-LV" w:eastAsia="lv-LV"/>
         </w:rPr>
-        <w:t xml:space="preserve">3.2 </w:t>
-      </w:r>
-      <w:r>
-        <w:rPr>
-          <w:rFonts w:ascii="Times New Roman" w:eastAsia="Times New Roman" w:hAnsi="Times New Roman" w:cs="Times New Roman"/>
-          <w:b/>
-          <w:sz w:val="28"/>
-          <w:szCs w:val="24"/>
-          <w:lang w:val="lv-LV" w:eastAsia="lv-LV"/>
-        </w:rPr>
-        <w:t>Izstrādes plāns</w:t>
+        <w:t>3.2 Izstrādes plāns</w:t>
       </w:r>
     </w:p>
     <w:tbl>
@@ -2082,17 +2045,7 @@
                 <w:szCs w:val="24"/>
                 <w:lang w:val="lv-LV" w:eastAsia="lv-LV"/>
               </w:rPr>
-              <w:t>Programmatūras proje</w:t>
-            </w:r>
-            <w:r>
-              <w:rPr>
-                <w:rFonts w:ascii="Times New Roman" w:eastAsia="Times New Roman" w:hAnsi="Times New Roman" w:cs="Times New Roman"/>
-                <w:i/>
-                <w:sz w:val="28"/>
-                <w:szCs w:val="24"/>
-                <w:lang w:val="lv-LV" w:eastAsia="lv-LV"/>
-              </w:rPr>
-              <w:t>kta izstrādes posmi un uzdevumi</w:t>
+              <w:t>Programmatūras projekta izstrādes posmi un uzdevumi</w:t>
             </w:r>
           </w:p>
         </w:tc>
@@ -2336,34 +2289,7 @@
                 <w:szCs w:val="24"/>
                 <w:lang w:val="lv-LV" w:eastAsia="lv-LV"/>
               </w:rPr>
-              <w:t xml:space="preserve">projekta izstrāde atbilstoši </w:t>
-            </w:r>
-            <w:r>
-              <w:rPr>
-                <w:rFonts w:ascii="Times New Roman" w:eastAsia="Times New Roman" w:hAnsi="Times New Roman" w:cs="Times New Roman"/>
-                <w:sz w:val="24"/>
-                <w:szCs w:val="24"/>
-                <w:lang w:val="lv-LV" w:eastAsia="lv-LV"/>
-              </w:rPr>
-              <w:t>izstrādes modeļa izvēle</w:t>
-            </w:r>
-            <w:r>
-              <w:rPr>
-                <w:rFonts w:ascii="Times New Roman" w:eastAsia="Times New Roman" w:hAnsi="Times New Roman" w:cs="Times New Roman"/>
-                <w:sz w:val="24"/>
-                <w:szCs w:val="24"/>
-                <w:lang w:val="lv-LV" w:eastAsia="lv-LV"/>
-              </w:rPr>
-              <w:t>i,</w:t>
-            </w:r>
-            <w:r>
-              <w:rPr>
-                <w:rFonts w:ascii="Times New Roman" w:eastAsia="Times New Roman" w:hAnsi="Times New Roman" w:cs="Times New Roman"/>
-                <w:sz w:val="24"/>
-                <w:szCs w:val="24"/>
-                <w:lang w:val="lv-LV" w:eastAsia="lv-LV"/>
-              </w:rPr>
-              <w:t xml:space="preserve"> plāna izstrāde</w:t>
+              <w:t>projekta izstrāde atbilstoši izstrādes modeļa izvēlei, plāna izstrāde</w:t>
             </w:r>
           </w:p>
         </w:tc>
@@ -2784,25 +2710,7 @@
           <w:szCs w:val="24"/>
           <w:lang w:val="lv-LV" w:eastAsia="lv-LV"/>
         </w:rPr>
-        <w:t>P</w:t>
-      </w:r>
-      <w:r>
-        <w:rPr>
-          <w:rFonts w:ascii="Times New Roman" w:eastAsia="Times New Roman" w:hAnsi="Times New Roman" w:cs="Times New Roman"/>
-          <w:sz w:val="24"/>
-          <w:szCs w:val="24"/>
-          <w:lang w:val="lv-LV" w:eastAsia="lv-LV"/>
-        </w:rPr>
-        <w:t xml:space="preserve">rogramma tiks rakstīta programmēšanas valodā Python </w:t>
-      </w:r>
-      <w:r>
-        <w:rPr>
-          <w:rFonts w:ascii="Times New Roman" w:eastAsia="Times New Roman" w:hAnsi="Times New Roman" w:cs="Times New Roman"/>
-          <w:sz w:val="24"/>
-          <w:szCs w:val="24"/>
-          <w:lang w:val="lv-LV" w:eastAsia="lv-LV"/>
-        </w:rPr>
-        <w:t>izmantojjot Tkinter bibliotēku.</w:t>
+        <w:t>Programma tiks rakstīta programmēšanas valodā Python izmantojjot Tkinter bibliotēku.</w:t>
       </w:r>
     </w:p>
     <w:p>
@@ -2823,25 +2731,7 @@
           <w:szCs w:val="24"/>
           <w:lang w:val="lv-LV" w:eastAsia="lv-LV"/>
         </w:rPr>
-        <w:t>P</w:t>
-      </w:r>
-      <w:r>
-        <w:rPr>
-          <w:rFonts w:ascii="Times New Roman" w:eastAsia="Times New Roman" w:hAnsi="Times New Roman" w:cs="Times New Roman"/>
-          <w:sz w:val="24"/>
-          <w:szCs w:val="24"/>
-          <w:lang w:val="lv-LV" w:eastAsia="lv-LV"/>
-        </w:rPr>
-        <w:t>rogramma izstrādei tiks izmantota izs</w:t>
-      </w:r>
-      <w:r>
-        <w:rPr>
-          <w:rFonts w:ascii="Times New Roman" w:eastAsia="Times New Roman" w:hAnsi="Times New Roman" w:cs="Times New Roman"/>
-          <w:sz w:val="24"/>
-          <w:szCs w:val="24"/>
-          <w:lang w:val="lv-LV" w:eastAsia="lv-LV"/>
-        </w:rPr>
-        <w:t>trādes vide Visual Studio Code.</w:t>
+        <w:t>Programma izstrādei tiks izmantota izstrādes vide Visual Studio Code.</w:t>
       </w:r>
     </w:p>
     <w:p>
@@ -2862,25 +2752,7 @@
           <w:szCs w:val="24"/>
           <w:lang w:val="lv-LV" w:eastAsia="lv-LV"/>
         </w:rPr>
-        <w:t>Audio failu</w:t>
-      </w:r>
-      <w:r>
-        <w:rPr>
-          <w:rFonts w:ascii="Times New Roman" w:eastAsia="Times New Roman" w:hAnsi="Times New Roman" w:cs="Times New Roman"/>
-          <w:sz w:val="24"/>
-          <w:szCs w:val="24"/>
-          <w:lang w:val="lv-LV" w:eastAsia="lv-LV"/>
-        </w:rPr>
-        <w:t xml:space="preserve"> banka tiks realizēta kā </w:t>
-      </w:r>
-      <w:r>
-        <w:rPr>
-          <w:rFonts w:ascii="Times New Roman" w:eastAsia="Times New Roman" w:hAnsi="Times New Roman" w:cs="Times New Roman"/>
-          <w:sz w:val="24"/>
-          <w:szCs w:val="24"/>
-          <w:lang w:val="lv-LV" w:eastAsia="lv-LV"/>
-        </w:rPr>
-        <w:t>mapes ar vairākiem atsevišķiem audio failiem.</w:t>
+        <w:t>Audio failu banka tiks realizēta kā mapes ar vairākiem atsevišķiem audio failiem.</w:t>
       </w:r>
     </w:p>
     <w:p>
@@ -2928,7 +2800,94 @@
           <w:lang w:val="lv-LV" w:eastAsia="lv-LV"/>
         </w:rPr>
       </w:pPr>
-      <w:r>
+      <w:bookmarkStart w:id="0" w:name="_GoBack"/>
+      <w:bookmarkEnd w:id="0"/>
+      <w:r>
+        <w:rPr>
+          <w:rFonts w:ascii="Times New Roman" w:eastAsia="Times New Roman" w:hAnsi="Times New Roman" w:cs="Times New Roman"/>
+          <w:b/>
+          <w:noProof/>
+          <w:sz w:val="28"/>
+          <w:szCs w:val="24"/>
+          <w:lang w:val="lv-LV" w:eastAsia="lv-LV"/>
+        </w:rPr>
+        <w:lastRenderedPageBreak/>
+        <w:drawing>
+          <wp:anchor distT="0" distB="0" distL="114300" distR="114300" simplePos="0" relativeHeight="251658240" behindDoc="1" locked="0" layoutInCell="1" allowOverlap="1">
+            <wp:simplePos x="0" y="0"/>
+            <wp:positionH relativeFrom="page">
+              <wp:posOffset>74114</wp:posOffset>
+            </wp:positionH>
+            <wp:positionV relativeFrom="paragraph">
+              <wp:posOffset>453</wp:posOffset>
+            </wp:positionV>
+            <wp:extent cx="7484110" cy="3065681"/>
+            <wp:effectExtent l="0" t="0" r="2540" b="1905"/>
+            <wp:wrapTight wrapText="bothSides">
+              <wp:wrapPolygon edited="0">
+                <wp:start x="0" y="0"/>
+                <wp:lineTo x="0" y="21479"/>
+                <wp:lineTo x="21552" y="21479"/>
+                <wp:lineTo x="21552" y="0"/>
+                <wp:lineTo x="0" y="0"/>
+              </wp:wrapPolygon>
+            </wp:wrapTight>
+            <wp:docPr id="1" name="Picture 1" descr="C:\Users\alise\Desktop\skice.png"/>
+            <wp:cNvGraphicFramePr>
+              <a:graphicFrameLocks xmlns:a="http://schemas.openxmlformats.org/drawingml/2006/main" noChangeAspect="1"/>
+            </wp:cNvGraphicFramePr>
+            <a:graphic xmlns:a="http://schemas.openxmlformats.org/drawingml/2006/main">
+              <a:graphicData uri="http://schemas.openxmlformats.org/drawingml/2006/picture">
+                <pic:pic xmlns:pic="http://schemas.openxmlformats.org/drawingml/2006/picture">
+                  <pic:nvPicPr>
+                    <pic:cNvPr id="0" name="Picture 1" descr="C:\Users\alise\Desktop\skice.png"/>
+                    <pic:cNvPicPr>
+                      <a:picLocks noChangeAspect="1" noChangeArrowheads="1"/>
+                    </pic:cNvPicPr>
+                  </pic:nvPicPr>
+                  <pic:blipFill>
+                    <a:blip r:embed="rId5" cstate="print">
+                      <a:extLst>
+                        <a:ext uri="{28A0092B-C50C-407E-A947-70E740481C1C}">
+                          <a14:useLocalDpi xmlns:a14="http://schemas.microsoft.com/office/drawing/2010/main" val="0"/>
+                        </a:ext>
+                      </a:extLst>
+                    </a:blip>
+                    <a:srcRect/>
+                    <a:stretch>
+                      <a:fillRect/>
+                    </a:stretch>
+                  </pic:blipFill>
+                  <pic:spPr bwMode="auto">
+                    <a:xfrm>
+                      <a:off x="0" y="0"/>
+                      <a:ext cx="7484110" cy="3065681"/>
+                    </a:xfrm>
+                    <a:prstGeom prst="rect">
+                      <a:avLst/>
+                    </a:prstGeom>
+                    <a:noFill/>
+                    <a:ln>
+                      <a:noFill/>
+                    </a:ln>
+                  </pic:spPr>
+                </pic:pic>
+              </a:graphicData>
+            </a:graphic>
+            <wp14:sizeRelH relativeFrom="margin">
+              <wp14:pctWidth>0</wp14:pctWidth>
+            </wp14:sizeRelH>
+            <wp14:sizeRelV relativeFrom="margin">
+              <wp14:pctHeight>0</wp14:pctHeight>
+            </wp14:sizeRelV>
+          </wp:anchor>
+        </w:drawing>
+      </w:r>
+    </w:p>
+    <w:p>
+      <w:pPr>
+        <w:spacing w:before="100" w:beforeAutospacing="1" w:after="100" w:afterAutospacing="1" w:line="240" w:lineRule="auto"/>
+        <w:ind w:firstLine="720"/>
         <w:rPr>
           <w:rFonts w:ascii="Times New Roman" w:eastAsia="Times New Roman" w:hAnsi="Times New Roman" w:cs="Times New Roman"/>
           <w:b/>
@@ -2936,8 +2895,7 @@
           <w:szCs w:val="24"/>
           <w:lang w:val="lv-LV" w:eastAsia="lv-LV"/>
         </w:rPr>
-        <w:t xml:space="preserve">4.3 </w:t>
-      </w:r>
+      </w:pPr>
       <w:r>
         <w:rPr>
           <w:rFonts w:ascii="Times New Roman" w:eastAsia="Times New Roman" w:hAnsi="Times New Roman" w:cs="Times New Roman"/>
@@ -2946,6 +2904,16 @@
           <w:szCs w:val="24"/>
           <w:lang w:val="lv-LV" w:eastAsia="lv-LV"/>
         </w:rPr>
+        <w:t xml:space="preserve">4.3 </w:t>
+      </w:r>
+      <w:r>
+        <w:rPr>
+          <w:rFonts w:ascii="Times New Roman" w:eastAsia="Times New Roman" w:hAnsi="Times New Roman" w:cs="Times New Roman"/>
+          <w:b/>
+          <w:sz w:val="28"/>
+          <w:szCs w:val="24"/>
+          <w:lang w:val="lv-LV" w:eastAsia="lv-LV"/>
+        </w:rPr>
         <w:t>Funkcionalitātes apraksts</w:t>
       </w:r>
     </w:p>
@@ -3047,52 +3015,7 @@
           <w:szCs w:val="24"/>
           <w:lang w:val="lv-LV" w:eastAsia="lv-LV"/>
         </w:rPr>
-        <w:t>Programmatūras izstrādes procesā tika veikta regulāra atkļ</w:t>
-      </w:r>
-      <w:r>
-        <w:rPr>
-          <w:rFonts w:ascii="Times New Roman" w:eastAsia="Times New Roman" w:hAnsi="Times New Roman" w:cs="Times New Roman"/>
-          <w:sz w:val="24"/>
-          <w:szCs w:val="24"/>
-          <w:lang w:val="lv-LV" w:eastAsia="lv-LV"/>
-        </w:rPr>
-        <w:t>ūdošana</w:t>
-      </w:r>
-      <w:r>
-        <w:rPr>
-          <w:rFonts w:ascii="Times New Roman" w:eastAsia="Times New Roman" w:hAnsi="Times New Roman" w:cs="Times New Roman"/>
-          <w:sz w:val="24"/>
-          <w:szCs w:val="24"/>
-          <w:lang w:val="lv-LV" w:eastAsia="lv-LV"/>
-        </w:rPr>
-        <w:t>, manuāli pārbaudot katras atsev</w:t>
-      </w:r>
-      <w:r>
-        <w:rPr>
-          <w:rFonts w:ascii="Times New Roman" w:eastAsia="Times New Roman" w:hAnsi="Times New Roman" w:cs="Times New Roman"/>
-          <w:sz w:val="24"/>
-          <w:szCs w:val="24"/>
-          <w:lang w:val="lv-LV" w:eastAsia="lv-LV"/>
-        </w:rPr>
-        <w:t>išķas funkcijas</w:t>
-      </w:r>
-      <w:r>
-        <w:rPr>
-          <w:rFonts w:ascii="Times New Roman" w:eastAsia="Times New Roman" w:hAnsi="Times New Roman" w:cs="Times New Roman"/>
-          <w:sz w:val="24"/>
-          <w:szCs w:val="24"/>
-          <w:lang w:val="lv-LV" w:eastAsia="lv-LV"/>
-        </w:rPr>
-        <w:t xml:space="preserve"> pareizību tūlīt pēc to uzrakstīšanas</w:t>
-      </w:r>
-      <w:r>
-        <w:rPr>
-          <w:rFonts w:ascii="Times New Roman" w:eastAsia="Times New Roman" w:hAnsi="Times New Roman" w:cs="Times New Roman"/>
-          <w:sz w:val="24"/>
-          <w:szCs w:val="24"/>
-          <w:lang w:val="lv-LV" w:eastAsia="lv-LV"/>
-        </w:rPr>
-        <w:t>. Šis ļāva novērst kļūdas pirms to izveides.</w:t>
+        <w:t>Programmatūras izstrādes procesā tika veikta regulāra atkļūdošana, manuāli pārbaudot katras atsevišķas funkcijas pareizību tūlīt pēc to uzrakstīšanas. Šis ļāva novērst kļūdas pirms to izveides.</w:t>
       </w:r>
     </w:p>
     <w:p>
@@ -3245,17 +3168,7 @@
                 <w:szCs w:val="24"/>
                 <w:lang w:val="lv-LV" w:eastAsia="lv-LV"/>
               </w:rPr>
-              <w:t>Test</w:t>
-            </w:r>
-            <w:r>
-              <w:rPr>
-                <w:rFonts w:ascii="Times New Roman" w:eastAsia="Times New Roman" w:hAnsi="Times New Roman" w:cs="Times New Roman"/>
-                <w:i/>
-                <w:sz w:val="28"/>
-                <w:szCs w:val="24"/>
-                <w:lang w:val="lv-LV" w:eastAsia="lv-LV"/>
-              </w:rPr>
-              <w:t>a apraksts</w:t>
+              <w:t>Testa apraksts</w:t>
             </w:r>
           </w:p>
         </w:tc>
@@ -3398,16 +3311,7 @@
                 <w:szCs w:val="24"/>
                 <w:lang w:val="lv-LV" w:eastAsia="lv-LV"/>
               </w:rPr>
-              <w:t>R</w:t>
-            </w:r>
-            <w:r>
-              <w:rPr>
-                <w:rFonts w:ascii="Times New Roman" w:eastAsia="Times New Roman" w:hAnsi="Times New Roman" w:cs="Times New Roman"/>
-                <w:sz w:val="24"/>
-                <w:szCs w:val="24"/>
-                <w:lang w:val="lv-LV" w:eastAsia="lv-LV"/>
-              </w:rPr>
-              <w:t xml:space="preserve">edzams programmas nosaukums un poga </w:t>
+              <w:t xml:space="preserve">Redzams programmas nosaukums un poga </w:t>
             </w:r>
             <w:r>
               <w:rPr>
@@ -3425,7 +3329,7 @@
                 <w:szCs w:val="24"/>
                 <w:lang w:val="lv-LV" w:eastAsia="lv-LV"/>
               </w:rPr>
-              <w:t>sākt sesiju</w:t>
+              <w:t>sesijas uzstādījumi</w:t>
             </w:r>
             <w:r>
               <w:rPr>
@@ -3452,25 +3356,7 @@
                 <w:szCs w:val="24"/>
                 <w:lang w:val="lv-LV" w:eastAsia="lv-LV"/>
               </w:rPr>
-              <w:t xml:space="preserve">sesijas </w:t>
-            </w:r>
-            <w:r>
-              <w:rPr>
-                <w:rFonts w:ascii="Times New Roman" w:eastAsia="Times New Roman" w:hAnsi="Times New Roman" w:cs="Times New Roman"/>
-                <w:sz w:val="24"/>
-                <w:szCs w:val="24"/>
-                <w:lang w:val="lv-LV" w:eastAsia="lv-LV"/>
-              </w:rPr>
-              <w:t xml:space="preserve">uzstādījumu </w:t>
-            </w:r>
-            <w:r>
-              <w:rPr>
-                <w:rFonts w:ascii="Times New Roman" w:eastAsia="Times New Roman" w:hAnsi="Times New Roman" w:cs="Times New Roman"/>
-                <w:sz w:val="24"/>
-                <w:szCs w:val="24"/>
-                <w:lang w:val="lv-LV" w:eastAsia="lv-LV"/>
-              </w:rPr>
-              <w:t>uzsākšanai</w:t>
+              <w:t>sesijas uzstādījumu uzsākšanai</w:t>
             </w:r>
           </w:p>
         </w:tc>
@@ -3932,34 +3818,7 @@
                 <w:szCs w:val="24"/>
                 <w:lang w:val="lv-LV" w:eastAsia="lv-LV"/>
               </w:rPr>
-              <w:t xml:space="preserve">Parādās poga </w:t>
-            </w:r>
-            <w:r>
-              <w:rPr>
-                <w:rFonts w:ascii="Times New Roman" w:eastAsia="Times New Roman" w:hAnsi="Times New Roman" w:cs="Times New Roman"/>
-                <w:sz w:val="24"/>
-                <w:szCs w:val="24"/>
-                <w:lang w:val="lv-LV" w:eastAsia="lv-LV"/>
-              </w:rPr>
-              <w:t>"</w:t>
-            </w:r>
-            <w:r>
-              <w:rPr>
-                <w:rFonts w:ascii="Times New Roman" w:eastAsia="Times New Roman" w:hAnsi="Times New Roman" w:cs="Times New Roman"/>
-                <w:sz w:val="24"/>
-                <w:szCs w:val="24"/>
-                <w:lang w:val="lv-LV" w:eastAsia="lv-LV"/>
-              </w:rPr>
-              <w:t>nākamais intervāls</w:t>
-            </w:r>
-            <w:r>
-              <w:rPr>
-                <w:rFonts w:ascii="Times New Roman" w:eastAsia="Times New Roman" w:hAnsi="Times New Roman" w:cs="Times New Roman"/>
-                <w:sz w:val="24"/>
-                <w:szCs w:val="24"/>
-                <w:lang w:val="lv-LV" w:eastAsia="lv-LV"/>
-              </w:rPr>
-              <w:t>"</w:t>
+              <w:t>Parādās poga "nākamais intervāls"</w:t>
             </w:r>
           </w:p>
         </w:tc>
@@ -4033,18 +3892,7 @@
                 <w:u w:val="single"/>
                 <w:lang w:val="lv-LV" w:eastAsia="lv-LV"/>
               </w:rPr>
-              <w:t>Atbildes sniegšan</w:t>
-            </w:r>
-            <w:r>
-              <w:rPr>
-                <w:rFonts w:ascii="Times New Roman" w:eastAsia="Times New Roman" w:hAnsi="Times New Roman" w:cs="Times New Roman"/>
-                <w:i/>
-                <w:sz w:val="28"/>
-                <w:szCs w:val="24"/>
-                <w:u w:val="single"/>
-                <w:lang w:val="lv-LV" w:eastAsia="lv-LV"/>
-              </w:rPr>
-              <w:t>a (nospiež nepareizu intervālu):</w:t>
+              <w:t>Atbildes sniegšana (nospiež nepareizu intervālu):</w:t>
             </w:r>
           </w:p>
           <w:p>
@@ -4087,8 +3935,6 @@
                 <w:lang w:val="lv-LV" w:eastAsia="lv-LV"/>
               </w:rPr>
             </w:pPr>
-            <w:bookmarkStart w:id="0" w:name="_GoBack"/>
-            <w:bookmarkEnd w:id="0"/>
             <w:r>
               <w:rPr>
                 <w:rFonts w:ascii="Times New Roman" w:eastAsia="Times New Roman" w:hAnsi="Times New Roman" w:cs="Times New Roman"/>
@@ -4122,16 +3968,7 @@
                 <w:szCs w:val="24"/>
                 <w:lang w:val="lv-LV" w:eastAsia="lv-LV"/>
               </w:rPr>
-              <w:t>Parādās p</w:t>
-            </w:r>
-            <w:r>
-              <w:rPr>
-                <w:rFonts w:ascii="Times New Roman" w:eastAsia="Times New Roman" w:hAnsi="Times New Roman" w:cs="Times New Roman"/>
-                <w:sz w:val="24"/>
-                <w:szCs w:val="24"/>
-                <w:lang w:val="lv-LV" w:eastAsia="lv-LV"/>
-              </w:rPr>
-              <w:t>oga "nākamais intervāls"</w:t>
+              <w:t>Parādās poga "nākamais intervāls"</w:t>
             </w:r>
           </w:p>
         </w:tc>
@@ -4205,29 +4042,7 @@
                 <w:u w:val="single"/>
                 <w:lang w:val="lv-LV" w:eastAsia="lv-LV"/>
               </w:rPr>
-              <w:t xml:space="preserve">Pogas </w:t>
-            </w:r>
-            <w:r>
-              <w:rPr>
-                <w:rFonts w:ascii="Times New Roman" w:eastAsia="Times New Roman" w:hAnsi="Times New Roman" w:cs="Times New Roman"/>
-                <w:i/>
-                <w:sz w:val="28"/>
-                <w:szCs w:val="24"/>
-                <w:u w:val="single"/>
-                <w:lang w:val="lv-LV" w:eastAsia="lv-LV"/>
-              </w:rPr>
-              <w:t>"nākamais intervāls"</w:t>
-            </w:r>
-            <w:r>
-              <w:rPr>
-                <w:rFonts w:ascii="Times New Roman" w:eastAsia="Times New Roman" w:hAnsi="Times New Roman" w:cs="Times New Roman"/>
-                <w:i/>
-                <w:sz w:val="28"/>
-                <w:szCs w:val="24"/>
-                <w:u w:val="single"/>
-                <w:lang w:val="lv-LV" w:eastAsia="lv-LV"/>
-              </w:rPr>
-              <w:t xml:space="preserve"> nospiešana:</w:t>
+              <w:t>Pogas "nākamais intervāls" nospiešana:</w:t>
             </w:r>
           </w:p>
           <w:p>
@@ -4279,7 +4094,6 @@
                 <w:szCs w:val="24"/>
                 <w:lang w:val="lv-LV" w:eastAsia="lv-LV"/>
               </w:rPr>
-              <w:lastRenderedPageBreak/>
               <w:t>Ļauj programai saprast, ka jāmaina atskaņojamais intervāls</w:t>
             </w:r>
           </w:p>
@@ -4478,18 +4292,7 @@
                 <w:u w:val="single"/>
                 <w:lang w:val="lv-LV" w:eastAsia="lv-LV"/>
               </w:rPr>
-              <w:t>Sesijas noslēgums (</w:t>
-            </w:r>
-            <w:r>
-              <w:rPr>
-                <w:rFonts w:ascii="Times New Roman" w:eastAsia="Times New Roman" w:hAnsi="Times New Roman" w:cs="Times New Roman"/>
-                <w:i/>
-                <w:sz w:val="28"/>
-                <w:szCs w:val="24"/>
-                <w:u w:val="single"/>
-                <w:lang w:val="lv-LV" w:eastAsia="lv-LV"/>
-              </w:rPr>
-              <w:t>beigu skats):</w:t>
+              <w:t>Sesijas noslēgums (beigu skats):</w:t>
             </w:r>
           </w:p>
           <w:p>
@@ -4539,34 +4342,7 @@
                 <w:szCs w:val="24"/>
                 <w:lang w:val="lv-LV" w:eastAsia="lv-LV"/>
               </w:rPr>
-              <w:t xml:space="preserve">Poga </w:t>
-            </w:r>
-            <w:r>
-              <w:rPr>
-                <w:rFonts w:ascii="Times New Roman" w:eastAsia="Times New Roman" w:hAnsi="Times New Roman" w:cs="Times New Roman"/>
-                <w:sz w:val="24"/>
-                <w:szCs w:val="24"/>
-                <w:lang w:val="lv-LV" w:eastAsia="lv-LV"/>
-              </w:rPr>
-              <w:t>"</w:t>
-            </w:r>
-            <w:r>
-              <w:rPr>
-                <w:rFonts w:ascii="Times New Roman" w:eastAsia="Times New Roman" w:hAnsi="Times New Roman" w:cs="Times New Roman"/>
-                <w:sz w:val="24"/>
-                <w:szCs w:val="24"/>
-                <w:lang w:val="lv-LV" w:eastAsia="lv-LV"/>
-              </w:rPr>
-              <w:t>spēlēt vēlreiz</w:t>
-            </w:r>
-            <w:r>
-              <w:rPr>
-                <w:rFonts w:ascii="Times New Roman" w:eastAsia="Times New Roman" w:hAnsi="Times New Roman" w:cs="Times New Roman"/>
-                <w:sz w:val="24"/>
-                <w:szCs w:val="24"/>
-                <w:lang w:val="lv-LV" w:eastAsia="lv-LV"/>
-              </w:rPr>
-              <w:t>"</w:t>
+              <w:t>Poga "spēlēt vēlreiz"</w:t>
             </w:r>
           </w:p>
         </w:tc>
@@ -4640,29 +4416,7 @@
                 <w:u w:val="single"/>
                 <w:lang w:val="lv-LV" w:eastAsia="lv-LV"/>
               </w:rPr>
-              <w:t xml:space="preserve">Pogas </w:t>
-            </w:r>
-            <w:r>
-              <w:rPr>
-                <w:rFonts w:ascii="Times New Roman" w:eastAsia="Times New Roman" w:hAnsi="Times New Roman" w:cs="Times New Roman"/>
-                <w:i/>
-                <w:sz w:val="28"/>
-                <w:szCs w:val="24"/>
-                <w:u w:val="single"/>
-                <w:lang w:val="lv-LV" w:eastAsia="lv-LV"/>
-              </w:rPr>
-              <w:t>"spēlēt vēlreiz"</w:t>
-            </w:r>
-            <w:r>
-              <w:rPr>
-                <w:rFonts w:ascii="Times New Roman" w:eastAsia="Times New Roman" w:hAnsi="Times New Roman" w:cs="Times New Roman"/>
-                <w:i/>
-                <w:sz w:val="28"/>
-                <w:szCs w:val="24"/>
-                <w:u w:val="single"/>
-                <w:lang w:val="lv-LV" w:eastAsia="lv-LV"/>
-              </w:rPr>
-              <w:t xml:space="preserve"> nospiešana:</w:t>
+              <w:t>Pogas "spēlēt vēlreiz" nospiešana:</w:t>
             </w:r>
           </w:p>
           <w:p>
@@ -4713,16 +4467,7 @@
                 <w:szCs w:val="24"/>
                 <w:lang w:val="lv-LV" w:eastAsia="lv-LV"/>
               </w:rPr>
-              <w:t xml:space="preserve">Lietotājs atgriežas sesijas uzstādījumu </w:t>
-            </w:r>
-            <w:r>
-              <w:rPr>
-                <w:rFonts w:ascii="Times New Roman" w:eastAsia="Times New Roman" w:hAnsi="Times New Roman" w:cs="Times New Roman"/>
-                <w:sz w:val="24"/>
-                <w:szCs w:val="24"/>
-                <w:lang w:val="lv-LV" w:eastAsia="lv-LV"/>
-              </w:rPr>
-              <w:t>skatā, lai sāktu jaunu treniņu</w:t>
+              <w:t>Lietotājs atgriežas sesijas uzstādījumu skatā, lai sāktu jaunu treniņu</w:t>
             </w:r>
           </w:p>
         </w:tc>

--- a/Intervalu dokumentacija.docx
+++ b/Intervalu dokumentacija.docx
@@ -2794,14 +2794,11 @@
         <w:ind w:firstLine="720"/>
         <w:rPr>
           <w:rFonts w:ascii="Times New Roman" w:eastAsia="Times New Roman" w:hAnsi="Times New Roman" w:cs="Times New Roman"/>
-          <w:b/>
           <w:sz w:val="28"/>
           <w:szCs w:val="24"/>
           <w:lang w:val="lv-LV" w:eastAsia="lv-LV"/>
         </w:rPr>
       </w:pPr>
-      <w:bookmarkStart w:id="0" w:name="_GoBack"/>
-      <w:bookmarkEnd w:id="0"/>
       <w:r>
         <w:rPr>
           <w:rFonts w:ascii="Times New Roman" w:eastAsia="Times New Roman" w:hAnsi="Times New Roman" w:cs="Times New Roman"/>
@@ -2883,6 +2880,15 @@
           </wp:anchor>
         </w:drawing>
       </w:r>
+      <w:r>
+        <w:rPr>
+          <w:rFonts w:ascii="Times New Roman" w:eastAsia="Times New Roman" w:hAnsi="Times New Roman" w:cs="Times New Roman"/>
+          <w:sz w:val="28"/>
+          <w:szCs w:val="24"/>
+          <w:lang w:val="lv-LV" w:eastAsia="lv-LV"/>
+        </w:rPr>
+        <w:t>Piezīmes:</w:t>
+      </w:r>
     </w:p>
     <w:p>
       <w:pPr>
@@ -2890,6 +2896,48 @@
         <w:ind w:firstLine="720"/>
         <w:rPr>
           <w:rFonts w:ascii="Times New Roman" w:eastAsia="Times New Roman" w:hAnsi="Times New Roman" w:cs="Times New Roman"/>
+          <w:sz w:val="28"/>
+          <w:szCs w:val="24"/>
+          <w:lang w:val="lv-LV" w:eastAsia="lv-LV"/>
+        </w:rPr>
+      </w:pPr>
+      <w:r>
+        <w:rPr>
+          <w:rFonts w:ascii="Times New Roman" w:eastAsia="Times New Roman" w:hAnsi="Times New Roman" w:cs="Times New Roman"/>
+          <w:sz w:val="28"/>
+          <w:szCs w:val="24"/>
+          <w:lang w:val="lv-LV" w:eastAsia="lv-LV"/>
+        </w:rPr>
+        <w:t>Intervālu atskaņošanas logu kreisajā augšējā stūrī ir atskaņoto intervālu skaitītājs, tas palielinās katru reizi, kad atskaņo intervālu.</w:t>
+      </w:r>
+    </w:p>
+    <w:p>
+      <w:pPr>
+        <w:spacing w:before="100" w:beforeAutospacing="1" w:after="100" w:afterAutospacing="1" w:line="240" w:lineRule="auto"/>
+        <w:ind w:firstLine="720"/>
+        <w:rPr>
+          <w:rFonts w:ascii="Times New Roman" w:eastAsia="Times New Roman" w:hAnsi="Times New Roman" w:cs="Times New Roman"/>
+          <w:sz w:val="28"/>
+          <w:szCs w:val="24"/>
+          <w:lang w:val="lv-LV" w:eastAsia="lv-LV"/>
+        </w:rPr>
+      </w:pPr>
+      <w:r>
+        <w:rPr>
+          <w:rFonts w:ascii="Times New Roman" w:eastAsia="Times New Roman" w:hAnsi="Times New Roman" w:cs="Times New Roman"/>
+          <w:sz w:val="28"/>
+          <w:szCs w:val="24"/>
+          <w:lang w:val="lv-LV" w:eastAsia="lv-LV"/>
+        </w:rPr>
+        <w:t>Klavieru taustiņi vienmēr ir aktīvi un uz tiem noklikšķinot ar pelīti tiek atskaņota attiecīgā taustiņa skaņa.</w:t>
+      </w:r>
+    </w:p>
+    <w:p>
+      <w:pPr>
+        <w:spacing w:before="100" w:beforeAutospacing="1" w:after="100" w:afterAutospacing="1" w:line="240" w:lineRule="auto"/>
+        <w:ind w:firstLine="720"/>
+        <w:rPr>
+          <w:rFonts w:ascii="Times New Roman" w:eastAsia="Times New Roman" w:hAnsi="Times New Roman" w:cs="Times New Roman"/>
           <w:b/>
           <w:sz w:val="28"/>
           <w:szCs w:val="24"/>
@@ -3036,16 +3084,43 @@
           <w:szCs w:val="24"/>
           <w:lang w:val="lv-LV" w:eastAsia="lv-LV"/>
         </w:rPr>
-        <w:t>Pēc izstrādes pabeigšanas programma tika nodota akcepttestēšanai mērķauditorijas pārstāvim (</w:t>
-      </w:r>
-      <w:r>
-        <w:rPr>
-          <w:rFonts w:ascii="Times New Roman" w:eastAsia="Times New Roman" w:hAnsi="Times New Roman" w:cs="Times New Roman"/>
-          <w:sz w:val="24"/>
-          <w:szCs w:val="24"/>
-          <w:lang w:val="lv-LV" w:eastAsia="lv-LV"/>
-        </w:rPr>
-        <w:t xml:space="preserve">man, jo es esmu mērķauditorija). </w:t>
+        <w:t>Pēc izstrādes pabeigša</w:t>
+      </w:r>
+      <w:r>
+        <w:rPr>
+          <w:rFonts w:ascii="Times New Roman" w:eastAsia="Times New Roman" w:hAnsi="Times New Roman" w:cs="Times New Roman"/>
+          <w:sz w:val="24"/>
+          <w:szCs w:val="24"/>
+          <w:lang w:val="lv-LV" w:eastAsia="lv-LV"/>
+        </w:rPr>
+        <w:t xml:space="preserve">nas programma tika nodota beta </w:t>
+      </w:r>
+      <w:r>
+        <w:rPr>
+          <w:rFonts w:ascii="Times New Roman" w:eastAsia="Times New Roman" w:hAnsi="Times New Roman" w:cs="Times New Roman"/>
+          <w:sz w:val="24"/>
+          <w:szCs w:val="24"/>
+          <w:lang w:val="lv-LV" w:eastAsia="lv-LV"/>
+        </w:rPr>
+        <w:t>testēšanai mērķauditorijas pārstāvim (</w:t>
+      </w:r>
+      <w:r>
+        <w:rPr>
+          <w:rFonts w:ascii="Times New Roman" w:eastAsia="Times New Roman" w:hAnsi="Times New Roman" w:cs="Times New Roman"/>
+          <w:sz w:val="24"/>
+          <w:szCs w:val="24"/>
+          <w:lang w:val="lv-LV" w:eastAsia="lv-LV"/>
+        </w:rPr>
+        <w:t>manai kursabiedrenei</w:t>
+      </w:r>
+      <w:r>
+        <w:rPr>
+          <w:rFonts w:ascii="Times New Roman" w:eastAsia="Times New Roman" w:hAnsi="Times New Roman" w:cs="Times New Roman"/>
+          <w:sz w:val="24"/>
+          <w:szCs w:val="24"/>
+          <w:lang w:val="lv-LV" w:eastAsia="lv-LV"/>
+        </w:rPr>
+        <w:t xml:space="preserve">). </w:t>
       </w:r>
       <w:r>
         <w:rPr>
@@ -3311,6 +3386,7 @@
                 <w:szCs w:val="24"/>
                 <w:lang w:val="lv-LV" w:eastAsia="lv-LV"/>
               </w:rPr>
+              <w:lastRenderedPageBreak/>
               <w:t xml:space="preserve">Redzams programmas nosaukums un poga </w:t>
             </w:r>
             <w:r>
@@ -3430,7 +3506,18 @@
                 <w:u w:val="single"/>
                 <w:lang w:val="lv-LV" w:eastAsia="lv-LV"/>
               </w:rPr>
-              <w:t>Sesijas uzstādījumu skats:</w:t>
+              <w:t>Poga "sesijas uzstādījumi"</w:t>
+            </w:r>
+            <w:r>
+              <w:rPr>
+                <w:rFonts w:ascii="Times New Roman" w:eastAsia="Times New Roman" w:hAnsi="Times New Roman" w:cs="Times New Roman"/>
+                <w:i/>
+                <w:sz w:val="28"/>
+                <w:szCs w:val="24"/>
+                <w:u w:val="single"/>
+                <w:lang w:val="lv-LV" w:eastAsia="lv-LV"/>
+              </w:rPr>
+              <w:t>:</w:t>
             </w:r>
           </w:p>
           <w:p>
@@ -3455,7 +3542,25 @@
                 <w:szCs w:val="24"/>
                 <w:lang w:val="lv-LV" w:eastAsia="lv-LV"/>
               </w:rPr>
-              <w:t>Intervālu skaita izvēle ievadot skaitli</w:t>
+              <w:t>Aizveras sākuma</w:t>
+            </w:r>
+            <w:r>
+              <w:rPr>
+                <w:rFonts w:ascii="Times New Roman" w:eastAsia="Times New Roman" w:hAnsi="Times New Roman" w:cs="Times New Roman"/>
+                <w:sz w:val="24"/>
+                <w:szCs w:val="24"/>
+                <w:lang w:val="lv-LV" w:eastAsia="lv-LV"/>
+              </w:rPr>
+              <w:t>/beigu</w:t>
+            </w:r>
+            <w:r>
+              <w:rPr>
+                <w:rFonts w:ascii="Times New Roman" w:eastAsia="Times New Roman" w:hAnsi="Times New Roman" w:cs="Times New Roman"/>
+                <w:sz w:val="24"/>
+                <w:szCs w:val="24"/>
+                <w:lang w:val="lv-LV" w:eastAsia="lv-LV"/>
+              </w:rPr>
+              <w:t xml:space="preserve"> skats</w:t>
             </w:r>
           </w:p>
           <w:p>
@@ -3480,45 +3585,8 @@
                 <w:szCs w:val="24"/>
                 <w:lang w:val="lv-LV" w:eastAsia="lv-LV"/>
               </w:rPr>
-              <w:t>Intervālu atskaņošanas veida izvēle</w:t>
-            </w:r>
-          </w:p>
-          <w:p>
-            <w:pPr>
-              <w:pStyle w:val="ListParagraph"/>
-              <w:numPr>
-                <w:ilvl w:val="0"/>
-                <w:numId w:val="16"/>
-              </w:numPr>
-              <w:spacing w:before="100" w:beforeAutospacing="1" w:after="100" w:afterAutospacing="1"/>
-              <w:rPr>
-                <w:rFonts w:ascii="Times New Roman" w:eastAsia="Times New Roman" w:hAnsi="Times New Roman" w:cs="Times New Roman"/>
-                <w:sz w:val="24"/>
-                <w:szCs w:val="24"/>
-                <w:lang w:val="lv-LV" w:eastAsia="lv-LV"/>
-              </w:rPr>
-            </w:pPr>
-            <w:r>
-              <w:rPr>
-                <w:rFonts w:ascii="Times New Roman" w:eastAsia="Times New Roman" w:hAnsi="Times New Roman" w:cs="Times New Roman"/>
-                <w:sz w:val="24"/>
-                <w:szCs w:val="24"/>
-                <w:lang w:val="lv-LV" w:eastAsia="lv-LV"/>
-              </w:rPr>
-              <w:t>Poga sesijas uzsākšanai</w:t>
-            </w:r>
-          </w:p>
-          <w:p>
-            <w:pPr>
-              <w:spacing w:before="100" w:beforeAutospacing="1" w:after="100" w:afterAutospacing="1"/>
-              <w:rPr>
-                <w:rFonts w:ascii="Times New Roman" w:eastAsia="Times New Roman" w:hAnsi="Times New Roman" w:cs="Times New Roman"/>
-                <w:b/>
-                <w:sz w:val="28"/>
-                <w:szCs w:val="24"/>
-                <w:lang w:val="lv-LV" w:eastAsia="lv-LV"/>
-              </w:rPr>
-            </w:pPr>
+              <w:t>Atveras sesijas uzstādīšanas skats</w:t>
+            </w:r>
           </w:p>
         </w:tc>
         <w:tc>
@@ -3591,7 +3659,7 @@
                 <w:u w:val="single"/>
                 <w:lang w:val="lv-LV" w:eastAsia="lv-LV"/>
               </w:rPr>
-              <w:t>Pogas "atskaņot intervālu" nospiešana:</w:t>
+              <w:t>Uzstādījumu skats:</w:t>
             </w:r>
           </w:p>
           <w:p>
@@ -3616,7 +3684,7 @@
                 <w:szCs w:val="24"/>
                 <w:lang w:val="lv-LV" w:eastAsia="lv-LV"/>
               </w:rPr>
-              <w:t>Atskan nejauši izvēlēts intervāls.</w:t>
+              <w:t>Intervālu skaita izvēle ievadot skaitli</w:t>
             </w:r>
           </w:p>
           <w:p>
@@ -3641,7 +3709,7 @@
                 <w:szCs w:val="24"/>
                 <w:lang w:val="lv-LV" w:eastAsia="lv-LV"/>
               </w:rPr>
-              <w:t>Pogu var spiest atkārtoti</w:t>
+              <w:t>Intervālu atskaņošanas veida izvēle</w:t>
             </w:r>
           </w:p>
           <w:p>
@@ -3654,6 +3722,62 @@
               <w:spacing w:before="100" w:beforeAutospacing="1" w:after="100" w:afterAutospacing="1"/>
               <w:rPr>
                 <w:rFonts w:ascii="Times New Roman" w:eastAsia="Times New Roman" w:hAnsi="Times New Roman" w:cs="Times New Roman"/>
+                <w:sz w:val="24"/>
+                <w:szCs w:val="24"/>
+                <w:lang w:val="lv-LV" w:eastAsia="lv-LV"/>
+              </w:rPr>
+            </w:pPr>
+            <w:r>
+              <w:rPr>
+                <w:rFonts w:ascii="Times New Roman" w:eastAsia="Times New Roman" w:hAnsi="Times New Roman" w:cs="Times New Roman"/>
+                <w:sz w:val="24"/>
+                <w:szCs w:val="24"/>
+                <w:lang w:val="lv-LV" w:eastAsia="lv-LV"/>
+              </w:rPr>
+              <w:t>Poga "</w:t>
+            </w:r>
+            <w:r>
+              <w:rPr>
+                <w:rFonts w:ascii="Times New Roman" w:eastAsia="Times New Roman" w:hAnsi="Times New Roman" w:cs="Times New Roman"/>
+                <w:sz w:val="24"/>
+                <w:szCs w:val="24"/>
+                <w:lang w:val="lv-LV" w:eastAsia="lv-LV"/>
+              </w:rPr>
+              <w:t>sākt sesiju</w:t>
+            </w:r>
+            <w:r>
+              <w:rPr>
+                <w:rFonts w:ascii="Times New Roman" w:eastAsia="Times New Roman" w:hAnsi="Times New Roman" w:cs="Times New Roman"/>
+                <w:sz w:val="24"/>
+                <w:szCs w:val="24"/>
+                <w:lang w:val="lv-LV" w:eastAsia="lv-LV"/>
+              </w:rPr>
+              <w:t>"</w:t>
+            </w:r>
+            <w:r>
+              <w:rPr>
+                <w:rFonts w:ascii="Times New Roman" w:eastAsia="Times New Roman" w:hAnsi="Times New Roman" w:cs="Times New Roman"/>
+                <w:sz w:val="24"/>
+                <w:szCs w:val="24"/>
+                <w:lang w:val="lv-LV" w:eastAsia="lv-LV"/>
+              </w:rPr>
+              <w:t xml:space="preserve">, </w:t>
+            </w:r>
+            <w:r>
+              <w:rPr>
+                <w:rFonts w:ascii="Times New Roman" w:eastAsia="Times New Roman" w:hAnsi="Times New Roman" w:cs="Times New Roman"/>
+                <w:sz w:val="24"/>
+                <w:szCs w:val="24"/>
+                <w:lang w:val="lv-LV" w:eastAsia="lv-LV"/>
+              </w:rPr>
+              <w:t>sesijas uzsākšanai</w:t>
+            </w:r>
+          </w:p>
+          <w:p>
+            <w:pPr>
+              <w:spacing w:before="100" w:beforeAutospacing="1" w:after="100" w:afterAutospacing="1"/>
+              <w:rPr>
+                <w:rFonts w:ascii="Times New Roman" w:eastAsia="Times New Roman" w:hAnsi="Times New Roman" w:cs="Times New Roman"/>
                 <w:i/>
                 <w:sz w:val="28"/>
                 <w:szCs w:val="24"/>
@@ -3661,15 +3785,6 @@
                 <w:lang w:val="lv-LV" w:eastAsia="lv-LV"/>
               </w:rPr>
             </w:pPr>
-            <w:r>
-              <w:rPr>
-                <w:rFonts w:ascii="Times New Roman" w:eastAsia="Times New Roman" w:hAnsi="Times New Roman" w:cs="Times New Roman"/>
-                <w:sz w:val="24"/>
-                <w:szCs w:val="24"/>
-                <w:lang w:val="lv-LV" w:eastAsia="lv-LV"/>
-              </w:rPr>
-              <w:t>Kamēr atbilde nav sniegta, turpina skanēt viens un tas pats intervāls</w:t>
-            </w:r>
           </w:p>
         </w:tc>
         <w:tc>
@@ -3742,7 +3857,18 @@
                 <w:u w:val="single"/>
                 <w:lang w:val="lv-LV" w:eastAsia="lv-LV"/>
               </w:rPr>
-              <w:t>Atbildes sniegšana (nospiež pareizo intervālu):</w:t>
+              <w:t>Poga "sākt sesiju"</w:t>
+            </w:r>
+            <w:r>
+              <w:rPr>
+                <w:rFonts w:ascii="Times New Roman" w:eastAsia="Times New Roman" w:hAnsi="Times New Roman" w:cs="Times New Roman"/>
+                <w:i/>
+                <w:sz w:val="28"/>
+                <w:szCs w:val="24"/>
+                <w:u w:val="single"/>
+                <w:lang w:val="lv-LV" w:eastAsia="lv-LV"/>
+              </w:rPr>
+              <w:t>:</w:t>
             </w:r>
           </w:p>
           <w:p>
@@ -3767,7 +3893,7 @@
                 <w:szCs w:val="24"/>
                 <w:lang w:val="lv-LV" w:eastAsia="lv-LV"/>
               </w:rPr>
-              <w:t>Punktu skaitītājs palielinās par 1</w:t>
+              <w:t>Aizveras uzstādījumu skats</w:t>
             </w:r>
           </w:p>
           <w:p>
@@ -3780,45 +3906,21 @@
               <w:spacing w:before="100" w:beforeAutospacing="1" w:after="100" w:afterAutospacing="1"/>
               <w:rPr>
                 <w:rFonts w:ascii="Times New Roman" w:eastAsia="Times New Roman" w:hAnsi="Times New Roman" w:cs="Times New Roman"/>
-                <w:sz w:val="24"/>
-                <w:szCs w:val="24"/>
-                <w:lang w:val="lv-LV" w:eastAsia="lv-LV"/>
-              </w:rPr>
-            </w:pPr>
-            <w:r>
-              <w:rPr>
-                <w:rFonts w:ascii="Times New Roman" w:eastAsia="Times New Roman" w:hAnsi="Times New Roman" w:cs="Times New Roman"/>
-                <w:sz w:val="24"/>
-                <w:szCs w:val="24"/>
-                <w:lang w:val="lv-LV" w:eastAsia="lv-LV"/>
-              </w:rPr>
-              <w:t>Lietotājs tiek informēts par pareizu atbildi</w:t>
-            </w:r>
-          </w:p>
-          <w:p>
-            <w:pPr>
-              <w:pStyle w:val="ListParagraph"/>
-              <w:numPr>
-                <w:ilvl w:val="0"/>
-                <w:numId w:val="16"/>
-              </w:numPr>
-              <w:spacing w:before="100" w:beforeAutospacing="1" w:after="100" w:afterAutospacing="1"/>
-              <w:rPr>
-                <w:rFonts w:ascii="Times New Roman" w:eastAsia="Times New Roman" w:hAnsi="Times New Roman" w:cs="Times New Roman"/>
-                <w:b/>
-                <w:sz w:val="28"/>
-                <w:szCs w:val="24"/>
-                <w:lang w:val="lv-LV" w:eastAsia="lv-LV"/>
-              </w:rPr>
-            </w:pPr>
-            <w:r>
-              <w:rPr>
-                <w:rFonts w:ascii="Times New Roman" w:eastAsia="Times New Roman" w:hAnsi="Times New Roman" w:cs="Times New Roman"/>
-                <w:sz w:val="24"/>
-                <w:szCs w:val="24"/>
-                <w:lang w:val="lv-LV" w:eastAsia="lv-LV"/>
-              </w:rPr>
-              <w:t>Parādās poga "nākamais intervāls"</w:t>
+                <w:i/>
+                <w:sz w:val="28"/>
+                <w:szCs w:val="24"/>
+                <w:u w:val="single"/>
+                <w:lang w:val="lv-LV" w:eastAsia="lv-LV"/>
+              </w:rPr>
+            </w:pPr>
+            <w:r>
+              <w:rPr>
+                <w:rFonts w:ascii="Times New Roman" w:eastAsia="Times New Roman" w:hAnsi="Times New Roman" w:cs="Times New Roman"/>
+                <w:sz w:val="24"/>
+                <w:szCs w:val="24"/>
+                <w:lang w:val="lv-LV" w:eastAsia="lv-LV"/>
+              </w:rPr>
+              <w:t>Atveras intervālu skats</w:t>
             </w:r>
           </w:p>
         </w:tc>
@@ -3892,7 +3994,7 @@
                 <w:u w:val="single"/>
                 <w:lang w:val="lv-LV" w:eastAsia="lv-LV"/>
               </w:rPr>
-              <w:t>Atbildes sniegšana (nospiež nepareizu intervālu):</w:t>
+              <w:t>Intervālu skats:</w:t>
             </w:r>
           </w:p>
           <w:p>
@@ -3917,7 +4019,7 @@
                 <w:szCs w:val="24"/>
                 <w:lang w:val="lv-LV" w:eastAsia="lv-LV"/>
               </w:rPr>
-              <w:t>Punktu skaits nemainās</w:t>
+              <w:t>Augšējā kreisajā stūrī mināmo intervālu skaits un kurš tiek atskaņots</w:t>
             </w:r>
           </w:p>
           <w:p>
@@ -3942,7 +4044,7 @@
                 <w:szCs w:val="24"/>
                 <w:lang w:val="lv-LV" w:eastAsia="lv-LV"/>
               </w:rPr>
-              <w:t>Tiek parādīta pareizā atbilde</w:t>
+              <w:t>12 pogas ar viesiem atskaņojamo intervālu veidiem</w:t>
             </w:r>
           </w:p>
           <w:p>
@@ -3955,21 +4057,42 @@
               <w:spacing w:before="100" w:beforeAutospacing="1" w:after="100" w:afterAutospacing="1"/>
               <w:rPr>
                 <w:rFonts w:ascii="Times New Roman" w:eastAsia="Times New Roman" w:hAnsi="Times New Roman" w:cs="Times New Roman"/>
-                <w:b/>
-                <w:sz w:val="28"/>
-                <w:szCs w:val="24"/>
-                <w:lang w:val="lv-LV" w:eastAsia="lv-LV"/>
-              </w:rPr>
-            </w:pPr>
-            <w:r>
-              <w:rPr>
-                <w:rFonts w:ascii="Times New Roman" w:eastAsia="Times New Roman" w:hAnsi="Times New Roman" w:cs="Times New Roman"/>
-                <w:sz w:val="24"/>
-                <w:szCs w:val="24"/>
-                <w:lang w:val="lv-LV" w:eastAsia="lv-LV"/>
-              </w:rPr>
-              <w:t>Parādās poga "nākamais intervāls"</w:t>
-            </w:r>
+                <w:sz w:val="24"/>
+                <w:szCs w:val="24"/>
+                <w:lang w:val="lv-LV" w:eastAsia="lv-LV"/>
+              </w:rPr>
+            </w:pPr>
+            <w:r>
+              <w:rPr>
+                <w:rFonts w:ascii="Times New Roman" w:eastAsia="Times New Roman" w:hAnsi="Times New Roman" w:cs="Times New Roman"/>
+                <w:sz w:val="24"/>
+                <w:szCs w:val="24"/>
+                <w:lang w:val="lv-LV" w:eastAsia="lv-LV"/>
+              </w:rPr>
+              <w:t xml:space="preserve">Poga </w:t>
+            </w:r>
+            <w:r>
+              <w:rPr>
+                <w:rFonts w:ascii="Times New Roman" w:eastAsia="Times New Roman" w:hAnsi="Times New Roman" w:cs="Times New Roman"/>
+                <w:sz w:val="24"/>
+                <w:szCs w:val="24"/>
+                <w:lang w:val="lv-LV" w:eastAsia="lv-LV"/>
+              </w:rPr>
+              <w:t>"atskaņot intervālu"</w:t>
+            </w:r>
+          </w:p>
+          <w:p>
+            <w:pPr>
+              <w:spacing w:before="100" w:beforeAutospacing="1" w:after="100" w:afterAutospacing="1"/>
+              <w:rPr>
+                <w:rFonts w:ascii="Times New Roman" w:eastAsia="Times New Roman" w:hAnsi="Times New Roman" w:cs="Times New Roman"/>
+                <w:i/>
+                <w:sz w:val="28"/>
+                <w:szCs w:val="24"/>
+                <w:u w:val="single"/>
+                <w:lang w:val="lv-LV" w:eastAsia="lv-LV"/>
+              </w:rPr>
+            </w:pPr>
           </w:p>
         </w:tc>
         <w:tc>
@@ -4042,7 +4165,7 @@
                 <w:u w:val="single"/>
                 <w:lang w:val="lv-LV" w:eastAsia="lv-LV"/>
               </w:rPr>
-              <w:t>Pogas "nākamais intervāls" nospiešana:</w:t>
+              <w:t>Pogas "atskaņot intervālu" nospiešana:</w:t>
             </w:r>
           </w:p>
           <w:p>
@@ -4067,7 +4190,7 @@
                 <w:szCs w:val="24"/>
                 <w:lang w:val="lv-LV" w:eastAsia="lv-LV"/>
               </w:rPr>
-              <w:t>Atjauno intervāla minēšanas logu</w:t>
+              <w:t>Atskan nejauši izvēlēts intervāls.</w:t>
             </w:r>
           </w:p>
           <w:p>
@@ -4080,6 +4203,31 @@
               <w:spacing w:before="100" w:beforeAutospacing="1" w:after="100" w:afterAutospacing="1"/>
               <w:rPr>
                 <w:rFonts w:ascii="Times New Roman" w:eastAsia="Times New Roman" w:hAnsi="Times New Roman" w:cs="Times New Roman"/>
+                <w:sz w:val="24"/>
+                <w:szCs w:val="24"/>
+                <w:lang w:val="lv-LV" w:eastAsia="lv-LV"/>
+              </w:rPr>
+            </w:pPr>
+            <w:r>
+              <w:rPr>
+                <w:rFonts w:ascii="Times New Roman" w:eastAsia="Times New Roman" w:hAnsi="Times New Roman" w:cs="Times New Roman"/>
+                <w:sz w:val="24"/>
+                <w:szCs w:val="24"/>
+                <w:lang w:val="lv-LV" w:eastAsia="lv-LV"/>
+              </w:rPr>
+              <w:t>Pogu var spiest atkārtoti</w:t>
+            </w:r>
+          </w:p>
+          <w:p>
+            <w:pPr>
+              <w:pStyle w:val="ListParagraph"/>
+              <w:numPr>
+                <w:ilvl w:val="0"/>
+                <w:numId w:val="16"/>
+              </w:numPr>
+              <w:spacing w:before="100" w:beforeAutospacing="1" w:after="100" w:afterAutospacing="1"/>
+              <w:rPr>
+                <w:rFonts w:ascii="Times New Roman" w:eastAsia="Times New Roman" w:hAnsi="Times New Roman" w:cs="Times New Roman"/>
                 <w:i/>
                 <w:sz w:val="28"/>
                 <w:szCs w:val="24"/>
@@ -4094,7 +4242,7 @@
                 <w:szCs w:val="24"/>
                 <w:lang w:val="lv-LV" w:eastAsia="lv-LV"/>
               </w:rPr>
-              <w:t>Ļauj programai saprast, ka jāmaina atskaņojamais intervāls</w:t>
+              <w:t>Kamēr atbilde nav sniegta, turpina skanēt viens un tas pats intervāls</w:t>
             </w:r>
           </w:p>
         </w:tc>
@@ -4168,7 +4316,7 @@
                 <w:u w:val="single"/>
                 <w:lang w:val="lv-LV" w:eastAsia="lv-LV"/>
               </w:rPr>
-              <w:t>Klavieru tastatūras lietošana loga apakšā:</w:t>
+              <w:t>Atbildes sniegšana (nospiež pareizo intervālu):</w:t>
             </w:r>
           </w:p>
           <w:p>
@@ -4193,7 +4341,7 @@
                 <w:szCs w:val="24"/>
                 <w:lang w:val="lv-LV" w:eastAsia="lv-LV"/>
               </w:rPr>
-              <w:t>Klavieru tastitūra vienmēr ir aktīva un redzema</w:t>
+              <w:t>Punktu skaitītājs palielinās par 1</w:t>
             </w:r>
           </w:p>
           <w:p>
@@ -4218,7 +4366,33 @@
                 <w:szCs w:val="24"/>
                 <w:lang w:val="lv-LV" w:eastAsia="lv-LV"/>
               </w:rPr>
-              <w:t>Uzspiežot uz taustiņa, atskan attiecīgā nots</w:t>
+              <w:t>Lietotājs tiek informēts par pareizu atbildi</w:t>
+            </w:r>
+          </w:p>
+          <w:p>
+            <w:pPr>
+              <w:pStyle w:val="ListParagraph"/>
+              <w:numPr>
+                <w:ilvl w:val="0"/>
+                <w:numId w:val="16"/>
+              </w:numPr>
+              <w:spacing w:before="100" w:beforeAutospacing="1" w:after="100" w:afterAutospacing="1"/>
+              <w:rPr>
+                <w:rFonts w:ascii="Times New Roman" w:eastAsia="Times New Roman" w:hAnsi="Times New Roman" w:cs="Times New Roman"/>
+                <w:b/>
+                <w:sz w:val="28"/>
+                <w:szCs w:val="24"/>
+                <w:lang w:val="lv-LV" w:eastAsia="lv-LV"/>
+              </w:rPr>
+            </w:pPr>
+            <w:r>
+              <w:rPr>
+                <w:rFonts w:ascii="Times New Roman" w:eastAsia="Times New Roman" w:hAnsi="Times New Roman" w:cs="Times New Roman"/>
+                <w:sz w:val="24"/>
+                <w:szCs w:val="24"/>
+                <w:lang w:val="lv-LV" w:eastAsia="lv-LV"/>
+              </w:rPr>
+              <w:t>Parādās poga "nākamais intervāls"</w:t>
             </w:r>
           </w:p>
         </w:tc>
@@ -4292,7 +4466,7 @@
                 <w:u w:val="single"/>
                 <w:lang w:val="lv-LV" w:eastAsia="lv-LV"/>
               </w:rPr>
-              <w:t>Sesijas noslēgums (beigu skats):</w:t>
+              <w:t>Atbildes sniegšana (nospiež nepareizu intervālu):</w:t>
             </w:r>
           </w:p>
           <w:p>
@@ -4317,7 +4491,7 @@
                 <w:szCs w:val="24"/>
                 <w:lang w:val="lv-LV" w:eastAsia="lv-LV"/>
               </w:rPr>
-              <w:t>Atveras beigu skats, kurā redzams kopējais punktu skaits</w:t>
+              <w:t>Punktu skaits nemainās</w:t>
             </w:r>
           </w:p>
           <w:p>
@@ -4342,7 +4516,33 @@
                 <w:szCs w:val="24"/>
                 <w:lang w:val="lv-LV" w:eastAsia="lv-LV"/>
               </w:rPr>
-              <w:t>Poga "spēlēt vēlreiz"</w:t>
+              <w:t>Tiek parādīta pareizā atbilde</w:t>
+            </w:r>
+          </w:p>
+          <w:p>
+            <w:pPr>
+              <w:pStyle w:val="ListParagraph"/>
+              <w:numPr>
+                <w:ilvl w:val="0"/>
+                <w:numId w:val="16"/>
+              </w:numPr>
+              <w:spacing w:before="100" w:beforeAutospacing="1" w:after="100" w:afterAutospacing="1"/>
+              <w:rPr>
+                <w:rFonts w:ascii="Times New Roman" w:eastAsia="Times New Roman" w:hAnsi="Times New Roman" w:cs="Times New Roman"/>
+                <w:b/>
+                <w:sz w:val="28"/>
+                <w:szCs w:val="24"/>
+                <w:lang w:val="lv-LV" w:eastAsia="lv-LV"/>
+              </w:rPr>
+            </w:pPr>
+            <w:r>
+              <w:rPr>
+                <w:rFonts w:ascii="Times New Roman" w:eastAsia="Times New Roman" w:hAnsi="Times New Roman" w:cs="Times New Roman"/>
+                <w:sz w:val="24"/>
+                <w:szCs w:val="24"/>
+                <w:lang w:val="lv-LV" w:eastAsia="lv-LV"/>
+              </w:rPr>
+              <w:t>Parādās poga "nākamais intervāls"</w:t>
             </w:r>
           </w:p>
         </w:tc>
@@ -4416,7 +4616,7 @@
                 <w:u w:val="single"/>
                 <w:lang w:val="lv-LV" w:eastAsia="lv-LV"/>
               </w:rPr>
-              <w:t>Pogas "spēlēt vēlreiz" nospiešana:</w:t>
+              <w:t>Pogas "nākamais intervāls" nospiešana:</w:t>
             </w:r>
           </w:p>
           <w:p>
@@ -4441,7 +4641,16 @@
                 <w:szCs w:val="24"/>
                 <w:lang w:val="lv-LV" w:eastAsia="lv-LV"/>
               </w:rPr>
-              <w:t>Rezultātu skats aizveras</w:t>
+              <w:t>Atjauno intervāla minēšanas logu</w:t>
+            </w:r>
+            <w:r>
+              <w:rPr>
+                <w:rFonts w:ascii="Times New Roman" w:eastAsia="Times New Roman" w:hAnsi="Times New Roman" w:cs="Times New Roman"/>
+                <w:sz w:val="24"/>
+                <w:szCs w:val="24"/>
+                <w:lang w:val="lv-LV" w:eastAsia="lv-LV"/>
+              </w:rPr>
+              <w:t>/skatu</w:t>
             </w:r>
           </w:p>
           <w:p>
@@ -4454,20 +4663,49 @@
               <w:spacing w:before="100" w:beforeAutospacing="1" w:after="100" w:afterAutospacing="1"/>
               <w:rPr>
                 <w:rFonts w:ascii="Times New Roman" w:eastAsia="Times New Roman" w:hAnsi="Times New Roman" w:cs="Times New Roman"/>
-                <w:b/>
-                <w:sz w:val="28"/>
-                <w:szCs w:val="24"/>
-                <w:lang w:val="lv-LV" w:eastAsia="lv-LV"/>
-              </w:rPr>
-            </w:pPr>
-            <w:r>
-              <w:rPr>
-                <w:rFonts w:ascii="Times New Roman" w:eastAsia="Times New Roman" w:hAnsi="Times New Roman" w:cs="Times New Roman"/>
-                <w:sz w:val="24"/>
-                <w:szCs w:val="24"/>
-                <w:lang w:val="lv-LV" w:eastAsia="lv-LV"/>
-              </w:rPr>
-              <w:t>Lietotājs atgriežas sesijas uzstādījumu skatā, lai sāktu jaunu treniņu</w:t>
+                <w:i/>
+                <w:sz w:val="28"/>
+                <w:szCs w:val="24"/>
+                <w:u w:val="single"/>
+                <w:lang w:val="lv-LV" w:eastAsia="lv-LV"/>
+              </w:rPr>
+            </w:pPr>
+            <w:r>
+              <w:rPr>
+                <w:rFonts w:ascii="Times New Roman" w:eastAsia="Times New Roman" w:hAnsi="Times New Roman" w:cs="Times New Roman"/>
+                <w:sz w:val="24"/>
+                <w:szCs w:val="24"/>
+                <w:lang w:val="lv-LV" w:eastAsia="lv-LV"/>
+              </w:rPr>
+              <w:lastRenderedPageBreak/>
+              <w:t>Ļauj programai saprast, ka jāmaina atskaņojamais intervāls</w:t>
+            </w:r>
+          </w:p>
+          <w:p>
+            <w:pPr>
+              <w:pStyle w:val="ListParagraph"/>
+              <w:numPr>
+                <w:ilvl w:val="0"/>
+                <w:numId w:val="16"/>
+              </w:numPr>
+              <w:spacing w:before="100" w:beforeAutospacing="1" w:after="100" w:afterAutospacing="1"/>
+              <w:rPr>
+                <w:rFonts w:ascii="Times New Roman" w:eastAsia="Times New Roman" w:hAnsi="Times New Roman" w:cs="Times New Roman"/>
+                <w:i/>
+                <w:sz w:val="28"/>
+                <w:szCs w:val="24"/>
+                <w:u w:val="single"/>
+                <w:lang w:val="lv-LV" w:eastAsia="lv-LV"/>
+              </w:rPr>
+            </w:pPr>
+            <w:r>
+              <w:rPr>
+                <w:rFonts w:ascii="Times New Roman" w:eastAsia="Times New Roman" w:hAnsi="Times New Roman" w:cs="Times New Roman"/>
+                <w:sz w:val="24"/>
+                <w:szCs w:val="24"/>
+                <w:lang w:val="lv-LV" w:eastAsia="lv-LV"/>
+              </w:rPr>
+              <w:t>Ja izvēlētais skaits intervālu jau ir atskaņots, atver beigu skatu</w:t>
             </w:r>
           </w:p>
         </w:tc>
@@ -4541,7 +4779,7 @@
                 <w:u w:val="single"/>
                 <w:lang w:val="lv-LV" w:eastAsia="lv-LV"/>
               </w:rPr>
-              <w:t>Aizverot programas logu:</w:t>
+              <w:t>Sesijas noslēgums (beigu skats):</w:t>
             </w:r>
           </w:p>
           <w:p>
@@ -4554,47 +4792,62 @@
               <w:spacing w:before="100" w:beforeAutospacing="1" w:after="100" w:afterAutospacing="1"/>
               <w:rPr>
                 <w:rFonts w:ascii="Times New Roman" w:eastAsia="Times New Roman" w:hAnsi="Times New Roman" w:cs="Times New Roman"/>
-                <w:b/>
-                <w:sz w:val="28"/>
-                <w:szCs w:val="24"/>
-                <w:lang w:val="lv-LV" w:eastAsia="lv-LV"/>
-              </w:rPr>
-            </w:pPr>
-            <w:r>
-              <w:rPr>
-                <w:rFonts w:ascii="Times New Roman" w:eastAsia="Times New Roman" w:hAnsi="Times New Roman" w:cs="Times New Roman"/>
-                <w:sz w:val="24"/>
-                <w:szCs w:val="24"/>
-                <w:lang w:val="lv-LV" w:eastAsia="lv-LV"/>
-              </w:rPr>
-              <w:t>Programma pārtrauc d</w:t>
-            </w:r>
-            <w:r>
-              <w:rPr>
-                <w:rFonts w:ascii="Times New Roman" w:eastAsia="Times New Roman" w:hAnsi="Times New Roman" w:cs="Times New Roman"/>
-                <w:sz w:val="24"/>
-                <w:szCs w:val="24"/>
-                <w:lang w:val="lv-LV" w:eastAsia="lv-LV"/>
-              </w:rPr>
-              <w:t xml:space="preserve">arbību un logs aizveras jebkura </w:t>
-            </w:r>
-            <w:r>
-              <w:rPr>
-                <w:rFonts w:ascii="Times New Roman" w:eastAsia="Times New Roman" w:hAnsi="Times New Roman" w:cs="Times New Roman"/>
-                <w:sz w:val="24"/>
-                <w:szCs w:val="24"/>
-                <w:lang w:val="lv-LV" w:eastAsia="lv-LV"/>
-              </w:rPr>
-              <w:t>procesa brīd</w:t>
-            </w:r>
-            <w:r>
-              <w:rPr>
-                <w:rFonts w:ascii="Times New Roman" w:eastAsia="Times New Roman" w:hAnsi="Times New Roman" w:cs="Times New Roman"/>
-                <w:sz w:val="24"/>
-                <w:szCs w:val="24"/>
-                <w:lang w:val="lv-LV" w:eastAsia="lv-LV"/>
-              </w:rPr>
-              <w:t>ī</w:t>
+                <w:sz w:val="24"/>
+                <w:szCs w:val="24"/>
+                <w:lang w:val="lv-LV" w:eastAsia="lv-LV"/>
+              </w:rPr>
+            </w:pPr>
+            <w:r>
+              <w:rPr>
+                <w:rFonts w:ascii="Times New Roman" w:eastAsia="Times New Roman" w:hAnsi="Times New Roman" w:cs="Times New Roman"/>
+                <w:sz w:val="24"/>
+                <w:szCs w:val="24"/>
+                <w:lang w:val="lv-LV" w:eastAsia="lv-LV"/>
+              </w:rPr>
+              <w:t>Atveras beigu skats, kurā redzams kopējais punktu skaits</w:t>
+            </w:r>
+          </w:p>
+          <w:p>
+            <w:pPr>
+              <w:pStyle w:val="ListParagraph"/>
+              <w:numPr>
+                <w:ilvl w:val="0"/>
+                <w:numId w:val="16"/>
+              </w:numPr>
+              <w:spacing w:before="100" w:beforeAutospacing="1" w:after="100" w:afterAutospacing="1"/>
+              <w:rPr>
+                <w:rFonts w:ascii="Times New Roman" w:eastAsia="Times New Roman" w:hAnsi="Times New Roman" w:cs="Times New Roman"/>
+                <w:sz w:val="24"/>
+                <w:szCs w:val="24"/>
+                <w:lang w:val="lv-LV" w:eastAsia="lv-LV"/>
+              </w:rPr>
+            </w:pPr>
+            <w:r>
+              <w:rPr>
+                <w:rFonts w:ascii="Times New Roman" w:eastAsia="Times New Roman" w:hAnsi="Times New Roman" w:cs="Times New Roman"/>
+                <w:sz w:val="24"/>
+                <w:szCs w:val="24"/>
+                <w:lang w:val="lv-LV" w:eastAsia="lv-LV"/>
+              </w:rPr>
+              <w:t>Poga "</w:t>
+            </w:r>
+            <w:r>
+              <w:rPr>
+                <w:rFonts w:ascii="Times New Roman" w:eastAsia="Times New Roman" w:hAnsi="Times New Roman" w:cs="Times New Roman"/>
+                <w:sz w:val="24"/>
+                <w:szCs w:val="24"/>
+                <w:lang w:val="lv-LV" w:eastAsia="lv-LV"/>
+              </w:rPr>
+              <w:t>sesijas uzstādījumi</w:t>
+            </w:r>
+            <w:r>
+              <w:rPr>
+                <w:rFonts w:ascii="Times New Roman" w:eastAsia="Times New Roman" w:hAnsi="Times New Roman" w:cs="Times New Roman"/>
+                <w:sz w:val="24"/>
+                <w:szCs w:val="24"/>
+                <w:lang w:val="lv-LV" w:eastAsia="lv-LV"/>
+              </w:rPr>
+              <w:t>"</w:t>
             </w:r>
           </w:p>
         </w:tc>
@@ -4616,6 +4869,230 @@
           </w:p>
         </w:tc>
       </w:tr>
+      <w:tr>
+        <w:tc>
+          <w:tcPr>
+            <w:tcW w:w="1413" w:type="dxa"/>
+          </w:tcPr>
+          <w:p>
+            <w:pPr>
+              <w:spacing w:before="100" w:beforeAutospacing="1" w:after="100" w:afterAutospacing="1"/>
+              <w:jc w:val="center"/>
+              <w:rPr>
+                <w:rFonts w:ascii="Times New Roman" w:eastAsia="Times New Roman" w:hAnsi="Times New Roman" w:cs="Times New Roman"/>
+                <w:sz w:val="28"/>
+                <w:szCs w:val="24"/>
+                <w:lang w:val="lv-LV" w:eastAsia="lv-LV"/>
+              </w:rPr>
+            </w:pPr>
+            <w:r>
+              <w:rPr>
+                <w:rFonts w:ascii="Times New Roman" w:eastAsia="Times New Roman" w:hAnsi="Times New Roman" w:cs="Times New Roman"/>
+                <w:sz w:val="28"/>
+                <w:szCs w:val="24"/>
+                <w:lang w:val="lv-LV" w:eastAsia="lv-LV"/>
+              </w:rPr>
+              <w:t>T11</w:t>
+            </w:r>
+          </w:p>
+        </w:tc>
+        <w:tc>
+          <w:tcPr>
+            <w:tcW w:w="5557" w:type="dxa"/>
+          </w:tcPr>
+          <w:p>
+            <w:pPr>
+              <w:spacing w:before="100" w:beforeAutospacing="1" w:after="100" w:afterAutospacing="1"/>
+              <w:rPr>
+                <w:rFonts w:ascii="Times New Roman" w:eastAsia="Times New Roman" w:hAnsi="Times New Roman" w:cs="Times New Roman"/>
+                <w:i/>
+                <w:sz w:val="28"/>
+                <w:szCs w:val="24"/>
+                <w:u w:val="single"/>
+                <w:lang w:val="lv-LV" w:eastAsia="lv-LV"/>
+              </w:rPr>
+            </w:pPr>
+            <w:r>
+              <w:rPr>
+                <w:rFonts w:ascii="Times New Roman" w:eastAsia="Times New Roman" w:hAnsi="Times New Roman" w:cs="Times New Roman"/>
+                <w:i/>
+                <w:sz w:val="28"/>
+                <w:szCs w:val="24"/>
+                <w:u w:val="single"/>
+                <w:lang w:val="lv-LV" w:eastAsia="lv-LV"/>
+              </w:rPr>
+              <w:t>Klavieru tastatūras lietošana loga apakšā:</w:t>
+            </w:r>
+          </w:p>
+          <w:p>
+            <w:pPr>
+              <w:pStyle w:val="ListParagraph"/>
+              <w:numPr>
+                <w:ilvl w:val="0"/>
+                <w:numId w:val="16"/>
+              </w:numPr>
+              <w:spacing w:before="100" w:beforeAutospacing="1" w:after="100" w:afterAutospacing="1"/>
+              <w:rPr>
+                <w:rFonts w:ascii="Times New Roman" w:eastAsia="Times New Roman" w:hAnsi="Times New Roman" w:cs="Times New Roman"/>
+                <w:sz w:val="24"/>
+                <w:szCs w:val="24"/>
+                <w:lang w:val="lv-LV" w:eastAsia="lv-LV"/>
+              </w:rPr>
+            </w:pPr>
+            <w:r>
+              <w:rPr>
+                <w:rFonts w:ascii="Times New Roman" w:eastAsia="Times New Roman" w:hAnsi="Times New Roman" w:cs="Times New Roman"/>
+                <w:sz w:val="24"/>
+                <w:szCs w:val="24"/>
+                <w:lang w:val="lv-LV" w:eastAsia="lv-LV"/>
+              </w:rPr>
+              <w:t>Klavieru tastitūra vienmēr ir aktīva un redzema</w:t>
+            </w:r>
+          </w:p>
+          <w:p>
+            <w:pPr>
+              <w:pStyle w:val="ListParagraph"/>
+              <w:numPr>
+                <w:ilvl w:val="0"/>
+                <w:numId w:val="16"/>
+              </w:numPr>
+              <w:spacing w:before="100" w:beforeAutospacing="1" w:after="100" w:afterAutospacing="1"/>
+              <w:rPr>
+                <w:rFonts w:ascii="Times New Roman" w:eastAsia="Times New Roman" w:hAnsi="Times New Roman" w:cs="Times New Roman"/>
+                <w:sz w:val="24"/>
+                <w:szCs w:val="24"/>
+                <w:lang w:val="lv-LV" w:eastAsia="lv-LV"/>
+              </w:rPr>
+            </w:pPr>
+            <w:r>
+              <w:rPr>
+                <w:rFonts w:ascii="Times New Roman" w:eastAsia="Times New Roman" w:hAnsi="Times New Roman" w:cs="Times New Roman"/>
+                <w:sz w:val="24"/>
+                <w:szCs w:val="24"/>
+                <w:lang w:val="lv-LV" w:eastAsia="lv-LV"/>
+              </w:rPr>
+              <w:t>Uzspiežot uz taustiņa, atskan attiecīgā nots</w:t>
+            </w:r>
+          </w:p>
+        </w:tc>
+        <w:tc>
+          <w:tcPr>
+            <w:tcW w:w="3486" w:type="dxa"/>
+          </w:tcPr>
+          <w:p>
+            <w:pPr>
+              <w:spacing w:before="100" w:beforeAutospacing="1" w:after="100" w:afterAutospacing="1"/>
+              <w:rPr>
+                <w:rFonts w:ascii="Times New Roman" w:eastAsia="Times New Roman" w:hAnsi="Times New Roman" w:cs="Times New Roman"/>
+                <w:b/>
+                <w:sz w:val="28"/>
+                <w:szCs w:val="24"/>
+                <w:lang w:val="lv-LV" w:eastAsia="lv-LV"/>
+              </w:rPr>
+            </w:pPr>
+          </w:p>
+        </w:tc>
+      </w:tr>
+      <w:tr>
+        <w:tc>
+          <w:tcPr>
+            <w:tcW w:w="1413" w:type="dxa"/>
+          </w:tcPr>
+          <w:p>
+            <w:pPr>
+              <w:spacing w:before="100" w:beforeAutospacing="1" w:after="100" w:afterAutospacing="1"/>
+              <w:jc w:val="center"/>
+              <w:rPr>
+                <w:rFonts w:ascii="Times New Roman" w:eastAsia="Times New Roman" w:hAnsi="Times New Roman" w:cs="Times New Roman"/>
+                <w:sz w:val="28"/>
+                <w:szCs w:val="24"/>
+                <w:lang w:val="lv-LV" w:eastAsia="lv-LV"/>
+              </w:rPr>
+            </w:pPr>
+            <w:r>
+              <w:rPr>
+                <w:rFonts w:ascii="Times New Roman" w:eastAsia="Times New Roman" w:hAnsi="Times New Roman" w:cs="Times New Roman"/>
+                <w:sz w:val="28"/>
+                <w:szCs w:val="24"/>
+                <w:lang w:val="lv-LV" w:eastAsia="lv-LV"/>
+              </w:rPr>
+              <w:t>T12</w:t>
+            </w:r>
+          </w:p>
+        </w:tc>
+        <w:tc>
+          <w:tcPr>
+            <w:tcW w:w="5557" w:type="dxa"/>
+          </w:tcPr>
+          <w:p>
+            <w:pPr>
+              <w:spacing w:before="100" w:beforeAutospacing="1" w:after="100" w:afterAutospacing="1"/>
+              <w:rPr>
+                <w:rFonts w:ascii="Times New Roman" w:eastAsia="Times New Roman" w:hAnsi="Times New Roman" w:cs="Times New Roman"/>
+                <w:i/>
+                <w:sz w:val="28"/>
+                <w:szCs w:val="24"/>
+                <w:u w:val="single"/>
+                <w:lang w:val="lv-LV" w:eastAsia="lv-LV"/>
+              </w:rPr>
+            </w:pPr>
+            <w:r>
+              <w:rPr>
+                <w:rFonts w:ascii="Times New Roman" w:eastAsia="Times New Roman" w:hAnsi="Times New Roman" w:cs="Times New Roman"/>
+                <w:i/>
+                <w:sz w:val="28"/>
+                <w:szCs w:val="24"/>
+                <w:u w:val="single"/>
+                <w:lang w:val="lv-LV" w:eastAsia="lv-LV"/>
+              </w:rPr>
+              <w:t>Aizverot programas logu:</w:t>
+            </w:r>
+          </w:p>
+          <w:p>
+            <w:pPr>
+              <w:pStyle w:val="ListParagraph"/>
+              <w:numPr>
+                <w:ilvl w:val="0"/>
+                <w:numId w:val="16"/>
+              </w:numPr>
+              <w:spacing w:before="100" w:beforeAutospacing="1" w:after="100" w:afterAutospacing="1"/>
+              <w:rPr>
+                <w:rFonts w:ascii="Times New Roman" w:eastAsia="Times New Roman" w:hAnsi="Times New Roman" w:cs="Times New Roman"/>
+                <w:b/>
+                <w:sz w:val="28"/>
+                <w:szCs w:val="24"/>
+                <w:lang w:val="lv-LV" w:eastAsia="lv-LV"/>
+              </w:rPr>
+            </w:pPr>
+            <w:r>
+              <w:rPr>
+                <w:rFonts w:ascii="Times New Roman" w:eastAsia="Times New Roman" w:hAnsi="Times New Roman" w:cs="Times New Roman"/>
+                <w:sz w:val="24"/>
+                <w:szCs w:val="24"/>
+                <w:lang w:val="lv-LV" w:eastAsia="lv-LV"/>
+              </w:rPr>
+              <w:t>Programma pārtrauc darbību un logs aizveras jebkura procesa brīdī</w:t>
+            </w:r>
+          </w:p>
+        </w:tc>
+        <w:tc>
+          <w:tcPr>
+            <w:tcW w:w="3486" w:type="dxa"/>
+          </w:tcPr>
+          <w:p>
+            <w:pPr>
+              <w:spacing w:before="100" w:beforeAutospacing="1" w:after="100" w:afterAutospacing="1"/>
+              <w:rPr>
+                <w:rFonts w:ascii="Times New Roman" w:eastAsia="Times New Roman" w:hAnsi="Times New Roman" w:cs="Times New Roman"/>
+                <w:b/>
+                <w:sz w:val="28"/>
+                <w:szCs w:val="24"/>
+                <w:lang w:val="lv-LV" w:eastAsia="lv-LV"/>
+              </w:rPr>
+            </w:pPr>
+          </w:p>
+        </w:tc>
+      </w:tr>
     </w:tbl>
     <w:p>
       <w:pPr>
@@ -4629,6 +5106,52 @@
           <w:lang w:val="lv-LV" w:eastAsia="lv-LV"/>
         </w:rPr>
       </w:pPr>
+    </w:p>
+    <w:p>
+      <w:pPr>
+        <w:spacing w:before="100" w:beforeAutospacing="1" w:after="100" w:afterAutospacing="1" w:line="240" w:lineRule="auto"/>
+        <w:ind w:firstLine="720"/>
+        <w:rPr>
+          <w:rFonts w:ascii="Times New Roman" w:eastAsia="Times New Roman" w:hAnsi="Times New Roman" w:cs="Times New Roman"/>
+          <w:b/>
+          <w:sz w:val="28"/>
+          <w:szCs w:val="24"/>
+          <w:lang w:val="lv-LV" w:eastAsia="lv-LV"/>
+        </w:rPr>
+      </w:pPr>
+      <w:r>
+        <w:rPr>
+          <w:rFonts w:ascii="Times New Roman" w:eastAsia="Times New Roman" w:hAnsi="Times New Roman" w:cs="Times New Roman"/>
+          <w:b/>
+          <w:sz w:val="28"/>
+          <w:szCs w:val="24"/>
+          <w:lang w:val="lv-LV" w:eastAsia="lv-LV"/>
+        </w:rPr>
+        <w:t>6. Lietotāja ceļvedis</w:t>
+      </w:r>
+    </w:p>
+    <w:p>
+      <w:pPr>
+        <w:spacing w:after="0" w:line="240" w:lineRule="auto"/>
+        <w:jc w:val="both"/>
+        <w:rPr>
+          <w:rFonts w:ascii="Times New Roman" w:eastAsia="Times New Roman" w:hAnsi="Times New Roman" w:cs="Times New Roman"/>
+          <w:sz w:val="24"/>
+          <w:szCs w:val="24"/>
+          <w:lang w:val="lv-LV" w:eastAsia="lv-LV"/>
+        </w:rPr>
+      </w:pPr>
+      <w:r>
+        <w:rPr>
+          <w:rFonts w:ascii="Times New Roman" w:eastAsia="Times New Roman" w:hAnsi="Times New Roman" w:cs="Times New Roman"/>
+          <w:sz w:val="24"/>
+          <w:szCs w:val="24"/>
+          <w:lang w:val="lv-LV" w:eastAsia="lv-LV"/>
+        </w:rPr>
+        <w:t>Pielikums - programmas kods</w:t>
+      </w:r>
+      <w:bookmarkStart w:id="0" w:name="_GoBack"/>
+      <w:bookmarkEnd w:id="0"/>
     </w:p>
     <w:p>
       <w:pPr>

--- a/Intervalu dokumentacija.docx
+++ b/Intervalu dokumentacija.docx
@@ -183,7 +183,25 @@
           <w:szCs w:val="24"/>
           <w:lang w:val="lv-LV" w:eastAsia="lv-LV"/>
         </w:rPr>
-        <w:t>Lai veiktu situācijas izpēti tika lietotas divas izpētes metodes:</w:t>
+        <w:t>Lai veiktu situā</w:t>
+      </w:r>
+      <w:r>
+        <w:rPr>
+          <w:rFonts w:ascii="Times New Roman" w:eastAsia="Times New Roman" w:hAnsi="Times New Roman" w:cs="Times New Roman"/>
+          <w:sz w:val="24"/>
+          <w:szCs w:val="24"/>
+          <w:lang w:val="lv-LV" w:eastAsia="lv-LV"/>
+        </w:rPr>
+        <w:t>cijas izpēti tika lietotas trīs</w:t>
+      </w:r>
+      <w:r>
+        <w:rPr>
+          <w:rFonts w:ascii="Times New Roman" w:eastAsia="Times New Roman" w:hAnsi="Times New Roman" w:cs="Times New Roman"/>
+          <w:sz w:val="24"/>
+          <w:szCs w:val="24"/>
+          <w:lang w:val="lv-LV" w:eastAsia="lv-LV"/>
+        </w:rPr>
+        <w:t xml:space="preserve"> izpētes metodes:</w:t>
       </w:r>
     </w:p>
     <w:p>
@@ -915,8 +933,10 @@
         <w:spacing w:after="0" w:line="240" w:lineRule="auto"/>
         <w:rPr>
           <w:rFonts w:ascii="Times New Roman" w:eastAsia="Times New Roman" w:hAnsi="Times New Roman" w:cs="Times New Roman"/>
-          <w:sz w:val="24"/>
-          <w:szCs w:val="24"/>
+          <w:i/>
+          <w:sz w:val="24"/>
+          <w:szCs w:val="24"/>
+          <w:u w:val="single"/>
           <w:lang w:val="lv-LV" w:eastAsia="lv-LV"/>
         </w:rPr>
       </w:pPr>
@@ -936,22 +956,13 @@
           <w:szCs w:val="24"/>
           <w:lang w:val="lv-LV" w:eastAsia="lv-LV"/>
         </w:rPr>
-        <w:t>uma skatā un ir attiecīgi</w:t>
-      </w:r>
-      <w:r>
-        <w:rPr>
-          <w:rFonts w:ascii="Times New Roman" w:eastAsia="Times New Roman" w:hAnsi="Times New Roman" w:cs="Times New Roman"/>
-          <w:sz w:val="24"/>
-          <w:szCs w:val="24"/>
-          <w:lang w:val="lv-LV" w:eastAsia="lv-LV"/>
-        </w:rPr>
-        <w:t xml:space="preserve"> redzams arī rezultātu skatā.</w:t>
-      </w:r>
-    </w:p>
-    <w:p>
-      <w:pPr>
-        <w:pStyle w:val="ListParagraph"/>
+        <w:t>uma skatā.</w:t>
+      </w:r>
+    </w:p>
+    <w:p>
+      <w:pPr>
         <w:spacing w:after="0" w:line="240" w:lineRule="auto"/>
+        <w:ind w:left="720"/>
         <w:rPr>
           <w:rFonts w:ascii="Times New Roman" w:eastAsia="Times New Roman" w:hAnsi="Times New Roman" w:cs="Times New Roman"/>
           <w:i/>
@@ -1390,7 +1401,25 @@
           <w:szCs w:val="24"/>
           <w:lang w:val="lv-LV" w:eastAsia="lv-LV"/>
         </w:rPr>
-        <w:t>Pēc sesijas beigām lietotājam tiek parādīts rezultātu s</w:t>
+        <w:t>Pēc sesijas beigām li</w:t>
+      </w:r>
+      <w:r>
+        <w:rPr>
+          <w:rFonts w:ascii="Times New Roman" w:eastAsia="Times New Roman" w:hAnsi="Times New Roman" w:cs="Times New Roman"/>
+          <w:sz w:val="24"/>
+          <w:szCs w:val="24"/>
+          <w:lang w:val="lv-LV" w:eastAsia="lv-LV"/>
+        </w:rPr>
+        <w:t>etotājam tiek parādīts beigu</w:t>
+      </w:r>
+      <w:r>
+        <w:rPr>
+          <w:rFonts w:ascii="Times New Roman" w:eastAsia="Times New Roman" w:hAnsi="Times New Roman" w:cs="Times New Roman"/>
+          <w:sz w:val="24"/>
+          <w:szCs w:val="24"/>
+          <w:lang w:val="lv-LV" w:eastAsia="lv-LV"/>
+        </w:rPr>
+        <w:t xml:space="preserve"> s</w:t>
       </w:r>
       <w:r>
         <w:rPr>
@@ -1449,41 +1478,43 @@
           <w:szCs w:val="24"/>
           <w:lang w:val="lv-LV" w:eastAsia="lv-LV"/>
         </w:rPr>
-        <w:t>Rezultātu skatā ir poga "Spēlēt vēlreiz", kas atgriež lietotāju sākuma skatā, ļaujot mainīt iestatījumus un sākt jaunu sesiju.</w:t>
-      </w:r>
-    </w:p>
-    <w:p>
-      <w:pPr>
-        <w:pStyle w:val="ListParagraph"/>
-        <w:spacing w:after="0" w:line="240" w:lineRule="auto"/>
-        <w:rPr>
-          <w:rFonts w:ascii="Times New Roman" w:eastAsia="Times New Roman" w:hAnsi="Times New Roman" w:cs="Times New Roman"/>
-          <w:sz w:val="24"/>
-          <w:szCs w:val="24"/>
-          <w:lang w:val="lv-LV" w:eastAsia="lv-LV"/>
-        </w:rPr>
-      </w:pPr>
-      <w:r>
-        <w:rPr>
-          <w:rFonts w:ascii="Times New Roman" w:eastAsia="Times New Roman" w:hAnsi="Times New Roman" w:cs="Times New Roman"/>
-          <w:i/>
-          <w:sz w:val="24"/>
-          <w:szCs w:val="24"/>
-          <w:u w:val="single"/>
-          <w:lang w:val="lv-LV" w:eastAsia="lv-LV"/>
-        </w:rPr>
-        <w:t>P</w:t>
-      </w:r>
-      <w:r>
-        <w:rPr>
-          <w:rFonts w:ascii="Times New Roman" w:eastAsia="Times New Roman" w:hAnsi="Times New Roman" w:cs="Times New Roman"/>
-          <w:i/>
-          <w:sz w:val="24"/>
-          <w:szCs w:val="24"/>
-          <w:u w:val="single"/>
-          <w:lang w:val="lv-LV" w:eastAsia="lv-LV"/>
-        </w:rPr>
-        <w:t>alīgrīks (Klavieru tastatūra):</w:t>
+        <w:t>Beigu</w:t>
+      </w:r>
+      <w:r>
+        <w:rPr>
+          <w:rFonts w:ascii="Times New Roman" w:eastAsia="Times New Roman" w:hAnsi="Times New Roman" w:cs="Times New Roman"/>
+          <w:sz w:val="24"/>
+          <w:szCs w:val="24"/>
+          <w:lang w:val="lv-LV" w:eastAsia="lv-LV"/>
+        </w:rPr>
+        <w:t xml:space="preserve"> skatā ir poga "Spēlēt vēlrei</w:t>
+      </w:r>
+      <w:r>
+        <w:rPr>
+          <w:rFonts w:ascii="Times New Roman" w:eastAsia="Times New Roman" w:hAnsi="Times New Roman" w:cs="Times New Roman"/>
+          <w:sz w:val="24"/>
+          <w:szCs w:val="24"/>
+          <w:lang w:val="lv-LV" w:eastAsia="lv-LV"/>
+        </w:rPr>
+        <w:t>z", kas atgriež lietotāju intervālu</w:t>
+      </w:r>
+      <w:r>
+        <w:rPr>
+          <w:rFonts w:ascii="Times New Roman" w:eastAsia="Times New Roman" w:hAnsi="Times New Roman" w:cs="Times New Roman"/>
+          <w:sz w:val="24"/>
+          <w:szCs w:val="24"/>
+          <w:lang w:val="lv-LV" w:eastAsia="lv-LV"/>
+        </w:rPr>
+        <w:t xml:space="preserve"> skatā, ļaujot  sākt jaunu sesiju</w:t>
+      </w:r>
+      <w:r>
+        <w:rPr>
+          <w:rFonts w:ascii="Times New Roman" w:eastAsia="Times New Roman" w:hAnsi="Times New Roman" w:cs="Times New Roman"/>
+          <w:sz w:val="24"/>
+          <w:szCs w:val="24"/>
+          <w:lang w:val="lv-LV" w:eastAsia="lv-LV"/>
+        </w:rPr>
+        <w:t>, nemainot iepriekšējā sesijā ievadītos datus.</w:t>
       </w:r>
     </w:p>
     <w:p>
@@ -1508,16 +1539,43 @@
           <w:szCs w:val="24"/>
           <w:lang w:val="lv-LV" w:eastAsia="lv-LV"/>
         </w:rPr>
-        <w:t>Programmas ekrāna</w:t>
-      </w:r>
-      <w:r>
-        <w:rPr>
-          <w:rFonts w:ascii="Times New Roman" w:eastAsia="Times New Roman" w:hAnsi="Times New Roman" w:cs="Times New Roman"/>
-          <w:sz w:val="24"/>
-          <w:szCs w:val="24"/>
-          <w:lang w:val="lv-LV" w:eastAsia="lv-LV"/>
-        </w:rPr>
-        <w:t xml:space="preserve"> apakšā ir interaktīva klavieru tastatūra, kas reaģē uz peles klikšķiem, atskaņojot attiecīgās notis, lai palīdzētu lietotājam vizualizēt un salīdzināt skaņas.</w:t>
+        <w:t>Beigu</w:t>
+      </w:r>
+      <w:r>
+        <w:rPr>
+          <w:rFonts w:ascii="Times New Roman" w:eastAsia="Times New Roman" w:hAnsi="Times New Roman" w:cs="Times New Roman"/>
+          <w:sz w:val="24"/>
+          <w:szCs w:val="24"/>
+          <w:lang w:val="lv-LV" w:eastAsia="lv-LV"/>
+        </w:rPr>
+        <w:t xml:space="preserve"> skatā ir poga "</w:t>
+      </w:r>
+      <w:r>
+        <w:rPr>
+          <w:rFonts w:ascii="Times New Roman" w:eastAsia="Times New Roman" w:hAnsi="Times New Roman" w:cs="Times New Roman"/>
+          <w:sz w:val="24"/>
+          <w:szCs w:val="24"/>
+          <w:lang w:val="lv-LV" w:eastAsia="lv-LV"/>
+        </w:rPr>
+        <w:t>Sesijas uzstādījumi</w:t>
+      </w:r>
+      <w:r>
+        <w:rPr>
+          <w:rFonts w:ascii="Times New Roman" w:eastAsia="Times New Roman" w:hAnsi="Times New Roman" w:cs="Times New Roman"/>
+          <w:sz w:val="24"/>
+          <w:szCs w:val="24"/>
+          <w:lang w:val="lv-LV" w:eastAsia="lv-LV"/>
+        </w:rPr>
+        <w:t>",</w:t>
+      </w:r>
+      <w:r>
+        <w:rPr>
+          <w:rFonts w:ascii="Times New Roman" w:eastAsia="Times New Roman" w:hAnsi="Times New Roman" w:cs="Times New Roman"/>
+          <w:sz w:val="24"/>
+          <w:szCs w:val="24"/>
+          <w:lang w:val="lv-LV" w:eastAsia="lv-LV"/>
+        </w:rPr>
+        <w:t xml:space="preserve"> kas atgriež lietotāju uzstādījumu skatā dodot iespēju lietotājam samainīt iepriekš ievadītos sesijas datus.</w:t>
       </w:r>
     </w:p>
     <w:p>
@@ -1531,34 +1589,7 @@
           <w:lang w:val="lv-LV" w:eastAsia="lv-LV"/>
         </w:rPr>
       </w:pPr>
-    </w:p>
-    <w:p>
-      <w:pPr>
-        <w:pStyle w:val="ListParagraph"/>
-        <w:spacing w:after="0" w:line="240" w:lineRule="auto"/>
-        <w:rPr>
-          <w:rFonts w:ascii="Times New Roman" w:eastAsia="Times New Roman" w:hAnsi="Times New Roman" w:cs="Times New Roman"/>
-          <w:b/>
-          <w:sz w:val="28"/>
-          <w:szCs w:val="24"/>
-          <w:lang w:val="lv-LV" w:eastAsia="lv-LV"/>
-        </w:rPr>
-      </w:pPr>
-      <w:r>
-        <w:rPr>
-          <w:rFonts w:ascii="Times New Roman" w:eastAsia="Times New Roman" w:hAnsi="Times New Roman" w:cs="Times New Roman"/>
-          <w:b/>
-          <w:sz w:val="28"/>
-          <w:szCs w:val="24"/>
-          <w:lang w:val="lv-LV" w:eastAsia="lv-LV"/>
-        </w:rPr>
-        <w:t>2.2 Nefunkcionālās prasības</w:t>
-      </w:r>
-    </w:p>
-    <w:p>
-      <w:pPr>
-        <w:pStyle w:val="ListParagraph"/>
-        <w:spacing w:after="0" w:line="240" w:lineRule="auto"/>
+      <w:r>
         <w:rPr>
           <w:rFonts w:ascii="Times New Roman" w:eastAsia="Times New Roman" w:hAnsi="Times New Roman" w:cs="Times New Roman"/>
           <w:i/>
@@ -1567,7 +1598,19 @@
           <w:u w:val="single"/>
           <w:lang w:val="lv-LV" w:eastAsia="lv-LV"/>
         </w:rPr>
-      </w:pPr>
+        <w:t>P</w:t>
+      </w:r>
+      <w:r>
+        <w:rPr>
+          <w:rFonts w:ascii="Times New Roman" w:eastAsia="Times New Roman" w:hAnsi="Times New Roman" w:cs="Times New Roman"/>
+          <w:i/>
+          <w:sz w:val="24"/>
+          <w:szCs w:val="24"/>
+          <w:u w:val="single"/>
+          <w:lang w:val="lv-LV" w:eastAsia="lv-LV"/>
+        </w:rPr>
+        <w:t>alīgrīks (Klavieru tastatūra):</w:t>
+      </w:r>
     </w:p>
     <w:p>
       <w:pPr>
@@ -1591,26 +1634,66 @@
           <w:szCs w:val="24"/>
           <w:lang w:val="lv-LV" w:eastAsia="lv-LV"/>
         </w:rPr>
-        <w:t>Programmas d</w:t>
-      </w:r>
-      <w:r>
-        <w:rPr>
-          <w:rFonts w:ascii="Times New Roman" w:eastAsia="Times New Roman" w:hAnsi="Times New Roman" w:cs="Times New Roman"/>
-          <w:sz w:val="24"/>
-          <w:szCs w:val="24"/>
-          <w:lang w:val="lv-LV" w:eastAsia="lv-LV"/>
-        </w:rPr>
-        <w:t xml:space="preserve">izains ir vienkāršs, </w:t>
-      </w:r>
-      <w:r>
-        <w:rPr>
-          <w:rFonts w:ascii="Times New Roman" w:eastAsia="Times New Roman" w:hAnsi="Times New Roman" w:cs="Times New Roman"/>
-          <w:sz w:val="24"/>
-          <w:szCs w:val="24"/>
-          <w:lang w:val="lv-LV" w:eastAsia="lv-LV"/>
-        </w:rPr>
-        <w:t>lai netiktu novērsta uzmanība no galvenā uzdevuma.</w:t>
-      </w:r>
+        <w:t>Programmas ekrāna</w:t>
+      </w:r>
+      <w:r>
+        <w:rPr>
+          <w:rFonts w:ascii="Times New Roman" w:eastAsia="Times New Roman" w:hAnsi="Times New Roman" w:cs="Times New Roman"/>
+          <w:sz w:val="24"/>
+          <w:szCs w:val="24"/>
+          <w:lang w:val="lv-LV" w:eastAsia="lv-LV"/>
+        </w:rPr>
+        <w:t xml:space="preserve"> apakšā ir interaktīva klavieru tastatūra, kas reaģē uz peles klikšķiem, atskaņojot attiecīgās notis, lai palīdzētu lietotājam vizualizēt un salīdzināt skaņas.</w:t>
+      </w:r>
+    </w:p>
+    <w:p>
+      <w:pPr>
+        <w:pStyle w:val="ListParagraph"/>
+        <w:spacing w:after="0" w:line="240" w:lineRule="auto"/>
+        <w:rPr>
+          <w:rFonts w:ascii="Times New Roman" w:eastAsia="Times New Roman" w:hAnsi="Times New Roman" w:cs="Times New Roman"/>
+          <w:sz w:val="24"/>
+          <w:szCs w:val="24"/>
+          <w:lang w:val="lv-LV" w:eastAsia="lv-LV"/>
+        </w:rPr>
+      </w:pPr>
+    </w:p>
+    <w:p>
+      <w:pPr>
+        <w:pStyle w:val="ListParagraph"/>
+        <w:spacing w:after="0" w:line="240" w:lineRule="auto"/>
+        <w:rPr>
+          <w:rFonts w:ascii="Times New Roman" w:eastAsia="Times New Roman" w:hAnsi="Times New Roman" w:cs="Times New Roman"/>
+          <w:b/>
+          <w:sz w:val="28"/>
+          <w:szCs w:val="24"/>
+          <w:lang w:val="lv-LV" w:eastAsia="lv-LV"/>
+        </w:rPr>
+      </w:pPr>
+      <w:r>
+        <w:rPr>
+          <w:rFonts w:ascii="Times New Roman" w:eastAsia="Times New Roman" w:hAnsi="Times New Roman" w:cs="Times New Roman"/>
+          <w:b/>
+          <w:sz w:val="28"/>
+          <w:szCs w:val="24"/>
+          <w:lang w:val="lv-LV" w:eastAsia="lv-LV"/>
+        </w:rPr>
+        <w:t>2.2 Nefunkcionālās prasības</w:t>
+      </w:r>
+    </w:p>
+    <w:p>
+      <w:pPr>
+        <w:pStyle w:val="ListParagraph"/>
+        <w:spacing w:after="0" w:line="240" w:lineRule="auto"/>
+        <w:rPr>
+          <w:rFonts w:ascii="Times New Roman" w:eastAsia="Times New Roman" w:hAnsi="Times New Roman" w:cs="Times New Roman"/>
+          <w:i/>
+          <w:sz w:val="24"/>
+          <w:szCs w:val="24"/>
+          <w:u w:val="single"/>
+          <w:lang w:val="lv-LV" w:eastAsia="lv-LV"/>
+        </w:rPr>
+      </w:pPr>
     </w:p>
     <w:p>
       <w:pPr>
@@ -1634,43 +1717,25 @@
           <w:szCs w:val="24"/>
           <w:lang w:val="lv-LV" w:eastAsia="lv-LV"/>
         </w:rPr>
-        <w:t xml:space="preserve">Programma tiek izstrādāta, izmantojot </w:t>
-      </w:r>
-      <w:r>
-        <w:rPr>
-          <w:rFonts w:ascii="Times New Roman" w:eastAsia="Times New Roman" w:hAnsi="Times New Roman" w:cs="Times New Roman"/>
-          <w:sz w:val="24"/>
-          <w:szCs w:val="24"/>
-          <w:lang w:val="lv-LV" w:eastAsia="lv-LV"/>
-        </w:rPr>
-        <w:t>Python</w:t>
-      </w:r>
-      <w:r>
-        <w:rPr>
-          <w:rFonts w:ascii="Times New Roman" w:eastAsia="Times New Roman" w:hAnsi="Times New Roman" w:cs="Times New Roman"/>
-          <w:sz w:val="24"/>
-          <w:szCs w:val="24"/>
-          <w:lang w:val="lv-LV" w:eastAsia="lv-LV"/>
-        </w:rPr>
-        <w:t xml:space="preserve"> programmēšanas valodu un </w:t>
-      </w:r>
-      <w:r>
-        <w:rPr>
-          <w:rFonts w:ascii="Times New Roman" w:eastAsia="Times New Roman" w:hAnsi="Times New Roman" w:cs="Times New Roman"/>
-          <w:sz w:val="24"/>
-          <w:szCs w:val="24"/>
-          <w:lang w:val="lv-LV" w:eastAsia="lv-LV"/>
-        </w:rPr>
-        <w:t>Tkinter</w:t>
-      </w:r>
-      <w:r>
-        <w:rPr>
-          <w:rFonts w:ascii="Times New Roman" w:eastAsia="Times New Roman" w:hAnsi="Times New Roman" w:cs="Times New Roman"/>
-          <w:sz w:val="24"/>
-          <w:szCs w:val="24"/>
-          <w:lang w:val="lv-LV" w:eastAsia="lv-LV"/>
-        </w:rPr>
-        <w:t xml:space="preserve"> grafisko bibliotēku.</w:t>
+        <w:t>Programmas d</w:t>
+      </w:r>
+      <w:r>
+        <w:rPr>
+          <w:rFonts w:ascii="Times New Roman" w:eastAsia="Times New Roman" w:hAnsi="Times New Roman" w:cs="Times New Roman"/>
+          <w:sz w:val="24"/>
+          <w:szCs w:val="24"/>
+          <w:lang w:val="lv-LV" w:eastAsia="lv-LV"/>
+        </w:rPr>
+        <w:t xml:space="preserve">izains ir vienkāršs, </w:t>
+      </w:r>
+      <w:r>
+        <w:rPr>
+          <w:rFonts w:ascii="Times New Roman" w:eastAsia="Times New Roman" w:hAnsi="Times New Roman" w:cs="Times New Roman"/>
+          <w:sz w:val="24"/>
+          <w:szCs w:val="24"/>
+          <w:lang w:val="lv-LV" w:eastAsia="lv-LV"/>
+        </w:rPr>
+        <w:t>lai netiktu novērsta uzmanība no galvenā uzdevuma.</w:t>
       </w:r>
     </w:p>
     <w:p>
@@ -1695,7 +1760,43 @@
           <w:szCs w:val="24"/>
           <w:lang w:val="lv-LV" w:eastAsia="lv-LV"/>
         </w:rPr>
-        <w:t>Lietotājam ir jānodrošina iespēja pārtraukt programmas darbību (aizvērt logu) jebkurā brīdī.</w:t>
+        <w:t xml:space="preserve">Programma tiek izstrādāta, izmantojot </w:t>
+      </w:r>
+      <w:r>
+        <w:rPr>
+          <w:rFonts w:ascii="Times New Roman" w:eastAsia="Times New Roman" w:hAnsi="Times New Roman" w:cs="Times New Roman"/>
+          <w:sz w:val="24"/>
+          <w:szCs w:val="24"/>
+          <w:lang w:val="lv-LV" w:eastAsia="lv-LV"/>
+        </w:rPr>
+        <w:t>Python</w:t>
+      </w:r>
+      <w:r>
+        <w:rPr>
+          <w:rFonts w:ascii="Times New Roman" w:eastAsia="Times New Roman" w:hAnsi="Times New Roman" w:cs="Times New Roman"/>
+          <w:sz w:val="24"/>
+          <w:szCs w:val="24"/>
+          <w:lang w:val="lv-LV" w:eastAsia="lv-LV"/>
+        </w:rPr>
+        <w:t xml:space="preserve"> programmēšanas valodu un </w:t>
+      </w:r>
+      <w:r>
+        <w:rPr>
+          <w:rFonts w:ascii="Times New Roman" w:eastAsia="Times New Roman" w:hAnsi="Times New Roman" w:cs="Times New Roman"/>
+          <w:sz w:val="24"/>
+          <w:szCs w:val="24"/>
+          <w:lang w:val="lv-LV" w:eastAsia="lv-LV"/>
+        </w:rPr>
+        <w:t>Tkinter</w:t>
+      </w:r>
+      <w:r>
+        <w:rPr>
+          <w:rFonts w:ascii="Times New Roman" w:eastAsia="Times New Roman" w:hAnsi="Times New Roman" w:cs="Times New Roman"/>
+          <w:sz w:val="24"/>
+          <w:szCs w:val="24"/>
+          <w:lang w:val="lv-LV" w:eastAsia="lv-LV"/>
+        </w:rPr>
+        <w:t xml:space="preserve"> grafisko bibliotēku.</w:t>
       </w:r>
     </w:p>
     <w:p>
@@ -1720,25 +1821,7 @@
           <w:szCs w:val="24"/>
           <w:lang w:val="lv-LV" w:eastAsia="lv-LV"/>
         </w:rPr>
-        <w:t xml:space="preserve">Programmai jānodrošina stabila darbība, strādājot ar audio failiem bez </w:t>
-      </w:r>
-      <w:r>
-        <w:rPr>
-          <w:rFonts w:ascii="Times New Roman" w:eastAsia="Times New Roman" w:hAnsi="Times New Roman" w:cs="Times New Roman"/>
-          <w:sz w:val="24"/>
-          <w:szCs w:val="24"/>
-          <w:lang w:val="lv-LV" w:eastAsia="lv-LV"/>
-        </w:rPr>
-        <w:t xml:space="preserve">manāmas </w:t>
-      </w:r>
-      <w:r>
-        <w:rPr>
-          <w:rFonts w:ascii="Times New Roman" w:eastAsia="Times New Roman" w:hAnsi="Times New Roman" w:cs="Times New Roman"/>
-          <w:sz w:val="24"/>
-          <w:szCs w:val="24"/>
-          <w:lang w:val="lv-LV" w:eastAsia="lv-LV"/>
-        </w:rPr>
-        <w:t>aiztures.</w:t>
+        <w:t>Lietotājam ir jānodrošina iespēja pārtraukt programmas darbību (aizvērt logu) jebkurā brīdī.</w:t>
       </w:r>
     </w:p>
     <w:p>
@@ -1763,6 +1846,49 @@
           <w:szCs w:val="24"/>
           <w:lang w:val="lv-LV" w:eastAsia="lv-LV"/>
         </w:rPr>
+        <w:t xml:space="preserve">Programmai jānodrošina stabila darbība, strādājot ar audio failiem bez </w:t>
+      </w:r>
+      <w:r>
+        <w:rPr>
+          <w:rFonts w:ascii="Times New Roman" w:eastAsia="Times New Roman" w:hAnsi="Times New Roman" w:cs="Times New Roman"/>
+          <w:sz w:val="24"/>
+          <w:szCs w:val="24"/>
+          <w:lang w:val="lv-LV" w:eastAsia="lv-LV"/>
+        </w:rPr>
+        <w:t xml:space="preserve">manāmas </w:t>
+      </w:r>
+      <w:r>
+        <w:rPr>
+          <w:rFonts w:ascii="Times New Roman" w:eastAsia="Times New Roman" w:hAnsi="Times New Roman" w:cs="Times New Roman"/>
+          <w:sz w:val="24"/>
+          <w:szCs w:val="24"/>
+          <w:lang w:val="lv-LV" w:eastAsia="lv-LV"/>
+        </w:rPr>
+        <w:t>aiztures.</w:t>
+      </w:r>
+    </w:p>
+    <w:p>
+      <w:pPr>
+        <w:pStyle w:val="ListParagraph"/>
+        <w:numPr>
+          <w:ilvl w:val="0"/>
+          <w:numId w:val="10"/>
+        </w:numPr>
+        <w:spacing w:after="0" w:line="240" w:lineRule="auto"/>
+        <w:rPr>
+          <w:rFonts w:ascii="Times New Roman" w:eastAsia="Times New Roman" w:hAnsi="Times New Roman" w:cs="Times New Roman"/>
+          <w:sz w:val="24"/>
+          <w:szCs w:val="24"/>
+          <w:lang w:val="lv-LV" w:eastAsia="lv-LV"/>
+        </w:rPr>
+      </w:pPr>
+      <w:r>
+        <w:rPr>
+          <w:rFonts w:ascii="Times New Roman" w:eastAsia="Times New Roman" w:hAnsi="Times New Roman" w:cs="Times New Roman"/>
+          <w:sz w:val="24"/>
+          <w:szCs w:val="24"/>
+          <w:lang w:val="lv-LV" w:eastAsia="lv-LV"/>
+        </w:rPr>
         <w:t>Visiem tekstiem un mūzikas terminoloģijai jābūt latviešu valodā, atbilstoši Latvijas mūzikas skolu standartiem.</w:t>
       </w:r>
     </w:p>
@@ -1821,7 +1947,6 @@
           <w:szCs w:val="24"/>
           <w:lang w:val="lv-LV" w:eastAsia="lv-LV"/>
         </w:rPr>
-        <w:lastRenderedPageBreak/>
         <w:t xml:space="preserve">3. </w:t>
       </w:r>
       <w:r>
@@ -1934,7 +2059,7 @@
           <w:szCs w:val="24"/>
           <w:lang w:val="lv-LV" w:eastAsia="lv-LV"/>
         </w:rPr>
-        <w:t xml:space="preserve"> pa mazām, strādājošām daļām</w:t>
+        <w:t>pa mazām, strādājošām daļām</w:t>
       </w:r>
       <w:r>
         <w:rPr>
@@ -2384,6 +2509,15 @@
                 <w:lang w:val="lv-LV" w:eastAsia="lv-LV"/>
               </w:rPr>
             </w:pPr>
+            <w:r>
+              <w:rPr>
+                <w:rFonts w:ascii="Times New Roman" w:eastAsia="Times New Roman" w:hAnsi="Times New Roman" w:cs="Times New Roman"/>
+                <w:sz w:val="24"/>
+                <w:szCs w:val="24"/>
+                <w:lang w:val="lv-LV" w:eastAsia="lv-LV"/>
+              </w:rPr>
+              <w:t>2</w:t>
+            </w:r>
           </w:p>
         </w:tc>
       </w:tr>
@@ -2452,6 +2586,15 @@
                 <w:lang w:val="lv-LV" w:eastAsia="lv-LV"/>
               </w:rPr>
             </w:pPr>
+            <w:r>
+              <w:rPr>
+                <w:rFonts w:ascii="Times New Roman" w:eastAsia="Times New Roman" w:hAnsi="Times New Roman" w:cs="Times New Roman"/>
+                <w:sz w:val="24"/>
+                <w:szCs w:val="24"/>
+                <w:lang w:val="lv-LV" w:eastAsia="lv-LV"/>
+              </w:rPr>
+              <w:t>6</w:t>
+            </w:r>
           </w:p>
         </w:tc>
       </w:tr>
@@ -2520,6 +2663,15 @@
                 <w:lang w:val="lv-LV" w:eastAsia="lv-LV"/>
               </w:rPr>
             </w:pPr>
+            <w:r>
+              <w:rPr>
+                <w:rFonts w:ascii="Times New Roman" w:eastAsia="Times New Roman" w:hAnsi="Times New Roman" w:cs="Times New Roman"/>
+                <w:sz w:val="24"/>
+                <w:szCs w:val="24"/>
+                <w:lang w:val="lv-LV" w:eastAsia="lv-LV"/>
+              </w:rPr>
+              <w:t>4</w:t>
+            </w:r>
           </w:p>
         </w:tc>
       </w:tr>
@@ -2570,6 +2722,15 @@
                 <w:lang w:val="lv-LV" w:eastAsia="lv-LV"/>
               </w:rPr>
             </w:pPr>
+            <w:r>
+              <w:rPr>
+                <w:rFonts w:ascii="Times New Roman" w:eastAsia="Times New Roman" w:hAnsi="Times New Roman" w:cs="Times New Roman"/>
+                <w:sz w:val="24"/>
+                <w:szCs w:val="24"/>
+                <w:lang w:val="lv-LV" w:eastAsia="lv-LV"/>
+              </w:rPr>
+              <w:t>2</w:t>
+            </w:r>
           </w:p>
         </w:tc>
       </w:tr>
@@ -2620,6 +2781,15 @@
                 <w:lang w:val="lv-LV" w:eastAsia="lv-LV"/>
               </w:rPr>
             </w:pPr>
+            <w:r>
+              <w:rPr>
+                <w:rFonts w:ascii="Times New Roman" w:eastAsia="Times New Roman" w:hAnsi="Times New Roman" w:cs="Times New Roman"/>
+                <w:sz w:val="24"/>
+                <w:szCs w:val="24"/>
+                <w:lang w:val="lv-LV" w:eastAsia="lv-LV"/>
+              </w:rPr>
+              <w:t>2</w:t>
+            </w:r>
           </w:p>
         </w:tc>
       </w:tr>
@@ -2938,6 +3108,36 @@
         <w:ind w:firstLine="720"/>
         <w:rPr>
           <w:rFonts w:ascii="Times New Roman" w:eastAsia="Times New Roman" w:hAnsi="Times New Roman" w:cs="Times New Roman"/>
+          <w:sz w:val="28"/>
+          <w:szCs w:val="24"/>
+          <w:lang w:val="lv-LV" w:eastAsia="lv-LV"/>
+        </w:rPr>
+      </w:pPr>
+      <w:r>
+        <w:rPr>
+          <w:rFonts w:ascii="Times New Roman" w:eastAsia="Times New Roman" w:hAnsi="Times New Roman" w:cs="Times New Roman"/>
+          <w:sz w:val="28"/>
+          <w:szCs w:val="24"/>
+          <w:lang w:val="lv-LV" w:eastAsia="lv-LV"/>
+        </w:rPr>
+        <w:t xml:space="preserve">Izstrādes laikā beigu skatam tika pievienota poga </w:t>
+      </w:r>
+      <w:r>
+        <w:rPr>
+          <w:rFonts w:ascii="Times New Roman" w:eastAsia="Times New Roman" w:hAnsi="Times New Roman" w:cs="Times New Roman"/>
+          <w:sz w:val="28"/>
+          <w:szCs w:val="24"/>
+          <w:lang w:val="lv-LV" w:eastAsia="lv-LV"/>
+        </w:rPr>
+        <w:t>"Spēlēt vēlreiz", kas lietotāju atgriež intervālu atskaņošanas skatā, izlaižot sesijas uzstādījumu skatu un saglabājot iepriekšējās sesijas uzstādījumus.</w:t>
+      </w:r>
+    </w:p>
+    <w:p>
+      <w:pPr>
+        <w:spacing w:before="100" w:beforeAutospacing="1" w:after="100" w:afterAutospacing="1" w:line="240" w:lineRule="auto"/>
+        <w:ind w:firstLine="720"/>
+        <w:rPr>
+          <w:rFonts w:ascii="Times New Roman" w:eastAsia="Times New Roman" w:hAnsi="Times New Roman" w:cs="Times New Roman"/>
           <w:b/>
           <w:sz w:val="28"/>
           <w:szCs w:val="24"/>
@@ -2963,6 +3163,33 @@
           <w:lang w:val="lv-LV" w:eastAsia="lv-LV"/>
         </w:rPr>
         <w:t>Funkcionalitātes apraksts</w:t>
+      </w:r>
+    </w:p>
+    <w:p>
+      <w:pPr>
+        <w:pStyle w:val="ListParagraph"/>
+        <w:numPr>
+          <w:ilvl w:val="0"/>
+          <w:numId w:val="18"/>
+        </w:numPr>
+        <w:spacing w:before="100" w:beforeAutospacing="1" w:after="100" w:afterAutospacing="1" w:line="240" w:lineRule="auto"/>
+        <w:rPr>
+          <w:rFonts w:ascii="Times New Roman" w:eastAsia="Times New Roman" w:hAnsi="Times New Roman" w:cs="Times New Roman"/>
+          <w:b/>
+          <w:sz w:val="28"/>
+          <w:szCs w:val="24"/>
+          <w:lang w:val="lv-LV" w:eastAsia="lv-LV"/>
+        </w:rPr>
+      </w:pPr>
+      <w:r>
+        <w:rPr>
+          <w:rFonts w:ascii="Times New Roman" w:eastAsia="Times New Roman" w:hAnsi="Times New Roman" w:cs="Times New Roman"/>
+          <w:b/>
+          <w:sz w:val="28"/>
+          <w:szCs w:val="24"/>
+          <w:lang w:val="lv-LV" w:eastAsia="lv-LV"/>
+        </w:rPr>
+        <w:t>def close_all_windows():</w:t>
       </w:r>
     </w:p>
     <w:p>
@@ -3300,6 +3527,7 @@
                 <w:szCs w:val="24"/>
                 <w:lang w:val="lv-LV" w:eastAsia="lv-LV"/>
               </w:rPr>
+              <w:lastRenderedPageBreak/>
               <w:t>T1</w:t>
             </w:r>
           </w:p>
@@ -3386,7 +3614,6 @@
                 <w:szCs w:val="24"/>
                 <w:lang w:val="lv-LV" w:eastAsia="lv-LV"/>
               </w:rPr>
-              <w:lastRenderedPageBreak/>
               <w:t xml:space="preserve">Redzams programmas nosaukums un poga </w:t>
             </w:r>
             <w:r>
@@ -3857,18 +4084,7 @@
                 <w:u w:val="single"/>
                 <w:lang w:val="lv-LV" w:eastAsia="lv-LV"/>
               </w:rPr>
-              <w:t>Poga "sākt sesiju"</w:t>
-            </w:r>
-            <w:r>
-              <w:rPr>
-                <w:rFonts w:ascii="Times New Roman" w:eastAsia="Times New Roman" w:hAnsi="Times New Roman" w:cs="Times New Roman"/>
-                <w:i/>
-                <w:sz w:val="28"/>
-                <w:szCs w:val="24"/>
-                <w:u w:val="single"/>
-                <w:lang w:val="lv-LV" w:eastAsia="lv-LV"/>
-              </w:rPr>
-              <w:t>:</w:t>
+              <w:t>Poga "sākt sesiju":</w:t>
             </w:r>
           </w:p>
           <w:p>
@@ -4069,16 +4285,7 @@
                 <w:szCs w:val="24"/>
                 <w:lang w:val="lv-LV" w:eastAsia="lv-LV"/>
               </w:rPr>
-              <w:t xml:space="preserve">Poga </w:t>
-            </w:r>
-            <w:r>
-              <w:rPr>
-                <w:rFonts w:ascii="Times New Roman" w:eastAsia="Times New Roman" w:hAnsi="Times New Roman" w:cs="Times New Roman"/>
-                <w:sz w:val="24"/>
-                <w:szCs w:val="24"/>
-                <w:lang w:val="lv-LV" w:eastAsia="lv-LV"/>
-              </w:rPr>
-              <w:t>"atskaņot intervālu"</w:t>
+              <w:t>Poga "atskaņot intervālu"</w:t>
             </w:r>
           </w:p>
           <w:p>
@@ -4587,6 +4794,7 @@
                 <w:szCs w:val="24"/>
                 <w:lang w:val="lv-LV" w:eastAsia="lv-LV"/>
               </w:rPr>
+              <w:lastRenderedPageBreak/>
               <w:t>T9</w:t>
             </w:r>
           </w:p>
@@ -4677,7 +4885,6 @@
                 <w:szCs w:val="24"/>
                 <w:lang w:val="lv-LV" w:eastAsia="lv-LV"/>
               </w:rPr>
-              <w:lastRenderedPageBreak/>
               <w:t>Ļauj programai saprast, ka jāmaina atskaņojamais intervāls</w:t>
             </w:r>
           </w:p>
@@ -4838,7 +5045,59 @@
                 <w:szCs w:val="24"/>
                 <w:lang w:val="lv-LV" w:eastAsia="lv-LV"/>
               </w:rPr>
-              <w:t>sesijas uzstādījumi</w:t>
+              <w:t>S</w:t>
+            </w:r>
+            <w:r>
+              <w:rPr>
+                <w:rFonts w:ascii="Times New Roman" w:eastAsia="Times New Roman" w:hAnsi="Times New Roman" w:cs="Times New Roman"/>
+                <w:sz w:val="24"/>
+                <w:szCs w:val="24"/>
+                <w:lang w:val="lv-LV" w:eastAsia="lv-LV"/>
+              </w:rPr>
+              <w:t>esijas uzstādījumi</w:t>
+            </w:r>
+            <w:r>
+              <w:rPr>
+                <w:rFonts w:ascii="Times New Roman" w:eastAsia="Times New Roman" w:hAnsi="Times New Roman" w:cs="Times New Roman"/>
+                <w:sz w:val="24"/>
+                <w:szCs w:val="24"/>
+                <w:lang w:val="lv-LV" w:eastAsia="lv-LV"/>
+              </w:rPr>
+              <w:t>"</w:t>
+            </w:r>
+          </w:p>
+          <w:p>
+            <w:pPr>
+              <w:pStyle w:val="ListParagraph"/>
+              <w:numPr>
+                <w:ilvl w:val="0"/>
+                <w:numId w:val="16"/>
+              </w:numPr>
+              <w:spacing w:before="100" w:beforeAutospacing="1" w:after="100" w:afterAutospacing="1"/>
+              <w:rPr>
+                <w:rFonts w:ascii="Times New Roman" w:eastAsia="Times New Roman" w:hAnsi="Times New Roman" w:cs="Times New Roman"/>
+                <w:sz w:val="24"/>
+                <w:szCs w:val="24"/>
+                <w:lang w:val="lv-LV" w:eastAsia="lv-LV"/>
+              </w:rPr>
+            </w:pPr>
+            <w:r>
+              <w:rPr>
+                <w:rFonts w:ascii="Times New Roman" w:eastAsia="Times New Roman" w:hAnsi="Times New Roman" w:cs="Times New Roman"/>
+                <w:sz w:val="24"/>
+                <w:szCs w:val="24"/>
+                <w:lang w:val="lv-LV" w:eastAsia="lv-LV"/>
+              </w:rPr>
+              <w:t>Poga "</w:t>
+            </w:r>
+            <w:r>
+              <w:rPr>
+                <w:rFonts w:ascii="Times New Roman" w:eastAsia="Times New Roman" w:hAnsi="Times New Roman" w:cs="Times New Roman"/>
+                <w:sz w:val="24"/>
+                <w:szCs w:val="24"/>
+                <w:lang w:val="lv-LV" w:eastAsia="lv-LV"/>
+              </w:rPr>
+              <w:t>Spēlēt vēlreiz</w:t>
             </w:r>
             <w:r>
               <w:rPr>
@@ -5132,6 +5391,1378 @@
     </w:p>
     <w:p>
       <w:pPr>
+        <w:spacing w:before="100" w:beforeAutospacing="1" w:after="100" w:afterAutospacing="1" w:line="240" w:lineRule="auto"/>
+        <w:rPr>
+          <w:rFonts w:ascii="Times New Roman" w:eastAsia="Times New Roman" w:hAnsi="Times New Roman" w:cs="Times New Roman"/>
+          <w:sz w:val="28"/>
+          <w:szCs w:val="24"/>
+          <w:lang w:val="lv-LV" w:eastAsia="lv-LV"/>
+        </w:rPr>
+      </w:pPr>
+      <w:r>
+        <w:rPr>
+          <w:rFonts w:ascii="Times New Roman" w:eastAsia="Times New Roman" w:hAnsi="Times New Roman" w:cs="Times New Roman"/>
+          <w:i/>
+          <w:sz w:val="28"/>
+          <w:szCs w:val="24"/>
+          <w:u w:val="single"/>
+          <w:lang w:val="lv-LV" w:eastAsia="lv-LV"/>
+        </w:rPr>
+        <w:t>Programmas mērķis:</w:t>
+      </w:r>
+      <w:r>
+        <w:rPr>
+          <w:rFonts w:ascii="Times New Roman" w:eastAsia="Times New Roman" w:hAnsi="Times New Roman" w:cs="Times New Roman"/>
+          <w:b/>
+          <w:sz w:val="28"/>
+          <w:szCs w:val="24"/>
+          <w:lang w:val="lv-LV" w:eastAsia="lv-LV"/>
+        </w:rPr>
+        <w:t xml:space="preserve"> </w:t>
+      </w:r>
+      <w:r>
+        <w:rPr>
+          <w:rFonts w:ascii="Times New Roman" w:eastAsia="Times New Roman" w:hAnsi="Times New Roman" w:cs="Times New Roman"/>
+          <w:sz w:val="28"/>
+          <w:szCs w:val="24"/>
+          <w:lang w:val="lv-LV" w:eastAsia="lv-LV"/>
+        </w:rPr>
+        <w:t>Programma paredzēta mūziķiem priekš skaņas intervālu atpazīšanas treniņa. Programma automātiski pārbauda iesniegto atbildi un salīdzina to ar atskaņoto intervālu, attiecīgi parādot pareizo intervālu, ja tas nav atpazīts.</w:t>
+      </w:r>
+    </w:p>
+    <w:p>
+      <w:pPr>
+        <w:spacing w:before="100" w:beforeAutospacing="1" w:after="100" w:afterAutospacing="1" w:line="240" w:lineRule="auto"/>
+        <w:rPr>
+          <w:rFonts w:ascii="Times New Roman" w:eastAsia="Times New Roman" w:hAnsi="Times New Roman" w:cs="Times New Roman"/>
+          <w:i/>
+          <w:sz w:val="28"/>
+          <w:szCs w:val="24"/>
+          <w:u w:val="single"/>
+          <w:lang w:val="lv-LV" w:eastAsia="lv-LV"/>
+        </w:rPr>
+      </w:pPr>
+      <w:r>
+        <w:rPr>
+          <w:rFonts w:ascii="Times New Roman" w:eastAsia="Times New Roman" w:hAnsi="Times New Roman" w:cs="Times New Roman"/>
+          <w:i/>
+          <w:sz w:val="28"/>
+          <w:szCs w:val="24"/>
+          <w:u w:val="single"/>
+          <w:lang w:val="lv-LV" w:eastAsia="lv-LV"/>
+        </w:rPr>
+        <w:t>Programmas lietošanas instrukcija lietotājiem:</w:t>
+      </w:r>
+    </w:p>
+    <w:p>
+      <w:pPr>
+        <w:pStyle w:val="ListParagraph"/>
+        <w:numPr>
+          <w:ilvl w:val="0"/>
+          <w:numId w:val="19"/>
+        </w:numPr>
+        <w:spacing w:before="100" w:beforeAutospacing="1" w:after="100" w:afterAutospacing="1" w:line="240" w:lineRule="auto"/>
+        <w:rPr>
+          <w:color w:val="000000"/>
+          <w:sz w:val="27"/>
+          <w:szCs w:val="27"/>
+          <w:lang w:val="lv-LV"/>
+        </w:rPr>
+      </w:pPr>
+      <w:r>
+        <w:rPr>
+          <w:color w:val="000000"/>
+          <w:sz w:val="27"/>
+          <w:szCs w:val="27"/>
+          <w:lang w:val="lv-LV"/>
+        </w:rPr>
+        <w:t xml:space="preserve">Pēc programmas palaišanas ekrānā būs redzams programmas sākuma skats – spēles </w:t>
+      </w:r>
+      <w:r>
+        <w:rPr>
+          <w:color w:val="000000"/>
+          <w:sz w:val="27"/>
+          <w:szCs w:val="27"/>
+          <w:lang w:val="lv-LV"/>
+        </w:rPr>
+        <w:t xml:space="preserve">nosaukums, </w:t>
+      </w:r>
+      <w:r>
+        <w:rPr>
+          <w:color w:val="000000"/>
+          <w:sz w:val="27"/>
+          <w:szCs w:val="27"/>
+          <w:lang w:val="lv-LV"/>
+        </w:rPr>
+        <w:t>iespēja sākt spēli un doties uz sesijas uzstādījumiem ar poga "Sesijas uzstādījumi</w:t>
+      </w:r>
+      <w:r>
+        <w:rPr>
+          <w:color w:val="000000"/>
+          <w:sz w:val="27"/>
+          <w:szCs w:val="27"/>
+          <w:lang w:val="lv-LV"/>
+        </w:rPr>
+        <w:t>". B</w:t>
+      </w:r>
+      <w:r>
+        <w:rPr>
+          <w:color w:val="000000"/>
+          <w:sz w:val="27"/>
+          <w:szCs w:val="27"/>
+          <w:lang w:val="lv-LV"/>
+        </w:rPr>
+        <w:t xml:space="preserve">eigt darbu ar programmu </w:t>
+      </w:r>
+      <w:r>
+        <w:rPr>
+          <w:color w:val="000000"/>
+          <w:sz w:val="27"/>
+          <w:szCs w:val="27"/>
+          <w:lang w:val="lv-LV"/>
+        </w:rPr>
+        <w:t xml:space="preserve">var jebkurā brīdī </w:t>
+      </w:r>
+      <w:r>
+        <w:rPr>
+          <w:color w:val="000000"/>
+          <w:sz w:val="27"/>
+          <w:szCs w:val="27"/>
+          <w:lang w:val="lv-LV"/>
+        </w:rPr>
+        <w:t>klikšķinot uz aizvēršanas pogas "Close/Aizvērt" programmas loga labajā augšējā stūrī</w:t>
+      </w:r>
+    </w:p>
+    <w:p>
+      <w:pPr>
+        <w:pStyle w:val="ListParagraph"/>
+        <w:numPr>
+          <w:ilvl w:val="0"/>
+          <w:numId w:val="19"/>
+        </w:numPr>
+        <w:spacing w:before="100" w:beforeAutospacing="1" w:after="100" w:afterAutospacing="1" w:line="240" w:lineRule="auto"/>
+        <w:rPr>
+          <w:color w:val="000000"/>
+          <w:sz w:val="27"/>
+          <w:szCs w:val="27"/>
+          <w:lang w:val="lv-LV"/>
+        </w:rPr>
+      </w:pPr>
+      <w:r>
+        <w:rPr>
+          <w:color w:val="000000"/>
+          <w:sz w:val="27"/>
+          <w:szCs w:val="27"/>
+          <w:lang w:val="lv-LV"/>
+        </w:rPr>
+        <w:t>Sākuma skatā un visos turpmākajos skatu apakšā ir redzama klavieru tastitūra, kuru var izmantot, lai palīdzētu sev noteikt</w:t>
+      </w:r>
+      <w:r>
+        <w:rPr>
+          <w:color w:val="000000"/>
+          <w:sz w:val="27"/>
+          <w:szCs w:val="27"/>
+          <w:lang w:val="lv-LV"/>
+        </w:rPr>
+        <w:t xml:space="preserve"> atskaņotos</w:t>
+      </w:r>
+      <w:r>
+        <w:rPr>
+          <w:color w:val="000000"/>
+          <w:sz w:val="27"/>
+          <w:szCs w:val="27"/>
+          <w:lang w:val="lv-LV"/>
+        </w:rPr>
+        <w:t xml:space="preserve"> intervālus.</w:t>
+      </w:r>
+    </w:p>
+    <w:p>
+      <w:pPr>
+        <w:spacing w:before="100" w:beforeAutospacing="1" w:after="100" w:afterAutospacing="1" w:line="240" w:lineRule="auto"/>
+        <w:rPr>
+          <w:rFonts w:ascii="Times New Roman" w:eastAsia="Times New Roman" w:hAnsi="Times New Roman" w:cs="Times New Roman"/>
+          <w:i/>
+          <w:sz w:val="28"/>
+          <w:szCs w:val="24"/>
+          <w:u w:val="single"/>
+          <w:lang w:val="lv-LV" w:eastAsia="lv-LV"/>
+        </w:rPr>
+      </w:pPr>
+      <w:r>
+        <w:rPr>
+          <w:rFonts w:ascii="Times New Roman" w:eastAsia="Times New Roman" w:hAnsi="Times New Roman" w:cs="Times New Roman"/>
+          <w:i/>
+          <w:noProof/>
+          <w:sz w:val="28"/>
+          <w:szCs w:val="24"/>
+          <w:u w:val="single"/>
+          <w:lang w:val="lv-LV" w:eastAsia="lv-LV"/>
+        </w:rPr>
+        <w:lastRenderedPageBreak/>
+        <w:drawing>
+          <wp:inline distT="0" distB="0" distL="0" distR="0" wp14:anchorId="6B33554D" wp14:editId="65A5E88A">
+            <wp:extent cx="6645910" cy="3894455"/>
+            <wp:effectExtent l="0" t="0" r="2540" b="0"/>
+            <wp:docPr id="2" name="Picture 2"/>
+            <wp:cNvGraphicFramePr>
+              <a:graphicFrameLocks xmlns:a="http://schemas.openxmlformats.org/drawingml/2006/main" noChangeAspect="1"/>
+            </wp:cNvGraphicFramePr>
+            <a:graphic xmlns:a="http://schemas.openxmlformats.org/drawingml/2006/main">
+              <a:graphicData uri="http://schemas.openxmlformats.org/drawingml/2006/picture">
+                <pic:pic xmlns:pic="http://schemas.openxmlformats.org/drawingml/2006/picture">
+                  <pic:nvPicPr>
+                    <pic:cNvPr id="1" name=""/>
+                    <pic:cNvPicPr/>
+                  </pic:nvPicPr>
+                  <pic:blipFill>
+                    <a:blip r:embed="rId6"/>
+                    <a:stretch>
+                      <a:fillRect/>
+                    </a:stretch>
+                  </pic:blipFill>
+                  <pic:spPr>
+                    <a:xfrm>
+                      <a:off x="0" y="0"/>
+                      <a:ext cx="6645910" cy="3894455"/>
+                    </a:xfrm>
+                    <a:prstGeom prst="rect">
+                      <a:avLst/>
+                    </a:prstGeom>
+                  </pic:spPr>
+                </pic:pic>
+              </a:graphicData>
+            </a:graphic>
+          </wp:inline>
+        </w:drawing>
+      </w:r>
+    </w:p>
+    <w:p>
+      <w:pPr>
+        <w:pStyle w:val="ListParagraph"/>
+        <w:numPr>
+          <w:ilvl w:val="0"/>
+          <w:numId w:val="19"/>
+        </w:numPr>
+        <w:spacing w:before="100" w:beforeAutospacing="1" w:after="100" w:afterAutospacing="1" w:line="240" w:lineRule="auto"/>
+        <w:rPr>
+          <w:rFonts w:ascii="Times New Roman" w:eastAsia="Times New Roman" w:hAnsi="Times New Roman" w:cs="Times New Roman"/>
+          <w:b/>
+          <w:sz w:val="28"/>
+          <w:szCs w:val="24"/>
+          <w:lang w:val="lv-LV" w:eastAsia="lv-LV"/>
+        </w:rPr>
+      </w:pPr>
+      <w:r>
+        <w:rPr>
+          <w:color w:val="000000"/>
+          <w:sz w:val="27"/>
+          <w:szCs w:val="27"/>
+          <w:lang w:val="lv-LV"/>
+        </w:rPr>
+        <w:t>Klikšķinot uz pogas "Sesijas uzstādījumi</w:t>
+      </w:r>
+      <w:r>
+        <w:rPr>
+          <w:color w:val="000000"/>
+          <w:sz w:val="27"/>
+          <w:szCs w:val="27"/>
+          <w:lang w:val="lv-LV"/>
+        </w:rPr>
+        <w:t>"</w:t>
+      </w:r>
+      <w:r>
+        <w:rPr>
+          <w:color w:val="000000"/>
+          <w:sz w:val="27"/>
+          <w:szCs w:val="27"/>
+          <w:lang w:val="lv-LV"/>
+        </w:rPr>
+        <w:t xml:space="preserve"> sākuma skats tiek aizvērts un tiek atvērt sesijas uzstādījumu skats, kurā var izvēlēties iestatījumus priekš ja</w:t>
+      </w:r>
+      <w:r>
+        <w:rPr>
+          <w:color w:val="000000"/>
+          <w:sz w:val="27"/>
+          <w:szCs w:val="27"/>
+          <w:lang w:val="lv-LV"/>
+        </w:rPr>
+        <w:t>unas sesijas. Lietotājam ir jāiz</w:t>
+      </w:r>
+      <w:r>
+        <w:rPr>
+          <w:color w:val="000000"/>
+          <w:sz w:val="27"/>
+          <w:szCs w:val="27"/>
+          <w:lang w:val="lv-LV"/>
+        </w:rPr>
+        <w:t>v</w:t>
+      </w:r>
+      <w:r>
+        <w:rPr>
+          <w:color w:val="000000"/>
+          <w:sz w:val="27"/>
+          <w:szCs w:val="27"/>
+          <w:lang w:val="lv-LV"/>
+        </w:rPr>
+        <w:t>ēl</w:t>
+      </w:r>
+      <w:r>
+        <w:rPr>
+          <w:color w:val="000000"/>
+          <w:sz w:val="27"/>
+          <w:szCs w:val="27"/>
+          <w:lang w:val="lv-LV"/>
+        </w:rPr>
+        <w:t xml:space="preserve">as cik intervālus viņš vēlas klausīties (robežās no 1-30) un jāizvēlas, vai intervēlus vēlās klausīties melodiski vai harmoniski. Skatā redzama ir arī poga </w:t>
+      </w:r>
+      <w:r>
+        <w:rPr>
+          <w:color w:val="000000"/>
+          <w:sz w:val="27"/>
+          <w:szCs w:val="27"/>
+          <w:lang w:val="lv-LV"/>
+        </w:rPr>
+        <w:t>"Sākt</w:t>
+      </w:r>
+      <w:r>
+        <w:rPr>
+          <w:color w:val="000000"/>
+          <w:sz w:val="27"/>
+          <w:szCs w:val="27"/>
+          <w:lang w:val="lv-LV"/>
+        </w:rPr>
+        <w:t xml:space="preserve"> sesiju</w:t>
+      </w:r>
+      <w:r>
+        <w:rPr>
+          <w:color w:val="000000"/>
+          <w:sz w:val="27"/>
+          <w:szCs w:val="27"/>
+          <w:lang w:val="lv-LV"/>
+        </w:rPr>
+        <w:t>"</w:t>
+      </w:r>
+      <w:r>
+        <w:rPr>
+          <w:color w:val="000000"/>
+          <w:sz w:val="27"/>
+          <w:szCs w:val="27"/>
+          <w:lang w:val="lv-LV"/>
+        </w:rPr>
+        <w:t>, kura, kad</w:t>
+      </w:r>
+      <w:r>
+        <w:rPr>
+          <w:color w:val="000000"/>
+          <w:sz w:val="27"/>
+          <w:szCs w:val="27"/>
+          <w:lang w:val="lv-LV"/>
+        </w:rPr>
+        <w:t xml:space="preserve"> ir izpildīti visi nepieciešamie kritēriji, ļauj uzsā</w:t>
+      </w:r>
+      <w:r>
+        <w:rPr>
+          <w:color w:val="000000"/>
+          <w:sz w:val="27"/>
+          <w:szCs w:val="27"/>
+          <w:lang w:val="lv-LV"/>
+        </w:rPr>
+        <w:t>kt jaunu sesiju un atskaņo pirmo</w:t>
+      </w:r>
+      <w:r>
+        <w:rPr>
+          <w:color w:val="000000"/>
+          <w:sz w:val="27"/>
+          <w:szCs w:val="27"/>
+          <w:lang w:val="lv-LV"/>
+        </w:rPr>
+        <w:t xml:space="preserve"> intervālu.</w:t>
+      </w:r>
+    </w:p>
+    <w:p>
+      <w:pPr>
+        <w:spacing w:before="100" w:beforeAutospacing="1" w:after="100" w:afterAutospacing="1" w:line="240" w:lineRule="auto"/>
+        <w:rPr>
+          <w:rFonts w:ascii="Times New Roman" w:eastAsia="Times New Roman" w:hAnsi="Times New Roman" w:cs="Times New Roman"/>
+          <w:b/>
+          <w:sz w:val="28"/>
+          <w:szCs w:val="24"/>
+          <w:lang w:val="lv-LV" w:eastAsia="lv-LV"/>
+        </w:rPr>
+      </w:pPr>
+      <w:r>
+        <w:rPr>
+          <w:rFonts w:ascii="Times New Roman" w:eastAsia="Times New Roman" w:hAnsi="Times New Roman" w:cs="Times New Roman"/>
+          <w:b/>
+          <w:noProof/>
+          <w:sz w:val="28"/>
+          <w:szCs w:val="24"/>
+          <w:lang w:val="lv-LV" w:eastAsia="lv-LV"/>
+        </w:rPr>
+        <w:drawing>
+          <wp:inline distT="0" distB="0" distL="0" distR="0" wp14:anchorId="62078BD1" wp14:editId="7E06EFD2">
+            <wp:extent cx="6645910" cy="3884295"/>
+            <wp:effectExtent l="0" t="0" r="2540" b="1905"/>
+            <wp:docPr id="3" name="Picture 3"/>
+            <wp:cNvGraphicFramePr>
+              <a:graphicFrameLocks xmlns:a="http://schemas.openxmlformats.org/drawingml/2006/main" noChangeAspect="1"/>
+            </wp:cNvGraphicFramePr>
+            <a:graphic xmlns:a="http://schemas.openxmlformats.org/drawingml/2006/main">
+              <a:graphicData uri="http://schemas.openxmlformats.org/drawingml/2006/picture">
+                <pic:pic xmlns:pic="http://schemas.openxmlformats.org/drawingml/2006/picture">
+                  <pic:nvPicPr>
+                    <pic:cNvPr id="1" name=""/>
+                    <pic:cNvPicPr/>
+                  </pic:nvPicPr>
+                  <pic:blipFill>
+                    <a:blip r:embed="rId7"/>
+                    <a:stretch>
+                      <a:fillRect/>
+                    </a:stretch>
+                  </pic:blipFill>
+                  <pic:spPr>
+                    <a:xfrm>
+                      <a:off x="0" y="0"/>
+                      <a:ext cx="6645910" cy="3884295"/>
+                    </a:xfrm>
+                    <a:prstGeom prst="rect">
+                      <a:avLst/>
+                    </a:prstGeom>
+                  </pic:spPr>
+                </pic:pic>
+              </a:graphicData>
+            </a:graphic>
+          </wp:inline>
+        </w:drawing>
+      </w:r>
+    </w:p>
+    <w:p>
+      <w:pPr>
+        <w:pStyle w:val="ListParagraph"/>
+        <w:numPr>
+          <w:ilvl w:val="0"/>
+          <w:numId w:val="19"/>
+        </w:numPr>
+        <w:spacing w:before="100" w:beforeAutospacing="1" w:after="100" w:afterAutospacing="1" w:line="240" w:lineRule="auto"/>
+        <w:rPr>
+          <w:rFonts w:ascii="Times New Roman" w:eastAsia="Times New Roman" w:hAnsi="Times New Roman" w:cs="Times New Roman"/>
+          <w:sz w:val="28"/>
+          <w:szCs w:val="24"/>
+          <w:lang w:val="lv-LV" w:eastAsia="lv-LV"/>
+        </w:rPr>
+      </w:pPr>
+      <w:r>
+        <w:rPr>
+          <w:rFonts w:ascii="Times New Roman" w:eastAsia="Times New Roman" w:hAnsi="Times New Roman" w:cs="Times New Roman"/>
+          <w:sz w:val="28"/>
+          <w:szCs w:val="24"/>
+          <w:lang w:val="lv-LV" w:eastAsia="lv-LV"/>
+        </w:rPr>
+        <w:lastRenderedPageBreak/>
+        <w:t>Nospiežot pogu</w:t>
+      </w:r>
+      <w:r>
+        <w:rPr>
+          <w:rFonts w:ascii="Times New Roman" w:eastAsia="Times New Roman" w:hAnsi="Times New Roman" w:cs="Times New Roman"/>
+          <w:sz w:val="28"/>
+          <w:szCs w:val="24"/>
+          <w:lang w:val="lv-LV" w:eastAsia="lv-LV"/>
+        </w:rPr>
+        <w:t xml:space="preserve"> </w:t>
+      </w:r>
+      <w:r>
+        <w:rPr>
+          <w:color w:val="000000"/>
+          <w:sz w:val="27"/>
+          <w:szCs w:val="27"/>
+          <w:lang w:val="lv-LV"/>
+        </w:rPr>
+        <w:t>"Sākt</w:t>
+      </w:r>
+      <w:r>
+        <w:rPr>
+          <w:color w:val="000000"/>
+          <w:sz w:val="27"/>
+          <w:szCs w:val="27"/>
+          <w:lang w:val="lv-LV"/>
+        </w:rPr>
+        <w:t xml:space="preserve"> sesiju</w:t>
+      </w:r>
+      <w:r>
+        <w:rPr>
+          <w:color w:val="000000"/>
+          <w:sz w:val="27"/>
+          <w:szCs w:val="27"/>
+          <w:lang w:val="lv-LV"/>
+        </w:rPr>
+        <w:t>"</w:t>
+      </w:r>
+      <w:r>
+        <w:rPr>
+          <w:color w:val="000000"/>
+          <w:sz w:val="27"/>
+          <w:szCs w:val="27"/>
+          <w:lang w:val="lv-LV"/>
+        </w:rPr>
+        <w:t xml:space="preserve"> uzstādījumu skats tiek aizvērt un tiek atvērts intervālu skats, atskaņots pirmais nejauši izvēlētais intervāls. Ekrāna augšējā kreisajā stūrī var redzēt minēto intervālu skaitu un iepriekšējā skatā ievadīto skaitli, kas atbilst vēlajamam klausāmo intervālu skaitam. </w:t>
+      </w:r>
+    </w:p>
+    <w:p>
+      <w:pPr>
+        <w:pStyle w:val="ListParagraph"/>
+        <w:numPr>
+          <w:ilvl w:val="0"/>
+          <w:numId w:val="19"/>
+        </w:numPr>
+        <w:spacing w:before="100" w:beforeAutospacing="1" w:after="100" w:afterAutospacing="1" w:line="240" w:lineRule="auto"/>
+        <w:rPr>
+          <w:rFonts w:ascii="Times New Roman" w:eastAsia="Times New Roman" w:hAnsi="Times New Roman" w:cs="Times New Roman"/>
+          <w:sz w:val="28"/>
+          <w:szCs w:val="24"/>
+          <w:lang w:val="lv-LV" w:eastAsia="lv-LV"/>
+        </w:rPr>
+      </w:pPr>
+      <w:r>
+        <w:rPr>
+          <w:color w:val="000000"/>
+          <w:sz w:val="27"/>
+          <w:szCs w:val="27"/>
+          <w:lang w:val="lv-LV"/>
+        </w:rPr>
+        <w:t xml:space="preserve">Ekrānā ir redzama poga </w:t>
+      </w:r>
+      <w:r>
+        <w:rPr>
+          <w:color w:val="000000"/>
+          <w:sz w:val="27"/>
+          <w:szCs w:val="27"/>
+          <w:lang w:val="lv-LV"/>
+        </w:rPr>
+        <w:t>"</w:t>
+      </w:r>
+      <w:r>
+        <w:rPr>
+          <w:color w:val="000000"/>
+          <w:sz w:val="27"/>
+          <w:szCs w:val="27"/>
+          <w:lang w:val="lv-LV"/>
+        </w:rPr>
+        <w:t>Atskaņot intervālu</w:t>
+      </w:r>
+      <w:r>
+        <w:rPr>
+          <w:color w:val="000000"/>
+          <w:sz w:val="27"/>
+          <w:szCs w:val="27"/>
+          <w:lang w:val="lv-LV"/>
+        </w:rPr>
+        <w:t>"</w:t>
+      </w:r>
+      <w:r>
+        <w:rPr>
+          <w:color w:val="000000"/>
+          <w:sz w:val="27"/>
+          <w:szCs w:val="27"/>
+          <w:lang w:val="lv-LV"/>
+        </w:rPr>
+        <w:t>, kas atskaņo vienu un to pašu intervālu līdz minējuma sniegšanas, pogu var spiest atkārtoti.</w:t>
+      </w:r>
+    </w:p>
+    <w:p>
+      <w:pPr>
+        <w:pStyle w:val="ListParagraph"/>
+        <w:numPr>
+          <w:ilvl w:val="0"/>
+          <w:numId w:val="19"/>
+        </w:numPr>
+        <w:spacing w:before="100" w:beforeAutospacing="1" w:after="100" w:afterAutospacing="1" w:line="240" w:lineRule="auto"/>
+        <w:rPr>
+          <w:rFonts w:ascii="Times New Roman" w:eastAsia="Times New Roman" w:hAnsi="Times New Roman" w:cs="Times New Roman"/>
+          <w:sz w:val="28"/>
+          <w:szCs w:val="24"/>
+          <w:lang w:val="lv-LV" w:eastAsia="lv-LV"/>
+        </w:rPr>
+      </w:pPr>
+      <w:r>
+        <w:rPr>
+          <w:color w:val="000000"/>
+          <w:sz w:val="27"/>
+          <w:szCs w:val="27"/>
+          <w:lang w:val="lv-LV"/>
+        </w:rPr>
+        <w:t>Atbildi var iesniegt uzspiežot vienu no 12 pogām uz kurām ir attēloti dažādu intervālu nosaukumi. Ja atbilde ir pareiza, izvēlētā poga paliks zaļa, bet ja iesniegtā atbilde ir bijusi nepareiza, nospiestā poga paliks sarkana un pareizai atbildei attiecīgā poga tiks nokrāsota zaļā krāsā.</w:t>
+      </w:r>
+    </w:p>
+    <w:p>
+      <w:pPr>
+        <w:spacing w:before="100" w:beforeAutospacing="1" w:after="100" w:afterAutospacing="1" w:line="240" w:lineRule="auto"/>
+        <w:rPr>
+          <w:rFonts w:ascii="Times New Roman" w:eastAsia="Times New Roman" w:hAnsi="Times New Roman" w:cs="Times New Roman"/>
+          <w:sz w:val="28"/>
+          <w:szCs w:val="24"/>
+          <w:lang w:val="lv-LV" w:eastAsia="lv-LV"/>
+        </w:rPr>
+      </w:pPr>
+      <w:r>
+        <w:rPr>
+          <w:rFonts w:ascii="Times New Roman" w:eastAsia="Times New Roman" w:hAnsi="Times New Roman" w:cs="Times New Roman"/>
+          <w:sz w:val="28"/>
+          <w:szCs w:val="24"/>
+          <w:lang w:val="lv-LV" w:eastAsia="lv-LV"/>
+        </w:rPr>
+        <w:drawing>
+          <wp:inline distT="0" distB="0" distL="0" distR="0" wp14:anchorId="2630AFAD" wp14:editId="51A061D9">
+            <wp:extent cx="6645910" cy="3860165"/>
+            <wp:effectExtent l="0" t="0" r="2540" b="6985"/>
+            <wp:docPr id="8" name="Picture 8"/>
+            <wp:cNvGraphicFramePr>
+              <a:graphicFrameLocks xmlns:a="http://schemas.openxmlformats.org/drawingml/2006/main" noChangeAspect="1"/>
+            </wp:cNvGraphicFramePr>
+            <a:graphic xmlns:a="http://schemas.openxmlformats.org/drawingml/2006/main">
+              <a:graphicData uri="http://schemas.openxmlformats.org/drawingml/2006/picture">
+                <pic:pic xmlns:pic="http://schemas.openxmlformats.org/drawingml/2006/picture">
+                  <pic:nvPicPr>
+                    <pic:cNvPr id="1" name=""/>
+                    <pic:cNvPicPr/>
+                  </pic:nvPicPr>
+                  <pic:blipFill>
+                    <a:blip r:embed="rId8"/>
+                    <a:stretch>
+                      <a:fillRect/>
+                    </a:stretch>
+                  </pic:blipFill>
+                  <pic:spPr>
+                    <a:xfrm>
+                      <a:off x="0" y="0"/>
+                      <a:ext cx="6645910" cy="3860165"/>
+                    </a:xfrm>
+                    <a:prstGeom prst="rect">
+                      <a:avLst/>
+                    </a:prstGeom>
+                  </pic:spPr>
+                </pic:pic>
+              </a:graphicData>
+            </a:graphic>
+          </wp:inline>
+        </w:drawing>
+      </w:r>
+    </w:p>
+    <w:p>
+      <w:pPr>
+        <w:spacing w:before="100" w:beforeAutospacing="1" w:after="100" w:afterAutospacing="1" w:line="240" w:lineRule="auto"/>
+        <w:rPr>
+          <w:rFonts w:ascii="Times New Roman" w:eastAsia="Times New Roman" w:hAnsi="Times New Roman" w:cs="Times New Roman"/>
+          <w:sz w:val="28"/>
+          <w:szCs w:val="24"/>
+          <w:lang w:val="lv-LV" w:eastAsia="lv-LV"/>
+        </w:rPr>
+      </w:pPr>
+      <w:r>
+        <w:rPr>
+          <w:rFonts w:ascii="Times New Roman" w:eastAsia="Times New Roman" w:hAnsi="Times New Roman" w:cs="Times New Roman"/>
+          <w:noProof/>
+          <w:sz w:val="28"/>
+          <w:szCs w:val="24"/>
+          <w:lang w:val="lv-LV" w:eastAsia="lv-LV"/>
+        </w:rPr>
+        <w:lastRenderedPageBreak/>
+        <w:drawing>
+          <wp:inline distT="0" distB="0" distL="0" distR="0" wp14:anchorId="4669BF6B" wp14:editId="0967DC74">
+            <wp:extent cx="6645910" cy="3848735"/>
+            <wp:effectExtent l="0" t="0" r="2540" b="0"/>
+            <wp:docPr id="5" name="Picture 5"/>
+            <wp:cNvGraphicFramePr>
+              <a:graphicFrameLocks xmlns:a="http://schemas.openxmlformats.org/drawingml/2006/main" noChangeAspect="1"/>
+            </wp:cNvGraphicFramePr>
+            <a:graphic xmlns:a="http://schemas.openxmlformats.org/drawingml/2006/main">
+              <a:graphicData uri="http://schemas.openxmlformats.org/drawingml/2006/picture">
+                <pic:pic xmlns:pic="http://schemas.openxmlformats.org/drawingml/2006/picture">
+                  <pic:nvPicPr>
+                    <pic:cNvPr id="1" name=""/>
+                    <pic:cNvPicPr/>
+                  </pic:nvPicPr>
+                  <pic:blipFill>
+                    <a:blip r:embed="rId9"/>
+                    <a:stretch>
+                      <a:fillRect/>
+                    </a:stretch>
+                  </pic:blipFill>
+                  <pic:spPr>
+                    <a:xfrm>
+                      <a:off x="0" y="0"/>
+                      <a:ext cx="6645910" cy="3848735"/>
+                    </a:xfrm>
+                    <a:prstGeom prst="rect">
+                      <a:avLst/>
+                    </a:prstGeom>
+                  </pic:spPr>
+                </pic:pic>
+              </a:graphicData>
+            </a:graphic>
+          </wp:inline>
+        </w:drawing>
+      </w:r>
+    </w:p>
+    <w:p>
+      <w:pPr>
+        <w:spacing w:before="100" w:beforeAutospacing="1" w:after="100" w:afterAutospacing="1" w:line="240" w:lineRule="auto"/>
+        <w:rPr>
+          <w:rFonts w:ascii="Times New Roman" w:eastAsia="Times New Roman" w:hAnsi="Times New Roman" w:cs="Times New Roman"/>
+          <w:sz w:val="28"/>
+          <w:szCs w:val="24"/>
+          <w:lang w:val="lv-LV" w:eastAsia="lv-LV"/>
+        </w:rPr>
+      </w:pPr>
+      <w:r>
+        <w:rPr>
+          <w:rFonts w:ascii="Times New Roman" w:eastAsia="Times New Roman" w:hAnsi="Times New Roman" w:cs="Times New Roman"/>
+          <w:noProof/>
+          <w:sz w:val="28"/>
+          <w:szCs w:val="24"/>
+          <w:lang w:val="lv-LV" w:eastAsia="lv-LV"/>
+        </w:rPr>
+        <w:drawing>
+          <wp:inline distT="0" distB="0" distL="0" distR="0" wp14:anchorId="62E6D871" wp14:editId="7CB9E759">
+            <wp:extent cx="6645910" cy="3867785"/>
+            <wp:effectExtent l="0" t="0" r="2540" b="0"/>
+            <wp:docPr id="6" name="Picture 6"/>
+            <wp:cNvGraphicFramePr>
+              <a:graphicFrameLocks xmlns:a="http://schemas.openxmlformats.org/drawingml/2006/main" noChangeAspect="1"/>
+            </wp:cNvGraphicFramePr>
+            <a:graphic xmlns:a="http://schemas.openxmlformats.org/drawingml/2006/main">
+              <a:graphicData uri="http://schemas.openxmlformats.org/drawingml/2006/picture">
+                <pic:pic xmlns:pic="http://schemas.openxmlformats.org/drawingml/2006/picture">
+                  <pic:nvPicPr>
+                    <pic:cNvPr id="1" name=""/>
+                    <pic:cNvPicPr/>
+                  </pic:nvPicPr>
+                  <pic:blipFill>
+                    <a:blip r:embed="rId10"/>
+                    <a:stretch>
+                      <a:fillRect/>
+                    </a:stretch>
+                  </pic:blipFill>
+                  <pic:spPr>
+                    <a:xfrm>
+                      <a:off x="0" y="0"/>
+                      <a:ext cx="6645910" cy="3867785"/>
+                    </a:xfrm>
+                    <a:prstGeom prst="rect">
+                      <a:avLst/>
+                    </a:prstGeom>
+                  </pic:spPr>
+                </pic:pic>
+              </a:graphicData>
+            </a:graphic>
+          </wp:inline>
+        </w:drawing>
+      </w:r>
+    </w:p>
+    <w:p>
+      <w:pPr>
+        <w:pStyle w:val="ListParagraph"/>
+        <w:numPr>
+          <w:ilvl w:val="0"/>
+          <w:numId w:val="19"/>
+        </w:numPr>
+        <w:spacing w:before="100" w:beforeAutospacing="1" w:after="100" w:afterAutospacing="1" w:line="240" w:lineRule="auto"/>
+        <w:rPr>
+          <w:rFonts w:ascii="Times New Roman" w:eastAsia="Times New Roman" w:hAnsi="Times New Roman" w:cs="Times New Roman"/>
+          <w:sz w:val="28"/>
+          <w:szCs w:val="24"/>
+          <w:lang w:val="lv-LV" w:eastAsia="lv-LV"/>
+        </w:rPr>
+      </w:pPr>
+      <w:r>
+        <w:rPr>
+          <w:rFonts w:ascii="Times New Roman" w:eastAsia="Times New Roman" w:hAnsi="Times New Roman" w:cs="Times New Roman"/>
+          <w:sz w:val="28"/>
+          <w:szCs w:val="24"/>
+          <w:lang w:val="lv-LV" w:eastAsia="lv-LV"/>
+        </w:rPr>
+        <w:t>Pareizās atbildes tiek skaitītas un to skaits tiek parādīt beigu skatā.</w:t>
+      </w:r>
+    </w:p>
+    <w:p>
+      <w:pPr>
+        <w:pStyle w:val="ListParagraph"/>
+        <w:numPr>
+          <w:ilvl w:val="0"/>
+          <w:numId w:val="19"/>
+        </w:numPr>
+        <w:spacing w:before="100" w:beforeAutospacing="1" w:after="100" w:afterAutospacing="1" w:line="240" w:lineRule="auto"/>
+        <w:rPr>
+          <w:rFonts w:ascii="Times New Roman" w:eastAsia="Times New Roman" w:hAnsi="Times New Roman" w:cs="Times New Roman"/>
+          <w:sz w:val="28"/>
+          <w:szCs w:val="24"/>
+          <w:lang w:val="lv-LV" w:eastAsia="lv-LV"/>
+        </w:rPr>
+      </w:pPr>
+      <w:r>
+        <w:rPr>
+          <w:rFonts w:ascii="Times New Roman" w:eastAsia="Times New Roman" w:hAnsi="Times New Roman" w:cs="Times New Roman"/>
+          <w:sz w:val="28"/>
+          <w:szCs w:val="24"/>
+          <w:lang w:val="lv-LV" w:eastAsia="lv-LV"/>
+        </w:rPr>
+        <w:t xml:space="preserve">Pēc katra minējuma poga </w:t>
+      </w:r>
+      <w:r>
+        <w:rPr>
+          <w:color w:val="000000"/>
+          <w:sz w:val="27"/>
+          <w:szCs w:val="27"/>
+          <w:lang w:val="lv-LV"/>
+        </w:rPr>
+        <w:t>"</w:t>
+      </w:r>
+      <w:r>
+        <w:rPr>
+          <w:color w:val="000000"/>
+          <w:sz w:val="27"/>
+          <w:szCs w:val="27"/>
+          <w:lang w:val="lv-LV"/>
+        </w:rPr>
+        <w:t>Atskaņot intervālu</w:t>
+      </w:r>
+      <w:r>
+        <w:rPr>
+          <w:color w:val="000000"/>
+          <w:sz w:val="27"/>
+          <w:szCs w:val="27"/>
+          <w:lang w:val="lv-LV"/>
+        </w:rPr>
+        <w:t>"</w:t>
+      </w:r>
+      <w:r>
+        <w:rPr>
+          <w:color w:val="000000"/>
+          <w:sz w:val="27"/>
+          <w:szCs w:val="27"/>
+          <w:lang w:val="lv-LV"/>
+        </w:rPr>
+        <w:t xml:space="preserve"> nomainās pret pogu </w:t>
+      </w:r>
+      <w:r>
+        <w:rPr>
+          <w:color w:val="000000"/>
+          <w:sz w:val="27"/>
+          <w:szCs w:val="27"/>
+          <w:lang w:val="lv-LV"/>
+        </w:rPr>
+        <w:t>"</w:t>
+      </w:r>
+      <w:r>
+        <w:rPr>
+          <w:color w:val="000000"/>
+          <w:sz w:val="27"/>
+          <w:szCs w:val="27"/>
+          <w:lang w:val="lv-LV"/>
+        </w:rPr>
+        <w:t>Nākamais</w:t>
+      </w:r>
+      <w:r>
+        <w:rPr>
+          <w:color w:val="000000"/>
+          <w:sz w:val="27"/>
+          <w:szCs w:val="27"/>
+          <w:lang w:val="lv-LV"/>
+        </w:rPr>
+        <w:t xml:space="preserve"> intervāls</w:t>
+      </w:r>
+      <w:r>
+        <w:rPr>
+          <w:color w:val="000000"/>
+          <w:sz w:val="27"/>
+          <w:szCs w:val="27"/>
+          <w:lang w:val="lv-LV"/>
+        </w:rPr>
+        <w:t>"</w:t>
+      </w:r>
+      <w:r>
+        <w:rPr>
+          <w:color w:val="000000"/>
+          <w:sz w:val="27"/>
+          <w:szCs w:val="27"/>
+          <w:lang w:val="lv-LV"/>
+        </w:rPr>
+        <w:t>, kuru nospiežot tiek atskaņots jauns intervāls, pogu krāsas atkal tiek atiestatītas uz pelēkām</w:t>
+      </w:r>
+      <w:r>
+        <w:rPr>
+          <w:color w:val="000000"/>
+          <w:sz w:val="27"/>
+          <w:szCs w:val="27"/>
+          <w:lang w:val="lv-LV"/>
+        </w:rPr>
+        <w:t xml:space="preserve"> un poga </w:t>
+      </w:r>
+      <w:r>
+        <w:rPr>
+          <w:color w:val="000000"/>
+          <w:sz w:val="27"/>
+          <w:szCs w:val="27"/>
+          <w:lang w:val="lv-LV"/>
+        </w:rPr>
+        <w:t>"</w:t>
+      </w:r>
+      <w:r>
+        <w:rPr>
+          <w:color w:val="000000"/>
+          <w:sz w:val="27"/>
+          <w:szCs w:val="27"/>
+          <w:lang w:val="lv-LV"/>
+        </w:rPr>
+        <w:t>Nākamais intervāls</w:t>
+      </w:r>
+      <w:r>
+        <w:rPr>
+          <w:color w:val="000000"/>
+          <w:sz w:val="27"/>
+          <w:szCs w:val="27"/>
+          <w:lang w:val="lv-LV"/>
+        </w:rPr>
+        <w:t>"</w:t>
+      </w:r>
+      <w:r>
+        <w:rPr>
+          <w:color w:val="000000"/>
+          <w:sz w:val="27"/>
+          <w:szCs w:val="27"/>
+          <w:lang w:val="lv-LV"/>
+        </w:rPr>
+        <w:t xml:space="preserve"> atkal tiek pārvērsta par pogu </w:t>
+      </w:r>
+      <w:r>
+        <w:rPr>
+          <w:color w:val="000000"/>
+          <w:sz w:val="27"/>
+          <w:szCs w:val="27"/>
+          <w:lang w:val="lv-LV"/>
+        </w:rPr>
+        <w:t>"</w:t>
+      </w:r>
+      <w:r>
+        <w:rPr>
+          <w:color w:val="000000"/>
+          <w:sz w:val="27"/>
+          <w:szCs w:val="27"/>
+          <w:lang w:val="lv-LV"/>
+        </w:rPr>
+        <w:t>Atskaņot intervālu</w:t>
+      </w:r>
+      <w:r>
+        <w:rPr>
+          <w:color w:val="000000"/>
+          <w:sz w:val="27"/>
+          <w:szCs w:val="27"/>
+          <w:lang w:val="lv-LV"/>
+        </w:rPr>
+        <w:t>"</w:t>
+      </w:r>
+      <w:r>
+        <w:rPr>
+          <w:color w:val="000000"/>
+          <w:sz w:val="27"/>
+          <w:szCs w:val="27"/>
+          <w:lang w:val="lv-LV"/>
+        </w:rPr>
+        <w:t>. Tiek pieskaitīts +1 pie veikto minējumu skaita augšējā kreisajā stūrī.</w:t>
+      </w:r>
+    </w:p>
+    <w:p>
+      <w:pPr>
+        <w:pStyle w:val="ListParagraph"/>
+        <w:numPr>
+          <w:ilvl w:val="0"/>
+          <w:numId w:val="19"/>
+        </w:numPr>
+        <w:spacing w:before="100" w:beforeAutospacing="1" w:after="100" w:afterAutospacing="1" w:line="240" w:lineRule="auto"/>
+        <w:rPr>
+          <w:rFonts w:ascii="Times New Roman" w:eastAsia="Times New Roman" w:hAnsi="Times New Roman" w:cs="Times New Roman"/>
+          <w:sz w:val="28"/>
+          <w:szCs w:val="24"/>
+          <w:lang w:val="lv-LV" w:eastAsia="lv-LV"/>
+        </w:rPr>
+      </w:pPr>
+      <w:r>
+        <w:rPr>
+          <w:color w:val="000000"/>
+          <w:sz w:val="27"/>
+          <w:szCs w:val="27"/>
+          <w:lang w:val="lv-LV"/>
+        </w:rPr>
+        <w:lastRenderedPageBreak/>
+        <w:t xml:space="preserve">Kad uztādījumu skatā ievadītais intervālu skaits ir ticis atskaņot poga </w:t>
+      </w:r>
+      <w:r>
+        <w:rPr>
+          <w:color w:val="000000"/>
+          <w:sz w:val="27"/>
+          <w:szCs w:val="27"/>
+          <w:lang w:val="lv-LV"/>
+        </w:rPr>
+        <w:t>"</w:t>
+      </w:r>
+      <w:r>
+        <w:rPr>
+          <w:color w:val="000000"/>
+          <w:sz w:val="27"/>
+          <w:szCs w:val="27"/>
+          <w:lang w:val="lv-LV"/>
+        </w:rPr>
+        <w:t>Atskaņot intervālu</w:t>
+      </w:r>
+      <w:r>
+        <w:rPr>
+          <w:color w:val="000000"/>
+          <w:sz w:val="27"/>
+          <w:szCs w:val="27"/>
+          <w:lang w:val="lv-LV"/>
+        </w:rPr>
+        <w:t>"</w:t>
+      </w:r>
+      <w:r>
+        <w:rPr>
+          <w:color w:val="000000"/>
+          <w:sz w:val="27"/>
+          <w:szCs w:val="27"/>
+          <w:lang w:val="lv-LV"/>
+        </w:rPr>
+        <w:t xml:space="preserve"> pārvēršas par pogu </w:t>
+      </w:r>
+      <w:r>
+        <w:rPr>
+          <w:color w:val="000000"/>
+          <w:sz w:val="27"/>
+          <w:szCs w:val="27"/>
+          <w:lang w:val="lv-LV"/>
+        </w:rPr>
+        <w:t>"</w:t>
+      </w:r>
+      <w:r>
+        <w:rPr>
+          <w:color w:val="000000"/>
+          <w:sz w:val="27"/>
+          <w:szCs w:val="27"/>
+          <w:lang w:val="lv-LV"/>
+        </w:rPr>
+        <w:t>Beigt sesiju</w:t>
+      </w:r>
+      <w:r>
+        <w:rPr>
+          <w:color w:val="000000"/>
+          <w:sz w:val="27"/>
+          <w:szCs w:val="27"/>
+          <w:lang w:val="lv-LV"/>
+        </w:rPr>
+        <w:t>"</w:t>
+      </w:r>
+      <w:r>
+        <w:rPr>
+          <w:color w:val="000000"/>
+          <w:sz w:val="27"/>
+          <w:szCs w:val="27"/>
+          <w:lang w:val="lv-LV"/>
+        </w:rPr>
+        <w:t>.</w:t>
+      </w:r>
+      <w:r>
+        <w:rPr>
+          <w:noProof/>
+          <w:color w:val="000000"/>
+          <w:sz w:val="27"/>
+          <w:szCs w:val="27"/>
+          <w:lang w:val="lv-LV" w:eastAsia="lv-LV"/>
+        </w:rPr>
+        <w:drawing>
+          <wp:inline distT="0" distB="0" distL="0" distR="0" wp14:anchorId="57CCFC89" wp14:editId="61290F18">
+            <wp:extent cx="6645910" cy="3878580"/>
+            <wp:effectExtent l="0" t="0" r="2540" b="7620"/>
+            <wp:docPr id="7" name="Picture 7"/>
+            <wp:cNvGraphicFramePr>
+              <a:graphicFrameLocks xmlns:a="http://schemas.openxmlformats.org/drawingml/2006/main" noChangeAspect="1"/>
+            </wp:cNvGraphicFramePr>
+            <a:graphic xmlns:a="http://schemas.openxmlformats.org/drawingml/2006/main">
+              <a:graphicData uri="http://schemas.openxmlformats.org/drawingml/2006/picture">
+                <pic:pic xmlns:pic="http://schemas.openxmlformats.org/drawingml/2006/picture">
+                  <pic:nvPicPr>
+                    <pic:cNvPr id="1" name=""/>
+                    <pic:cNvPicPr/>
+                  </pic:nvPicPr>
+                  <pic:blipFill>
+                    <a:blip r:embed="rId11"/>
+                    <a:stretch>
+                      <a:fillRect/>
+                    </a:stretch>
+                  </pic:blipFill>
+                  <pic:spPr>
+                    <a:xfrm>
+                      <a:off x="0" y="0"/>
+                      <a:ext cx="6645910" cy="3878580"/>
+                    </a:xfrm>
+                    <a:prstGeom prst="rect">
+                      <a:avLst/>
+                    </a:prstGeom>
+                  </pic:spPr>
+                </pic:pic>
+              </a:graphicData>
+            </a:graphic>
+          </wp:inline>
+        </w:drawing>
+      </w:r>
+    </w:p>
+    <w:p>
+      <w:pPr>
+        <w:pStyle w:val="ListParagraph"/>
+        <w:numPr>
+          <w:ilvl w:val="0"/>
+          <w:numId w:val="19"/>
+        </w:numPr>
+        <w:spacing w:before="100" w:beforeAutospacing="1" w:after="100" w:afterAutospacing="1" w:line="240" w:lineRule="auto"/>
+        <w:rPr>
+          <w:rFonts w:ascii="Times New Roman" w:eastAsia="Times New Roman" w:hAnsi="Times New Roman" w:cs="Times New Roman"/>
+          <w:sz w:val="28"/>
+          <w:szCs w:val="24"/>
+          <w:lang w:val="lv-LV" w:eastAsia="lv-LV"/>
+        </w:rPr>
+      </w:pPr>
+      <w:r>
+        <w:rPr>
+          <w:rFonts w:ascii="Times New Roman" w:eastAsia="Times New Roman" w:hAnsi="Times New Roman" w:cs="Times New Roman"/>
+          <w:sz w:val="28"/>
+          <w:szCs w:val="24"/>
+          <w:lang w:val="lv-LV" w:eastAsia="lv-LV"/>
+        </w:rPr>
+        <w:t xml:space="preserve">Nospiežot pogu </w:t>
+      </w:r>
+      <w:r>
+        <w:rPr>
+          <w:color w:val="000000"/>
+          <w:sz w:val="27"/>
+          <w:szCs w:val="27"/>
+          <w:lang w:val="lv-LV"/>
+        </w:rPr>
+        <w:t>"</w:t>
+      </w:r>
+      <w:r>
+        <w:rPr>
+          <w:color w:val="000000"/>
+          <w:sz w:val="27"/>
+          <w:szCs w:val="27"/>
+          <w:lang w:val="lv-LV"/>
+        </w:rPr>
+        <w:t>Beigt sesiju</w:t>
+      </w:r>
+      <w:r>
+        <w:rPr>
+          <w:color w:val="000000"/>
+          <w:sz w:val="27"/>
+          <w:szCs w:val="27"/>
+          <w:lang w:val="lv-LV"/>
+        </w:rPr>
+        <w:t>"</w:t>
+      </w:r>
+      <w:r>
+        <w:rPr>
+          <w:color w:val="000000"/>
+          <w:sz w:val="27"/>
+          <w:szCs w:val="27"/>
+          <w:lang w:val="lv-LV"/>
+        </w:rPr>
+        <w:t xml:space="preserve"> tiek aizvērt intervālu skats un atvērts beigu skats.</w:t>
+      </w:r>
+    </w:p>
+    <w:p>
+      <w:pPr>
+        <w:pStyle w:val="ListParagraph"/>
+        <w:numPr>
+          <w:ilvl w:val="0"/>
+          <w:numId w:val="19"/>
+        </w:numPr>
+        <w:spacing w:before="100" w:beforeAutospacing="1" w:after="100" w:afterAutospacing="1" w:line="240" w:lineRule="auto"/>
+        <w:rPr>
+          <w:rFonts w:ascii="Times New Roman" w:eastAsia="Times New Roman" w:hAnsi="Times New Roman" w:cs="Times New Roman"/>
+          <w:sz w:val="28"/>
+          <w:szCs w:val="24"/>
+          <w:lang w:val="lv-LV" w:eastAsia="lv-LV"/>
+        </w:rPr>
+      </w:pPr>
+      <w:r>
+        <w:rPr>
+          <w:rFonts w:ascii="Times New Roman" w:eastAsia="Times New Roman" w:hAnsi="Times New Roman" w:cs="Times New Roman"/>
+          <w:sz w:val="28"/>
+          <w:szCs w:val="24"/>
+          <w:lang w:val="lv-LV" w:eastAsia="lv-LV"/>
+        </w:rPr>
+        <w:t xml:space="preserve"> Beigu skatā nospiežot pogu </w:t>
+      </w:r>
+      <w:r>
+        <w:rPr>
+          <w:color w:val="000000"/>
+          <w:sz w:val="27"/>
+          <w:szCs w:val="27"/>
+          <w:lang w:val="lv-LV"/>
+        </w:rPr>
+        <w:t>"</w:t>
+      </w:r>
+      <w:r>
+        <w:rPr>
+          <w:color w:val="000000"/>
+          <w:sz w:val="27"/>
+          <w:szCs w:val="27"/>
+          <w:lang w:val="lv-LV"/>
+        </w:rPr>
+        <w:t>Spēlēt vēlreiz</w:t>
+      </w:r>
+      <w:r>
+        <w:rPr>
+          <w:color w:val="000000"/>
+          <w:sz w:val="27"/>
+          <w:szCs w:val="27"/>
+          <w:lang w:val="lv-LV"/>
+        </w:rPr>
+        <w:t>"</w:t>
+      </w:r>
+      <w:r>
+        <w:rPr>
+          <w:color w:val="000000"/>
+          <w:sz w:val="27"/>
+          <w:szCs w:val="27"/>
+          <w:lang w:val="lv-LV"/>
+        </w:rPr>
+        <w:t>, tiek atvērts intervālu skats un jaunā sesija izmanto iepriekšējā sesijā ievadītos uzstādījumus.</w:t>
+      </w:r>
+    </w:p>
+    <w:p>
+      <w:pPr>
+        <w:pStyle w:val="ListParagraph"/>
+        <w:numPr>
+          <w:ilvl w:val="0"/>
+          <w:numId w:val="19"/>
+        </w:numPr>
+        <w:spacing w:before="100" w:beforeAutospacing="1" w:after="100" w:afterAutospacing="1" w:line="240" w:lineRule="auto"/>
+        <w:rPr>
+          <w:rFonts w:ascii="Times New Roman" w:eastAsia="Times New Roman" w:hAnsi="Times New Roman" w:cs="Times New Roman"/>
+          <w:sz w:val="28"/>
+          <w:szCs w:val="24"/>
+          <w:lang w:val="lv-LV" w:eastAsia="lv-LV"/>
+        </w:rPr>
+      </w:pPr>
+      <w:r>
+        <w:rPr>
+          <w:color w:val="000000"/>
+          <w:sz w:val="27"/>
+          <w:szCs w:val="27"/>
+          <w:lang w:val="lv-LV"/>
+        </w:rPr>
+        <w:t xml:space="preserve">Beigu skatā nospiežot pogu </w:t>
+      </w:r>
+      <w:r>
+        <w:rPr>
+          <w:color w:val="000000"/>
+          <w:sz w:val="27"/>
+          <w:szCs w:val="27"/>
+          <w:lang w:val="lv-LV"/>
+        </w:rPr>
+        <w:t>"</w:t>
+      </w:r>
+      <w:r>
+        <w:rPr>
+          <w:color w:val="000000"/>
+          <w:sz w:val="27"/>
+          <w:szCs w:val="27"/>
+          <w:lang w:val="lv-LV"/>
+        </w:rPr>
+        <w:t>Sesijas uzstādījumi</w:t>
+      </w:r>
+      <w:r>
+        <w:rPr>
+          <w:color w:val="000000"/>
+          <w:sz w:val="27"/>
+          <w:szCs w:val="27"/>
+          <w:lang w:val="lv-LV"/>
+        </w:rPr>
+        <w:t>"</w:t>
+      </w:r>
+      <w:r>
+        <w:rPr>
+          <w:color w:val="000000"/>
+          <w:sz w:val="27"/>
+          <w:szCs w:val="27"/>
+          <w:lang w:val="lv-LV"/>
+        </w:rPr>
+        <w:t xml:space="preserve"> tiek atvēts uzstādījumu skats un lietotājs var vēlreiz ievadīt sesijas uzstādījuma</w:t>
+      </w:r>
+      <w:bookmarkStart w:id="0" w:name="_GoBack"/>
+      <w:bookmarkEnd w:id="0"/>
+      <w:r>
+        <w:rPr>
+          <w:color w:val="000000"/>
+          <w:sz w:val="27"/>
+          <w:szCs w:val="27"/>
+          <w:lang w:val="lv-LV"/>
+        </w:rPr>
+        <w:t xml:space="preserve"> datus.</w:t>
+      </w:r>
+    </w:p>
+    <w:p>
+      <w:pPr>
+        <w:spacing w:before="100" w:beforeAutospacing="1" w:after="100" w:afterAutospacing="1" w:line="240" w:lineRule="auto"/>
+        <w:rPr>
+          <w:rFonts w:ascii="Times New Roman" w:eastAsia="Times New Roman" w:hAnsi="Times New Roman" w:cs="Times New Roman"/>
+          <w:sz w:val="28"/>
+          <w:szCs w:val="24"/>
+          <w:lang w:val="lv-LV" w:eastAsia="lv-LV"/>
+        </w:rPr>
+      </w:pPr>
+      <w:r>
+        <w:rPr>
+          <w:rFonts w:ascii="Times New Roman" w:eastAsia="Times New Roman" w:hAnsi="Times New Roman" w:cs="Times New Roman"/>
+          <w:noProof/>
+          <w:sz w:val="28"/>
+          <w:szCs w:val="24"/>
+          <w:lang w:val="lv-LV" w:eastAsia="lv-LV"/>
+        </w:rPr>
+        <w:drawing>
+          <wp:inline distT="0" distB="0" distL="0" distR="0" wp14:anchorId="2275500D" wp14:editId="797208D3">
+            <wp:extent cx="6645910" cy="3888740"/>
+            <wp:effectExtent l="0" t="0" r="2540" b="0"/>
+            <wp:docPr id="9" name="Picture 9"/>
+            <wp:cNvGraphicFramePr>
+              <a:graphicFrameLocks xmlns:a="http://schemas.openxmlformats.org/drawingml/2006/main" noChangeAspect="1"/>
+            </wp:cNvGraphicFramePr>
+            <a:graphic xmlns:a="http://schemas.openxmlformats.org/drawingml/2006/main">
+              <a:graphicData uri="http://schemas.openxmlformats.org/drawingml/2006/picture">
+                <pic:pic xmlns:pic="http://schemas.openxmlformats.org/drawingml/2006/picture">
+                  <pic:nvPicPr>
+                    <pic:cNvPr id="1" name=""/>
+                    <pic:cNvPicPr/>
+                  </pic:nvPicPr>
+                  <pic:blipFill>
+                    <a:blip r:embed="rId12"/>
+                    <a:stretch>
+                      <a:fillRect/>
+                    </a:stretch>
+                  </pic:blipFill>
+                  <pic:spPr>
+                    <a:xfrm>
+                      <a:off x="0" y="0"/>
+                      <a:ext cx="6645910" cy="3888740"/>
+                    </a:xfrm>
+                    <a:prstGeom prst="rect">
+                      <a:avLst/>
+                    </a:prstGeom>
+                  </pic:spPr>
+                </pic:pic>
+              </a:graphicData>
+            </a:graphic>
+          </wp:inline>
+        </w:drawing>
+      </w:r>
+    </w:p>
+    <w:p>
+      <w:pPr>
         <w:spacing w:after="0" w:line="240" w:lineRule="auto"/>
         <w:jc w:val="both"/>
         <w:rPr>
@@ -5148,10 +6779,9 @@
           <w:szCs w:val="24"/>
           <w:lang w:val="lv-LV" w:eastAsia="lv-LV"/>
         </w:rPr>
+        <w:lastRenderedPageBreak/>
         <w:t>Pielikums - programmas kods</w:t>
       </w:r>
-      <w:bookmarkStart w:id="0" w:name="_GoBack"/>
-      <w:bookmarkEnd w:id="0"/>
     </w:p>
     <w:p>
       <w:pPr>
@@ -5992,7 +7622,7 @@
   <w:abstractNum w:abstractNumId="7" w15:restartNumberingAfterBreak="0">
     <w:nsid w:val="24A877F1"/>
     <w:multiLevelType w:val="hybridMultilevel"/>
-    <w:tmpl w:val="69CE86C0"/>
+    <w:tmpl w:val="51ACA9FE"/>
     <w:lvl w:ilvl="0" w:tplc="0426000F">
       <w:start w:val="1"/>
       <w:numFmt w:val="decimal"/>
@@ -6401,6 +8031,209 @@
     </w:lvl>
   </w:abstractNum>
   <w:abstractNum w:abstractNumId="10" w15:restartNumberingAfterBreak="0">
+    <w:nsid w:val="35DE3683"/>
+    <w:multiLevelType w:val="hybridMultilevel"/>
+    <w:tmpl w:val="1F36D588"/>
+    <w:lvl w:ilvl="0" w:tplc="04260001">
+      <w:start w:val="1"/>
+      <w:numFmt w:val="bullet"/>
+      <w:lvlText w:val=""/>
+      <w:lvlJc w:val="left"/>
+      <w:pPr>
+        <w:ind w:left="1440" w:hanging="360"/>
+      </w:pPr>
+      <w:rPr>
+        <w:rFonts w:ascii="Symbol" w:hAnsi="Symbol" w:hint="default"/>
+      </w:rPr>
+    </w:lvl>
+    <w:lvl w:ilvl="1" w:tplc="04260003" w:tentative="1">
+      <w:start w:val="1"/>
+      <w:numFmt w:val="bullet"/>
+      <w:lvlText w:val="o"/>
+      <w:lvlJc w:val="left"/>
+      <w:pPr>
+        <w:ind w:left="2160" w:hanging="360"/>
+      </w:pPr>
+      <w:rPr>
+        <w:rFonts w:ascii="Courier New" w:hAnsi="Courier New" w:cs="Courier New" w:hint="default"/>
+      </w:rPr>
+    </w:lvl>
+    <w:lvl w:ilvl="2" w:tplc="04260005" w:tentative="1">
+      <w:start w:val="1"/>
+      <w:numFmt w:val="bullet"/>
+      <w:lvlText w:val=""/>
+      <w:lvlJc w:val="left"/>
+      <w:pPr>
+        <w:ind w:left="2880" w:hanging="360"/>
+      </w:pPr>
+      <w:rPr>
+        <w:rFonts w:ascii="Wingdings" w:hAnsi="Wingdings" w:hint="default"/>
+      </w:rPr>
+    </w:lvl>
+    <w:lvl w:ilvl="3" w:tplc="04260001" w:tentative="1">
+      <w:start w:val="1"/>
+      <w:numFmt w:val="bullet"/>
+      <w:lvlText w:val=""/>
+      <w:lvlJc w:val="left"/>
+      <w:pPr>
+        <w:ind w:left="3600" w:hanging="360"/>
+      </w:pPr>
+      <w:rPr>
+        <w:rFonts w:ascii="Symbol" w:hAnsi="Symbol" w:hint="default"/>
+      </w:rPr>
+    </w:lvl>
+    <w:lvl w:ilvl="4" w:tplc="04260003" w:tentative="1">
+      <w:start w:val="1"/>
+      <w:numFmt w:val="bullet"/>
+      <w:lvlText w:val="o"/>
+      <w:lvlJc w:val="left"/>
+      <w:pPr>
+        <w:ind w:left="4320" w:hanging="360"/>
+      </w:pPr>
+      <w:rPr>
+        <w:rFonts w:ascii="Courier New" w:hAnsi="Courier New" w:cs="Courier New" w:hint="default"/>
+      </w:rPr>
+    </w:lvl>
+    <w:lvl w:ilvl="5" w:tplc="04260005" w:tentative="1">
+      <w:start w:val="1"/>
+      <w:numFmt w:val="bullet"/>
+      <w:lvlText w:val=""/>
+      <w:lvlJc w:val="left"/>
+      <w:pPr>
+        <w:ind w:left="5040" w:hanging="360"/>
+      </w:pPr>
+      <w:rPr>
+        <w:rFonts w:ascii="Wingdings" w:hAnsi="Wingdings" w:hint="default"/>
+      </w:rPr>
+    </w:lvl>
+    <w:lvl w:ilvl="6" w:tplc="04260001" w:tentative="1">
+      <w:start w:val="1"/>
+      <w:numFmt w:val="bullet"/>
+      <w:lvlText w:val=""/>
+      <w:lvlJc w:val="left"/>
+      <w:pPr>
+        <w:ind w:left="5760" w:hanging="360"/>
+      </w:pPr>
+      <w:rPr>
+        <w:rFonts w:ascii="Symbol" w:hAnsi="Symbol" w:hint="default"/>
+      </w:rPr>
+    </w:lvl>
+    <w:lvl w:ilvl="7" w:tplc="04260003" w:tentative="1">
+      <w:start w:val="1"/>
+      <w:numFmt w:val="bullet"/>
+      <w:lvlText w:val="o"/>
+      <w:lvlJc w:val="left"/>
+      <w:pPr>
+        <w:ind w:left="6480" w:hanging="360"/>
+      </w:pPr>
+      <w:rPr>
+        <w:rFonts w:ascii="Courier New" w:hAnsi="Courier New" w:cs="Courier New" w:hint="default"/>
+      </w:rPr>
+    </w:lvl>
+    <w:lvl w:ilvl="8" w:tplc="04260005" w:tentative="1">
+      <w:start w:val="1"/>
+      <w:numFmt w:val="bullet"/>
+      <w:lvlText w:val=""/>
+      <w:lvlJc w:val="left"/>
+      <w:pPr>
+        <w:ind w:left="7200" w:hanging="360"/>
+      </w:pPr>
+      <w:rPr>
+        <w:rFonts w:ascii="Wingdings" w:hAnsi="Wingdings" w:hint="default"/>
+      </w:rPr>
+    </w:lvl>
+  </w:abstractNum>
+  <w:abstractNum w:abstractNumId="11" w15:restartNumberingAfterBreak="0">
+    <w:nsid w:val="444B3744"/>
+    <w:multiLevelType w:val="hybridMultilevel"/>
+    <w:tmpl w:val="8154F4EE"/>
+    <w:lvl w:ilvl="0" w:tplc="E3643A04">
+      <w:start w:val="1"/>
+      <w:numFmt w:val="decimal"/>
+      <w:lvlText w:val="%1."/>
+      <w:lvlJc w:val="left"/>
+      <w:pPr>
+        <w:ind w:left="360" w:hanging="360"/>
+      </w:pPr>
+      <w:rPr>
+        <w:rFonts w:hint="default"/>
+        <w:b w:val="0"/>
+      </w:rPr>
+    </w:lvl>
+    <w:lvl w:ilvl="1" w:tplc="04260019" w:tentative="1">
+      <w:start w:val="1"/>
+      <w:numFmt w:val="lowerLetter"/>
+      <w:lvlText w:val="%2."/>
+      <w:lvlJc w:val="left"/>
+      <w:pPr>
+        <w:ind w:left="1080" w:hanging="360"/>
+      </w:pPr>
+    </w:lvl>
+    <w:lvl w:ilvl="2" w:tplc="0426001B" w:tentative="1">
+      <w:start w:val="1"/>
+      <w:numFmt w:val="lowerRoman"/>
+      <w:lvlText w:val="%3."/>
+      <w:lvlJc w:val="right"/>
+      <w:pPr>
+        <w:ind w:left="1800" w:hanging="180"/>
+      </w:pPr>
+    </w:lvl>
+    <w:lvl w:ilvl="3" w:tplc="0426000F" w:tentative="1">
+      <w:start w:val="1"/>
+      <w:numFmt w:val="decimal"/>
+      <w:lvlText w:val="%4."/>
+      <w:lvlJc w:val="left"/>
+      <w:pPr>
+        <w:ind w:left="2520" w:hanging="360"/>
+      </w:pPr>
+    </w:lvl>
+    <w:lvl w:ilvl="4" w:tplc="04260019" w:tentative="1">
+      <w:start w:val="1"/>
+      <w:numFmt w:val="lowerLetter"/>
+      <w:lvlText w:val="%5."/>
+      <w:lvlJc w:val="left"/>
+      <w:pPr>
+        <w:ind w:left="3240" w:hanging="360"/>
+      </w:pPr>
+    </w:lvl>
+    <w:lvl w:ilvl="5" w:tplc="0426001B" w:tentative="1">
+      <w:start w:val="1"/>
+      <w:numFmt w:val="lowerRoman"/>
+      <w:lvlText w:val="%6."/>
+      <w:lvlJc w:val="right"/>
+      <w:pPr>
+        <w:ind w:left="3960" w:hanging="180"/>
+      </w:pPr>
+    </w:lvl>
+    <w:lvl w:ilvl="6" w:tplc="0426000F" w:tentative="1">
+      <w:start w:val="1"/>
+      <w:numFmt w:val="decimal"/>
+      <w:lvlText w:val="%7."/>
+      <w:lvlJc w:val="left"/>
+      <w:pPr>
+        <w:ind w:left="4680" w:hanging="360"/>
+      </w:pPr>
+    </w:lvl>
+    <w:lvl w:ilvl="7" w:tplc="04260019" w:tentative="1">
+      <w:start w:val="1"/>
+      <w:numFmt w:val="lowerLetter"/>
+      <w:lvlText w:val="%8."/>
+      <w:lvlJc w:val="left"/>
+      <w:pPr>
+        <w:ind w:left="5400" w:hanging="360"/>
+      </w:pPr>
+    </w:lvl>
+    <w:lvl w:ilvl="8" w:tplc="0426001B" w:tentative="1">
+      <w:start w:val="1"/>
+      <w:numFmt w:val="lowerRoman"/>
+      <w:lvlText w:val="%9."/>
+      <w:lvlJc w:val="right"/>
+      <w:pPr>
+        <w:ind w:left="6120" w:hanging="180"/>
+      </w:pPr>
+    </w:lvl>
+  </w:abstractNum>
+  <w:abstractNum w:abstractNumId="12" w15:restartNumberingAfterBreak="0">
     <w:nsid w:val="4CEB232D"/>
     <w:multiLevelType w:val="hybridMultilevel"/>
     <w:tmpl w:val="2242A370"/>
@@ -6513,7 +8346,7 @@
       </w:rPr>
     </w:lvl>
   </w:abstractNum>
-  <w:abstractNum w:abstractNumId="11" w15:restartNumberingAfterBreak="0">
+  <w:abstractNum w:abstractNumId="13" w15:restartNumberingAfterBreak="0">
     <w:nsid w:val="50A34C7C"/>
     <w:multiLevelType w:val="hybridMultilevel"/>
     <w:tmpl w:val="CB26E8F8"/>
@@ -6626,7 +8459,7 @@
       </w:rPr>
     </w:lvl>
   </w:abstractNum>
-  <w:abstractNum w:abstractNumId="12" w15:restartNumberingAfterBreak="0">
+  <w:abstractNum w:abstractNumId="14" w15:restartNumberingAfterBreak="0">
     <w:nsid w:val="558216F5"/>
     <w:multiLevelType w:val="hybridMultilevel"/>
     <w:tmpl w:val="CC5698C2"/>
@@ -6739,7 +8572,120 @@
       </w:rPr>
     </w:lvl>
   </w:abstractNum>
-  <w:abstractNum w:abstractNumId="13" w15:restartNumberingAfterBreak="0">
+  <w:abstractNum w:abstractNumId="15" w15:restartNumberingAfterBreak="0">
+    <w:nsid w:val="59E90B31"/>
+    <w:multiLevelType w:val="hybridMultilevel"/>
+    <w:tmpl w:val="07767F6E"/>
+    <w:lvl w:ilvl="0" w:tplc="04260001">
+      <w:start w:val="1"/>
+      <w:numFmt w:val="bullet"/>
+      <w:lvlText w:val=""/>
+      <w:lvlJc w:val="left"/>
+      <w:pPr>
+        <w:ind w:left="720" w:hanging="360"/>
+      </w:pPr>
+      <w:rPr>
+        <w:rFonts w:ascii="Symbol" w:hAnsi="Symbol" w:hint="default"/>
+      </w:rPr>
+    </w:lvl>
+    <w:lvl w:ilvl="1" w:tplc="04260003" w:tentative="1">
+      <w:start w:val="1"/>
+      <w:numFmt w:val="bullet"/>
+      <w:lvlText w:val="o"/>
+      <w:lvlJc w:val="left"/>
+      <w:pPr>
+        <w:ind w:left="1440" w:hanging="360"/>
+      </w:pPr>
+      <w:rPr>
+        <w:rFonts w:ascii="Courier New" w:hAnsi="Courier New" w:cs="Courier New" w:hint="default"/>
+      </w:rPr>
+    </w:lvl>
+    <w:lvl w:ilvl="2" w:tplc="04260005" w:tentative="1">
+      <w:start w:val="1"/>
+      <w:numFmt w:val="bullet"/>
+      <w:lvlText w:val=""/>
+      <w:lvlJc w:val="left"/>
+      <w:pPr>
+        <w:ind w:left="2160" w:hanging="360"/>
+      </w:pPr>
+      <w:rPr>
+        <w:rFonts w:ascii="Wingdings" w:hAnsi="Wingdings" w:hint="default"/>
+      </w:rPr>
+    </w:lvl>
+    <w:lvl w:ilvl="3" w:tplc="04260001" w:tentative="1">
+      <w:start w:val="1"/>
+      <w:numFmt w:val="bullet"/>
+      <w:lvlText w:val=""/>
+      <w:lvlJc w:val="left"/>
+      <w:pPr>
+        <w:ind w:left="2880" w:hanging="360"/>
+      </w:pPr>
+      <w:rPr>
+        <w:rFonts w:ascii="Symbol" w:hAnsi="Symbol" w:hint="default"/>
+      </w:rPr>
+    </w:lvl>
+    <w:lvl w:ilvl="4" w:tplc="04260003" w:tentative="1">
+      <w:start w:val="1"/>
+      <w:numFmt w:val="bullet"/>
+      <w:lvlText w:val="o"/>
+      <w:lvlJc w:val="left"/>
+      <w:pPr>
+        <w:ind w:left="3600" w:hanging="360"/>
+      </w:pPr>
+      <w:rPr>
+        <w:rFonts w:ascii="Courier New" w:hAnsi="Courier New" w:cs="Courier New" w:hint="default"/>
+      </w:rPr>
+    </w:lvl>
+    <w:lvl w:ilvl="5" w:tplc="04260005" w:tentative="1">
+      <w:start w:val="1"/>
+      <w:numFmt w:val="bullet"/>
+      <w:lvlText w:val=""/>
+      <w:lvlJc w:val="left"/>
+      <w:pPr>
+        <w:ind w:left="4320" w:hanging="360"/>
+      </w:pPr>
+      <w:rPr>
+        <w:rFonts w:ascii="Wingdings" w:hAnsi="Wingdings" w:hint="default"/>
+      </w:rPr>
+    </w:lvl>
+    <w:lvl w:ilvl="6" w:tplc="04260001" w:tentative="1">
+      <w:start w:val="1"/>
+      <w:numFmt w:val="bullet"/>
+      <w:lvlText w:val=""/>
+      <w:lvlJc w:val="left"/>
+      <w:pPr>
+        <w:ind w:left="5040" w:hanging="360"/>
+      </w:pPr>
+      <w:rPr>
+        <w:rFonts w:ascii="Symbol" w:hAnsi="Symbol" w:hint="default"/>
+      </w:rPr>
+    </w:lvl>
+    <w:lvl w:ilvl="7" w:tplc="04260003" w:tentative="1">
+      <w:start w:val="1"/>
+      <w:numFmt w:val="bullet"/>
+      <w:lvlText w:val="o"/>
+      <w:lvlJc w:val="left"/>
+      <w:pPr>
+        <w:ind w:left="5760" w:hanging="360"/>
+      </w:pPr>
+      <w:rPr>
+        <w:rFonts w:ascii="Courier New" w:hAnsi="Courier New" w:cs="Courier New" w:hint="default"/>
+      </w:rPr>
+    </w:lvl>
+    <w:lvl w:ilvl="8" w:tplc="04260005" w:tentative="1">
+      <w:start w:val="1"/>
+      <w:numFmt w:val="bullet"/>
+      <w:lvlText w:val=""/>
+      <w:lvlJc w:val="left"/>
+      <w:pPr>
+        <w:ind w:left="6480" w:hanging="360"/>
+      </w:pPr>
+      <w:rPr>
+        <w:rFonts w:ascii="Wingdings" w:hAnsi="Wingdings" w:hint="default"/>
+      </w:rPr>
+    </w:lvl>
+  </w:abstractNum>
+  <w:abstractNum w:abstractNumId="16" w15:restartNumberingAfterBreak="0">
     <w:nsid w:val="5AA77EA8"/>
     <w:multiLevelType w:val="multilevel"/>
     <w:tmpl w:val="6E9605F6"/>
@@ -6852,7 +8798,7 @@
       </w:rPr>
     </w:lvl>
   </w:abstractNum>
-  <w:abstractNum w:abstractNumId="14" w15:restartNumberingAfterBreak="0">
+  <w:abstractNum w:abstractNumId="17" w15:restartNumberingAfterBreak="0">
     <w:nsid w:val="69F05F54"/>
     <w:multiLevelType w:val="multilevel"/>
     <w:tmpl w:val="EB0A9EDC"/>
@@ -7001,7 +8947,7 @@
       </w:rPr>
     </w:lvl>
   </w:abstractNum>
-  <w:abstractNum w:abstractNumId="15" w15:restartNumberingAfterBreak="0">
+  <w:abstractNum w:abstractNumId="18" w15:restartNumberingAfterBreak="0">
     <w:nsid w:val="6A853D25"/>
     <w:multiLevelType w:val="multilevel"/>
     <w:tmpl w:val="E4820704"/>
@@ -7124,13 +9070,13 @@
     <w:abstractNumId w:val="3"/>
   </w:num>
   <w:num w:numId="4">
+    <w:abstractNumId w:val="16"/>
+  </w:num>
+  <w:num w:numId="5">
     <w:abstractNumId w:val="13"/>
   </w:num>
-  <w:num w:numId="5">
-    <w:abstractNumId w:val="11"/>
-  </w:num>
   <w:num w:numId="6">
-    <w:abstractNumId w:val="14"/>
+    <w:abstractNumId w:val="17"/>
   </w:num>
   <w:num w:numId="7">
     <w:abstractNumId w:val="6"/>
@@ -7142,13 +9088,13 @@
     <w:abstractNumId w:val="1"/>
   </w:num>
   <w:num w:numId="10">
-    <w:abstractNumId w:val="10"/>
+    <w:abstractNumId w:val="12"/>
   </w:num>
   <w:num w:numId="11">
     <w:abstractNumId w:val="8"/>
   </w:num>
   <w:num w:numId="12">
-    <w:abstractNumId w:val="15"/>
+    <w:abstractNumId w:val="18"/>
   </w:num>
   <w:num w:numId="13">
     <w:abstractNumId w:val="4"/>
@@ -7160,7 +9106,16 @@
     <w:abstractNumId w:val="9"/>
   </w:num>
   <w:num w:numId="16">
-    <w:abstractNumId w:val="12"/>
+    <w:abstractNumId w:val="14"/>
+  </w:num>
+  <w:num w:numId="17">
+    <w:abstractNumId w:val="10"/>
+  </w:num>
+  <w:num w:numId="18">
+    <w:abstractNumId w:val="15"/>
+  </w:num>
+  <w:num w:numId="19">
+    <w:abstractNumId w:val="11"/>
   </w:num>
 </w:numbering>
 </file>

--- a/Intervalu dokumentacija.docx
+++ b/Intervalu dokumentacija.docx
@@ -1774,7 +1774,21 @@
                 <w:rStyle w:val="Hyperlink"/>
                 <w:noProof/>
               </w:rPr>
-              <w:t>4.3 Funkcionalitātes apraksts</w:t>
+              <w:t>4.3 Funkc</w:t>
+            </w:r>
+            <w:r>
+              <w:rPr>
+                <w:rStyle w:val="Hyperlink"/>
+                <w:noProof/>
+              </w:rPr>
+              <w:t>i</w:t>
+            </w:r>
+            <w:r>
+              <w:rPr>
+                <w:rStyle w:val="Hyperlink"/>
+                <w:noProof/>
+              </w:rPr>
+              <w:t>onalitātes apraksts</w:t>
             </w:r>
             <w:r>
               <w:rPr>
@@ -4451,7 +4465,7 @@
                 <w:szCs w:val="24"/>
                 <w:lang w:val="lv-LV" w:eastAsia="lv-LV"/>
               </w:rPr>
-              <w:t>3</w:t>
+              <w:t>2</w:t>
             </w:r>
           </w:p>
         </w:tc>
@@ -4772,6 +4786,8 @@
             </w:r>
           </w:p>
         </w:tc>
+        <w:bookmarkStart w:id="12" w:name="_GoBack"/>
+        <w:bookmarkEnd w:id="12"/>
       </w:tr>
       <w:tr>
         <w:trPr>
@@ -4904,7 +4920,7 @@
                 <w:szCs w:val="24"/>
                 <w:lang w:val="lv-LV" w:eastAsia="lv-LV"/>
               </w:rPr>
-              <w:t>2</w:t>
+              <w:t>5</w:t>
             </w:r>
           </w:p>
         </w:tc>
@@ -4991,7 +5007,7 @@
           <w:lang w:val="lv-LV" w:eastAsia="lv-LV"/>
         </w:rPr>
       </w:pPr>
-      <w:bookmarkStart w:id="12" w:name="_Toc229673313"/>
+      <w:bookmarkStart w:id="13" w:name="_Toc229673313"/>
       <w:r>
         <w:br w:type="page"/>
       </w:r>
@@ -5004,7 +5020,7 @@
         <w:lastRenderedPageBreak/>
         <w:t>4. Programmatūras projektējums</w:t>
       </w:r>
-      <w:bookmarkEnd w:id="12"/>
+      <w:bookmarkEnd w:id="13"/>
     </w:p>
     <w:p>
       <w:pPr>
@@ -5015,14 +5031,14 @@
         </w:numPr>
         <w:ind w:left="1080" w:hanging="360"/>
       </w:pPr>
-      <w:bookmarkStart w:id="13" w:name="_Toc229673314"/>
+      <w:bookmarkStart w:id="14" w:name="_Toc229673314"/>
       <w:r>
         <w:t xml:space="preserve">4.1 </w:t>
       </w:r>
       <w:r>
         <w:t>Tehnoloģiju apraksts</w:t>
       </w:r>
-      <w:bookmarkEnd w:id="13"/>
+      <w:bookmarkEnd w:id="14"/>
     </w:p>
     <w:p>
       <w:pPr>
@@ -5096,14 +5112,14 @@
         </w:numPr>
         <w:ind w:left="1080" w:hanging="360"/>
       </w:pPr>
-      <w:bookmarkStart w:id="14" w:name="_Toc229673315"/>
+      <w:bookmarkStart w:id="15" w:name="_Toc229673315"/>
       <w:r>
         <w:t xml:space="preserve">4.2 </w:t>
       </w:r>
       <w:r>
         <w:t>Struktūrskice</w:t>
       </w:r>
-      <w:bookmarkEnd w:id="14"/>
+      <w:bookmarkEnd w:id="15"/>
     </w:p>
     <w:p>
       <w:pPr>
@@ -5279,7 +5295,7 @@
           <w:lang w:val="lv-LV" w:eastAsia="lv-LV"/>
         </w:rPr>
       </w:pPr>
-      <w:bookmarkStart w:id="15" w:name="_Toc229673316"/>
+      <w:bookmarkStart w:id="16" w:name="_Toc229673316"/>
       <w:r>
         <w:rPr>
           <w:lang w:val="lv-LV"/>
@@ -5303,7 +5319,7 @@
       <w:r>
         <w:t>Funkcionalitātes apraksts</w:t>
       </w:r>
-      <w:bookmarkEnd w:id="15"/>
+      <w:bookmarkEnd w:id="16"/>
     </w:p>
     <w:p>
       <w:pPr>
@@ -6535,7 +6551,7 @@
         </w:rPr>
         <w:t>Notīra uzstādījumu skatu, parāda uzstādījumu skatu.</w:t>
       </w:r>
-      <w:bookmarkStart w:id="16" w:name="_Toc229673317"/>
+      <w:bookmarkStart w:id="17" w:name="_Toc229673317"/>
     </w:p>
     <w:p>
       <w:pPr>
@@ -6545,7 +6561,7 @@
         <w:lastRenderedPageBreak/>
         <w:t>5. Atkļūdošana un akcepttestēšana</w:t>
       </w:r>
-      <w:bookmarkEnd w:id="16"/>
+      <w:bookmarkEnd w:id="17"/>
     </w:p>
     <w:p>
       <w:pPr>
@@ -6556,14 +6572,14 @@
         </w:numPr>
         <w:ind w:left="1080" w:hanging="360"/>
       </w:pPr>
-      <w:bookmarkStart w:id="17" w:name="_Toc229673318"/>
+      <w:bookmarkStart w:id="18" w:name="_Toc229673318"/>
       <w:r>
         <w:t xml:space="preserve">5.1 </w:t>
       </w:r>
       <w:r>
         <w:t>Apraksts</w:t>
       </w:r>
-      <w:bookmarkEnd w:id="17"/>
+      <w:bookmarkEnd w:id="18"/>
     </w:p>
     <w:p>
       <w:pPr>
@@ -6688,14 +6704,14 @@
         </w:numPr>
         <w:ind w:left="1080" w:hanging="360"/>
       </w:pPr>
-      <w:bookmarkStart w:id="18" w:name="_Toc229673319"/>
+      <w:bookmarkStart w:id="19" w:name="_Toc229673319"/>
       <w:r>
         <w:t xml:space="preserve">5.2 </w:t>
       </w:r>
       <w:r>
         <w:t>Testpiemēru kopa</w:t>
       </w:r>
-      <w:bookmarkEnd w:id="18"/>
+      <w:bookmarkEnd w:id="19"/>
     </w:p>
     <w:tbl>
       <w:tblPr>
@@ -8671,7 +8687,7 @@
           <w:lang w:val="lv-LV" w:eastAsia="lv-LV"/>
         </w:rPr>
       </w:pPr>
-      <w:bookmarkStart w:id="19" w:name="_Toc229673320"/>
+      <w:bookmarkStart w:id="20" w:name="_Toc229673320"/>
       <w:r>
         <w:rPr>
           <w:lang w:val="it-IT"/>
@@ -8687,7 +8703,7 @@
         <w:lastRenderedPageBreak/>
         <w:t>6. Lietotāja ceļvedis</w:t>
       </w:r>
-      <w:bookmarkEnd w:id="19"/>
+      <w:bookmarkEnd w:id="20"/>
     </w:p>
     <w:p>
       <w:pPr>
@@ -9827,7 +9843,7 @@
           <w:lang w:val="lv-LV" w:eastAsia="lv-LV"/>
         </w:rPr>
       </w:pPr>
-      <w:bookmarkStart w:id="20" w:name="_Toc229673321"/>
+      <w:bookmarkStart w:id="21" w:name="_Toc229673321"/>
       <w:r>
         <w:br w:type="page"/>
       </w:r>
@@ -9843,7 +9859,7 @@
       <w:r>
         <w:t xml:space="preserve">Pielikums </w:t>
       </w:r>
-      <w:bookmarkEnd w:id="20"/>
+      <w:bookmarkEnd w:id="21"/>
     </w:p>
     <w:p>
       <w:pPr>
@@ -37221,8 +37237,6 @@
           <w:lang w:val="lv-LV" w:eastAsia="lv-LV"/>
         </w:rPr>
       </w:pPr>
-      <w:bookmarkStart w:id="21" w:name="_GoBack"/>
-      <w:bookmarkEnd w:id="21"/>
     </w:p>
     <w:sectPr>
       <w:pgSz w:w="11906" w:h="16838"/>
@@ -40919,7 +40933,7 @@
 </file>
 
 <file path=customXml/itemProps2.xml><?xml version="1.0" encoding="utf-8"?>
-<ds:datastoreItem xmlns:ds="http://schemas.openxmlformats.org/officeDocument/2006/customXml" ds:itemID="{6BEC3D0C-6940-424F-96FE-12C47163BE98}">
+<ds:datastoreItem xmlns:ds="http://schemas.openxmlformats.org/officeDocument/2006/customXml" ds:itemID="{B7C62311-7E3F-4C69-A8BD-39BDFC055513}">
   <ds:schemaRefs>
     <ds:schemaRef ds:uri="http://schemas.openxmlformats.org/officeDocument/2006/bibliography"/>
   </ds:schemaRefs>
